--- a/docs/BAO-CAO-DO-AN-LearnQuiz.docx
+++ b/docs/BAO-CAO-DO-AN-LearnQuiz.docx
@@ -193,112 +193,8 @@
           <w:sz w:val="28"/>
           <w:szCs w:val="28"/>
         </w:rPr>
-        <w:t xml:space="preserve">Học viên thực hiện:  ....................................................</w:t>
-      </w:r>
-    </w:p>
-    <w:p>
-      <w:pPr>
-        <w:spacing w:after="140" w:before="0" w:line="360" w:lineRule="auto"/>
-        <w:jc w:val="center"/>
-      </w:pPr>
-      <w:r>
-        <w:rPr>
-          <w:rFonts w:ascii="Times New Roman" w:cs="Times New Roman" w:eastAsia="Times New Roman" w:hAnsi="Times New Roman"/>
-          <w:sz w:val="28"/>
-          <w:szCs w:val="28"/>
-        </w:rPr>
-        <w:t xml:space="preserve">Mã học viên:  ....................................................</w:t>
-      </w:r>
-    </w:p>
-    <w:p>
-      <w:pPr>
-        <w:spacing w:after="140" w:before="0" w:line="360" w:lineRule="auto"/>
-        <w:jc w:val="center"/>
-      </w:pPr>
-      <w:r>
-        <w:rPr>
-          <w:rFonts w:ascii="Times New Roman" w:cs="Times New Roman" w:eastAsia="Times New Roman" w:hAnsi="Times New Roman"/>
-          <w:sz w:val="28"/>
-          <w:szCs w:val="28"/>
-        </w:rPr>
-        <w:t xml:space="preserve">Giảng viên hướng dẫn:  ....................................................</w:t>
-      </w:r>
-    </w:p>
-    <w:p>
-      <w:pPr>
-        <w:spacing w:line="360" w:lineRule="auto"/>
-      </w:pPr>
-    </w:p>
-    <w:p>
-      <w:pPr>
-        <w:spacing w:line="360" w:lineRule="auto"/>
-      </w:pPr>
-    </w:p>
-    <w:p>
-      <w:pPr>
-        <w:spacing w:line="360" w:lineRule="auto"/>
-      </w:pPr>
-    </w:p>
-    <w:p>
-      <w:pPr>
-        <w:spacing w:line="360" w:lineRule="auto"/>
-      </w:pPr>
-    </w:p>
-    <w:p>
-      <w:pPr>
-        <w:spacing w:line="360" w:lineRule="auto"/>
-      </w:pPr>
-    </w:p>
-    <w:p>
-      <w:pPr>
-        <w:spacing w:line="360" w:lineRule="auto"/>
-      </w:pPr>
-    </w:p>
-    <w:p>
-      <w:pPr>
-        <w:spacing w:line="360" w:lineRule="auto"/>
-      </w:pPr>
-    </w:p>
-    <w:p>
-      <w:pPr>
-        <w:spacing w:after="0" w:before="0" w:line="360" w:lineRule="auto"/>
-        <w:jc w:val="center"/>
-      </w:pPr>
-      <w:r>
-        <w:rPr>
-          <w:rFonts w:ascii="Times New Roman" w:cs="Times New Roman" w:eastAsia="Times New Roman" w:hAnsi="Times New Roman"/>
-          <w:b/>
-          <w:bCs/>
-          <w:sz w:val="26"/>
-          <w:szCs w:val="26"/>
-        </w:rPr>
-        <w:t xml:space="preserve">THÀNH PHỐ HỒ CHÍ MINH — THÁNG 8 NĂM 2026</w:t>
-      </w:r>
-    </w:p>
-    <w:p>
-      <w:r>
-        <w:br w:type="page"/>
-      </w:r>
-    </w:p>
-    <w:p>
-      <w:pPr>
-        <w:spacing w:after="0" w:before="0" w:line="360" w:lineRule="auto"/>
-        <w:jc w:val="center"/>
-      </w:pPr>
-      <w:r>
-        <w:rPr>
-          <w:rFonts w:ascii="Times New Roman" w:cs="Times New Roman" w:eastAsia="Times New Roman" w:hAnsi="Times New Roman"/>
-          <w:sz w:val="26"/>
-          <w:szCs w:val="26"/>
-        </w:rPr>
-        <w:t xml:space="preserve">ĐẠI HỌC QUỐC GIA THÀNH PHỐ HỒ CHÍ MINH</w:t>
-      </w:r>
-    </w:p>
-    <w:p>
-      <w:pPr>
-        <w:spacing w:after="0" w:before="0" w:line="360" w:lineRule="auto"/>
-        <w:jc w:val="center"/>
-      </w:pPr>
+        <w:t xml:space="preserve">Học viên thực hiện:  </w:t>
+      </w:r>
       <w:r>
         <w:rPr>
           <w:rFonts w:ascii="Times New Roman" w:cs="Times New Roman" w:eastAsia="Times New Roman" w:hAnsi="Times New Roman"/>
@@ -307,6 +203,130 @@
           <w:sz w:val="28"/>
           <w:szCs w:val="28"/>
         </w:rPr>
+        <w:t xml:space="preserve">VŨ TÂM THIỆN TÍN</w:t>
+      </w:r>
+    </w:p>
+    <w:p>
+      <w:pPr>
+        <w:spacing w:after="140" w:before="0" w:line="360" w:lineRule="auto"/>
+        <w:jc w:val="center"/>
+      </w:pPr>
+      <w:r>
+        <w:rPr>
+          <w:rFonts w:ascii="Times New Roman" w:cs="Times New Roman" w:eastAsia="Times New Roman" w:hAnsi="Times New Roman"/>
+          <w:sz w:val="28"/>
+          <w:szCs w:val="28"/>
+        </w:rPr>
+        <w:t xml:space="preserve">Mã học viên:  ..............................</w:t>
+      </w:r>
+    </w:p>
+    <w:p>
+      <w:pPr>
+        <w:spacing w:after="140" w:before="0" w:line="360" w:lineRule="auto"/>
+        <w:jc w:val="center"/>
+      </w:pPr>
+      <w:r>
+        <w:rPr>
+          <w:rFonts w:ascii="Times New Roman" w:cs="Times New Roman" w:eastAsia="Times New Roman" w:hAnsi="Times New Roman"/>
+          <w:sz w:val="28"/>
+          <w:szCs w:val="28"/>
+        </w:rPr>
+        <w:t xml:space="preserve">Giảng viên hướng dẫn:  </w:t>
+      </w:r>
+      <w:r>
+        <w:rPr>
+          <w:rFonts w:ascii="Times New Roman" w:cs="Times New Roman" w:eastAsia="Times New Roman" w:hAnsi="Times New Roman"/>
+          <w:b/>
+          <w:bCs/>
+          <w:sz w:val="28"/>
+          <w:szCs w:val="28"/>
+        </w:rPr>
+        <w:t xml:space="preserve">NGUYỄN LÊ HOÀNG THÔNG</w:t>
+      </w:r>
+    </w:p>
+    <w:p>
+      <w:pPr>
+        <w:spacing w:line="360" w:lineRule="auto"/>
+      </w:pPr>
+    </w:p>
+    <w:p>
+      <w:pPr>
+        <w:spacing w:line="360" w:lineRule="auto"/>
+      </w:pPr>
+    </w:p>
+    <w:p>
+      <w:pPr>
+        <w:spacing w:line="360" w:lineRule="auto"/>
+      </w:pPr>
+    </w:p>
+    <w:p>
+      <w:pPr>
+        <w:spacing w:line="360" w:lineRule="auto"/>
+      </w:pPr>
+    </w:p>
+    <w:p>
+      <w:pPr>
+        <w:spacing w:line="360" w:lineRule="auto"/>
+      </w:pPr>
+    </w:p>
+    <w:p>
+      <w:pPr>
+        <w:spacing w:line="360" w:lineRule="auto"/>
+      </w:pPr>
+    </w:p>
+    <w:p>
+      <w:pPr>
+        <w:spacing w:line="360" w:lineRule="auto"/>
+      </w:pPr>
+    </w:p>
+    <w:p>
+      <w:pPr>
+        <w:spacing w:after="0" w:before="0" w:line="360" w:lineRule="auto"/>
+        <w:jc w:val="center"/>
+      </w:pPr>
+      <w:r>
+        <w:rPr>
+          <w:rFonts w:ascii="Times New Roman" w:cs="Times New Roman" w:eastAsia="Times New Roman" w:hAnsi="Times New Roman"/>
+          <w:b/>
+          <w:bCs/>
+          <w:sz w:val="26"/>
+          <w:szCs w:val="26"/>
+        </w:rPr>
+        <w:t xml:space="preserve">THÀNH PHỐ HỒ CHÍ MINH — THÁNG 8 NĂM 2026</w:t>
+      </w:r>
+    </w:p>
+    <w:p>
+      <w:r>
+        <w:br w:type="page"/>
+      </w:r>
+    </w:p>
+    <w:p>
+      <w:pPr>
+        <w:spacing w:after="0" w:before="0" w:line="360" w:lineRule="auto"/>
+        <w:jc w:val="center"/>
+      </w:pPr>
+      <w:r>
+        <w:rPr>
+          <w:rFonts w:ascii="Times New Roman" w:cs="Times New Roman" w:eastAsia="Times New Roman" w:hAnsi="Times New Roman"/>
+          <w:sz w:val="26"/>
+          <w:szCs w:val="26"/>
+        </w:rPr>
+        <w:t xml:space="preserve">ĐẠI HỌC QUỐC GIA THÀNH PHỐ HỒ CHÍ MINH</w:t>
+      </w:r>
+    </w:p>
+    <w:p>
+      <w:pPr>
+        <w:spacing w:after="0" w:before="0" w:line="360" w:lineRule="auto"/>
+        <w:jc w:val="center"/>
+      </w:pPr>
+      <w:r>
+        <w:rPr>
+          <w:rFonts w:ascii="Times New Roman" w:cs="Times New Roman" w:eastAsia="Times New Roman" w:hAnsi="Times New Roman"/>
+          <w:b/>
+          <w:bCs/>
+          <w:sz w:val="28"/>
+          <w:szCs w:val="28"/>
+        </w:rPr>
         <w:t xml:space="preserve">TRƯỜNG ĐẠI HỌC KHOA HỌC TỰ NHIÊN</w:t>
       </w:r>
     </w:p>
@@ -471,7 +491,17 @@
           <w:sz w:val="28"/>
           <w:szCs w:val="28"/>
         </w:rPr>
-        <w:t xml:space="preserve">Giảng viên hướng dẫn:  ....................................................</w:t>
+        <w:t xml:space="preserve">Giảng viên hướng dẫn:  </w:t>
+      </w:r>
+      <w:r>
+        <w:rPr>
+          <w:rFonts w:ascii="Times New Roman" w:cs="Times New Roman" w:eastAsia="Times New Roman" w:hAnsi="Times New Roman"/>
+          <w:b/>
+          <w:bCs/>
+          <w:sz w:val="28"/>
+          <w:szCs w:val="28"/>
+        </w:rPr>
+        <w:t xml:space="preserve">NGUYỄN LÊ HOÀNG THÔNG</w:t>
       </w:r>
     </w:p>
     <w:p>
@@ -485,7 +515,17 @@
           <w:sz w:val="28"/>
           <w:szCs w:val="28"/>
         </w:rPr>
-        <w:t xml:space="preserve">Học viên thực hiện:  ....................................................</w:t>
+        <w:t xml:space="preserve">Học viên thực hiện:  </w:t>
+      </w:r>
+      <w:r>
+        <w:rPr>
+          <w:rFonts w:ascii="Times New Roman" w:cs="Times New Roman" w:eastAsia="Times New Roman" w:hAnsi="Times New Roman"/>
+          <w:b/>
+          <w:bCs/>
+          <w:sz w:val="28"/>
+          <w:szCs w:val="28"/>
+        </w:rPr>
+        <w:t xml:space="preserve">VŨ TÂM THIỆN TÍN</w:t>
       </w:r>
     </w:p>
     <w:p>
@@ -499,7 +539,7 @@
           <w:sz w:val="28"/>
           <w:szCs w:val="28"/>
         </w:rPr>
-        <w:t xml:space="preserve">Mã học viên:  ....................................................</w:t>
+        <w:t xml:space="preserve">Mã học viên:  ..............................</w:t>
       </w:r>
     </w:p>
     <w:p>
@@ -626,7 +666,25 @@
           <w:sz w:val="26"/>
           <w:szCs w:val="26"/>
         </w:rPr>
-        <w:t xml:space="preserve">Em xin gửi lời cảm ơn sâu sắc tới thầy/cô hướng dẫn đã dành thời gian định hướng đề tài, góp ý về phạm vi và nhắc nhở những điểm dễ bỏ sót khi làm một hệ thống hoàn chỉnh — đặc biệt là những gì liên quan đến bảo mật và tính đúng đắn của dữ liệu.</w:t>
+        <w:t xml:space="preserve">Em xin gửi lời cảm ơn sâu sắc tới thầy </w:t>
+      </w:r>
+      <w:r>
+        <w:rPr>
+          <w:rFonts w:ascii="Times New Roman" w:cs="Times New Roman" w:eastAsia="Times New Roman" w:hAnsi="Times New Roman"/>
+          <w:b/>
+          <w:bCs/>
+          <w:sz w:val="26"/>
+          <w:szCs w:val="26"/>
+        </w:rPr>
+        <w:t xml:space="preserve">Nguyễn Lê Hoàng Thông</w:t>
+      </w:r>
+      <w:r>
+        <w:rPr>
+          <w:rFonts w:ascii="Times New Roman" w:cs="Times New Roman" w:eastAsia="Times New Roman" w:hAnsi="Times New Roman"/>
+          <w:sz w:val="26"/>
+          <w:szCs w:val="26"/>
+        </w:rPr>
+        <w:t xml:space="preserve"> — giảng viên hướng dẫn — đã dành thời gian định hướng đề tài, góp ý về phạm vi và nhắc nhở những điểm dễ bỏ sót khi làm một hệ thống hoàn chỉnh — đặc biệt là những gì liên quan đến bảo mật và tính đúng đắn của dữ liệu.</w:t>
       </w:r>
     </w:p>
     <w:p>
@@ -729,10 +787,12 @@
       <w:r>
         <w:rPr>
           <w:rFonts w:ascii="Times New Roman" w:cs="Times New Roman" w:eastAsia="Times New Roman" w:hAnsi="Times New Roman"/>
-          <w:sz w:val="26"/>
-          <w:szCs w:val="26"/>
-        </w:rPr>
-        <w:t xml:space="preserve">.....................................................</w:t>
+          <w:b/>
+          <w:bCs/>
+          <w:sz w:val="26"/>
+          <w:szCs w:val="26"/>
+        </w:rPr>
+        <w:t xml:space="preserve">VŨ TÂM THIỆN TÍN</w:t>
       </w:r>
     </w:p>
     <w:p>
@@ -1169,6 +1229,7 @@
       </w:tblGrid>
       <w:tr>
         <w:trPr>
+          <w:cantSplit/>
           <w:tblHeader/>
         </w:trPr>
         <w:tc>
@@ -1263,6 +1324,9 @@
         </w:tc>
       </w:tr>
       <w:tr>
+        <w:trPr>
+          <w:cantSplit/>
+        </w:trPr>
         <w:tc>
           <w:tcPr>
             <w:tcW w:type="dxa" w:w="1452"/>
@@ -1343,6 +1407,9 @@
         </w:tc>
       </w:tr>
       <w:tr>
+        <w:trPr>
+          <w:cantSplit/>
+        </w:trPr>
         <w:tc>
           <w:tcPr>
             <w:tcW w:type="dxa" w:w="1452"/>
@@ -1423,6 +1490,9 @@
         </w:tc>
       </w:tr>
       <w:tr>
+        <w:trPr>
+          <w:cantSplit/>
+        </w:trPr>
         <w:tc>
           <w:tcPr>
             <w:tcW w:type="dxa" w:w="1452"/>
@@ -1503,6 +1573,9 @@
         </w:tc>
       </w:tr>
       <w:tr>
+        <w:trPr>
+          <w:cantSplit/>
+        </w:trPr>
         <w:tc>
           <w:tcPr>
             <w:tcW w:type="dxa" w:w="1452"/>
@@ -1583,6 +1656,9 @@
         </w:tc>
       </w:tr>
       <w:tr>
+        <w:trPr>
+          <w:cantSplit/>
+        </w:trPr>
         <w:tc>
           <w:tcPr>
             <w:tcW w:type="dxa" w:w="1452"/>
@@ -1663,6 +1739,9 @@
         </w:tc>
       </w:tr>
       <w:tr>
+        <w:trPr>
+          <w:cantSplit/>
+        </w:trPr>
         <w:tc>
           <w:tcPr>
             <w:tcW w:type="dxa" w:w="1452"/>
@@ -1743,6 +1822,9 @@
         </w:tc>
       </w:tr>
       <w:tr>
+        <w:trPr>
+          <w:cantSplit/>
+        </w:trPr>
         <w:tc>
           <w:tcPr>
             <w:tcW w:type="dxa" w:w="1452"/>
@@ -1823,6 +1905,9 @@
         </w:tc>
       </w:tr>
       <w:tr>
+        <w:trPr>
+          <w:cantSplit/>
+        </w:trPr>
         <w:tc>
           <w:tcPr>
             <w:tcW w:type="dxa" w:w="1452"/>
@@ -1903,6 +1988,9 @@
         </w:tc>
       </w:tr>
       <w:tr>
+        <w:trPr>
+          <w:cantSplit/>
+        </w:trPr>
         <w:tc>
           <w:tcPr>
             <w:tcW w:type="dxa" w:w="1452"/>
@@ -1983,6 +2071,9 @@
         </w:tc>
       </w:tr>
       <w:tr>
+        <w:trPr>
+          <w:cantSplit/>
+        </w:trPr>
         <w:tc>
           <w:tcPr>
             <w:tcW w:type="dxa" w:w="1452"/>
@@ -2063,6 +2154,9 @@
         </w:tc>
       </w:tr>
       <w:tr>
+        <w:trPr>
+          <w:cantSplit/>
+        </w:trPr>
         <w:tc>
           <w:tcPr>
             <w:tcW w:type="dxa" w:w="1452"/>
@@ -2143,6 +2237,9 @@
         </w:tc>
       </w:tr>
       <w:tr>
+        <w:trPr>
+          <w:cantSplit/>
+        </w:trPr>
         <w:tc>
           <w:tcPr>
             <w:tcW w:type="dxa" w:w="1452"/>
@@ -2223,6 +2320,9 @@
         </w:tc>
       </w:tr>
       <w:tr>
+        <w:trPr>
+          <w:cantSplit/>
+        </w:trPr>
         <w:tc>
           <w:tcPr>
             <w:tcW w:type="dxa" w:w="1452"/>
@@ -2303,6 +2403,9 @@
         </w:tc>
       </w:tr>
       <w:tr>
+        <w:trPr>
+          <w:cantSplit/>
+        </w:trPr>
         <w:tc>
           <w:tcPr>
             <w:tcW w:type="dxa" w:w="1452"/>
@@ -2383,6 +2486,9 @@
         </w:tc>
       </w:tr>
       <w:tr>
+        <w:trPr>
+          <w:cantSplit/>
+        </w:trPr>
         <w:tc>
           <w:tcPr>
             <w:tcW w:type="dxa" w:w="1452"/>
@@ -2463,6 +2569,9 @@
         </w:tc>
       </w:tr>
       <w:tr>
+        <w:trPr>
+          <w:cantSplit/>
+        </w:trPr>
         <w:tc>
           <w:tcPr>
             <w:tcW w:type="dxa" w:w="1452"/>
@@ -2543,6 +2652,9 @@
         </w:tc>
       </w:tr>
       <w:tr>
+        <w:trPr>
+          <w:cantSplit/>
+        </w:trPr>
         <w:tc>
           <w:tcPr>
             <w:tcW w:type="dxa" w:w="1452"/>
@@ -2623,6 +2735,9 @@
         </w:tc>
       </w:tr>
       <w:tr>
+        <w:trPr>
+          <w:cantSplit/>
+        </w:trPr>
         <w:tc>
           <w:tcPr>
             <w:tcW w:type="dxa" w:w="1452"/>
@@ -2703,6 +2818,9 @@
         </w:tc>
       </w:tr>
       <w:tr>
+        <w:trPr>
+          <w:cantSplit/>
+        </w:trPr>
         <w:tc>
           <w:tcPr>
             <w:tcW w:type="dxa" w:w="1452"/>
@@ -3323,6 +3441,7 @@
       </w:tblGrid>
       <w:tr>
         <w:trPr>
+          <w:cantSplit/>
           <w:tblHeader/>
         </w:trPr>
         <w:tc>
@@ -3417,6 +3536,9 @@
         </w:tc>
       </w:tr>
       <w:tr>
+        <w:trPr>
+          <w:cantSplit/>
+        </w:trPr>
         <w:tc>
           <w:tcPr>
             <w:tcW w:type="dxa" w:w="1814"/>
@@ -3497,6 +3619,9 @@
         </w:tc>
       </w:tr>
       <w:tr>
+        <w:trPr>
+          <w:cantSplit/>
+        </w:trPr>
         <w:tc>
           <w:tcPr>
             <w:tcW w:type="dxa" w:w="1814"/>
@@ -3577,6 +3702,9 @@
         </w:tc>
       </w:tr>
       <w:tr>
+        <w:trPr>
+          <w:cantSplit/>
+        </w:trPr>
         <w:tc>
           <w:tcPr>
             <w:tcW w:type="dxa" w:w="1814"/>
@@ -3731,6 +3859,7 @@
       </w:tblGrid>
       <w:tr>
         <w:trPr>
+          <w:cantSplit/>
           <w:tblHeader/>
         </w:trPr>
         <w:tc>
@@ -3825,6 +3954,9 @@
         </w:tc>
       </w:tr>
       <w:tr>
+        <w:trPr>
+          <w:cantSplit/>
+        </w:trPr>
         <w:tc>
           <w:tcPr>
             <w:tcW w:type="dxa" w:w="544"/>
@@ -3977,6 +4109,9 @@
         </w:tc>
       </w:tr>
       <w:tr>
+        <w:trPr>
+          <w:cantSplit/>
+        </w:trPr>
         <w:tc>
           <w:tcPr>
             <w:tcW w:type="dxa" w:w="544"/>
@@ -4073,6 +4208,9 @@
         </w:tc>
       </w:tr>
       <w:tr>
+        <w:trPr>
+          <w:cantSplit/>
+        </w:trPr>
         <w:tc>
           <w:tcPr>
             <w:tcW w:type="dxa" w:w="544"/>
@@ -4185,6 +4323,9 @@
         </w:tc>
       </w:tr>
       <w:tr>
+        <w:trPr>
+          <w:cantSplit/>
+        </w:trPr>
         <w:tc>
           <w:tcPr>
             <w:tcW w:type="dxa" w:w="544"/>
@@ -4281,6 +4422,9 @@
         </w:tc>
       </w:tr>
       <w:tr>
+        <w:trPr>
+          <w:cantSplit/>
+        </w:trPr>
         <w:tc>
           <w:tcPr>
             <w:tcW w:type="dxa" w:w="544"/>
@@ -4369,6 +4513,9 @@
         </w:tc>
       </w:tr>
       <w:tr>
+        <w:trPr>
+          <w:cantSplit/>
+        </w:trPr>
         <w:tc>
           <w:tcPr>
             <w:tcW w:type="dxa" w:w="544"/>
@@ -4473,6 +4620,9 @@
         </w:tc>
       </w:tr>
       <w:tr>
+        <w:trPr>
+          <w:cantSplit/>
+        </w:trPr>
         <w:tc>
           <w:tcPr>
             <w:tcW w:type="dxa" w:w="544"/>
@@ -4577,6 +4727,9 @@
         </w:tc>
       </w:tr>
       <w:tr>
+        <w:trPr>
+          <w:cantSplit/>
+        </w:trPr>
         <w:tc>
           <w:tcPr>
             <w:tcW w:type="dxa" w:w="544"/>
@@ -4697,6 +4850,9 @@
         </w:tc>
       </w:tr>
       <w:tr>
+        <w:trPr>
+          <w:cantSplit/>
+        </w:trPr>
         <w:tc>
           <w:tcPr>
             <w:tcW w:type="dxa" w:w="544"/>
@@ -4833,6 +4989,7 @@
       </w:tblGrid>
       <w:tr>
         <w:trPr>
+          <w:cantSplit/>
           <w:tblHeader/>
         </w:trPr>
         <w:tc>
@@ -4927,6 +5084,9 @@
         </w:tc>
       </w:tr>
       <w:tr>
+        <w:trPr>
+          <w:cantSplit/>
+        </w:trPr>
         <w:tc>
           <w:tcPr>
             <w:tcW w:type="dxa" w:w="544"/>
@@ -5023,6 +5183,9 @@
         </w:tc>
       </w:tr>
       <w:tr>
+        <w:trPr>
+          <w:cantSplit/>
+        </w:trPr>
         <w:tc>
           <w:tcPr>
             <w:tcW w:type="dxa" w:w="544"/>
@@ -5119,6 +5282,9 @@
         </w:tc>
       </w:tr>
       <w:tr>
+        <w:trPr>
+          <w:cantSplit/>
+        </w:trPr>
         <w:tc>
           <w:tcPr>
             <w:tcW w:type="dxa" w:w="544"/>
@@ -5239,6 +5405,9 @@
         </w:tc>
       </w:tr>
       <w:tr>
+        <w:trPr>
+          <w:cantSplit/>
+        </w:trPr>
         <w:tc>
           <w:tcPr>
             <w:tcW w:type="dxa" w:w="544"/>
@@ -5351,6 +5520,9 @@
         </w:tc>
       </w:tr>
       <w:tr>
+        <w:trPr>
+          <w:cantSplit/>
+        </w:trPr>
         <w:tc>
           <w:tcPr>
             <w:tcW w:type="dxa" w:w="544"/>
@@ -5455,6 +5627,9 @@
         </w:tc>
       </w:tr>
       <w:tr>
+        <w:trPr>
+          <w:cantSplit/>
+        </w:trPr>
         <w:tc>
           <w:tcPr>
             <w:tcW w:type="dxa" w:w="544"/>
@@ -5583,6 +5758,7 @@
       </w:tblGrid>
       <w:tr>
         <w:trPr>
+          <w:cantSplit/>
           <w:tblHeader/>
         </w:trPr>
         <w:tc>
@@ -5677,6 +5853,9 @@
         </w:tc>
       </w:tr>
       <w:tr>
+        <w:trPr>
+          <w:cantSplit/>
+        </w:trPr>
         <w:tc>
           <w:tcPr>
             <w:tcW w:type="dxa" w:w="544"/>
@@ -5781,6 +5960,9 @@
         </w:tc>
       </w:tr>
       <w:tr>
+        <w:trPr>
+          <w:cantSplit/>
+        </w:trPr>
         <w:tc>
           <w:tcPr>
             <w:tcW w:type="dxa" w:w="544"/>
@@ -5877,6 +6059,9 @@
         </w:tc>
       </w:tr>
       <w:tr>
+        <w:trPr>
+          <w:cantSplit/>
+        </w:trPr>
         <w:tc>
           <w:tcPr>
             <w:tcW w:type="dxa" w:w="544"/>
@@ -5981,6 +6166,9 @@
         </w:tc>
       </w:tr>
       <w:tr>
+        <w:trPr>
+          <w:cantSplit/>
+        </w:trPr>
         <w:tc>
           <w:tcPr>
             <w:tcW w:type="dxa" w:w="544"/>
@@ -6356,6 +6544,7 @@
       </w:tblGrid>
       <w:tr>
         <w:trPr>
+          <w:cantSplit/>
           <w:tblHeader/>
         </w:trPr>
         <w:tc>
@@ -6450,6 +6639,9 @@
         </w:tc>
       </w:tr>
       <w:tr>
+        <w:trPr>
+          <w:cantSplit/>
+        </w:trPr>
         <w:tc>
           <w:tcPr>
             <w:tcW w:type="dxa" w:w="907"/>
@@ -6530,6 +6722,9 @@
         </w:tc>
       </w:tr>
       <w:tr>
+        <w:trPr>
+          <w:cantSplit/>
+        </w:trPr>
         <w:tc>
           <w:tcPr>
             <w:tcW w:type="dxa" w:w="907"/>
@@ -6610,6 +6805,9 @@
         </w:tc>
       </w:tr>
       <w:tr>
+        <w:trPr>
+          <w:cantSplit/>
+        </w:trPr>
         <w:tc>
           <w:tcPr>
             <w:tcW w:type="dxa" w:w="907"/>
@@ -6690,6 +6888,9 @@
         </w:tc>
       </w:tr>
       <w:tr>
+        <w:trPr>
+          <w:cantSplit/>
+        </w:trPr>
         <w:tc>
           <w:tcPr>
             <w:tcW w:type="dxa" w:w="907"/>
@@ -6770,6 +6971,9 @@
         </w:tc>
       </w:tr>
       <w:tr>
+        <w:trPr>
+          <w:cantSplit/>
+        </w:trPr>
         <w:tc>
           <w:tcPr>
             <w:tcW w:type="dxa" w:w="907"/>
@@ -6850,6 +7054,9 @@
         </w:tc>
       </w:tr>
       <w:tr>
+        <w:trPr>
+          <w:cantSplit/>
+        </w:trPr>
         <w:tc>
           <w:tcPr>
             <w:tcW w:type="dxa" w:w="907"/>
@@ -7034,6 +7241,7 @@
       </w:tblGrid>
       <w:tr>
         <w:trPr>
+          <w:cantSplit/>
           <w:tblHeader/>
         </w:trPr>
         <w:tc>
@@ -7098,6 +7306,9 @@
         </w:tc>
       </w:tr>
       <w:tr>
+        <w:trPr>
+          <w:cantSplit/>
+        </w:trPr>
         <w:tc>
           <w:tcPr>
             <w:tcW w:type="dxa" w:w="4990"/>
@@ -7152,6 +7363,9 @@
         </w:tc>
       </w:tr>
       <w:tr>
+        <w:trPr>
+          <w:cantSplit/>
+        </w:trPr>
         <w:tc>
           <w:tcPr>
             <w:tcW w:type="dxa" w:w="4990"/>
@@ -7206,6 +7420,9 @@
         </w:tc>
       </w:tr>
       <w:tr>
+        <w:trPr>
+          <w:cantSplit/>
+        </w:trPr>
         <w:tc>
           <w:tcPr>
             <w:tcW w:type="dxa" w:w="4990"/>
@@ -7260,6 +7477,9 @@
         </w:tc>
       </w:tr>
       <w:tr>
+        <w:trPr>
+          <w:cantSplit/>
+        </w:trPr>
         <w:tc>
           <w:tcPr>
             <w:tcW w:type="dxa" w:w="4990"/>
@@ -7314,6 +7534,9 @@
         </w:tc>
       </w:tr>
       <w:tr>
+        <w:trPr>
+          <w:cantSplit/>
+        </w:trPr>
         <w:tc>
           <w:tcPr>
             <w:tcW w:type="dxa" w:w="4990"/>
@@ -7368,6 +7591,9 @@
         </w:tc>
       </w:tr>
       <w:tr>
+        <w:trPr>
+          <w:cantSplit/>
+        </w:trPr>
         <w:tc>
           <w:tcPr>
             <w:tcW w:type="dxa" w:w="4990"/>
@@ -7446,6 +7672,9 @@
         </w:tc>
       </w:tr>
       <w:tr>
+        <w:trPr>
+          <w:cantSplit/>
+        </w:trPr>
         <w:tc>
           <w:tcPr>
             <w:tcW w:type="dxa" w:w="4990"/>
@@ -7500,6 +7729,9 @@
         </w:tc>
       </w:tr>
       <w:tr>
+        <w:trPr>
+          <w:cantSplit/>
+        </w:trPr>
         <w:tc>
           <w:tcPr>
             <w:tcW w:type="dxa" w:w="4990"/>
@@ -8188,6 +8420,7 @@
       </w:tblGrid>
       <w:tr>
         <w:trPr>
+          <w:cantSplit/>
           <w:tblHeader/>
         </w:trPr>
         <w:tc>
@@ -8282,6 +8515,9 @@
         </w:tc>
       </w:tr>
       <w:tr>
+        <w:trPr>
+          <w:cantSplit/>
+        </w:trPr>
         <w:tc>
           <w:tcPr>
             <w:tcW w:type="dxa" w:w="907"/>
@@ -8362,6 +8598,9 @@
         </w:tc>
       </w:tr>
       <w:tr>
+        <w:trPr>
+          <w:cantSplit/>
+        </w:trPr>
         <w:tc>
           <w:tcPr>
             <w:tcW w:type="dxa" w:w="907"/>
@@ -8442,6 +8681,9 @@
         </w:tc>
       </w:tr>
       <w:tr>
+        <w:trPr>
+          <w:cantSplit/>
+        </w:trPr>
         <w:tc>
           <w:tcPr>
             <w:tcW w:type="dxa" w:w="907"/>
@@ -8522,6 +8764,9 @@
         </w:tc>
       </w:tr>
       <w:tr>
+        <w:trPr>
+          <w:cantSplit/>
+        </w:trPr>
         <w:tc>
           <w:tcPr>
             <w:tcW w:type="dxa" w:w="907"/>
@@ -8602,6 +8847,9 @@
         </w:tc>
       </w:tr>
       <w:tr>
+        <w:trPr>
+          <w:cantSplit/>
+        </w:trPr>
         <w:tc>
           <w:tcPr>
             <w:tcW w:type="dxa" w:w="907"/>
@@ -8682,6 +8930,9 @@
         </w:tc>
       </w:tr>
       <w:tr>
+        <w:trPr>
+          <w:cantSplit/>
+        </w:trPr>
         <w:tc>
           <w:tcPr>
             <w:tcW w:type="dxa" w:w="907"/>
@@ -8770,6 +9021,9 @@
         </w:tc>
       </w:tr>
       <w:tr>
+        <w:trPr>
+          <w:cantSplit/>
+        </w:trPr>
         <w:tc>
           <w:tcPr>
             <w:tcW w:type="dxa" w:w="907"/>
@@ -8858,6 +9112,9 @@
         </w:tc>
       </w:tr>
       <w:tr>
+        <w:trPr>
+          <w:cantSplit/>
+        </w:trPr>
         <w:tc>
           <w:tcPr>
             <w:tcW w:type="dxa" w:w="907"/>
@@ -8938,6 +9195,9 @@
         </w:tc>
       </w:tr>
       <w:tr>
+        <w:trPr>
+          <w:cantSplit/>
+        </w:trPr>
         <w:tc>
           <w:tcPr>
             <w:tcW w:type="dxa" w:w="907"/>
@@ -9018,6 +9278,9 @@
         </w:tc>
       </w:tr>
       <w:tr>
+        <w:trPr>
+          <w:cantSplit/>
+        </w:trPr>
         <w:tc>
           <w:tcPr>
             <w:tcW w:type="dxa" w:w="907"/>
@@ -9851,6 +10114,7 @@
       </w:tblGrid>
       <w:tr>
         <w:trPr>
+          <w:cantSplit/>
           <w:tblHeader/>
         </w:trPr>
         <w:tc>
@@ -9915,6 +10179,9 @@
         </w:tc>
       </w:tr>
       <w:tr>
+        <w:trPr>
+          <w:cantSplit/>
+        </w:trPr>
         <w:tc>
           <w:tcPr>
             <w:tcW w:type="dxa" w:w="2359"/>
@@ -9969,6 +10236,9 @@
         </w:tc>
       </w:tr>
       <w:tr>
+        <w:trPr>
+          <w:cantSplit/>
+        </w:trPr>
         <w:tc>
           <w:tcPr>
             <w:tcW w:type="dxa" w:w="2359"/>
@@ -10023,6 +10293,9 @@
         </w:tc>
       </w:tr>
       <w:tr>
+        <w:trPr>
+          <w:cantSplit/>
+        </w:trPr>
         <w:tc>
           <w:tcPr>
             <w:tcW w:type="dxa" w:w="2359"/>
@@ -10093,6 +10366,9 @@
         </w:tc>
       </w:tr>
       <w:tr>
+        <w:trPr>
+          <w:cantSplit/>
+        </w:trPr>
         <w:tc>
           <w:tcPr>
             <w:tcW w:type="dxa" w:w="2359"/>
@@ -10147,6 +10423,9 @@
         </w:tc>
       </w:tr>
       <w:tr>
+        <w:trPr>
+          <w:cantSplit/>
+        </w:trPr>
         <w:tc>
           <w:tcPr>
             <w:tcW w:type="dxa" w:w="2359"/>
@@ -10727,6 +11006,7 @@
       </w:tblGrid>
       <w:tr>
         <w:trPr>
+          <w:cantSplit/>
           <w:tblHeader/>
         </w:trPr>
         <w:tc>
@@ -10821,6 +11101,9 @@
         </w:tc>
       </w:tr>
       <w:tr>
+        <w:trPr>
+          <w:cantSplit/>
+        </w:trPr>
         <w:tc>
           <w:tcPr>
             <w:tcW w:type="dxa" w:w="1452"/>
@@ -10901,6 +11184,9 @@
         </w:tc>
       </w:tr>
       <w:tr>
+        <w:trPr>
+          <w:cantSplit/>
+        </w:trPr>
         <w:tc>
           <w:tcPr>
             <w:tcW w:type="dxa" w:w="1452"/>
@@ -10981,6 +11267,9 @@
         </w:tc>
       </w:tr>
       <w:tr>
+        <w:trPr>
+          <w:cantSplit/>
+        </w:trPr>
         <w:tc>
           <w:tcPr>
             <w:tcW w:type="dxa" w:w="1452"/>
@@ -11077,6 +11366,9 @@
         </w:tc>
       </w:tr>
       <w:tr>
+        <w:trPr>
+          <w:cantSplit/>
+        </w:trPr>
         <w:tc>
           <w:tcPr>
             <w:tcW w:type="dxa" w:w="1452"/>
@@ -11157,6 +11449,9 @@
         </w:tc>
       </w:tr>
       <w:tr>
+        <w:trPr>
+          <w:cantSplit/>
+        </w:trPr>
         <w:tc>
           <w:tcPr>
             <w:tcW w:type="dxa" w:w="1452"/>
@@ -11253,6 +11548,9 @@
         </w:tc>
       </w:tr>
       <w:tr>
+        <w:trPr>
+          <w:cantSplit/>
+        </w:trPr>
         <w:tc>
           <w:tcPr>
             <w:tcW w:type="dxa" w:w="1452"/>
@@ -11333,6 +11631,9 @@
         </w:tc>
       </w:tr>
       <w:tr>
+        <w:trPr>
+          <w:cantSplit/>
+        </w:trPr>
         <w:tc>
           <w:tcPr>
             <w:tcW w:type="dxa" w:w="1452"/>
@@ -11413,6 +11714,9 @@
         </w:tc>
       </w:tr>
       <w:tr>
+        <w:trPr>
+          <w:cantSplit/>
+        </w:trPr>
         <w:tc>
           <w:tcPr>
             <w:tcW w:type="dxa" w:w="1452"/>
@@ -11493,6 +11797,9 @@
         </w:tc>
       </w:tr>
       <w:tr>
+        <w:trPr>
+          <w:cantSplit/>
+        </w:trPr>
         <w:tc>
           <w:tcPr>
             <w:tcW w:type="dxa" w:w="1452"/>
@@ -11573,6 +11880,9 @@
         </w:tc>
       </w:tr>
       <w:tr>
+        <w:trPr>
+          <w:cantSplit/>
+        </w:trPr>
         <w:tc>
           <w:tcPr>
             <w:tcW w:type="dxa" w:w="1452"/>
@@ -11653,6 +11963,9 @@
         </w:tc>
       </w:tr>
       <w:tr>
+        <w:trPr>
+          <w:cantSplit/>
+        </w:trPr>
         <w:tc>
           <w:tcPr>
             <w:tcW w:type="dxa" w:w="1452"/>
@@ -11733,6 +12046,9 @@
         </w:tc>
       </w:tr>
       <w:tr>
+        <w:trPr>
+          <w:cantSplit/>
+        </w:trPr>
         <w:tc>
           <w:tcPr>
             <w:tcW w:type="dxa" w:w="1452"/>
@@ -11821,6 +12137,9 @@
         </w:tc>
       </w:tr>
       <w:tr>
+        <w:trPr>
+          <w:cantSplit/>
+        </w:trPr>
         <w:tc>
           <w:tcPr>
             <w:tcW w:type="dxa" w:w="1452"/>
@@ -11901,6 +12220,9 @@
         </w:tc>
       </w:tr>
       <w:tr>
+        <w:trPr>
+          <w:cantSplit/>
+        </w:trPr>
         <w:tc>
           <w:tcPr>
             <w:tcW w:type="dxa" w:w="1452"/>
@@ -12091,6 +12413,7 @@
       </w:tblGrid>
       <w:tr>
         <w:trPr>
+          <w:cantSplit/>
           <w:tblHeader/>
         </w:trPr>
         <w:tc>
@@ -12215,6 +12538,9 @@
         </w:tc>
       </w:tr>
       <w:tr>
+        <w:trPr>
+          <w:cantSplit/>
+        </w:trPr>
         <w:tc>
           <w:tcPr>
             <w:tcW w:type="dxa" w:w="907"/>
@@ -12321,6 +12647,9 @@
         </w:tc>
       </w:tr>
       <w:tr>
+        <w:trPr>
+          <w:cantSplit/>
+        </w:trPr>
         <w:tc>
           <w:tcPr>
             <w:tcW w:type="dxa" w:w="907"/>
@@ -12427,6 +12756,9 @@
         </w:tc>
       </w:tr>
       <w:tr>
+        <w:trPr>
+          <w:cantSplit/>
+        </w:trPr>
         <w:tc>
           <w:tcPr>
             <w:tcW w:type="dxa" w:w="907"/>
@@ -12533,6 +12865,9 @@
         </w:tc>
       </w:tr>
       <w:tr>
+        <w:trPr>
+          <w:cantSplit/>
+        </w:trPr>
         <w:tc>
           <w:tcPr>
             <w:tcW w:type="dxa" w:w="907"/>
@@ -12639,6 +12974,9 @@
         </w:tc>
       </w:tr>
       <w:tr>
+        <w:trPr>
+          <w:cantSplit/>
+        </w:trPr>
         <w:tc>
           <w:tcPr>
             <w:tcW w:type="dxa" w:w="907"/>
@@ -12745,6 +13083,9 @@
         </w:tc>
       </w:tr>
       <w:tr>
+        <w:trPr>
+          <w:cantSplit/>
+        </w:trPr>
         <w:tc>
           <w:tcPr>
             <w:tcW w:type="dxa" w:w="907"/>
@@ -12851,6 +13192,9 @@
         </w:tc>
       </w:tr>
       <w:tr>
+        <w:trPr>
+          <w:cantSplit/>
+        </w:trPr>
         <w:tc>
           <w:tcPr>
             <w:tcW w:type="dxa" w:w="907"/>
@@ -12957,6 +13301,9 @@
         </w:tc>
       </w:tr>
       <w:tr>
+        <w:trPr>
+          <w:cantSplit/>
+        </w:trPr>
         <w:tc>
           <w:tcPr>
             <w:tcW w:type="dxa" w:w="907"/>
@@ -13063,6 +13410,9 @@
         </w:tc>
       </w:tr>
       <w:tr>
+        <w:trPr>
+          <w:cantSplit/>
+        </w:trPr>
         <w:tc>
           <w:tcPr>
             <w:tcW w:type="dxa" w:w="907"/>
@@ -13169,6 +13519,9 @@
         </w:tc>
       </w:tr>
       <w:tr>
+        <w:trPr>
+          <w:cantSplit/>
+        </w:trPr>
         <w:tc>
           <w:tcPr>
             <w:tcW w:type="dxa" w:w="907"/>
@@ -13275,6 +13628,9 @@
         </w:tc>
       </w:tr>
       <w:tr>
+        <w:trPr>
+          <w:cantSplit/>
+        </w:trPr>
         <w:tc>
           <w:tcPr>
             <w:tcW w:type="dxa" w:w="907"/>
@@ -13381,6 +13737,9 @@
         </w:tc>
       </w:tr>
       <w:tr>
+        <w:trPr>
+          <w:cantSplit/>
+        </w:trPr>
         <w:tc>
           <w:tcPr>
             <w:tcW w:type="dxa" w:w="907"/>
@@ -13487,6 +13846,9 @@
         </w:tc>
       </w:tr>
       <w:tr>
+        <w:trPr>
+          <w:cantSplit/>
+        </w:trPr>
         <w:tc>
           <w:tcPr>
             <w:tcW w:type="dxa" w:w="907"/>
@@ -13593,6 +13955,9 @@
         </w:tc>
       </w:tr>
       <w:tr>
+        <w:trPr>
+          <w:cantSplit/>
+        </w:trPr>
         <w:tc>
           <w:tcPr>
             <w:tcW w:type="dxa" w:w="907"/>
@@ -13699,6 +14064,9 @@
         </w:tc>
       </w:tr>
       <w:tr>
+        <w:trPr>
+          <w:cantSplit/>
+        </w:trPr>
         <w:tc>
           <w:tcPr>
             <w:tcW w:type="dxa" w:w="907"/>
@@ -13805,6 +14173,9 @@
         </w:tc>
       </w:tr>
       <w:tr>
+        <w:trPr>
+          <w:cantSplit/>
+        </w:trPr>
         <w:tc>
           <w:tcPr>
             <w:tcW w:type="dxa" w:w="907"/>
@@ -13911,6 +14282,9 @@
         </w:tc>
       </w:tr>
       <w:tr>
+        <w:trPr>
+          <w:cantSplit/>
+        </w:trPr>
         <w:tc>
           <w:tcPr>
             <w:tcW w:type="dxa" w:w="907"/>
@@ -14017,6 +14391,9 @@
         </w:tc>
       </w:tr>
       <w:tr>
+        <w:trPr>
+          <w:cantSplit/>
+        </w:trPr>
         <w:tc>
           <w:tcPr>
             <w:tcW w:type="dxa" w:w="907"/>
@@ -14123,6 +14500,9 @@
         </w:tc>
       </w:tr>
       <w:tr>
+        <w:trPr>
+          <w:cantSplit/>
+        </w:trPr>
         <w:tc>
           <w:tcPr>
             <w:tcW w:type="dxa" w:w="907"/>
@@ -14229,6 +14609,9 @@
         </w:tc>
       </w:tr>
       <w:tr>
+        <w:trPr>
+          <w:cantSplit/>
+        </w:trPr>
         <w:tc>
           <w:tcPr>
             <w:tcW w:type="dxa" w:w="907"/>
@@ -14335,6 +14718,9 @@
         </w:tc>
       </w:tr>
       <w:tr>
+        <w:trPr>
+          <w:cantSplit/>
+        </w:trPr>
         <w:tc>
           <w:tcPr>
             <w:tcW w:type="dxa" w:w="907"/>
@@ -14441,6 +14827,9 @@
         </w:tc>
       </w:tr>
       <w:tr>
+        <w:trPr>
+          <w:cantSplit/>
+        </w:trPr>
         <w:tc>
           <w:tcPr>
             <w:tcW w:type="dxa" w:w="907"/>
@@ -14547,6 +14936,9 @@
         </w:tc>
       </w:tr>
       <w:tr>
+        <w:trPr>
+          <w:cantSplit/>
+        </w:trPr>
         <w:tc>
           <w:tcPr>
             <w:tcW w:type="dxa" w:w="907"/>
@@ -14653,6 +15045,9 @@
         </w:tc>
       </w:tr>
       <w:tr>
+        <w:trPr>
+          <w:cantSplit/>
+        </w:trPr>
         <w:tc>
           <w:tcPr>
             <w:tcW w:type="dxa" w:w="907"/>
@@ -14759,6 +15154,9 @@
         </w:tc>
       </w:tr>
       <w:tr>
+        <w:trPr>
+          <w:cantSplit/>
+        </w:trPr>
         <w:tc>
           <w:tcPr>
             <w:tcW w:type="dxa" w:w="907"/>
@@ -14865,6 +15263,9 @@
         </w:tc>
       </w:tr>
       <w:tr>
+        <w:trPr>
+          <w:cantSplit/>
+        </w:trPr>
         <w:tc>
           <w:tcPr>
             <w:tcW w:type="dxa" w:w="907"/>
@@ -14971,6 +15372,9 @@
         </w:tc>
       </w:tr>
       <w:tr>
+        <w:trPr>
+          <w:cantSplit/>
+        </w:trPr>
         <w:tc>
           <w:tcPr>
             <w:tcW w:type="dxa" w:w="907"/>
@@ -15077,6 +15481,9 @@
         </w:tc>
       </w:tr>
       <w:tr>
+        <w:trPr>
+          <w:cantSplit/>
+        </w:trPr>
         <w:tc>
           <w:tcPr>
             <w:tcW w:type="dxa" w:w="907"/>
@@ -15242,6 +15649,7 @@
       </w:tblGrid>
       <w:tr>
         <w:trPr>
+          <w:cantSplit/>
           <w:tblHeader/>
         </w:trPr>
         <w:tc>
@@ -15336,6 +15744,9 @@
         </w:tc>
       </w:tr>
       <w:tr>
+        <w:trPr>
+          <w:cantSplit/>
+        </w:trPr>
         <w:tc>
           <w:tcPr>
             <w:tcW w:type="dxa" w:w="1633"/>
@@ -15440,6 +15851,9 @@
         </w:tc>
       </w:tr>
       <w:tr>
+        <w:trPr>
+          <w:cantSplit/>
+        </w:trPr>
         <w:tc>
           <w:tcPr>
             <w:tcW w:type="dxa" w:w="1633"/>
@@ -15528,6 +15942,9 @@
         </w:tc>
       </w:tr>
       <w:tr>
+        <w:trPr>
+          <w:cantSplit/>
+        </w:trPr>
         <w:tc>
           <w:tcPr>
             <w:tcW w:type="dxa" w:w="1633"/>
@@ -15616,6 +16033,9 @@
         </w:tc>
       </w:tr>
       <w:tr>
+        <w:trPr>
+          <w:cantSplit/>
+        </w:trPr>
         <w:tc>
           <w:tcPr>
             <w:tcW w:type="dxa" w:w="1633"/>
@@ -15696,6 +16116,9 @@
         </w:tc>
       </w:tr>
       <w:tr>
+        <w:trPr>
+          <w:cantSplit/>
+        </w:trPr>
         <w:tc>
           <w:tcPr>
             <w:tcW w:type="dxa" w:w="1633"/>
@@ -15792,6 +16215,9 @@
         </w:tc>
       </w:tr>
       <w:tr>
+        <w:trPr>
+          <w:cantSplit/>
+        </w:trPr>
         <w:tc>
           <w:tcPr>
             <w:tcW w:type="dxa" w:w="1633"/>
@@ -15872,6 +16298,9 @@
         </w:tc>
       </w:tr>
       <w:tr>
+        <w:trPr>
+          <w:cantSplit/>
+        </w:trPr>
         <w:tc>
           <w:tcPr>
             <w:tcW w:type="dxa" w:w="1633"/>
@@ -15952,6 +16381,9 @@
         </w:tc>
       </w:tr>
       <w:tr>
+        <w:trPr>
+          <w:cantSplit/>
+        </w:trPr>
         <w:tc>
           <w:tcPr>
             <w:tcW w:type="dxa" w:w="1633"/>
@@ -16080,6 +16512,9 @@
         </w:tc>
       </w:tr>
       <w:tr>
+        <w:trPr>
+          <w:cantSplit/>
+        </w:trPr>
         <w:tc>
           <w:tcPr>
             <w:tcW w:type="dxa" w:w="1633"/>
@@ -16160,6 +16595,9 @@
         </w:tc>
       </w:tr>
       <w:tr>
+        <w:trPr>
+          <w:cantSplit/>
+        </w:trPr>
         <w:tc>
           <w:tcPr>
             <w:tcW w:type="dxa" w:w="1633"/>
@@ -16474,6 +16912,7 @@
       </w:tblGrid>
       <w:tr>
         <w:trPr>
+          <w:cantSplit/>
           <w:tblHeader/>
         </w:trPr>
         <w:tc>
@@ -16538,6 +16977,9 @@
         </w:tc>
       </w:tr>
       <w:tr>
+        <w:trPr>
+          <w:cantSplit/>
+        </w:trPr>
         <w:tc>
           <w:tcPr>
             <w:tcW w:type="dxa" w:w="1996"/>
@@ -16592,6 +17034,9 @@
         </w:tc>
       </w:tr>
       <w:tr>
+        <w:trPr>
+          <w:cantSplit/>
+        </w:trPr>
         <w:tc>
           <w:tcPr>
             <w:tcW w:type="dxa" w:w="1996"/>
@@ -16646,6 +17091,9 @@
         </w:tc>
       </w:tr>
       <w:tr>
+        <w:trPr>
+          <w:cantSplit/>
+        </w:trPr>
         <w:tc>
           <w:tcPr>
             <w:tcW w:type="dxa" w:w="1996"/>
@@ -16700,6 +17148,9 @@
         </w:tc>
       </w:tr>
       <w:tr>
+        <w:trPr>
+          <w:cantSplit/>
+        </w:trPr>
         <w:tc>
           <w:tcPr>
             <w:tcW w:type="dxa" w:w="1996"/>
@@ -16786,6 +17237,9 @@
         </w:tc>
       </w:tr>
       <w:tr>
+        <w:trPr>
+          <w:cantSplit/>
+        </w:trPr>
         <w:tc>
           <w:tcPr>
             <w:tcW w:type="dxa" w:w="1996"/>
@@ -16938,6 +17392,9 @@
         </w:tc>
       </w:tr>
       <w:tr>
+        <w:trPr>
+          <w:cantSplit/>
+        </w:trPr>
         <w:tc>
           <w:tcPr>
             <w:tcW w:type="dxa" w:w="1996"/>
@@ -17020,6 +17477,9 @@
         </w:tc>
       </w:tr>
       <w:tr>
+        <w:trPr>
+          <w:cantSplit/>
+        </w:trPr>
         <w:tc>
           <w:tcPr>
             <w:tcW w:type="dxa" w:w="1996"/>
@@ -17129,6 +17589,7 @@
       </w:tblGrid>
       <w:tr>
         <w:trPr>
+          <w:cantSplit/>
           <w:tblHeader/>
         </w:trPr>
         <w:tc>
@@ -17193,6 +17654,9 @@
         </w:tc>
       </w:tr>
       <w:tr>
+        <w:trPr>
+          <w:cantSplit/>
+        </w:trPr>
         <w:tc>
           <w:tcPr>
             <w:tcW w:type="dxa" w:w="1996"/>
@@ -17247,6 +17711,9 @@
         </w:tc>
       </w:tr>
       <w:tr>
+        <w:trPr>
+          <w:cantSplit/>
+        </w:trPr>
         <w:tc>
           <w:tcPr>
             <w:tcW w:type="dxa" w:w="1996"/>
@@ -17301,6 +17768,9 @@
         </w:tc>
       </w:tr>
       <w:tr>
+        <w:trPr>
+          <w:cantSplit/>
+        </w:trPr>
         <w:tc>
           <w:tcPr>
             <w:tcW w:type="dxa" w:w="1996"/>
@@ -17365,6 +17835,9 @@
         </w:tc>
       </w:tr>
       <w:tr>
+        <w:trPr>
+          <w:cantSplit/>
+        </w:trPr>
         <w:tc>
           <w:tcPr>
             <w:tcW w:type="dxa" w:w="1996"/>
@@ -17455,6 +17928,9 @@
         </w:tc>
       </w:tr>
       <w:tr>
+        <w:trPr>
+          <w:cantSplit/>
+        </w:trPr>
         <w:tc>
           <w:tcPr>
             <w:tcW w:type="dxa" w:w="1996"/>
@@ -17551,6 +18027,9 @@
         </w:tc>
       </w:tr>
       <w:tr>
+        <w:trPr>
+          <w:cantSplit/>
+        </w:trPr>
         <w:tc>
           <w:tcPr>
             <w:tcW w:type="dxa" w:w="1996"/>
@@ -17653,6 +18132,9 @@
         </w:tc>
       </w:tr>
       <w:tr>
+        <w:trPr>
+          <w:cantSplit/>
+        </w:trPr>
         <w:tc>
           <w:tcPr>
             <w:tcW w:type="dxa" w:w="1996"/>
@@ -17746,6 +18228,7 @@
       </w:tblGrid>
       <w:tr>
         <w:trPr>
+          <w:cantSplit/>
           <w:tblHeader/>
         </w:trPr>
         <w:tc>
@@ -17810,6 +18293,9 @@
         </w:tc>
       </w:tr>
       <w:tr>
+        <w:trPr>
+          <w:cantSplit/>
+        </w:trPr>
         <w:tc>
           <w:tcPr>
             <w:tcW w:type="dxa" w:w="1996"/>
@@ -17864,6 +18350,9 @@
         </w:tc>
       </w:tr>
       <w:tr>
+        <w:trPr>
+          <w:cantSplit/>
+        </w:trPr>
         <w:tc>
           <w:tcPr>
             <w:tcW w:type="dxa" w:w="1996"/>
@@ -17918,6 +18407,9 @@
         </w:tc>
       </w:tr>
       <w:tr>
+        <w:trPr>
+          <w:cantSplit/>
+        </w:trPr>
         <w:tc>
           <w:tcPr>
             <w:tcW w:type="dxa" w:w="1996"/>
@@ -17972,6 +18464,9 @@
         </w:tc>
       </w:tr>
       <w:tr>
+        <w:trPr>
+          <w:cantSplit/>
+        </w:trPr>
         <w:tc>
           <w:tcPr>
             <w:tcW w:type="dxa" w:w="1996"/>
@@ -18036,6 +18531,9 @@
         </w:tc>
       </w:tr>
       <w:tr>
+        <w:trPr>
+          <w:cantSplit/>
+        </w:trPr>
         <w:tc>
           <w:tcPr>
             <w:tcW w:type="dxa" w:w="1996"/>
@@ -18146,6 +18644,9 @@
         </w:tc>
       </w:tr>
       <w:tr>
+        <w:trPr>
+          <w:cantSplit/>
+        </w:trPr>
         <w:tc>
           <w:tcPr>
             <w:tcW w:type="dxa" w:w="1996"/>
@@ -18463,6 +18964,7 @@
       </w:tblGrid>
       <w:tr>
         <w:trPr>
+          <w:cantSplit/>
           <w:tblHeader/>
         </w:trPr>
         <w:tc>
@@ -18587,6 +19089,9 @@
         </w:tc>
       </w:tr>
       <w:tr>
+        <w:trPr>
+          <w:cantSplit/>
+        </w:trPr>
         <w:tc>
           <w:tcPr>
             <w:tcW w:type="dxa" w:w="1542"/>
@@ -18693,6 +19198,9 @@
         </w:tc>
       </w:tr>
       <w:tr>
+        <w:trPr>
+          <w:cantSplit/>
+        </w:trPr>
         <w:tc>
           <w:tcPr>
             <w:tcW w:type="dxa" w:w="1542"/>
@@ -18799,6 +19307,9 @@
         </w:tc>
       </w:tr>
       <w:tr>
+        <w:trPr>
+          <w:cantSplit/>
+        </w:trPr>
         <w:tc>
           <w:tcPr>
             <w:tcW w:type="dxa" w:w="1542"/>
@@ -18905,6 +19416,9 @@
         </w:tc>
       </w:tr>
       <w:tr>
+        <w:trPr>
+          <w:cantSplit/>
+        </w:trPr>
         <w:tc>
           <w:tcPr>
             <w:tcW w:type="dxa" w:w="1542"/>
@@ -19011,6 +19525,9 @@
         </w:tc>
       </w:tr>
       <w:tr>
+        <w:trPr>
+          <w:cantSplit/>
+        </w:trPr>
         <w:tc>
           <w:tcPr>
             <w:tcW w:type="dxa" w:w="1542"/>
@@ -19117,6 +19634,9 @@
         </w:tc>
       </w:tr>
       <w:tr>
+        <w:trPr>
+          <w:cantSplit/>
+        </w:trPr>
         <w:tc>
           <w:tcPr>
             <w:tcW w:type="dxa" w:w="1542"/>
@@ -19773,6 +20293,7 @@
       </w:tblGrid>
       <w:tr>
         <w:trPr>
+          <w:cantSplit/>
           <w:tblHeader/>
         </w:trPr>
         <w:tc>
@@ -19897,6 +20418,9 @@
         </w:tc>
       </w:tr>
       <w:tr>
+        <w:trPr>
+          <w:cantSplit/>
+        </w:trPr>
         <w:tc>
           <w:tcPr>
             <w:tcW w:type="dxa" w:w="1814"/>
@@ -20003,6 +20527,9 @@
         </w:tc>
       </w:tr>
       <w:tr>
+        <w:trPr>
+          <w:cantSplit/>
+        </w:trPr>
         <w:tc>
           <w:tcPr>
             <w:tcW w:type="dxa" w:w="1814"/>
@@ -20109,6 +20636,9 @@
         </w:tc>
       </w:tr>
       <w:tr>
+        <w:trPr>
+          <w:cantSplit/>
+        </w:trPr>
         <w:tc>
           <w:tcPr>
             <w:tcW w:type="dxa" w:w="1814"/>
@@ -20215,6 +20745,9 @@
         </w:tc>
       </w:tr>
       <w:tr>
+        <w:trPr>
+          <w:cantSplit/>
+        </w:trPr>
         <w:tc>
           <w:tcPr>
             <w:tcW w:type="dxa" w:w="1814"/>
@@ -20321,6 +20854,9 @@
         </w:tc>
       </w:tr>
       <w:tr>
+        <w:trPr>
+          <w:cantSplit/>
+        </w:trPr>
         <w:tc>
           <w:tcPr>
             <w:tcW w:type="dxa" w:w="1814"/>
@@ -20427,6 +20963,9 @@
         </w:tc>
       </w:tr>
       <w:tr>
+        <w:trPr>
+          <w:cantSplit/>
+        </w:trPr>
         <w:tc>
           <w:tcPr>
             <w:tcW w:type="dxa" w:w="1814"/>
@@ -20581,6 +21120,9 @@
         </w:tc>
       </w:tr>
       <w:tr>
+        <w:trPr>
+          <w:cantSplit/>
+        </w:trPr>
         <w:tc>
           <w:tcPr>
             <w:tcW w:type="dxa" w:w="1814"/>
@@ -20687,6 +21229,9 @@
         </w:tc>
       </w:tr>
       <w:tr>
+        <w:trPr>
+          <w:cantSplit/>
+        </w:trPr>
         <w:tc>
           <w:tcPr>
             <w:tcW w:type="dxa" w:w="1814"/>
@@ -20793,6 +21338,9 @@
         </w:tc>
       </w:tr>
       <w:tr>
+        <w:trPr>
+          <w:cantSplit/>
+        </w:trPr>
         <w:tc>
           <w:tcPr>
             <w:tcW w:type="dxa" w:w="1814"/>
@@ -20899,6 +21447,9 @@
         </w:tc>
       </w:tr>
       <w:tr>
+        <w:trPr>
+          <w:cantSplit/>
+        </w:trPr>
         <w:tc>
           <w:tcPr>
             <w:tcW w:type="dxa" w:w="1814"/>
@@ -21062,6 +21613,7 @@
       </w:tblGrid>
       <w:tr>
         <w:trPr>
+          <w:cantSplit/>
           <w:tblHeader/>
         </w:trPr>
         <w:tc>
@@ -21186,6 +21738,9 @@
         </w:tc>
       </w:tr>
       <w:tr>
+        <w:trPr>
+          <w:cantSplit/>
+        </w:trPr>
         <w:tc>
           <w:tcPr>
             <w:tcW w:type="dxa" w:w="1814"/>
@@ -21292,6 +21847,9 @@
         </w:tc>
       </w:tr>
       <w:tr>
+        <w:trPr>
+          <w:cantSplit/>
+        </w:trPr>
         <w:tc>
           <w:tcPr>
             <w:tcW w:type="dxa" w:w="1814"/>
@@ -21398,6 +21956,9 @@
         </w:tc>
       </w:tr>
       <w:tr>
+        <w:trPr>
+          <w:cantSplit/>
+        </w:trPr>
         <w:tc>
           <w:tcPr>
             <w:tcW w:type="dxa" w:w="1814"/>
@@ -21504,6 +22065,9 @@
         </w:tc>
       </w:tr>
       <w:tr>
+        <w:trPr>
+          <w:cantSplit/>
+        </w:trPr>
         <w:tc>
           <w:tcPr>
             <w:tcW w:type="dxa" w:w="1814"/>
@@ -21610,6 +22174,9 @@
         </w:tc>
       </w:tr>
       <w:tr>
+        <w:trPr>
+          <w:cantSplit/>
+        </w:trPr>
         <w:tc>
           <w:tcPr>
             <w:tcW w:type="dxa" w:w="1814"/>
@@ -21716,6 +22283,9 @@
         </w:tc>
       </w:tr>
       <w:tr>
+        <w:trPr>
+          <w:cantSplit/>
+        </w:trPr>
         <w:tc>
           <w:tcPr>
             <w:tcW w:type="dxa" w:w="1814"/>
@@ -21822,6 +22392,9 @@
         </w:tc>
       </w:tr>
       <w:tr>
+        <w:trPr>
+          <w:cantSplit/>
+        </w:trPr>
         <w:tc>
           <w:tcPr>
             <w:tcW w:type="dxa" w:w="1814"/>
@@ -21960,6 +22533,9 @@
         </w:tc>
       </w:tr>
       <w:tr>
+        <w:trPr>
+          <w:cantSplit/>
+        </w:trPr>
         <w:tc>
           <w:tcPr>
             <w:tcW w:type="dxa" w:w="1814"/>
@@ -22114,6 +22690,9 @@
         </w:tc>
       </w:tr>
       <w:tr>
+        <w:trPr>
+          <w:cantSplit/>
+        </w:trPr>
         <w:tc>
           <w:tcPr>
             <w:tcW w:type="dxa" w:w="1814"/>
@@ -22220,6 +22799,9 @@
         </w:tc>
       </w:tr>
       <w:tr>
+        <w:trPr>
+          <w:cantSplit/>
+        </w:trPr>
         <w:tc>
           <w:tcPr>
             <w:tcW w:type="dxa" w:w="1814"/>
@@ -22430,6 +23012,7 @@
       </w:tblGrid>
       <w:tr>
         <w:trPr>
+          <w:cantSplit/>
           <w:tblHeader/>
         </w:trPr>
         <w:tc>
@@ -22554,6 +23137,9 @@
         </w:tc>
       </w:tr>
       <w:tr>
+        <w:trPr>
+          <w:cantSplit/>
+        </w:trPr>
         <w:tc>
           <w:tcPr>
             <w:tcW w:type="dxa" w:w="1814"/>
@@ -22660,6 +23246,9 @@
         </w:tc>
       </w:tr>
       <w:tr>
+        <w:trPr>
+          <w:cantSplit/>
+        </w:trPr>
         <w:tc>
           <w:tcPr>
             <w:tcW w:type="dxa" w:w="1814"/>
@@ -22766,6 +23355,9 @@
         </w:tc>
       </w:tr>
       <w:tr>
+        <w:trPr>
+          <w:cantSplit/>
+        </w:trPr>
         <w:tc>
           <w:tcPr>
             <w:tcW w:type="dxa" w:w="1814"/>
@@ -22872,6 +23464,9 @@
         </w:tc>
       </w:tr>
       <w:tr>
+        <w:trPr>
+          <w:cantSplit/>
+        </w:trPr>
         <w:tc>
           <w:tcPr>
             <w:tcW w:type="dxa" w:w="1814"/>
@@ -22978,6 +23573,9 @@
         </w:tc>
       </w:tr>
       <w:tr>
+        <w:trPr>
+          <w:cantSplit/>
+        </w:trPr>
         <w:tc>
           <w:tcPr>
             <w:tcW w:type="dxa" w:w="1814"/>
@@ -23084,6 +23682,9 @@
         </w:tc>
       </w:tr>
       <w:tr>
+        <w:trPr>
+          <w:cantSplit/>
+        </w:trPr>
         <w:tc>
           <w:tcPr>
             <w:tcW w:type="dxa" w:w="1814"/>
@@ -23247,6 +23848,7 @@
       </w:tblGrid>
       <w:tr>
         <w:trPr>
+          <w:cantSplit/>
           <w:tblHeader/>
         </w:trPr>
         <w:tc>
@@ -23371,6 +23973,9 @@
         </w:tc>
       </w:tr>
       <w:tr>
+        <w:trPr>
+          <w:cantSplit/>
+        </w:trPr>
         <w:tc>
           <w:tcPr>
             <w:tcW w:type="dxa" w:w="1814"/>
@@ -23477,6 +24082,9 @@
         </w:tc>
       </w:tr>
       <w:tr>
+        <w:trPr>
+          <w:cantSplit/>
+        </w:trPr>
         <w:tc>
           <w:tcPr>
             <w:tcW w:type="dxa" w:w="1814"/>
@@ -23583,6 +24191,9 @@
         </w:tc>
       </w:tr>
       <w:tr>
+        <w:trPr>
+          <w:cantSplit/>
+        </w:trPr>
         <w:tc>
           <w:tcPr>
             <w:tcW w:type="dxa" w:w="1814"/>
@@ -23689,6 +24300,9 @@
         </w:tc>
       </w:tr>
       <w:tr>
+        <w:trPr>
+          <w:cantSplit/>
+        </w:trPr>
         <w:tc>
           <w:tcPr>
             <w:tcW w:type="dxa" w:w="1814"/>
@@ -23795,6 +24409,9 @@
         </w:tc>
       </w:tr>
       <w:tr>
+        <w:trPr>
+          <w:cantSplit/>
+        </w:trPr>
         <w:tc>
           <w:tcPr>
             <w:tcW w:type="dxa" w:w="1814"/>
@@ -23958,6 +24575,7 @@
       </w:tblGrid>
       <w:tr>
         <w:trPr>
+          <w:cantSplit/>
           <w:tblHeader/>
         </w:trPr>
         <w:tc>
@@ -24082,6 +24700,9 @@
         </w:tc>
       </w:tr>
       <w:tr>
+        <w:trPr>
+          <w:cantSplit/>
+        </w:trPr>
         <w:tc>
           <w:tcPr>
             <w:tcW w:type="dxa" w:w="1814"/>
@@ -24188,6 +24809,9 @@
         </w:tc>
       </w:tr>
       <w:tr>
+        <w:trPr>
+          <w:cantSplit/>
+        </w:trPr>
         <w:tc>
           <w:tcPr>
             <w:tcW w:type="dxa" w:w="1814"/>
@@ -24294,6 +24918,9 @@
         </w:tc>
       </w:tr>
       <w:tr>
+        <w:trPr>
+          <w:cantSplit/>
+        </w:trPr>
         <w:tc>
           <w:tcPr>
             <w:tcW w:type="dxa" w:w="1814"/>
@@ -24400,6 +25027,9 @@
         </w:tc>
       </w:tr>
       <w:tr>
+        <w:trPr>
+          <w:cantSplit/>
+        </w:trPr>
         <w:tc>
           <w:tcPr>
             <w:tcW w:type="dxa" w:w="1814"/>
@@ -24573,6 +25203,7 @@
       </w:tblGrid>
       <w:tr>
         <w:trPr>
+          <w:cantSplit/>
           <w:tblHeader/>
         </w:trPr>
         <w:tc>
@@ -24697,6 +25328,9 @@
         </w:tc>
       </w:tr>
       <w:tr>
+        <w:trPr>
+          <w:cantSplit/>
+        </w:trPr>
         <w:tc>
           <w:tcPr>
             <w:tcW w:type="dxa" w:w="1814"/>
@@ -24803,6 +25437,9 @@
         </w:tc>
       </w:tr>
       <w:tr>
+        <w:trPr>
+          <w:cantSplit/>
+        </w:trPr>
         <w:tc>
           <w:tcPr>
             <w:tcW w:type="dxa" w:w="1814"/>
@@ -24909,6 +25546,9 @@
         </w:tc>
       </w:tr>
       <w:tr>
+        <w:trPr>
+          <w:cantSplit/>
+        </w:trPr>
         <w:tc>
           <w:tcPr>
             <w:tcW w:type="dxa" w:w="1814"/>
@@ -25015,6 +25655,9 @@
         </w:tc>
       </w:tr>
       <w:tr>
+        <w:trPr>
+          <w:cantSplit/>
+        </w:trPr>
         <w:tc>
           <w:tcPr>
             <w:tcW w:type="dxa" w:w="1814"/>
@@ -25131,6 +25774,9 @@
         </w:tc>
       </w:tr>
       <w:tr>
+        <w:trPr>
+          <w:cantSplit/>
+        </w:trPr>
         <w:tc>
           <w:tcPr>
             <w:tcW w:type="dxa" w:w="1814"/>
@@ -25237,6 +25883,9 @@
         </w:tc>
       </w:tr>
       <w:tr>
+        <w:trPr>
+          <w:cantSplit/>
+        </w:trPr>
         <w:tc>
           <w:tcPr>
             <w:tcW w:type="dxa" w:w="1814"/>
@@ -25343,6 +25992,9 @@
         </w:tc>
       </w:tr>
       <w:tr>
+        <w:trPr>
+          <w:cantSplit/>
+        </w:trPr>
         <w:tc>
           <w:tcPr>
             <w:tcW w:type="dxa" w:w="1814"/>
@@ -25449,6 +26101,9 @@
         </w:tc>
       </w:tr>
       <w:tr>
+        <w:trPr>
+          <w:cantSplit/>
+        </w:trPr>
         <w:tc>
           <w:tcPr>
             <w:tcW w:type="dxa" w:w="1814"/>
@@ -25612,6 +26267,7 @@
       </w:tblGrid>
       <w:tr>
         <w:trPr>
+          <w:cantSplit/>
           <w:tblHeader/>
         </w:trPr>
         <w:tc>
@@ -25736,6 +26392,9 @@
         </w:tc>
       </w:tr>
       <w:tr>
+        <w:trPr>
+          <w:cantSplit/>
+        </w:trPr>
         <w:tc>
           <w:tcPr>
             <w:tcW w:type="dxa" w:w="1814"/>
@@ -25842,6 +26501,9 @@
         </w:tc>
       </w:tr>
       <w:tr>
+        <w:trPr>
+          <w:cantSplit/>
+        </w:trPr>
         <w:tc>
           <w:tcPr>
             <w:tcW w:type="dxa" w:w="1814"/>
@@ -25948,6 +26610,9 @@
         </w:tc>
       </w:tr>
       <w:tr>
+        <w:trPr>
+          <w:cantSplit/>
+        </w:trPr>
         <w:tc>
           <w:tcPr>
             <w:tcW w:type="dxa" w:w="1814"/>
@@ -26054,6 +26719,9 @@
         </w:tc>
       </w:tr>
       <w:tr>
+        <w:trPr>
+          <w:cantSplit/>
+        </w:trPr>
         <w:tc>
           <w:tcPr>
             <w:tcW w:type="dxa" w:w="1814"/>
@@ -26160,6 +26828,9 @@
         </w:tc>
       </w:tr>
       <w:tr>
+        <w:trPr>
+          <w:cantSplit/>
+        </w:trPr>
         <w:tc>
           <w:tcPr>
             <w:tcW w:type="dxa" w:w="1814"/>
@@ -26266,6 +26937,9 @@
         </w:tc>
       </w:tr>
       <w:tr>
+        <w:trPr>
+          <w:cantSplit/>
+        </w:trPr>
         <w:tc>
           <w:tcPr>
             <w:tcW w:type="dxa" w:w="1814"/>
@@ -26736,6 +27410,7 @@
       </w:tblGrid>
       <w:tr>
         <w:trPr>
+          <w:cantSplit/>
           <w:tblHeader/>
         </w:trPr>
         <w:tc>
@@ -26830,6 +27505,9 @@
         </w:tc>
       </w:tr>
       <w:tr>
+        <w:trPr>
+          <w:cantSplit/>
+        </w:trPr>
         <w:tc>
           <w:tcPr>
             <w:tcW w:type="dxa" w:w="1996"/>
@@ -26910,6 +27588,9 @@
         </w:tc>
       </w:tr>
       <w:tr>
+        <w:trPr>
+          <w:cantSplit/>
+        </w:trPr>
         <w:tc>
           <w:tcPr>
             <w:tcW w:type="dxa" w:w="1996"/>
@@ -26990,6 +27671,9 @@
         </w:tc>
       </w:tr>
       <w:tr>
+        <w:trPr>
+          <w:cantSplit/>
+        </w:trPr>
         <w:tc>
           <w:tcPr>
             <w:tcW w:type="dxa" w:w="1996"/>
@@ -27070,6 +27754,9 @@
         </w:tc>
       </w:tr>
       <w:tr>
+        <w:trPr>
+          <w:cantSplit/>
+        </w:trPr>
         <w:tc>
           <w:tcPr>
             <w:tcW w:type="dxa" w:w="1996"/>
@@ -27150,6 +27837,9 @@
         </w:tc>
       </w:tr>
       <w:tr>
+        <w:trPr>
+          <w:cantSplit/>
+        </w:trPr>
         <w:tc>
           <w:tcPr>
             <w:tcW w:type="dxa" w:w="1996"/>
@@ -27230,6 +27920,9 @@
         </w:tc>
       </w:tr>
       <w:tr>
+        <w:trPr>
+          <w:cantSplit/>
+        </w:trPr>
         <w:tc>
           <w:tcPr>
             <w:tcW w:type="dxa" w:w="1996"/>
@@ -27310,6 +28003,9 @@
         </w:tc>
       </w:tr>
       <w:tr>
+        <w:trPr>
+          <w:cantSplit/>
+        </w:trPr>
         <w:tc>
           <w:tcPr>
             <w:tcW w:type="dxa" w:w="1996"/>
@@ -27390,6 +28086,9 @@
         </w:tc>
       </w:tr>
       <w:tr>
+        <w:trPr>
+          <w:cantSplit/>
+        </w:trPr>
         <w:tc>
           <w:tcPr>
             <w:tcW w:type="dxa" w:w="1996"/>
@@ -27470,6 +28169,9 @@
         </w:tc>
       </w:tr>
       <w:tr>
+        <w:trPr>
+          <w:cantSplit/>
+        </w:trPr>
         <w:tc>
           <w:tcPr>
             <w:tcW w:type="dxa" w:w="1996"/>
@@ -27804,6 +28506,7 @@
       </w:tblGrid>
       <w:tr>
         <w:trPr>
+          <w:cantSplit/>
           <w:tblHeader/>
         </w:trPr>
         <w:tc>
@@ -27928,6 +28631,9 @@
         </w:tc>
       </w:tr>
       <w:tr>
+        <w:trPr>
+          <w:cantSplit/>
+        </w:trPr>
         <w:tc>
           <w:tcPr>
             <w:tcW w:type="dxa" w:w="1270"/>
@@ -28058,6 +28764,9 @@
         </w:tc>
       </w:tr>
       <w:tr>
+        <w:trPr>
+          <w:cantSplit/>
+        </w:trPr>
         <w:tc>
           <w:tcPr>
             <w:tcW w:type="dxa" w:w="1270"/>
@@ -28164,6 +28873,9 @@
         </w:tc>
       </w:tr>
       <w:tr>
+        <w:trPr>
+          <w:cantSplit/>
+        </w:trPr>
         <w:tc>
           <w:tcPr>
             <w:tcW w:type="dxa" w:w="1270"/>
@@ -28270,6 +28982,9 @@
         </w:tc>
       </w:tr>
       <w:tr>
+        <w:trPr>
+          <w:cantSplit/>
+        </w:trPr>
         <w:tc>
           <w:tcPr>
             <w:tcW w:type="dxa" w:w="1270"/>
@@ -28376,6 +29091,9 @@
         </w:tc>
       </w:tr>
       <w:tr>
+        <w:trPr>
+          <w:cantSplit/>
+        </w:trPr>
         <w:tc>
           <w:tcPr>
             <w:tcW w:type="dxa" w:w="1270"/>
@@ -28523,6 +29241,7 @@
       </w:tblGrid>
       <w:tr>
         <w:trPr>
+          <w:cantSplit/>
           <w:tblHeader/>
         </w:trPr>
         <w:tc>
@@ -28647,6 +29366,9 @@
         </w:tc>
       </w:tr>
       <w:tr>
+        <w:trPr>
+          <w:cantSplit/>
+        </w:trPr>
         <w:tc>
           <w:tcPr>
             <w:tcW w:type="dxa" w:w="1270"/>
@@ -28753,6 +29475,9 @@
         </w:tc>
       </w:tr>
       <w:tr>
+        <w:trPr>
+          <w:cantSplit/>
+        </w:trPr>
         <w:tc>
           <w:tcPr>
             <w:tcW w:type="dxa" w:w="1270"/>
@@ -28859,6 +29584,9 @@
         </w:tc>
       </w:tr>
       <w:tr>
+        <w:trPr>
+          <w:cantSplit/>
+        </w:trPr>
         <w:tc>
           <w:tcPr>
             <w:tcW w:type="dxa" w:w="1270"/>
@@ -28975,6 +29703,9 @@
         </w:tc>
       </w:tr>
       <w:tr>
+        <w:trPr>
+          <w:cantSplit/>
+        </w:trPr>
         <w:tc>
           <w:tcPr>
             <w:tcW w:type="dxa" w:w="1270"/>
@@ -29081,6 +29812,9 @@
         </w:tc>
       </w:tr>
       <w:tr>
+        <w:trPr>
+          <w:cantSplit/>
+        </w:trPr>
         <w:tc>
           <w:tcPr>
             <w:tcW w:type="dxa" w:w="1270"/>
@@ -29187,6 +29921,9 @@
         </w:tc>
       </w:tr>
       <w:tr>
+        <w:trPr>
+          <w:cantSplit/>
+        </w:trPr>
         <w:tc>
           <w:tcPr>
             <w:tcW w:type="dxa" w:w="1270"/>
@@ -29301,6 +30038,9 @@
         </w:tc>
       </w:tr>
       <w:tr>
+        <w:trPr>
+          <w:cantSplit/>
+        </w:trPr>
         <w:tc>
           <w:tcPr>
             <w:tcW w:type="dxa" w:w="1270"/>
@@ -29417,6 +30157,9 @@
         </w:tc>
       </w:tr>
       <w:tr>
+        <w:trPr>
+          <w:cantSplit/>
+        </w:trPr>
         <w:tc>
           <w:tcPr>
             <w:tcW w:type="dxa" w:w="1270"/>
@@ -29523,6 +30266,9 @@
         </w:tc>
       </w:tr>
       <w:tr>
+        <w:trPr>
+          <w:cantSplit/>
+        </w:trPr>
         <w:tc>
           <w:tcPr>
             <w:tcW w:type="dxa" w:w="1270"/>
@@ -29670,6 +30416,7 @@
       </w:tblGrid>
       <w:tr>
         <w:trPr>
+          <w:cantSplit/>
           <w:tblHeader/>
         </w:trPr>
         <w:tc>
@@ -29794,6 +30541,9 @@
         </w:tc>
       </w:tr>
       <w:tr>
+        <w:trPr>
+          <w:cantSplit/>
+        </w:trPr>
         <w:tc>
           <w:tcPr>
             <w:tcW w:type="dxa" w:w="1270"/>
@@ -29900,6 +30650,9 @@
         </w:tc>
       </w:tr>
       <w:tr>
+        <w:trPr>
+          <w:cantSplit/>
+        </w:trPr>
         <w:tc>
           <w:tcPr>
             <w:tcW w:type="dxa" w:w="1270"/>
@@ -30006,6 +30759,9 @@
         </w:tc>
       </w:tr>
       <w:tr>
+        <w:trPr>
+          <w:cantSplit/>
+        </w:trPr>
         <w:tc>
           <w:tcPr>
             <w:tcW w:type="dxa" w:w="1270"/>
@@ -30112,6 +30868,9 @@
         </w:tc>
       </w:tr>
       <w:tr>
+        <w:trPr>
+          <w:cantSplit/>
+        </w:trPr>
         <w:tc>
           <w:tcPr>
             <w:tcW w:type="dxa" w:w="1270"/>
@@ -30218,6 +30977,9 @@
         </w:tc>
       </w:tr>
       <w:tr>
+        <w:trPr>
+          <w:cantSplit/>
+        </w:trPr>
         <w:tc>
           <w:tcPr>
             <w:tcW w:type="dxa" w:w="1270"/>
@@ -30324,6 +31086,9 @@
         </w:tc>
       </w:tr>
       <w:tr>
+        <w:trPr>
+          <w:cantSplit/>
+        </w:trPr>
         <w:tc>
           <w:tcPr>
             <w:tcW w:type="dxa" w:w="1270"/>
@@ -30430,6 +31195,9 @@
         </w:tc>
       </w:tr>
       <w:tr>
+        <w:trPr>
+          <w:cantSplit/>
+        </w:trPr>
         <w:tc>
           <w:tcPr>
             <w:tcW w:type="dxa" w:w="1270"/>
@@ -30546,6 +31314,9 @@
         </w:tc>
       </w:tr>
       <w:tr>
+        <w:trPr>
+          <w:cantSplit/>
+        </w:trPr>
         <w:tc>
           <w:tcPr>
             <w:tcW w:type="dxa" w:w="1270"/>
@@ -30652,6 +31423,9 @@
         </w:tc>
       </w:tr>
       <w:tr>
+        <w:trPr>
+          <w:cantSplit/>
+        </w:trPr>
         <w:tc>
           <w:tcPr>
             <w:tcW w:type="dxa" w:w="1270"/>
@@ -30799,6 +31573,7 @@
       </w:tblGrid>
       <w:tr>
         <w:trPr>
+          <w:cantSplit/>
           <w:tblHeader/>
         </w:trPr>
         <w:tc>
@@ -30923,6 +31698,9 @@
         </w:tc>
       </w:tr>
       <w:tr>
+        <w:trPr>
+          <w:cantSplit/>
+        </w:trPr>
         <w:tc>
           <w:tcPr>
             <w:tcW w:type="dxa" w:w="1089"/>
@@ -31047,6 +31825,9 @@
         </w:tc>
       </w:tr>
       <w:tr>
+        <w:trPr>
+          <w:cantSplit/>
+        </w:trPr>
         <w:tc>
           <w:tcPr>
             <w:tcW w:type="dxa" w:w="1089"/>
@@ -31153,6 +31934,9 @@
         </w:tc>
       </w:tr>
       <w:tr>
+        <w:trPr>
+          <w:cantSplit/>
+        </w:trPr>
         <w:tc>
           <w:tcPr>
             <w:tcW w:type="dxa" w:w="1089"/>
@@ -31269,6 +32053,9 @@
         </w:tc>
       </w:tr>
       <w:tr>
+        <w:trPr>
+          <w:cantSplit/>
+        </w:trPr>
         <w:tc>
           <w:tcPr>
             <w:tcW w:type="dxa" w:w="1089"/>
@@ -31375,6 +32162,9 @@
         </w:tc>
       </w:tr>
       <w:tr>
+        <w:trPr>
+          <w:cantSplit/>
+        </w:trPr>
         <w:tc>
           <w:tcPr>
             <w:tcW w:type="dxa" w:w="1089"/>
@@ -31481,6 +32271,9 @@
         </w:tc>
       </w:tr>
       <w:tr>
+        <w:trPr>
+          <w:cantSplit/>
+        </w:trPr>
         <w:tc>
           <w:tcPr>
             <w:tcW w:type="dxa" w:w="1089"/>
@@ -31605,6 +32398,9 @@
         </w:tc>
       </w:tr>
       <w:tr>
+        <w:trPr>
+          <w:cantSplit/>
+        </w:trPr>
         <w:tc>
           <w:tcPr>
             <w:tcW w:type="dxa" w:w="1089"/>
@@ -31711,6 +32507,9 @@
         </w:tc>
       </w:tr>
       <w:tr>
+        <w:trPr>
+          <w:cantSplit/>
+        </w:trPr>
         <w:tc>
           <w:tcPr>
             <w:tcW w:type="dxa" w:w="1089"/>
@@ -31858,6 +32657,7 @@
       </w:tblGrid>
       <w:tr>
         <w:trPr>
+          <w:cantSplit/>
           <w:tblHeader/>
         </w:trPr>
         <w:tc>
@@ -31982,6 +32782,9 @@
         </w:tc>
       </w:tr>
       <w:tr>
+        <w:trPr>
+          <w:cantSplit/>
+        </w:trPr>
         <w:tc>
           <w:tcPr>
             <w:tcW w:type="dxa" w:w="1089"/>
@@ -32088,6 +32891,9 @@
         </w:tc>
       </w:tr>
       <w:tr>
+        <w:trPr>
+          <w:cantSplit/>
+        </w:trPr>
         <w:tc>
           <w:tcPr>
             <w:tcW w:type="dxa" w:w="1089"/>
@@ -32230,6 +33036,9 @@
         </w:tc>
       </w:tr>
       <w:tr>
+        <w:trPr>
+          <w:cantSplit/>
+        </w:trPr>
         <w:tc>
           <w:tcPr>
             <w:tcW w:type="dxa" w:w="1089"/>
@@ -32346,6 +33155,9 @@
         </w:tc>
       </w:tr>
       <w:tr>
+        <w:trPr>
+          <w:cantSplit/>
+        </w:trPr>
         <w:tc>
           <w:tcPr>
             <w:tcW w:type="dxa" w:w="1089"/>
@@ -32452,6 +33264,9 @@
         </w:tc>
       </w:tr>
       <w:tr>
+        <w:trPr>
+          <w:cantSplit/>
+        </w:trPr>
         <w:tc>
           <w:tcPr>
             <w:tcW w:type="dxa" w:w="1089"/>
@@ -32568,6 +33383,9 @@
         </w:tc>
       </w:tr>
       <w:tr>
+        <w:trPr>
+          <w:cantSplit/>
+        </w:trPr>
         <w:tc>
           <w:tcPr>
             <w:tcW w:type="dxa" w:w="1089"/>
@@ -32674,6 +33492,9 @@
         </w:tc>
       </w:tr>
       <w:tr>
+        <w:trPr>
+          <w:cantSplit/>
+        </w:trPr>
         <w:tc>
           <w:tcPr>
             <w:tcW w:type="dxa" w:w="1089"/>
@@ -32780,6 +33601,9 @@
         </w:tc>
       </w:tr>
       <w:tr>
+        <w:trPr>
+          <w:cantSplit/>
+        </w:trPr>
         <w:tc>
           <w:tcPr>
             <w:tcW w:type="dxa" w:w="1089"/>
@@ -32886,6 +33710,9 @@
         </w:tc>
       </w:tr>
       <w:tr>
+        <w:trPr>
+          <w:cantSplit/>
+        </w:trPr>
         <w:tc>
           <w:tcPr>
             <w:tcW w:type="dxa" w:w="1089"/>
@@ -32992,6 +33819,9 @@
         </w:tc>
       </w:tr>
       <w:tr>
+        <w:trPr>
+          <w:cantSplit/>
+        </w:trPr>
         <w:tc>
           <w:tcPr>
             <w:tcW w:type="dxa" w:w="1089"/>
@@ -33108,6 +33938,9 @@
         </w:tc>
       </w:tr>
       <w:tr>
+        <w:trPr>
+          <w:cantSplit/>
+        </w:trPr>
         <w:tc>
           <w:tcPr>
             <w:tcW w:type="dxa" w:w="1089"/>
@@ -33214,6 +34047,9 @@
         </w:tc>
       </w:tr>
       <w:tr>
+        <w:trPr>
+          <w:cantSplit/>
+        </w:trPr>
         <w:tc>
           <w:tcPr>
             <w:tcW w:type="dxa" w:w="1089"/>
@@ -33456,6 +34292,7 @@
       </w:tblGrid>
       <w:tr>
         <w:trPr>
+          <w:cantSplit/>
           <w:tblHeader/>
         </w:trPr>
         <w:tc>
@@ -33610,6 +34447,9 @@
         </w:tc>
       </w:tr>
       <w:tr>
+        <w:trPr>
+          <w:cantSplit/>
+        </w:trPr>
         <w:tc>
           <w:tcPr>
             <w:tcW w:type="dxa" w:w="2903"/>
@@ -33750,6 +34590,9 @@
         </w:tc>
       </w:tr>
       <w:tr>
+        <w:trPr>
+          <w:cantSplit/>
+        </w:trPr>
         <w:tc>
           <w:tcPr>
             <w:tcW w:type="dxa" w:w="2903"/>
@@ -33890,6 +34733,9 @@
         </w:tc>
       </w:tr>
       <w:tr>
+        <w:trPr>
+          <w:cantSplit/>
+        </w:trPr>
         <w:tc>
           <w:tcPr>
             <w:tcW w:type="dxa" w:w="2903"/>
@@ -34030,6 +34876,9 @@
         </w:tc>
       </w:tr>
       <w:tr>
+        <w:trPr>
+          <w:cantSplit/>
+        </w:trPr>
         <w:tc>
           <w:tcPr>
             <w:tcW w:type="dxa" w:w="2903"/>
@@ -34274,6 +35123,7 @@
       </w:tblGrid>
       <w:tr>
         <w:trPr>
+          <w:cantSplit/>
           <w:tblHeader/>
         </w:trPr>
         <w:tc>
@@ -34338,6 +35188,9 @@
         </w:tc>
       </w:tr>
       <w:tr>
+        <w:trPr>
+          <w:cantSplit/>
+        </w:trPr>
         <w:tc>
           <w:tcPr>
             <w:tcW w:type="dxa" w:w="2177"/>
@@ -34392,6 +35245,9 @@
         </w:tc>
       </w:tr>
       <w:tr>
+        <w:trPr>
+          <w:cantSplit/>
+        </w:trPr>
         <w:tc>
           <w:tcPr>
             <w:tcW w:type="dxa" w:w="2177"/>
@@ -34446,6 +35302,9 @@
         </w:tc>
       </w:tr>
       <w:tr>
+        <w:trPr>
+          <w:cantSplit/>
+        </w:trPr>
         <w:tc>
           <w:tcPr>
             <w:tcW w:type="dxa" w:w="2177"/>
@@ -34500,6 +35359,9 @@
         </w:tc>
       </w:tr>
       <w:tr>
+        <w:trPr>
+          <w:cantSplit/>
+        </w:trPr>
         <w:tc>
           <w:tcPr>
             <w:tcW w:type="dxa" w:w="2177"/>
@@ -38502,6 +39364,7 @@
       </w:tblGrid>
       <w:tr>
         <w:trPr>
+          <w:cantSplit/>
           <w:tblHeader/>
         </w:trPr>
         <w:tc>
@@ -38596,6 +39459,9 @@
         </w:tc>
       </w:tr>
       <w:tr>
+        <w:trPr>
+          <w:cantSplit/>
+        </w:trPr>
         <w:tc>
           <w:tcPr>
             <w:tcW w:type="dxa" w:w="2177"/>
@@ -38694,6 +39560,9 @@
         </w:tc>
       </w:tr>
       <w:tr>
+        <w:trPr>
+          <w:cantSplit/>
+        </w:trPr>
         <w:tc>
           <w:tcPr>
             <w:tcW w:type="dxa" w:w="2177"/>
@@ -38790,6 +39659,9 @@
         </w:tc>
       </w:tr>
       <w:tr>
+        <w:trPr>
+          <w:cantSplit/>
+        </w:trPr>
         <w:tc>
           <w:tcPr>
             <w:tcW w:type="dxa" w:w="2177"/>
@@ -39293,6 +40165,7 @@
       </w:tblGrid>
       <w:tr>
         <w:trPr>
+          <w:cantSplit/>
           <w:tblHeader/>
         </w:trPr>
         <w:tc>
@@ -39357,6 +40230,9 @@
         </w:tc>
       </w:tr>
       <w:tr>
+        <w:trPr>
+          <w:cantSplit/>
+        </w:trPr>
         <w:tc>
           <w:tcPr>
             <w:tcW w:type="dxa" w:w="3447"/>
@@ -39411,6 +40287,9 @@
         </w:tc>
       </w:tr>
       <w:tr>
+        <w:trPr>
+          <w:cantSplit/>
+        </w:trPr>
         <w:tc>
           <w:tcPr>
             <w:tcW w:type="dxa" w:w="3447"/>
@@ -39473,6 +40352,9 @@
         </w:tc>
       </w:tr>
       <w:tr>
+        <w:trPr>
+          <w:cantSplit/>
+        </w:trPr>
         <w:tc>
           <w:tcPr>
             <w:tcW w:type="dxa" w:w="3447"/>
@@ -39527,6 +40409,9 @@
         </w:tc>
       </w:tr>
       <w:tr>
+        <w:trPr>
+          <w:cantSplit/>
+        </w:trPr>
         <w:tc>
           <w:tcPr>
             <w:tcW w:type="dxa" w:w="3447"/>
@@ -39599,6 +40484,9 @@
         </w:tc>
       </w:tr>
       <w:tr>
+        <w:trPr>
+          <w:cantSplit/>
+        </w:trPr>
         <w:tc>
           <w:tcPr>
             <w:tcW w:type="dxa" w:w="3447"/>
@@ -39709,6 +40597,9 @@
         </w:tc>
       </w:tr>
       <w:tr>
+        <w:trPr>
+          <w:cantSplit/>
+        </w:trPr>
         <w:tc>
           <w:tcPr>
             <w:tcW w:type="dxa" w:w="3447"/>
@@ -39763,6 +40654,9 @@
         </w:tc>
       </w:tr>
       <w:tr>
+        <w:trPr>
+          <w:cantSplit/>
+        </w:trPr>
         <w:tc>
           <w:tcPr>
             <w:tcW w:type="dxa" w:w="3447"/>
@@ -39849,6 +40743,9 @@
         </w:tc>
       </w:tr>
       <w:tr>
+        <w:trPr>
+          <w:cantSplit/>
+        </w:trPr>
         <w:tc>
           <w:tcPr>
             <w:tcW w:type="dxa" w:w="3447"/>
@@ -39903,6 +40800,9 @@
         </w:tc>
       </w:tr>
       <w:tr>
+        <w:trPr>
+          <w:cantSplit/>
+        </w:trPr>
         <w:tc>
           <w:tcPr>
             <w:tcW w:type="dxa" w:w="3447"/>
@@ -39973,6 +40873,9 @@
         </w:tc>
       </w:tr>
       <w:tr>
+        <w:trPr>
+          <w:cantSplit/>
+        </w:trPr>
         <w:tc>
           <w:tcPr>
             <w:tcW w:type="dxa" w:w="3447"/>
@@ -40067,6 +40970,9 @@
         </w:tc>
       </w:tr>
       <w:tr>
+        <w:trPr>
+          <w:cantSplit/>
+        </w:trPr>
         <w:tc>
           <w:tcPr>
             <w:tcW w:type="dxa" w:w="3447"/>
@@ -40137,6 +41043,9 @@
         </w:tc>
       </w:tr>
       <w:tr>
+        <w:trPr>
+          <w:cantSplit/>
+        </w:trPr>
         <w:tc>
           <w:tcPr>
             <w:tcW w:type="dxa" w:w="3447"/>
@@ -40191,6 +41100,9 @@
         </w:tc>
       </w:tr>
       <w:tr>
+        <w:trPr>
+          <w:cantSplit/>
+        </w:trPr>
         <w:tc>
           <w:tcPr>
             <w:tcW w:type="dxa" w:w="3447"/>
@@ -40863,6 +41775,7 @@
       </w:tblGrid>
       <w:tr>
         <w:trPr>
+          <w:cantSplit/>
           <w:tblHeader/>
         </w:trPr>
         <w:tc>
@@ -40987,6 +41900,9 @@
         </w:tc>
       </w:tr>
       <w:tr>
+        <w:trPr>
+          <w:cantSplit/>
+        </w:trPr>
         <w:tc>
           <w:tcPr>
             <w:tcW w:type="dxa" w:w="2722"/>
@@ -41093,6 +42009,9 @@
         </w:tc>
       </w:tr>
       <w:tr>
+        <w:trPr>
+          <w:cantSplit/>
+        </w:trPr>
         <w:tc>
           <w:tcPr>
             <w:tcW w:type="dxa" w:w="2722"/>
@@ -41199,6 +42118,9 @@
         </w:tc>
       </w:tr>
       <w:tr>
+        <w:trPr>
+          <w:cantSplit/>
+        </w:trPr>
         <w:tc>
           <w:tcPr>
             <w:tcW w:type="dxa" w:w="2722"/>
@@ -41305,6 +42227,9 @@
         </w:tc>
       </w:tr>
       <w:tr>
+        <w:trPr>
+          <w:cantSplit/>
+        </w:trPr>
         <w:tc>
           <w:tcPr>
             <w:tcW w:type="dxa" w:w="2722"/>
@@ -41411,6 +42336,9 @@
         </w:tc>
       </w:tr>
       <w:tr>
+        <w:trPr>
+          <w:cantSplit/>
+        </w:trPr>
         <w:tc>
           <w:tcPr>
             <w:tcW w:type="dxa" w:w="2722"/>
@@ -41517,6 +42445,9 @@
         </w:tc>
       </w:tr>
       <w:tr>
+        <w:trPr>
+          <w:cantSplit/>
+        </w:trPr>
         <w:tc>
           <w:tcPr>
             <w:tcW w:type="dxa" w:w="2722"/>
@@ -41623,6 +42554,9 @@
         </w:tc>
       </w:tr>
       <w:tr>
+        <w:trPr>
+          <w:cantSplit/>
+        </w:trPr>
         <w:tc>
           <w:tcPr>
             <w:tcW w:type="dxa" w:w="2722"/>
@@ -41729,6 +42663,9 @@
         </w:tc>
       </w:tr>
       <w:tr>
+        <w:trPr>
+          <w:cantSplit/>
+        </w:trPr>
         <w:tc>
           <w:tcPr>
             <w:tcW w:type="dxa" w:w="2722"/>
@@ -41835,6 +42772,9 @@
         </w:tc>
       </w:tr>
       <w:tr>
+        <w:trPr>
+          <w:cantSplit/>
+        </w:trPr>
         <w:tc>
           <w:tcPr>
             <w:tcW w:type="dxa" w:w="2722"/>
@@ -41993,6 +42933,7 @@
       </w:tblGrid>
       <w:tr>
         <w:trPr>
+          <w:cantSplit/>
           <w:tblHeader/>
         </w:trPr>
         <w:tc>
@@ -42057,6 +42998,9 @@
         </w:tc>
       </w:tr>
       <w:tr>
+        <w:trPr>
+          <w:cantSplit/>
+        </w:trPr>
         <w:tc>
           <w:tcPr>
             <w:tcW w:type="dxa" w:w="635"/>
@@ -42137,6 +43081,9 @@
         </w:tc>
       </w:tr>
       <w:tr>
+        <w:trPr>
+          <w:cantSplit/>
+        </w:trPr>
         <w:tc>
           <w:tcPr>
             <w:tcW w:type="dxa" w:w="635"/>
@@ -42225,6 +43172,9 @@
         </w:tc>
       </w:tr>
       <w:tr>
+        <w:trPr>
+          <w:cantSplit/>
+        </w:trPr>
         <w:tc>
           <w:tcPr>
             <w:tcW w:type="dxa" w:w="635"/>
@@ -42297,6 +43247,9 @@
         </w:tc>
       </w:tr>
       <w:tr>
+        <w:trPr>
+          <w:cantSplit/>
+        </w:trPr>
         <w:tc>
           <w:tcPr>
             <w:tcW w:type="dxa" w:w="635"/>
@@ -42377,6 +43330,9 @@
         </w:tc>
       </w:tr>
       <w:tr>
+        <w:trPr>
+          <w:cantSplit/>
+        </w:trPr>
         <w:tc>
           <w:tcPr>
             <w:tcW w:type="dxa" w:w="635"/>
@@ -42449,6 +43405,9 @@
         </w:tc>
       </w:tr>
       <w:tr>
+        <w:trPr>
+          <w:cantSplit/>
+        </w:trPr>
         <w:tc>
           <w:tcPr>
             <w:tcW w:type="dxa" w:w="635"/>
@@ -42513,6 +43472,9 @@
         </w:tc>
       </w:tr>
       <w:tr>
+        <w:trPr>
+          <w:cantSplit/>
+        </w:trPr>
         <w:tc>
           <w:tcPr>
             <w:tcW w:type="dxa" w:w="635"/>
@@ -42657,6 +43619,7 @@
       </w:tblGrid>
       <w:tr>
         <w:trPr>
+          <w:cantSplit/>
           <w:tblHeader/>
         </w:trPr>
         <w:tc>
@@ -42751,6 +43714,9 @@
         </w:tc>
       </w:tr>
       <w:tr>
+        <w:trPr>
+          <w:cantSplit/>
+        </w:trPr>
         <w:tc>
           <w:tcPr>
             <w:tcW w:type="dxa" w:w="907"/>
@@ -42831,6 +43797,9 @@
         </w:tc>
       </w:tr>
       <w:tr>
+        <w:trPr>
+          <w:cantSplit/>
+        </w:trPr>
         <w:tc>
           <w:tcPr>
             <w:tcW w:type="dxa" w:w="907"/>
@@ -42911,6 +43880,9 @@
         </w:tc>
       </w:tr>
       <w:tr>
+        <w:trPr>
+          <w:cantSplit/>
+        </w:trPr>
         <w:tc>
           <w:tcPr>
             <w:tcW w:type="dxa" w:w="907"/>
@@ -42999,6 +43971,9 @@
         </w:tc>
       </w:tr>
       <w:tr>
+        <w:trPr>
+          <w:cantSplit/>
+        </w:trPr>
         <w:tc>
           <w:tcPr>
             <w:tcW w:type="dxa" w:w="907"/>
@@ -43079,6 +44054,9 @@
         </w:tc>
       </w:tr>
       <w:tr>
+        <w:trPr>
+          <w:cantSplit/>
+        </w:trPr>
         <w:tc>
           <w:tcPr>
             <w:tcW w:type="dxa" w:w="907"/>
@@ -43159,6 +44137,9 @@
         </w:tc>
       </w:tr>
       <w:tr>
+        <w:trPr>
+          <w:cantSplit/>
+        </w:trPr>
         <w:tc>
           <w:tcPr>
             <w:tcW w:type="dxa" w:w="907"/>
@@ -43239,6 +44220,9 @@
         </w:tc>
       </w:tr>
       <w:tr>
+        <w:trPr>
+          <w:cantSplit/>
+        </w:trPr>
         <w:tc>
           <w:tcPr>
             <w:tcW w:type="dxa" w:w="907"/>
@@ -43319,6 +44303,9 @@
         </w:tc>
       </w:tr>
       <w:tr>
+        <w:trPr>
+          <w:cantSplit/>
+        </w:trPr>
         <w:tc>
           <w:tcPr>
             <w:tcW w:type="dxa" w:w="907"/>
@@ -43399,6 +44386,9 @@
         </w:tc>
       </w:tr>
       <w:tr>
+        <w:trPr>
+          <w:cantSplit/>
+        </w:trPr>
         <w:tc>
           <w:tcPr>
             <w:tcW w:type="dxa" w:w="907"/>
@@ -43479,6 +44469,9 @@
         </w:tc>
       </w:tr>
       <w:tr>
+        <w:trPr>
+          <w:cantSplit/>
+        </w:trPr>
         <w:tc>
           <w:tcPr>
             <w:tcW w:type="dxa" w:w="907"/>
@@ -43824,6 +44817,7 @@
       </w:tblGrid>
       <w:tr>
         <w:trPr>
+          <w:cantSplit/>
           <w:tblHeader/>
         </w:trPr>
         <w:tc>
@@ -43918,6 +44912,9 @@
         </w:tc>
       </w:tr>
       <w:tr>
+        <w:trPr>
+          <w:cantSplit/>
+        </w:trPr>
         <w:tc>
           <w:tcPr>
             <w:tcW w:type="dxa" w:w="1452"/>
@@ -43998,6 +44995,9 @@
         </w:tc>
       </w:tr>
       <w:tr>
+        <w:trPr>
+          <w:cantSplit/>
+        </w:trPr>
         <w:tc>
           <w:tcPr>
             <w:tcW w:type="dxa" w:w="1452"/>
@@ -44078,6 +45078,9 @@
         </w:tc>
       </w:tr>
       <w:tr>
+        <w:trPr>
+          <w:cantSplit/>
+        </w:trPr>
         <w:tc>
           <w:tcPr>
             <w:tcW w:type="dxa" w:w="1452"/>
@@ -44280,6 +45283,25 @@
     </w:p>
     <w:p>
       <w:pPr>
+        <w:pStyle w:val="Heading3"/>
+        <w:keepNext/>
+        <w:spacing w:after="100" w:before="200" w:line="360" w:lineRule="auto"/>
+      </w:pPr>
+      <w:r>
+        <w:rPr>
+          <w:rFonts w:ascii="Times New Roman" w:cs="Times New Roman" w:eastAsia="Times New Roman" w:hAnsi="Times New Roman"/>
+          <w:b/>
+          <w:bCs/>
+          <w:i/>
+          <w:iCs/>
+          <w:sz w:val="26"/>
+          <w:szCs w:val="26"/>
+        </w:rPr>
+        <w:t xml:space="preserve">5.7.1. Lựa chọn hạ tầng: vì sao kết hợp Vercel và Render</w:t>
+      </w:r>
+    </w:p>
+    <w:p>
+      <w:pPr>
         <w:spacing w:after="120" w:before="0" w:line="360" w:lineRule="auto"/>
         <w:ind w:firstLine="709"/>
         <w:jc w:val="both"/>
@@ -44290,6 +45312,971 @@
           <w:sz w:val="26"/>
           <w:szCs w:val="26"/>
         </w:rPr>
+        <w:t xml:space="preserve">Kiến trúc client–server tách rời cho phép hai đầu được triển khai độc lập, nên câu hỏi đặt ra không phải </w:t>
+      </w:r>
+      <w:r>
+        <w:rPr>
+          <w:rFonts w:ascii="Times New Roman" w:cs="Times New Roman" w:eastAsia="Times New Roman" w:hAnsi="Times New Roman"/>
+          <w:i/>
+          <w:iCs/>
+          <w:sz w:val="26"/>
+          <w:szCs w:val="26"/>
+        </w:rPr>
+        <w:t xml:space="preserve">“chọn nền tảng nào”</w:t>
+      </w:r>
+      <w:r>
+        <w:rPr>
+          <w:rFonts w:ascii="Times New Roman" w:cs="Times New Roman" w:eastAsia="Times New Roman" w:hAnsi="Times New Roman"/>
+          <w:sz w:val="26"/>
+          <w:szCs w:val="26"/>
+        </w:rPr>
+        <w:t xml:space="preserve"> mà là </w:t>
+      </w:r>
+      <w:r>
+        <w:rPr>
+          <w:rFonts w:ascii="Times New Roman" w:cs="Times New Roman" w:eastAsia="Times New Roman" w:hAnsi="Times New Roman"/>
+          <w:i/>
+          <w:iCs/>
+          <w:sz w:val="26"/>
+          <w:szCs w:val="26"/>
+        </w:rPr>
+        <w:t xml:space="preserve">“giao phần nào cho nền tảng nào”</w:t>
+      </w:r>
+      <w:r>
+        <w:rPr>
+          <w:rFonts w:ascii="Times New Roman" w:cs="Times New Roman" w:eastAsia="Times New Roman" w:hAnsi="Times New Roman"/>
+          <w:sz w:val="26"/>
+          <w:szCs w:val="26"/>
+        </w:rPr>
+        <w:t xml:space="preserve">. Hệ thống chọn phương án kết hợp: </w:t>
+      </w:r>
+      <w:r>
+        <w:rPr>
+          <w:rFonts w:ascii="Times New Roman" w:cs="Times New Roman" w:eastAsia="Times New Roman" w:hAnsi="Times New Roman"/>
+          <w:b/>
+          <w:bCs/>
+          <w:sz w:val="26"/>
+          <w:szCs w:val="26"/>
+        </w:rPr>
+        <w:t xml:space="preserve">Vercel phục vụ front-end, Render chạy back-end cùng cơ sở dữ liệu PostgreSQL</w:t>
+      </w:r>
+      <w:r>
+        <w:rPr>
+          <w:rFonts w:ascii="Times New Roman" w:cs="Times New Roman" w:eastAsia="Times New Roman" w:hAnsi="Times New Roman"/>
+          <w:sz w:val="26"/>
+          <w:szCs w:val="26"/>
+        </w:rPr>
+        <w:t xml:space="preserve">. Cả hai đều dùng gói miễn phí.</w:t>
+      </w:r>
+    </w:p>
+    <w:p>
+      <w:pPr>
+        <w:pStyle w:val="CaptionTable"/>
+        <w:keepNext/>
+        <w:spacing w:after="80" w:before="200" w:line="240" w:lineRule="auto"/>
+        <w:jc w:val="center"/>
+      </w:pPr>
+      <w:r>
+        <w:rPr>
+          <w:rFonts w:ascii="Times New Roman" w:cs="Times New Roman" w:eastAsia="Times New Roman" w:hAnsi="Times New Roman"/>
+          <w:sz w:val="24"/>
+          <w:szCs w:val="24"/>
+        </w:rPr>
+        <w:t xml:space="preserve">Bảng 5.5. So sánh hai nền tảng theo phần việc được giao</w:t>
+      </w:r>
+    </w:p>
+    <w:tbl>
+      <w:tblPr>
+        <w:tblW w:type="dxa" w:w="9072"/>
+        <w:tblBorders>
+          <w:top w:val="single" w:color="7F7F7F" w:sz="4"/>
+          <w:left w:val="single" w:color="7F7F7F" w:sz="4"/>
+          <w:bottom w:val="single" w:color="7F7F7F" w:sz="4"/>
+          <w:right w:val="single" w:color="7F7F7F" w:sz="4"/>
+          <w:insideH w:val="single" w:color="7F7F7F" w:sz="4"/>
+          <w:insideV w:val="single" w:color="7F7F7F" w:sz="4"/>
+        </w:tblBorders>
+      </w:tblPr>
+      <w:tblGrid>
+        <w:gridCol w:w="1996"/>
+        <w:gridCol w:w="3538"/>
+        <w:gridCol w:w="3538"/>
+      </w:tblGrid>
+      <w:tr>
+        <w:trPr>
+          <w:cantSplit/>
+          <w:tblHeader/>
+        </w:trPr>
+        <w:tc>
+          <w:tcPr>
+            <w:tcW w:type="dxa" w:w="1996"/>
+            <w:shd w:fill="1F3864" w:color="auto" w:val="clear"/>
+            <w:tcMar>
+              <w:top w:type="dxa" w:w="60"/>
+              <w:left w:type="dxa" w:w="90"/>
+              <w:bottom w:type="dxa" w:w="60"/>
+              <w:right w:type="dxa" w:w="90"/>
+            </w:tcMar>
+            <w:vAlign w:val="center"/>
+          </w:tcPr>
+          <w:p>
+            <w:pPr>
+              <w:spacing w:after="0" w:line="240" w:lineRule="auto"/>
+              <w:jc w:val="center"/>
+            </w:pPr>
+            <w:r>
+              <w:rPr>
+                <w:rFonts w:ascii="Times New Roman" w:cs="Times New Roman" w:eastAsia="Times New Roman" w:hAnsi="Times New Roman"/>
+                <w:b/>
+                <w:bCs/>
+                <w:color w:val="FFFFFF"/>
+                <w:sz w:val="24"/>
+                <w:szCs w:val="24"/>
+              </w:rPr>
+              <w:t xml:space="preserve">Tiêu chí</w:t>
+            </w:r>
+          </w:p>
+        </w:tc>
+        <w:tc>
+          <w:tcPr>
+            <w:tcW w:type="dxa" w:w="3538"/>
+            <w:shd w:fill="1F3864" w:color="auto" w:val="clear"/>
+            <w:tcMar>
+              <w:top w:type="dxa" w:w="60"/>
+              <w:left w:type="dxa" w:w="90"/>
+              <w:bottom w:type="dxa" w:w="60"/>
+              <w:right w:type="dxa" w:w="90"/>
+            </w:tcMar>
+            <w:vAlign w:val="center"/>
+          </w:tcPr>
+          <w:p>
+            <w:pPr>
+              <w:spacing w:after="0" w:line="240" w:lineRule="auto"/>
+              <w:jc w:val="center"/>
+            </w:pPr>
+            <w:r>
+              <w:rPr>
+                <w:rFonts w:ascii="Times New Roman" w:cs="Times New Roman" w:eastAsia="Times New Roman" w:hAnsi="Times New Roman"/>
+                <w:b/>
+                <w:bCs/>
+                <w:color w:val="FFFFFF"/>
+                <w:sz w:val="24"/>
+                <w:szCs w:val="24"/>
+              </w:rPr>
+              <w:t xml:space="preserve">Vercel — phục vụ front-end</w:t>
+            </w:r>
+          </w:p>
+        </w:tc>
+        <w:tc>
+          <w:tcPr>
+            <w:tcW w:type="dxa" w:w="3538"/>
+            <w:shd w:fill="1F3864" w:color="auto" w:val="clear"/>
+            <w:tcMar>
+              <w:top w:type="dxa" w:w="60"/>
+              <w:left w:type="dxa" w:w="90"/>
+              <w:bottom w:type="dxa" w:w="60"/>
+              <w:right w:type="dxa" w:w="90"/>
+            </w:tcMar>
+            <w:vAlign w:val="center"/>
+          </w:tcPr>
+          <w:p>
+            <w:pPr>
+              <w:spacing w:after="0" w:line="240" w:lineRule="auto"/>
+              <w:jc w:val="center"/>
+            </w:pPr>
+            <w:r>
+              <w:rPr>
+                <w:rFonts w:ascii="Times New Roman" w:cs="Times New Roman" w:eastAsia="Times New Roman" w:hAnsi="Times New Roman"/>
+                <w:b/>
+                <w:bCs/>
+                <w:color w:val="FFFFFF"/>
+                <w:sz w:val="24"/>
+                <w:szCs w:val="24"/>
+              </w:rPr>
+              <w:t xml:space="preserve">Render — chạy back-end và cơ sở dữ liệu</w:t>
+            </w:r>
+          </w:p>
+        </w:tc>
+      </w:tr>
+      <w:tr>
+        <w:trPr>
+          <w:cantSplit/>
+        </w:trPr>
+        <w:tc>
+          <w:tcPr>
+            <w:tcW w:type="dxa" w:w="1996"/>
+            <w:tcMar>
+              <w:top w:type="dxa" w:w="60"/>
+              <w:left w:type="dxa" w:w="90"/>
+              <w:bottom w:type="dxa" w:w="60"/>
+              <w:right w:type="dxa" w:w="90"/>
+            </w:tcMar>
+            <w:vAlign w:val="center"/>
+          </w:tcPr>
+          <w:p>
+            <w:pPr>
+              <w:spacing w:after="0" w:line="240" w:lineRule="auto"/>
+              <w:jc w:val="left"/>
+            </w:pPr>
+            <w:r>
+              <w:rPr>
+                <w:rFonts w:ascii="Times New Roman" w:cs="Times New Roman" w:eastAsia="Times New Roman" w:hAnsi="Times New Roman"/>
+                <w:sz w:val="24"/>
+                <w:szCs w:val="24"/>
+              </w:rPr>
+              <w:t xml:space="preserve">Thành phần đảm nhiệm</w:t>
+            </w:r>
+          </w:p>
+        </w:tc>
+        <w:tc>
+          <w:tcPr>
+            <w:tcW w:type="dxa" w:w="3538"/>
+            <w:tcMar>
+              <w:top w:type="dxa" w:w="60"/>
+              <w:left w:type="dxa" w:w="90"/>
+              <w:bottom w:type="dxa" w:w="60"/>
+              <w:right w:type="dxa" w:w="90"/>
+            </w:tcMar>
+            <w:vAlign w:val="center"/>
+          </w:tcPr>
+          <w:p>
+            <w:pPr>
+              <w:spacing w:after="0" w:line="240" w:lineRule="auto"/>
+              <w:jc w:val="left"/>
+            </w:pPr>
+            <w:r>
+              <w:rPr>
+                <w:rFonts w:ascii="Courier New" w:cs="Courier New" w:eastAsia="Courier New" w:hAnsi="Courier New"/>
+                <w:sz w:val="22"/>
+                <w:szCs w:val="22"/>
+              </w:rPr>
+              <w:t xml:space="preserve">frontend/</w:t>
+            </w:r>
+            <w:r>
+              <w:rPr>
+                <w:rFonts w:ascii="Times New Roman" w:cs="Times New Roman" w:eastAsia="Times New Roman" w:hAnsi="Times New Roman"/>
+                <w:sz w:val="24"/>
+                <w:szCs w:val="24"/>
+              </w:rPr>
+              <w:t xml:space="preserve"> — React 19, Vite, MUI, React Router</w:t>
+            </w:r>
+          </w:p>
+        </w:tc>
+        <w:tc>
+          <w:tcPr>
+            <w:tcW w:type="dxa" w:w="3538"/>
+            <w:tcMar>
+              <w:top w:type="dxa" w:w="60"/>
+              <w:left w:type="dxa" w:w="90"/>
+              <w:bottom w:type="dxa" w:w="60"/>
+              <w:right w:type="dxa" w:w="90"/>
+            </w:tcMar>
+            <w:vAlign w:val="center"/>
+          </w:tcPr>
+          <w:p>
+            <w:pPr>
+              <w:spacing w:after="0" w:line="240" w:lineRule="auto"/>
+              <w:jc w:val="left"/>
+            </w:pPr>
+            <w:r>
+              <w:rPr>
+                <w:rFonts w:ascii="Courier New" w:cs="Courier New" w:eastAsia="Courier New" w:hAnsi="Courier New"/>
+                <w:sz w:val="22"/>
+                <w:szCs w:val="22"/>
+              </w:rPr>
+              <w:t xml:space="preserve">backend/</w:t>
+            </w:r>
+            <w:r>
+              <w:rPr>
+                <w:rFonts w:ascii="Times New Roman" w:cs="Times New Roman" w:eastAsia="Times New Roman" w:hAnsi="Times New Roman"/>
+                <w:sz w:val="24"/>
+                <w:szCs w:val="24"/>
+              </w:rPr>
+              <w:t xml:space="preserve"> — Express REST API và PostgreSQL</w:t>
+            </w:r>
+          </w:p>
+        </w:tc>
+      </w:tr>
+      <w:tr>
+        <w:trPr>
+          <w:cantSplit/>
+        </w:trPr>
+        <w:tc>
+          <w:tcPr>
+            <w:tcW w:type="dxa" w:w="1996"/>
+            <w:tcMar>
+              <w:top w:type="dxa" w:w="60"/>
+              <w:left w:type="dxa" w:w="90"/>
+              <w:bottom w:type="dxa" w:w="60"/>
+              <w:right w:type="dxa" w:w="90"/>
+            </w:tcMar>
+            <w:vAlign w:val="center"/>
+          </w:tcPr>
+          <w:p>
+            <w:pPr>
+              <w:spacing w:after="0" w:line="240" w:lineRule="auto"/>
+              <w:jc w:val="left"/>
+            </w:pPr>
+            <w:r>
+              <w:rPr>
+                <w:rFonts w:ascii="Times New Roman" w:cs="Times New Roman" w:eastAsia="Times New Roman" w:hAnsi="Times New Roman"/>
+                <w:sz w:val="24"/>
+                <w:szCs w:val="24"/>
+              </w:rPr>
+              <w:t xml:space="preserve">Loại dịch vụ</w:t>
+            </w:r>
+          </w:p>
+        </w:tc>
+        <w:tc>
+          <w:tcPr>
+            <w:tcW w:type="dxa" w:w="3538"/>
+            <w:tcMar>
+              <w:top w:type="dxa" w:w="60"/>
+              <w:left w:type="dxa" w:w="90"/>
+              <w:bottom w:type="dxa" w:w="60"/>
+              <w:right w:type="dxa" w:w="90"/>
+            </w:tcMar>
+            <w:vAlign w:val="center"/>
+          </w:tcPr>
+          <w:p>
+            <w:pPr>
+              <w:spacing w:after="0" w:line="240" w:lineRule="auto"/>
+              <w:jc w:val="left"/>
+            </w:pPr>
+            <w:r>
+              <w:rPr>
+                <w:rFonts w:ascii="Times New Roman" w:cs="Times New Roman" w:eastAsia="Times New Roman" w:hAnsi="Times New Roman"/>
+                <w:sz w:val="24"/>
+                <w:szCs w:val="24"/>
+              </w:rPr>
+              <w:t xml:space="preserve">Lưu trữ tệp tĩnh trên mạng phân phối nội dung toàn cầu</w:t>
+            </w:r>
+          </w:p>
+        </w:tc>
+        <w:tc>
+          <w:tcPr>
+            <w:tcW w:type="dxa" w:w="3538"/>
+            <w:tcMar>
+              <w:top w:type="dxa" w:w="60"/>
+              <w:left w:type="dxa" w:w="90"/>
+              <w:bottom w:type="dxa" w:w="60"/>
+              <w:right w:type="dxa" w:w="90"/>
+            </w:tcMar>
+            <w:vAlign w:val="center"/>
+          </w:tcPr>
+          <w:p>
+            <w:pPr>
+              <w:spacing w:after="0" w:line="240" w:lineRule="auto"/>
+              <w:jc w:val="left"/>
+            </w:pPr>
+            <w:r>
+              <w:rPr>
+                <w:rFonts w:ascii="Times New Roman" w:cs="Times New Roman" w:eastAsia="Times New Roman" w:hAnsi="Times New Roman"/>
+                <w:sz w:val="24"/>
+                <w:szCs w:val="24"/>
+              </w:rPr>
+              <w:t xml:space="preserve">Nền tảng cho thuê chạy tiến trình thường trú, kèm cơ sở dữ liệu do nhà cung cấp quản lý</w:t>
+            </w:r>
+          </w:p>
+        </w:tc>
+      </w:tr>
+      <w:tr>
+        <w:trPr>
+          <w:cantSplit/>
+        </w:trPr>
+        <w:tc>
+          <w:tcPr>
+            <w:tcW w:type="dxa" w:w="1996"/>
+            <w:tcMar>
+              <w:top w:type="dxa" w:w="60"/>
+              <w:left w:type="dxa" w:w="90"/>
+              <w:bottom w:type="dxa" w:w="60"/>
+              <w:right w:type="dxa" w:w="90"/>
+            </w:tcMar>
+            <w:vAlign w:val="center"/>
+          </w:tcPr>
+          <w:p>
+            <w:pPr>
+              <w:spacing w:after="0" w:line="240" w:lineRule="auto"/>
+              <w:jc w:val="left"/>
+            </w:pPr>
+            <w:r>
+              <w:rPr>
+                <w:rFonts w:ascii="Times New Roman" w:cs="Times New Roman" w:eastAsia="Times New Roman" w:hAnsi="Times New Roman"/>
+                <w:sz w:val="24"/>
+                <w:szCs w:val="24"/>
+              </w:rPr>
+              <w:t xml:space="preserve">Tốc độ tải lần đầu</w:t>
+            </w:r>
+          </w:p>
+        </w:tc>
+        <w:tc>
+          <w:tcPr>
+            <w:tcW w:type="dxa" w:w="3538"/>
+            <w:tcMar>
+              <w:top w:type="dxa" w:w="60"/>
+              <w:left w:type="dxa" w:w="90"/>
+              <w:bottom w:type="dxa" w:w="60"/>
+              <w:right w:type="dxa" w:w="90"/>
+            </w:tcMar>
+            <w:vAlign w:val="center"/>
+          </w:tcPr>
+          <w:p>
+            <w:pPr>
+              <w:spacing w:after="0" w:line="240" w:lineRule="auto"/>
+              <w:jc w:val="left"/>
+            </w:pPr>
+            <w:r>
+              <w:rPr>
+                <w:rFonts w:ascii="Times New Roman" w:cs="Times New Roman" w:eastAsia="Times New Roman" w:hAnsi="Times New Roman"/>
+                <w:sz w:val="24"/>
+                <w:szCs w:val="24"/>
+              </w:rPr>
+              <w:t xml:space="preserve">Gần như tức thì — tệp được phục vụ từ điểm phát gần người dùng nhất</w:t>
+            </w:r>
+          </w:p>
+        </w:tc>
+        <w:tc>
+          <w:tcPr>
+            <w:tcW w:type="dxa" w:w="3538"/>
+            <w:tcMar>
+              <w:top w:type="dxa" w:w="60"/>
+              <w:left w:type="dxa" w:w="90"/>
+              <w:bottom w:type="dxa" w:w="60"/>
+              <w:right w:type="dxa" w:w="90"/>
+            </w:tcMar>
+            <w:vAlign w:val="center"/>
+          </w:tcPr>
+          <w:p>
+            <w:pPr>
+              <w:spacing w:after="0" w:line="240" w:lineRule="auto"/>
+              <w:jc w:val="left"/>
+            </w:pPr>
+            <w:r>
+              <w:rPr>
+                <w:rFonts w:ascii="Times New Roman" w:cs="Times New Roman" w:eastAsia="Times New Roman" w:hAnsi="Times New Roman"/>
+                <w:sz w:val="24"/>
+                <w:szCs w:val="24"/>
+              </w:rPr>
+              <w:t xml:space="preserve">Phụ thuộc vị trí đặt máy chủ và trạng thái vùng chứa</w:t>
+            </w:r>
+          </w:p>
+        </w:tc>
+      </w:tr>
+      <w:tr>
+        <w:trPr>
+          <w:cantSplit/>
+        </w:trPr>
+        <w:tc>
+          <w:tcPr>
+            <w:tcW w:type="dxa" w:w="1996"/>
+            <w:tcMar>
+              <w:top w:type="dxa" w:w="60"/>
+              <w:left w:type="dxa" w:w="90"/>
+              <w:bottom w:type="dxa" w:w="60"/>
+              <w:right w:type="dxa" w:w="90"/>
+            </w:tcMar>
+            <w:vAlign w:val="center"/>
+          </w:tcPr>
+          <w:p>
+            <w:pPr>
+              <w:spacing w:after="0" w:line="240" w:lineRule="auto"/>
+              <w:jc w:val="left"/>
+            </w:pPr>
+            <w:r>
+              <w:rPr>
+                <w:rFonts w:ascii="Times New Roman" w:cs="Times New Roman" w:eastAsia="Times New Roman" w:hAnsi="Times New Roman"/>
+                <w:sz w:val="24"/>
+                <w:szCs w:val="24"/>
+              </w:rPr>
+              <w:t xml:space="preserve">Hiện tượng “ngủ đông”</w:t>
+            </w:r>
+          </w:p>
+        </w:tc>
+        <w:tc>
+          <w:tcPr>
+            <w:tcW w:type="dxa" w:w="3538"/>
+            <w:tcMar>
+              <w:top w:type="dxa" w:w="60"/>
+              <w:left w:type="dxa" w:w="90"/>
+              <w:bottom w:type="dxa" w:w="60"/>
+              <w:right w:type="dxa" w:w="90"/>
+            </w:tcMar>
+            <w:vAlign w:val="center"/>
+          </w:tcPr>
+          <w:p>
+            <w:pPr>
+              <w:spacing w:after="0" w:line="240" w:lineRule="auto"/>
+              <w:jc w:val="left"/>
+            </w:pPr>
+            <w:r>
+              <w:rPr>
+                <w:rFonts w:ascii="Times New Roman" w:cs="Times New Roman" w:eastAsia="Times New Roman" w:hAnsi="Times New Roman"/>
+                <w:b/>
+                <w:bCs/>
+                <w:sz w:val="24"/>
+                <w:szCs w:val="24"/>
+              </w:rPr>
+              <w:t xml:space="preserve">Không bao giờ ngủ</w:t>
+            </w:r>
+            <w:r>
+              <w:rPr>
+                <w:rFonts w:ascii="Times New Roman" w:cs="Times New Roman" w:eastAsia="Times New Roman" w:hAnsi="Times New Roman"/>
+                <w:sz w:val="24"/>
+                <w:szCs w:val="24"/>
+              </w:rPr>
+              <w:t xml:space="preserve"> — tệp tĩnh luôn sẵn sàng</w:t>
+            </w:r>
+          </w:p>
+        </w:tc>
+        <w:tc>
+          <w:tcPr>
+            <w:tcW w:type="dxa" w:w="3538"/>
+            <w:tcMar>
+              <w:top w:type="dxa" w:w="60"/>
+              <w:left w:type="dxa" w:w="90"/>
+              <w:bottom w:type="dxa" w:w="60"/>
+              <w:right w:type="dxa" w:w="90"/>
+            </w:tcMar>
+            <w:vAlign w:val="center"/>
+          </w:tcPr>
+          <w:p>
+            <w:pPr>
+              <w:spacing w:after="0" w:line="240" w:lineRule="auto"/>
+              <w:jc w:val="left"/>
+            </w:pPr>
+            <w:r>
+              <w:rPr>
+                <w:rFonts w:ascii="Times New Roman" w:cs="Times New Roman" w:eastAsia="Times New Roman" w:hAnsi="Times New Roman"/>
+                <w:b/>
+                <w:bCs/>
+                <w:sz w:val="24"/>
+                <w:szCs w:val="24"/>
+              </w:rPr>
+              <w:t xml:space="preserve">Ngủ sau 15 phút không có lượt truy cập</w:t>
+            </w:r>
+            <w:r>
+              <w:rPr>
+                <w:rFonts w:ascii="Times New Roman" w:cs="Times New Roman" w:eastAsia="Times New Roman" w:hAnsi="Times New Roman"/>
+                <w:sz w:val="24"/>
+                <w:szCs w:val="24"/>
+              </w:rPr>
+              <w:t xml:space="preserve">; lần gọi đầu chờ khoảng 30–50 giây</w:t>
+            </w:r>
+          </w:p>
+        </w:tc>
+      </w:tr>
+      <w:tr>
+        <w:trPr>
+          <w:cantSplit/>
+        </w:trPr>
+        <w:tc>
+          <w:tcPr>
+            <w:tcW w:type="dxa" w:w="1996"/>
+            <w:tcMar>
+              <w:top w:type="dxa" w:w="60"/>
+              <w:left w:type="dxa" w:w="90"/>
+              <w:bottom w:type="dxa" w:w="60"/>
+              <w:right w:type="dxa" w:w="90"/>
+            </w:tcMar>
+            <w:vAlign w:val="center"/>
+          </w:tcPr>
+          <w:p>
+            <w:pPr>
+              <w:spacing w:after="0" w:line="240" w:lineRule="auto"/>
+              <w:jc w:val="left"/>
+            </w:pPr>
+            <w:r>
+              <w:rPr>
+                <w:rFonts w:ascii="Times New Roman" w:cs="Times New Roman" w:eastAsia="Times New Roman" w:hAnsi="Times New Roman"/>
+                <w:sz w:val="24"/>
+                <w:szCs w:val="24"/>
+              </w:rPr>
+              <w:t xml:space="preserve">Cơ sở dữ liệu</w:t>
+            </w:r>
+          </w:p>
+        </w:tc>
+        <w:tc>
+          <w:tcPr>
+            <w:tcW w:type="dxa" w:w="3538"/>
+            <w:tcMar>
+              <w:top w:type="dxa" w:w="60"/>
+              <w:left w:type="dxa" w:w="90"/>
+              <w:bottom w:type="dxa" w:w="60"/>
+              <w:right w:type="dxa" w:w="90"/>
+            </w:tcMar>
+            <w:vAlign w:val="center"/>
+          </w:tcPr>
+          <w:p>
+            <w:pPr>
+              <w:spacing w:after="0" w:line="240" w:lineRule="auto"/>
+              <w:jc w:val="left"/>
+            </w:pPr>
+            <w:r>
+              <w:rPr>
+                <w:rFonts w:ascii="Times New Roman" w:cs="Times New Roman" w:eastAsia="Times New Roman" w:hAnsi="Times New Roman"/>
+                <w:sz w:val="24"/>
+                <w:szCs w:val="24"/>
+              </w:rPr>
+              <w:t xml:space="preserve">Không có cơ sở dữ liệu quan hệ đi kèm</w:t>
+            </w:r>
+          </w:p>
+        </w:tc>
+        <w:tc>
+          <w:tcPr>
+            <w:tcW w:type="dxa" w:w="3538"/>
+            <w:tcMar>
+              <w:top w:type="dxa" w:w="60"/>
+              <w:left w:type="dxa" w:w="90"/>
+              <w:bottom w:type="dxa" w:w="60"/>
+              <w:right w:type="dxa" w:w="90"/>
+            </w:tcMar>
+            <w:vAlign w:val="center"/>
+          </w:tcPr>
+          <w:p>
+            <w:pPr>
+              <w:spacing w:after="0" w:line="240" w:lineRule="auto"/>
+              <w:jc w:val="left"/>
+            </w:pPr>
+            <w:r>
+              <w:rPr>
+                <w:rFonts w:ascii="Times New Roman" w:cs="Times New Roman" w:eastAsia="Times New Roman" w:hAnsi="Times New Roman"/>
+                <w:sz w:val="24"/>
+                <w:szCs w:val="24"/>
+              </w:rPr>
+              <w:t xml:space="preserve">PostgreSQL miễn phí, kết nối nội bộ không đi ra Internet</w:t>
+            </w:r>
+          </w:p>
+        </w:tc>
+      </w:tr>
+      <w:tr>
+        <w:trPr>
+          <w:cantSplit/>
+        </w:trPr>
+        <w:tc>
+          <w:tcPr>
+            <w:tcW w:type="dxa" w:w="1996"/>
+            <w:tcMar>
+              <w:top w:type="dxa" w:w="60"/>
+              <w:left w:type="dxa" w:w="90"/>
+              <w:bottom w:type="dxa" w:w="60"/>
+              <w:right w:type="dxa" w:w="90"/>
+            </w:tcMar>
+            <w:vAlign w:val="center"/>
+          </w:tcPr>
+          <w:p>
+            <w:pPr>
+              <w:spacing w:after="0" w:line="240" w:lineRule="auto"/>
+              <w:jc w:val="left"/>
+            </w:pPr>
+            <w:r>
+              <w:rPr>
+                <w:rFonts w:ascii="Times New Roman" w:cs="Times New Roman" w:eastAsia="Times New Roman" w:hAnsi="Times New Roman"/>
+                <w:sz w:val="24"/>
+                <w:szCs w:val="24"/>
+              </w:rPr>
+              <w:t xml:space="preserve">Tự động hóa khi triển khai</w:t>
+            </w:r>
+          </w:p>
+        </w:tc>
+        <w:tc>
+          <w:tcPr>
+            <w:tcW w:type="dxa" w:w="3538"/>
+            <w:tcMar>
+              <w:top w:type="dxa" w:w="60"/>
+              <w:left w:type="dxa" w:w="90"/>
+              <w:bottom w:type="dxa" w:w="60"/>
+              <w:right w:type="dxa" w:w="90"/>
+            </w:tcMar>
+            <w:vAlign w:val="center"/>
+          </w:tcPr>
+          <w:p>
+            <w:pPr>
+              <w:spacing w:after="0" w:line="240" w:lineRule="auto"/>
+              <w:jc w:val="left"/>
+            </w:pPr>
+            <w:r>
+              <w:rPr>
+                <w:rFonts w:ascii="Times New Roman" w:cs="Times New Roman" w:eastAsia="Times New Roman" w:hAnsi="Times New Roman"/>
+                <w:sz w:val="24"/>
+                <w:szCs w:val="24"/>
+              </w:rPr>
+              <w:t xml:space="preserve">Tự dựng bản phát hành, tối ưu gói tệp, cấp chứng chỉ HTTPS</w:t>
+            </w:r>
+          </w:p>
+        </w:tc>
+        <w:tc>
+          <w:tcPr>
+            <w:tcW w:type="dxa" w:w="3538"/>
+            <w:tcMar>
+              <w:top w:type="dxa" w:w="60"/>
+              <w:left w:type="dxa" w:w="90"/>
+              <w:bottom w:type="dxa" w:w="60"/>
+              <w:right w:type="dxa" w:w="90"/>
+            </w:tcMar>
+            <w:vAlign w:val="center"/>
+          </w:tcPr>
+          <w:p>
+            <w:pPr>
+              <w:spacing w:after="0" w:line="240" w:lineRule="auto"/>
+              <w:jc w:val="left"/>
+            </w:pPr>
+            <w:r>
+              <w:rPr>
+                <w:rFonts w:ascii="Times New Roman" w:cs="Times New Roman" w:eastAsia="Times New Roman" w:hAnsi="Times New Roman"/>
+                <w:sz w:val="24"/>
+                <w:szCs w:val="24"/>
+              </w:rPr>
+              <w:t xml:space="preserve">Tự chạy </w:t>
+            </w:r>
+            <w:r>
+              <w:rPr>
+                <w:rFonts w:ascii="Courier New" w:cs="Courier New" w:eastAsia="Courier New" w:hAnsi="Courier New"/>
+                <w:sz w:val="22"/>
+                <w:szCs w:val="22"/>
+              </w:rPr>
+              <w:t xml:space="preserve">prisma migrate deploy</w:t>
+            </w:r>
+            <w:r>
+              <w:rPr>
+                <w:rFonts w:ascii="Times New Roman" w:cs="Times New Roman" w:eastAsia="Times New Roman" w:hAnsi="Times New Roman"/>
+                <w:sz w:val="24"/>
+                <w:szCs w:val="24"/>
+              </w:rPr>
+              <w:t xml:space="preserve"> theo mô tả trong </w:t>
+            </w:r>
+            <w:r>
+              <w:rPr>
+                <w:rFonts w:ascii="Courier New" w:cs="Courier New" w:eastAsia="Courier New" w:hAnsi="Courier New"/>
+                <w:sz w:val="22"/>
+                <w:szCs w:val="22"/>
+              </w:rPr>
+              <w:t xml:space="preserve">render.yaml</w:t>
+            </w:r>
+          </w:p>
+        </w:tc>
+      </w:tr>
+      <w:tr>
+        <w:trPr>
+          <w:cantSplit/>
+        </w:trPr>
+        <w:tc>
+          <w:tcPr>
+            <w:tcW w:type="dxa" w:w="1996"/>
+            <w:tcMar>
+              <w:top w:type="dxa" w:w="60"/>
+              <w:left w:type="dxa" w:w="90"/>
+              <w:bottom w:type="dxa" w:w="60"/>
+              <w:right w:type="dxa" w:w="90"/>
+            </w:tcMar>
+            <w:vAlign w:val="center"/>
+          </w:tcPr>
+          <w:p>
+            <w:pPr>
+              <w:spacing w:after="0" w:line="240" w:lineRule="auto"/>
+              <w:jc w:val="left"/>
+            </w:pPr>
+            <w:r>
+              <w:rPr>
+                <w:rFonts w:ascii="Times New Roman" w:cs="Times New Roman" w:eastAsia="Times New Roman" w:hAnsi="Times New Roman"/>
+                <w:sz w:val="24"/>
+                <w:szCs w:val="24"/>
+              </w:rPr>
+              <w:t xml:space="preserve">Định tuyến ứng dụng một trang</w:t>
+            </w:r>
+          </w:p>
+        </w:tc>
+        <w:tc>
+          <w:tcPr>
+            <w:tcW w:type="dxa" w:w="3538"/>
+            <w:tcMar>
+              <w:top w:type="dxa" w:w="60"/>
+              <w:left w:type="dxa" w:w="90"/>
+              <w:bottom w:type="dxa" w:w="60"/>
+              <w:right w:type="dxa" w:w="90"/>
+            </w:tcMar>
+            <w:vAlign w:val="center"/>
+          </w:tcPr>
+          <w:p>
+            <w:pPr>
+              <w:spacing w:after="0" w:line="240" w:lineRule="auto"/>
+              <w:jc w:val="left"/>
+            </w:pPr>
+            <w:r>
+              <w:rPr>
+                <w:rFonts w:ascii="Times New Roman" w:cs="Times New Roman" w:eastAsia="Times New Roman" w:hAnsi="Times New Roman"/>
+                <w:sz w:val="24"/>
+                <w:szCs w:val="24"/>
+              </w:rPr>
+              <w:t xml:space="preserve">Khai báo một dòng trong </w:t>
+            </w:r>
+            <w:r>
+              <w:rPr>
+                <w:rFonts w:ascii="Courier New" w:cs="Courier New" w:eastAsia="Courier New" w:hAnsi="Courier New"/>
+                <w:sz w:val="22"/>
+                <w:szCs w:val="22"/>
+              </w:rPr>
+              <w:t xml:space="preserve">vercel.json</w:t>
+            </w:r>
+          </w:p>
+        </w:tc>
+        <w:tc>
+          <w:tcPr>
+            <w:tcW w:type="dxa" w:w="3538"/>
+            <w:tcMar>
+              <w:top w:type="dxa" w:w="60"/>
+              <w:left w:type="dxa" w:w="90"/>
+              <w:bottom w:type="dxa" w:w="60"/>
+              <w:right w:type="dxa" w:w="90"/>
+            </w:tcMar>
+            <w:vAlign w:val="center"/>
+          </w:tcPr>
+          <w:p>
+            <w:pPr>
+              <w:spacing w:after="0" w:line="240" w:lineRule="auto"/>
+              <w:jc w:val="left"/>
+            </w:pPr>
+            <w:r>
+              <w:rPr>
+                <w:rFonts w:ascii="Times New Roman" w:cs="Times New Roman" w:eastAsia="Times New Roman" w:hAnsi="Times New Roman"/>
+                <w:sz w:val="24"/>
+                <w:szCs w:val="24"/>
+              </w:rPr>
+              <w:t xml:space="preserve">Phải tự cấu hình máy chủ tệp tĩnh</w:t>
+            </w:r>
+          </w:p>
+        </w:tc>
+      </w:tr>
+    </w:tbl>
+    <w:p>
+      <w:pPr>
+        <w:spacing w:after="160" w:line="240" w:lineRule="auto"/>
+      </w:pPr>
+    </w:p>
+    <w:p>
+      <w:pPr>
+        <w:spacing w:after="120" w:before="0" w:line="360" w:lineRule="auto"/>
+        <w:ind w:firstLine="709"/>
+        <w:jc w:val="both"/>
+      </w:pPr>
+      <w:r>
+        <w:rPr>
+          <w:rFonts w:ascii="Times New Roman" w:cs="Times New Roman" w:eastAsia="Times New Roman" w:hAnsi="Times New Roman"/>
+          <w:b/>
+          <w:bCs/>
+          <w:sz w:val="26"/>
+          <w:szCs w:val="26"/>
+        </w:rPr>
+        <w:t xml:space="preserve">Vì sao không dùng riêng Vercel?</w:t>
+      </w:r>
+      <w:r>
+        <w:rPr>
+          <w:rFonts w:ascii="Times New Roman" w:cs="Times New Roman" w:eastAsia="Times New Roman" w:hAnsi="Times New Roman"/>
+          <w:sz w:val="26"/>
+          <w:szCs w:val="26"/>
+        </w:rPr>
+        <w:t xml:space="preserve"> Vercel được thiết kế cho hàm phi máy chủ — mỗi lời gọi khởi tạo rồi kết thúc — chứ không cho một tiến trình Express thường trú. Quan trọng hơn, Vercel không kèm cơ sở dữ liệu quan hệ, nên vẫn phải đăng ký thêm một dịch vụ thứ ba và quản lý ba tài khoản thay vì hai.</w:t>
+      </w:r>
+    </w:p>
+    <w:p>
+      <w:pPr>
+        <w:spacing w:after="120" w:before="0" w:line="360" w:lineRule="auto"/>
+        <w:ind w:firstLine="709"/>
+        <w:jc w:val="both"/>
+      </w:pPr>
+      <w:r>
+        <w:rPr>
+          <w:rFonts w:ascii="Times New Roman" w:cs="Times New Roman" w:eastAsia="Times New Roman" w:hAnsi="Times New Roman"/>
+          <w:b/>
+          <w:bCs/>
+          <w:sz w:val="26"/>
+          <w:szCs w:val="26"/>
+        </w:rPr>
+        <w:t xml:space="preserve">Vì sao không dùng riêng Render?</w:t>
+      </w:r>
+      <w:r>
+        <w:rPr>
+          <w:rFonts w:ascii="Times New Roman" w:cs="Times New Roman" w:eastAsia="Times New Roman" w:hAnsi="Times New Roman"/>
+          <w:sz w:val="26"/>
+          <w:szCs w:val="26"/>
+        </w:rPr>
+        <w:t xml:space="preserve"> Gói miễn phí của Render cho dịch vụ web ngủ sau 15 phút không có lượt truy cập. Nếu Render phục vụ luôn cả giao diện, người chấm bấm vào đường dẫn đồ án sẽ nhìn màn hình trắng gần một phút trước khi thấy bất cứ thứ gì — một ấn tượng đầu tiên rất bất lợi mà nguyên nhân lại hoàn toàn nằm ngoài chất lượng phần mềm.</w:t>
+      </w:r>
+    </w:p>
+    <w:p>
+      <w:pPr>
+        <w:spacing w:after="120" w:before="0" w:line="360" w:lineRule="auto"/>
+        <w:ind w:firstLine="709"/>
+        <w:jc w:val="both"/>
+      </w:pPr>
+      <w:r>
+        <w:rPr>
+          <w:rFonts w:ascii="Times New Roman" w:cs="Times New Roman" w:eastAsia="Times New Roman" w:hAnsi="Times New Roman"/>
+          <w:b/>
+          <w:bCs/>
+          <w:sz w:val="26"/>
+          <w:szCs w:val="26"/>
+        </w:rPr>
+        <w:t xml:space="preserve">Vì sao kết hợp lại giải quyết được cả hai?</w:t>
+      </w:r>
+      <w:r>
+        <w:rPr>
+          <w:rFonts w:ascii="Times New Roman" w:cs="Times New Roman" w:eastAsia="Times New Roman" w:hAnsi="Times New Roman"/>
+          <w:sz w:val="26"/>
+          <w:szCs w:val="26"/>
+        </w:rPr>
+        <w:t xml:space="preserve"> Giao diện nằm trên mạng phân phối nội dung nên mở ra ngay lập tức; trong khoảng thời gian người dùng đọc trang chủ, máy chủ trên Render đã kịp thức dậy. Đến khi có thao tác đầu tiên cần gọi API — đăng nhập, xem khóa học — back-end đã sẵn sàng. Nói cách khác, độ trễ khởi động của gói miễn phí được </w:t>
+      </w:r>
+      <w:r>
+        <w:rPr>
+          <w:rFonts w:ascii="Times New Roman" w:cs="Times New Roman" w:eastAsia="Times New Roman" w:hAnsi="Times New Roman"/>
+          <w:b/>
+          <w:bCs/>
+          <w:sz w:val="26"/>
+          <w:szCs w:val="26"/>
+        </w:rPr>
+        <w:t xml:space="preserve">giấu sau thời gian đọc của người dùng</w:t>
+      </w:r>
+      <w:r>
+        <w:rPr>
+          <w:rFonts w:ascii="Times New Roman" w:cs="Times New Roman" w:eastAsia="Times New Roman" w:hAnsi="Times New Roman"/>
+          <w:sz w:val="26"/>
+          <w:szCs w:val="26"/>
+        </w:rPr>
+        <w:t xml:space="preserve"> thay vì bắt họ ngồi chờ trước màn hình trắng.</w:t>
+      </w:r>
+    </w:p>
+    <w:p>
+      <w:pPr>
+        <w:pStyle w:val="Heading3"/>
+        <w:keepNext/>
+        <w:spacing w:after="100" w:before="200" w:line="360" w:lineRule="auto"/>
+      </w:pPr>
+      <w:r>
+        <w:rPr>
+          <w:rFonts w:ascii="Times New Roman" w:cs="Times New Roman" w:eastAsia="Times New Roman" w:hAnsi="Times New Roman"/>
+          <w:b/>
+          <w:bCs/>
+          <w:i/>
+          <w:iCs/>
+          <w:sz w:val="26"/>
+          <w:szCs w:val="26"/>
+        </w:rPr>
+        <w:t xml:space="preserve">5.7.2. Quy trình triển khai và ba điểm dễ sai</w:t>
+      </w:r>
+    </w:p>
+    <w:p>
+      <w:pPr>
+        <w:spacing w:after="120" w:before="0" w:line="360" w:lineRule="auto"/>
+        <w:ind w:firstLine="709"/>
+        <w:jc w:val="both"/>
+      </w:pPr>
+      <w:r>
+        <w:rPr>
+          <w:rFonts w:ascii="Times New Roman" w:cs="Times New Roman" w:eastAsia="Times New Roman" w:hAnsi="Times New Roman"/>
+          <w:sz w:val="26"/>
+          <w:szCs w:val="26"/>
+        </w:rPr>
         <w:t xml:space="preserve">Máy chủ và cơ sở dữ liệu được triển khai lên Render bằng tệp mô tả hạ tầng </w:t>
       </w:r>
       <w:r>
@@ -44306,7 +46293,23 @@
           <w:sz w:val="26"/>
           <w:szCs w:val="26"/>
         </w:rPr>
-        <w:t xml:space="preserve">: nền tảng đọc tệp này rồi tự tạo cả cơ sở dữ liệu lẫn dịch vụ web, tự sinh các chuỗi bí mật cho JWT. Front-end được triển khai lên Vercel.</w:t>
+        <w:t xml:space="preserve">: nền tảng đọc tệp này rồi tự tạo cả cơ sở dữ liệu lẫn dịch vụ web, tự sinh các chuỗi bí mật cho JWT. Front-end được triển khai lên Vercel với thư mục gốc là </w:t>
+      </w:r>
+      <w:r>
+        <w:rPr>
+          <w:rFonts w:ascii="Courier New" w:cs="Courier New" w:eastAsia="Courier New" w:hAnsi="Courier New"/>
+          <w:sz w:val="22"/>
+          <w:szCs w:val="22"/>
+        </w:rPr>
+        <w:t xml:space="preserve">frontend/</w:t>
+      </w:r>
+      <w:r>
+        <w:rPr>
+          <w:rFonts w:ascii="Times New Roman" w:cs="Times New Roman" w:eastAsia="Times New Roman" w:hAnsi="Times New Roman"/>
+          <w:sz w:val="26"/>
+          <w:szCs w:val="26"/>
+        </w:rPr>
+        <w:t xml:space="preserve">.</w:t>
       </w:r>
     </w:p>
     <w:p>
@@ -44413,6 +46416,71 @@
     </w:p>
     <w:p>
       <w:pPr>
+        <w:spacing w:after="120" w:before="0" w:line="360" w:lineRule="auto"/>
+        <w:ind w:firstLine="709"/>
+        <w:jc w:val="both"/>
+      </w:pPr>
+      <w:r>
+        <w:rPr>
+          <w:rFonts w:ascii="Times New Roman" w:cs="Times New Roman" w:eastAsia="Times New Roman" w:hAnsi="Times New Roman"/>
+          <w:sz w:val="26"/>
+          <w:szCs w:val="26"/>
+        </w:rPr>
+        <w:t xml:space="preserve">Ngoài bản trên Internet, hệ thống còn giữ </w:t>
+      </w:r>
+      <w:r>
+        <w:rPr>
+          <w:rFonts w:ascii="Times New Roman" w:cs="Times New Roman" w:eastAsia="Times New Roman" w:hAnsi="Times New Roman"/>
+          <w:b/>
+          <w:bCs/>
+          <w:sz w:val="26"/>
+          <w:szCs w:val="26"/>
+        </w:rPr>
+        <w:t xml:space="preserve">một phương án dự phòng chạy hoàn toàn cục bộ</w:t>
+      </w:r>
+      <w:r>
+        <w:rPr>
+          <w:rFonts w:ascii="Times New Roman" w:cs="Times New Roman" w:eastAsia="Times New Roman" w:hAnsi="Times New Roman"/>
+          <w:sz w:val="26"/>
+          <w:szCs w:val="26"/>
+        </w:rPr>
+        <w:t xml:space="preserve">: tệp </w:t>
+      </w:r>
+      <w:r>
+        <w:rPr>
+          <w:rFonts w:ascii="Courier New" w:cs="Courier New" w:eastAsia="Courier New" w:hAnsi="Courier New"/>
+          <w:sz w:val="22"/>
+          <w:szCs w:val="22"/>
+        </w:rPr>
+        <w:t xml:space="preserve">docker-compose.full.yml</w:t>
+      </w:r>
+      <w:r>
+        <w:rPr>
+          <w:rFonts w:ascii="Times New Roman" w:cs="Times New Roman" w:eastAsia="Times New Roman" w:hAnsi="Times New Roman"/>
+          <w:sz w:val="26"/>
+          <w:szCs w:val="26"/>
+        </w:rPr>
+        <w:t xml:space="preserve"> dựng đủ ba thành phần bằng Docker trên chính máy trình bày. Nếu mạng tại hội đồng chập chờn, chỉ cần một lệnh là có bản chạy đầy đủ ở </w:t>
+      </w:r>
+      <w:r>
+        <w:rPr>
+          <w:rFonts w:ascii="Courier New" w:cs="Courier New" w:eastAsia="Courier New" w:hAnsi="Courier New"/>
+          <w:sz w:val="22"/>
+          <w:szCs w:val="22"/>
+        </w:rPr>
+        <w:t xml:space="preserve">localhost</w:t>
+      </w:r>
+      <w:r>
+        <w:rPr>
+          <w:rFonts w:ascii="Times New Roman" w:cs="Times New Roman" w:eastAsia="Times New Roman" w:hAnsi="Times New Roman"/>
+          <w:sz w:val="26"/>
+          <w:szCs w:val="26"/>
+        </w:rPr>
+        <w:t xml:space="preserve"> mà không cần Internet — trừ các tính năng AI vốn phải gọi dịch vụ ngoài.</w:t>
+      </w:r>
+    </w:p>
+    <w:p>
+      <w:pPr>
         <w:pStyle w:val="Heading2"/>
         <w:keepNext/>
         <w:spacing w:after="130" w:before="260" w:line="360" w:lineRule="auto"/>
@@ -44441,7 +46509,7 @@
           <w:sz w:val="24"/>
           <w:szCs w:val="24"/>
         </w:rPr>
-        <w:t xml:space="preserve">Bảng 5.5. Danh mục kiểm tra trước buổi bảo vệ</w:t>
+        <w:t xml:space="preserve">Bảng 5.6. Danh mục kiểm tra trước buổi bảo vệ</w:t>
       </w:r>
     </w:p>
     <w:tbl>
@@ -44462,6 +46530,7 @@
       </w:tblGrid>
       <w:tr>
         <w:trPr>
+          <w:cantSplit/>
           <w:tblHeader/>
         </w:trPr>
         <w:tc>
@@ -44526,6 +46595,9 @@
         </w:tc>
       </w:tr>
       <w:tr>
+        <w:trPr>
+          <w:cantSplit/>
+        </w:trPr>
         <w:tc>
           <w:tcPr>
             <w:tcW w:type="dxa" w:w="1996"/>
@@ -44588,6 +46660,9 @@
         </w:tc>
       </w:tr>
       <w:tr>
+        <w:trPr>
+          <w:cantSplit/>
+        </w:trPr>
         <w:tc>
           <w:tcPr>
             <w:tcW w:type="dxa" w:w="1996"/>
@@ -44690,6 +46765,9 @@
         </w:tc>
       </w:tr>
       <w:tr>
+        <w:trPr>
+          <w:cantSplit/>
+        </w:trPr>
         <w:tc>
           <w:tcPr>
             <w:tcW w:type="dxa" w:w="1996"/>
@@ -44744,6 +46822,9 @@
         </w:tc>
       </w:tr>
       <w:tr>
+        <w:trPr>
+          <w:cantSplit/>
+        </w:trPr>
         <w:tc>
           <w:tcPr>
             <w:tcW w:type="dxa" w:w="1996"/>
@@ -45292,6 +47373,7 @@
       </w:tblGrid>
       <w:tr>
         <w:trPr>
+          <w:cantSplit/>
           <w:tblHeader/>
         </w:trPr>
         <w:tc>
@@ -45386,6 +47468,9 @@
         </w:tc>
       </w:tr>
       <w:tr>
+        <w:trPr>
+          <w:cantSplit/>
+        </w:trPr>
         <w:tc>
           <w:tcPr>
             <w:tcW w:type="dxa" w:w="2359"/>
@@ -45466,6 +47551,9 @@
         </w:tc>
       </w:tr>
       <w:tr>
+        <w:trPr>
+          <w:cantSplit/>
+        </w:trPr>
         <w:tc>
           <w:tcPr>
             <w:tcW w:type="dxa" w:w="2359"/>
@@ -45546,6 +47634,9 @@
         </w:tc>
       </w:tr>
       <w:tr>
+        <w:trPr>
+          <w:cantSplit/>
+        </w:trPr>
         <w:tc>
           <w:tcPr>
             <w:tcW w:type="dxa" w:w="2359"/>
@@ -45626,6 +47717,9 @@
         </w:tc>
       </w:tr>
       <w:tr>
+        <w:trPr>
+          <w:cantSplit/>
+        </w:trPr>
         <w:tc>
           <w:tcPr>
             <w:tcW w:type="dxa" w:w="2359"/>
@@ -45706,6 +47800,9 @@
         </w:tc>
       </w:tr>
       <w:tr>
+        <w:trPr>
+          <w:cantSplit/>
+        </w:trPr>
         <w:tc>
           <w:tcPr>
             <w:tcW w:type="dxa" w:w="2359"/>
@@ -45786,6 +47883,9 @@
         </w:tc>
       </w:tr>
       <w:tr>
+        <w:trPr>
+          <w:cantSplit/>
+        </w:trPr>
         <w:tc>
           <w:tcPr>
             <w:tcW w:type="dxa" w:w="2359"/>
@@ -45866,6 +47966,9 @@
         </w:tc>
       </w:tr>
       <w:tr>
+        <w:trPr>
+          <w:cantSplit/>
+        </w:trPr>
         <w:tc>
           <w:tcPr>
             <w:tcW w:type="dxa" w:w="2359"/>
@@ -45946,6 +48049,9 @@
         </w:tc>
       </w:tr>
       <w:tr>
+        <w:trPr>
+          <w:cantSplit/>
+        </w:trPr>
         <w:tc>
           <w:tcPr>
             <w:tcW w:type="dxa" w:w="2359"/>
@@ -46662,6 +48768,7 @@
       </w:tblGrid>
       <w:tr>
         <w:trPr>
+          <w:cantSplit/>
           <w:tblHeader/>
         </w:trPr>
         <w:tc>
@@ -46756,6 +48863,9 @@
         </w:tc>
       </w:tr>
       <w:tr>
+        <w:trPr>
+          <w:cantSplit/>
+        </w:trPr>
         <w:tc>
           <w:tcPr>
             <w:tcW w:type="dxa" w:w="4173"/>
@@ -46836,6 +48946,9 @@
         </w:tc>
       </w:tr>
       <w:tr>
+        <w:trPr>
+          <w:cantSplit/>
+        </w:trPr>
         <w:tc>
           <w:tcPr>
             <w:tcW w:type="dxa" w:w="4173"/>
@@ -46916,6 +49029,9 @@
         </w:tc>
       </w:tr>
       <w:tr>
+        <w:trPr>
+          <w:cantSplit/>
+        </w:trPr>
         <w:tc>
           <w:tcPr>
             <w:tcW w:type="dxa" w:w="4173"/>
@@ -46996,6 +49112,9 @@
         </w:tc>
       </w:tr>
       <w:tr>
+        <w:trPr>
+          <w:cantSplit/>
+        </w:trPr>
         <w:tc>
           <w:tcPr>
             <w:tcW w:type="dxa" w:w="4173"/>
@@ -47076,6 +49195,9 @@
         </w:tc>
       </w:tr>
       <w:tr>
+        <w:trPr>
+          <w:cantSplit/>
+        </w:trPr>
         <w:tc>
           <w:tcPr>
             <w:tcW w:type="dxa" w:w="4173"/>
@@ -47156,6 +49278,9 @@
         </w:tc>
       </w:tr>
       <w:tr>
+        <w:trPr>
+          <w:cantSplit/>
+        </w:trPr>
         <w:tc>
           <w:tcPr>
             <w:tcW w:type="dxa" w:w="4173"/>
@@ -47236,6 +49361,9 @@
         </w:tc>
       </w:tr>
       <w:tr>
+        <w:trPr>
+          <w:cantSplit/>
+        </w:trPr>
         <w:tc>
           <w:tcPr>
             <w:tcW w:type="dxa" w:w="4173"/>
@@ -47316,6 +49444,9 @@
         </w:tc>
       </w:tr>
       <w:tr>
+        <w:trPr>
+          <w:cantSplit/>
+        </w:trPr>
         <w:tc>
           <w:tcPr>
             <w:tcW w:type="dxa" w:w="4173"/>
@@ -47396,6 +49527,9 @@
         </w:tc>
       </w:tr>
       <w:tr>
+        <w:trPr>
+          <w:cantSplit/>
+        </w:trPr>
         <w:tc>
           <w:tcPr>
             <w:tcW w:type="dxa" w:w="4173"/>
@@ -47476,6 +49610,9 @@
         </w:tc>
       </w:tr>
       <w:tr>
+        <w:trPr>
+          <w:cantSplit/>
+        </w:trPr>
         <w:tc>
           <w:tcPr>
             <w:tcW w:type="dxa" w:w="4173"/>
@@ -47556,6 +49693,9 @@
         </w:tc>
       </w:tr>
       <w:tr>
+        <w:trPr>
+          <w:cantSplit/>
+        </w:trPr>
         <w:tc>
           <w:tcPr>
             <w:tcW w:type="dxa" w:w="4173"/>
@@ -47636,6 +49776,9 @@
         </w:tc>
       </w:tr>
       <w:tr>
+        <w:trPr>
+          <w:cantSplit/>
+        </w:trPr>
         <w:tc>
           <w:tcPr>
             <w:tcW w:type="dxa" w:w="4173"/>
@@ -47716,6 +49859,9 @@
         </w:tc>
       </w:tr>
       <w:tr>
+        <w:trPr>
+          <w:cantSplit/>
+        </w:trPr>
         <w:tc>
           <w:tcPr>
             <w:tcW w:type="dxa" w:w="4173"/>
@@ -47796,6 +49942,9 @@
         </w:tc>
       </w:tr>
       <w:tr>
+        <w:trPr>
+          <w:cantSplit/>
+        </w:trPr>
         <w:tc>
           <w:tcPr>
             <w:tcW w:type="dxa" w:w="4173"/>
@@ -47876,6 +50025,9 @@
         </w:tc>
       </w:tr>
       <w:tr>
+        <w:trPr>
+          <w:cantSplit/>
+        </w:trPr>
         <w:tc>
           <w:tcPr>
             <w:tcW w:type="dxa" w:w="4173"/>
@@ -47956,6 +50108,9 @@
         </w:tc>
       </w:tr>
       <w:tr>
+        <w:trPr>
+          <w:cantSplit/>
+        </w:trPr>
         <w:tc>
           <w:tcPr>
             <w:tcW w:type="dxa" w:w="4173"/>
@@ -48036,6 +50191,9 @@
         </w:tc>
       </w:tr>
       <w:tr>
+        <w:trPr>
+          <w:cantSplit/>
+        </w:trPr>
         <w:tc>
           <w:tcPr>
             <w:tcW w:type="dxa" w:w="4173"/>
@@ -48116,6 +50274,9 @@
         </w:tc>
       </w:tr>
       <w:tr>
+        <w:trPr>
+          <w:cantSplit/>
+        </w:trPr>
         <w:tc>
           <w:tcPr>
             <w:tcW w:type="dxa" w:w="4173"/>
@@ -48196,6 +50357,9 @@
         </w:tc>
       </w:tr>
       <w:tr>
+        <w:trPr>
+          <w:cantSplit/>
+        </w:trPr>
         <w:tc>
           <w:tcPr>
             <w:tcW w:type="dxa" w:w="4173"/>
@@ -48276,6 +50440,9 @@
         </w:tc>
       </w:tr>
       <w:tr>
+        <w:trPr>
+          <w:cantSplit/>
+        </w:trPr>
         <w:tc>
           <w:tcPr>
             <w:tcW w:type="dxa" w:w="4173"/>
@@ -48356,6 +50523,9 @@
         </w:tc>
       </w:tr>
       <w:tr>
+        <w:trPr>
+          <w:cantSplit/>
+        </w:trPr>
         <w:tc>
           <w:tcPr>
             <w:tcW w:type="dxa" w:w="4173"/>
@@ -48436,6 +50606,9 @@
         </w:tc>
       </w:tr>
       <w:tr>
+        <w:trPr>
+          <w:cantSplit/>
+        </w:trPr>
         <w:tc>
           <w:tcPr>
             <w:tcW w:type="dxa" w:w="4173"/>
@@ -48516,6 +50689,9 @@
         </w:tc>
       </w:tr>
       <w:tr>
+        <w:trPr>
+          <w:cantSplit/>
+        </w:trPr>
         <w:tc>
           <w:tcPr>
             <w:tcW w:type="dxa" w:w="4173"/>
@@ -49975,6 +52151,7 @@
       </w:tblGrid>
       <w:tr>
         <w:trPr>
+          <w:cantSplit/>
           <w:tblHeader/>
         </w:trPr>
         <w:tc>
@@ -50069,6 +52246,9 @@
         </w:tc>
       </w:tr>
       <w:tr>
+        <w:trPr>
+          <w:cantSplit/>
+        </w:trPr>
         <w:tc>
           <w:tcPr>
             <w:tcW w:type="dxa" w:w="2177"/>
@@ -50149,6 +52329,9 @@
         </w:tc>
       </w:tr>
       <w:tr>
+        <w:trPr>
+          <w:cantSplit/>
+        </w:trPr>
         <w:tc>
           <w:tcPr>
             <w:tcW w:type="dxa" w:w="2177"/>
@@ -50229,6 +52412,9 @@
         </w:tc>
       </w:tr>
       <w:tr>
+        <w:trPr>
+          <w:cantSplit/>
+        </w:trPr>
         <w:tc>
           <w:tcPr>
             <w:tcW w:type="dxa" w:w="2177"/>
@@ -50309,6 +52495,9 @@
         </w:tc>
       </w:tr>
       <w:tr>
+        <w:trPr>
+          <w:cantSplit/>
+        </w:trPr>
         <w:tc>
           <w:tcPr>
             <w:tcW w:type="dxa" w:w="2177"/>
@@ -50389,6 +52578,9 @@
         </w:tc>
       </w:tr>
       <w:tr>
+        <w:trPr>
+          <w:cantSplit/>
+        </w:trPr>
         <w:tc>
           <w:tcPr>
             <w:tcW w:type="dxa" w:w="2177"/>
@@ -50594,6 +52786,7 @@
       </w:tblGrid>
       <w:tr>
         <w:trPr>
+          <w:cantSplit/>
           <w:tblHeader/>
         </w:trPr>
         <w:tc>
@@ -50658,6 +52851,9 @@
         </w:tc>
       </w:tr>
       <w:tr>
+        <w:trPr>
+          <w:cantSplit/>
+        </w:trPr>
         <w:tc>
           <w:tcPr>
             <w:tcW w:type="dxa" w:w="3810"/>
@@ -50712,6 +52908,9 @@
         </w:tc>
       </w:tr>
       <w:tr>
+        <w:trPr>
+          <w:cantSplit/>
+        </w:trPr>
         <w:tc>
           <w:tcPr>
             <w:tcW w:type="dxa" w:w="3810"/>
@@ -50766,6 +52965,9 @@
         </w:tc>
       </w:tr>
       <w:tr>
+        <w:trPr>
+          <w:cantSplit/>
+        </w:trPr>
         <w:tc>
           <w:tcPr>
             <w:tcW w:type="dxa" w:w="3810"/>
@@ -50820,6 +53022,9 @@
         </w:tc>
       </w:tr>
       <w:tr>
+        <w:trPr>
+          <w:cantSplit/>
+        </w:trPr>
         <w:tc>
           <w:tcPr>
             <w:tcW w:type="dxa" w:w="3810"/>
@@ -50884,6 +53089,9 @@
         </w:tc>
       </w:tr>
       <w:tr>
+        <w:trPr>
+          <w:cantSplit/>
+        </w:trPr>
         <w:tc>
           <w:tcPr>
             <w:tcW w:type="dxa" w:w="3810"/>
@@ -50938,6 +53146,9 @@
         </w:tc>
       </w:tr>
       <w:tr>
+        <w:trPr>
+          <w:cantSplit/>
+        </w:trPr>
         <w:tc>
           <w:tcPr>
             <w:tcW w:type="dxa" w:w="3810"/>
@@ -50992,6 +53203,9 @@
         </w:tc>
       </w:tr>
       <w:tr>
+        <w:trPr>
+          <w:cantSplit/>
+        </w:trPr>
         <w:tc>
           <w:tcPr>
             <w:tcW w:type="dxa" w:w="3810"/>
@@ -51120,6 +53334,7 @@
       </w:tblGrid>
       <w:tr>
         <w:trPr>
+          <w:cantSplit/>
           <w:tblHeader/>
         </w:trPr>
         <w:tc>
@@ -51244,6 +53459,9 @@
         </w:tc>
       </w:tr>
       <w:tr>
+        <w:trPr>
+          <w:cantSplit/>
+        </w:trPr>
         <w:tc>
           <w:tcPr>
             <w:tcW w:type="dxa" w:w="726"/>
@@ -51350,6 +53568,9 @@
         </w:tc>
       </w:tr>
       <w:tr>
+        <w:trPr>
+          <w:cantSplit/>
+        </w:trPr>
         <w:tc>
           <w:tcPr>
             <w:tcW w:type="dxa" w:w="726"/>
@@ -51474,6 +53695,9 @@
         </w:tc>
       </w:tr>
       <w:tr>
+        <w:trPr>
+          <w:cantSplit/>
+        </w:trPr>
         <w:tc>
           <w:tcPr>
             <w:tcW w:type="dxa" w:w="726"/>
@@ -51580,6 +53804,9 @@
         </w:tc>
       </w:tr>
       <w:tr>
+        <w:trPr>
+          <w:cantSplit/>
+        </w:trPr>
         <w:tc>
           <w:tcPr>
             <w:tcW w:type="dxa" w:w="726"/>
@@ -51704,6 +53931,9 @@
         </w:tc>
       </w:tr>
       <w:tr>
+        <w:trPr>
+          <w:cantSplit/>
+        </w:trPr>
         <w:tc>
           <w:tcPr>
             <w:tcW w:type="dxa" w:w="726"/>
@@ -51810,6 +54040,9 @@
         </w:tc>
       </w:tr>
       <w:tr>
+        <w:trPr>
+          <w:cantSplit/>
+        </w:trPr>
         <w:tc>
           <w:tcPr>
             <w:tcW w:type="dxa" w:w="726"/>
@@ -51934,6 +54167,9 @@
         </w:tc>
       </w:tr>
       <w:tr>
+        <w:trPr>
+          <w:cantSplit/>
+        </w:trPr>
         <w:tc>
           <w:tcPr>
             <w:tcW w:type="dxa" w:w="726"/>

--- a/docs/BAO-CAO-DO-AN-LearnQuiz.docx
+++ b/docs/BAO-CAO-DO-AN-LearnQuiz.docx
@@ -11417,7 +11417,7 @@
                 <w:sz w:val="24"/>
                 <w:szCs w:val="24"/>
               </w:rPr>
-              <w:t xml:space="preserve">PostgreSQL 16</w:t>
+              <w:t xml:space="preserve">PostgreSQL 16 (Docker cục bộ) / 18 (Render production)</w:t>
             </w:r>
           </w:p>
         </w:tc>
@@ -11443,7 +11443,7 @@
                 <w:sz w:val="24"/>
                 <w:szCs w:val="24"/>
               </w:rPr>
-              <w:t xml:space="preserve">Quan hệ và ràng buộc duy nhất phức hợp là trung tâm của đề tài</w:t>
+              <w:t xml:space="preserve">Quan hệ và ràng buộc duy nhất phức hợp là trung tâm của đề tài; Prisma tương thích cả hai phiên bản</w:t>
             </w:r>
           </w:p>
         </w:tc>
@@ -46654,7 +46654,17 @@
                 <w:sz w:val="24"/>
                 <w:szCs w:val="24"/>
               </w:rPr>
-              <w:t xml:space="preserve"> trả về trạng thái tốt · front-end tải được, không lỗi CORS · migration đã áp dụng và dữ liệu mẫu đã nạp · không biến môi trường nào còn trỏ về máy cục bộ</w:t>
+              <w:t xml:space="preserve"> trả về trạng thái tốt · front-end tải được, không lỗi CORS · migration đã áp dụng và dữ liệu mẫu đã nạp · không biến môi trường nào còn trỏ về máy cục bộ · </w:t>
+            </w:r>
+            <w:r>
+              <w:rPr>
+                <w:rFonts w:ascii="Times New Roman" w:cs="Times New Roman" w:eastAsia="Times New Roman" w:hAnsi="Times New Roman"/>
+                <w:b/>
+                <w:bCs/>
+                <w:sz w:val="24"/>
+                <w:szCs w:val="24"/>
+              </w:rPr>
+              <w:t xml:space="preserve">cơ sở dữ liệu Free trên Render chưa tới ngày hết hạn ~30 ngày kể từ lúc tạo — quá hạn sẽ bị xoá vĩnh viễn, phải nâng cấp hoặc tạo lại trước ngày bảo vệ</w:t>
             </w:r>
           </w:p>
         </w:tc>

--- a/docs/BAO-CAO-DO-AN-LearnQuiz.docx
+++ b/docs/BAO-CAO-DO-AN-LearnQuiz.docx
@@ -12271,7 +12271,7 @@
                 <w:sz w:val="24"/>
                 <w:szCs w:val="24"/>
               </w:rPr>
-              <w:t xml:space="preserve">Google Gemini 2.0 Flash</w:t>
+              <w:t xml:space="preserve">Google Gemini 3.6 Flash</w:t>
             </w:r>
           </w:p>
         </w:tc>
@@ -12297,7 +12297,7 @@
                 <w:sz w:val="24"/>
                 <w:szCs w:val="24"/>
               </w:rPr>
-              <w:t xml:space="preserve">Đúng yêu cầu đề tài; hỗ trợ trả JSON theo lược đồ; chỉ gọi từ máy chủ</w:t>
+              <w:t xml:space="preserve">Đúng yêu cầu đề tài; hỗ trợ trả JSON theo lược đồ; chỉ gọi từ máy chủ (model 2.0 Flash ban đầu bị Google ngừng hỗ trợ từ 01/06/2026, đã nâng cấp)</w:t>
             </w:r>
           </w:p>
         </w:tc>
@@ -51776,7 +51776,7 @@
           <w:sz w:val="18"/>
           <w:szCs w:val="18"/>
         </w:rPr>
-        <w:t xml:space="preserve">docker compose up -d              # PostgreSQL cổng 5432, Adminer 8080</w:t>
+        <w:t xml:space="preserve">docker compose up -d              # PostgreSQL cổng 5433, Adminer 8080</w:t>
       </w:r>
     </w:p>
     <w:p>

--- a/docs/BAO-CAO-DO-AN-LearnQuiz.docx
+++ b/docs/BAO-CAO-DO-AN-LearnQuiz.docx
@@ -7131,7 +7131,7 @@
                 <w:sz w:val="24"/>
                 <w:szCs w:val="24"/>
               </w:rPr>
-              <w:t xml:space="preserve">Ba tính năng Gemini; Docker hai giai đoạn; GitHub Actions; cấu hình Render và Vercel; 318 phép kiểm thử</w:t>
+              <w:t xml:space="preserve">Ba tính năng Gemini; Docker hai giai đoạn; GitHub Actions; cấu hình Render và Vercel; 344 phép kiểm thử</w:t>
             </w:r>
           </w:p>
         </w:tc>
@@ -7723,7 +7723,7 @@
                 <w:sz w:val="24"/>
                 <w:szCs w:val="24"/>
               </w:rPr>
-              <w:t xml:space="preserve">318 phép — đạt 318/318</w:t>
+              <w:t xml:space="preserve">344 phép — đạt 344/344</w:t>
             </w:r>
           </w:p>
         </w:tc>
@@ -35893,7 +35893,7 @@
           <w:sz w:val="18"/>
           <w:szCs w:val="18"/>
         </w:rPr>
-        <w:t xml:space="preserve">│  ├─ tests/                   # 318 phép kiểm, chạy không cần cơ sở dữ liệu</w:t>
+        <w:t xml:space="preserve">│  ├─ tests/                   # 344 phép kiểm, chạy không cần cơ sở dữ liệu</w:t>
       </w:r>
     </w:p>
     <w:p>
@@ -41728,7 +41728,7 @@
           <w:sz w:val="26"/>
           <w:szCs w:val="26"/>
         </w:rPr>
-        <w:t xml:space="preserve">318/318 phép khẳng định đạt</w:t>
+        <w:t xml:space="preserve">344/344 phép khẳng định đạt</w:t>
       </w:r>
       <w:r>
         <w:rPr>
@@ -41925,7 +41925,7 @@
                 <w:sz w:val="22"/>
                 <w:szCs w:val="22"/>
               </w:rPr>
-              <w:t xml:space="preserve">grader.test.ts</w:t>
+              <w:t xml:space="preserve">env.test.ts</w:t>
             </w:r>
           </w:p>
         </w:tc>
@@ -41951,7 +41951,7 @@
                 <w:sz w:val="24"/>
                 <w:szCs w:val="24"/>
               </w:rPr>
-              <w:t xml:space="preserve">Luật chấm điểm và luật mở khóa bài học</w:t>
+              <w:t xml:space="preserve">Model Gemini mặc định không bị cấu hình cục bộ làm sai lệch</w:t>
             </w:r>
           </w:p>
         </w:tc>
@@ -41977,7 +41977,7 @@
                 <w:sz w:val="24"/>
                 <w:szCs w:val="24"/>
               </w:rPr>
-              <w:t xml:space="preserve">24</w:t>
+              <w:t xml:space="preserve">1</w:t>
             </w:r>
           </w:p>
         </w:tc>
@@ -42034,7 +42034,7 @@
                 <w:sz w:val="22"/>
                 <w:szCs w:val="22"/>
               </w:rPr>
-              <w:t xml:space="preserve">workflow.test.ts</w:t>
+              <w:t xml:space="preserve">grader.test.ts</w:t>
             </w:r>
           </w:p>
         </w:tc>
@@ -42060,7 +42060,7 @@
                 <w:sz w:val="24"/>
                 <w:szCs w:val="24"/>
               </w:rPr>
-              <w:t xml:space="preserve">Máy trạng thái khóa học — đủ 16 tổ hợp</w:t>
+              <w:t xml:space="preserve">Luật chấm điểm và luật mở khóa bài học</w:t>
             </w:r>
           </w:p>
         </w:tc>
@@ -42086,7 +42086,7 @@
                 <w:sz w:val="24"/>
                 <w:szCs w:val="24"/>
               </w:rPr>
-              <w:t xml:space="preserve">30</w:t>
+              <w:t xml:space="preserve">24</w:t>
             </w:r>
           </w:p>
         </w:tc>
@@ -42143,7 +42143,7 @@
                 <w:sz w:val="22"/>
                 <w:szCs w:val="22"/>
               </w:rPr>
-              <w:t xml:space="preserve">schema.test.ts</w:t>
+              <w:t xml:space="preserve">workflow.test.ts</w:t>
             </w:r>
           </w:p>
         </w:tc>
@@ -42169,7 +42169,7 @@
                 <w:sz w:val="24"/>
                 <w:szCs w:val="24"/>
               </w:rPr>
-              <w:t xml:space="preserve">Luật ra đề, luật nộp bài, bộ lọc quản trị, chống gán tràn thuộc tính</w:t>
+              <w:t xml:space="preserve">Máy trạng thái khóa học — đủ 16 tổ hợp</w:t>
             </w:r>
           </w:p>
         </w:tc>
@@ -42195,7 +42195,7 @@
                 <w:sz w:val="24"/>
                 <w:szCs w:val="24"/>
               </w:rPr>
-              <w:t xml:space="preserve">31</w:t>
+              <w:t xml:space="preserve">30</w:t>
             </w:r>
           </w:p>
         </w:tc>
@@ -42252,7 +42252,7 @@
                 <w:sz w:val="22"/>
                 <w:szCs w:val="22"/>
               </w:rPr>
-              <w:t xml:space="preserve">gemini.test.ts</w:t>
+              <w:t xml:space="preserve">schema.test.ts</w:t>
             </w:r>
           </w:p>
         </w:tc>
@@ -42278,7 +42278,7 @@
                 <w:sz w:val="24"/>
                 <w:szCs w:val="24"/>
               </w:rPr>
-              <w:t xml:space="preserve">Lớp gọi Gemini: JSON, lỗi mạng, quá thời gian, không lộ chi tiết lỗi</w:t>
+              <w:t xml:space="preserve">Luật ra đề, luật nộp bài, bộ lọc quản trị, chống gán tràn thuộc tính</w:t>
             </w:r>
           </w:p>
         </w:tc>
@@ -42304,7 +42304,7 @@
                 <w:sz w:val="24"/>
                 <w:szCs w:val="24"/>
               </w:rPr>
-              <w:t xml:space="preserve">18</w:t>
+              <w:t xml:space="preserve">31</w:t>
             </w:r>
           </w:p>
         </w:tc>
@@ -42361,7 +42361,7 @@
                 <w:sz w:val="22"/>
                 <w:szCs w:val="22"/>
               </w:rPr>
-              <w:t xml:space="preserve">quizService.test.ts</w:t>
+              <w:t xml:space="preserve">gemini.test.ts</w:t>
             </w:r>
           </w:p>
         </w:tc>
@@ -42387,7 +42387,7 @@
                 <w:sz w:val="24"/>
                 <w:szCs w:val="24"/>
               </w:rPr>
-              <w:t xml:space="preserve">Nghiệp vụ quiz đầu–cuối: phân quyền, chấm điểm, giới hạn lượt, khóa sửa đề</w:t>
+              <w:t xml:space="preserve">Lớp gọi Gemini: JSON, lỗi mạng, quá thời gian, không lộ chi tiết lỗi</w:t>
             </w:r>
           </w:p>
         </w:tc>
@@ -42413,7 +42413,7 @@
                 <w:sz w:val="24"/>
                 <w:szCs w:val="24"/>
               </w:rPr>
-              <w:t xml:space="preserve">47</w:t>
+              <w:t xml:space="preserve">18</w:t>
             </w:r>
           </w:p>
         </w:tc>
@@ -42470,7 +42470,7 @@
                 <w:sz w:val="22"/>
                 <w:szCs w:val="22"/>
               </w:rPr>
-              <w:t xml:space="preserve">adminService.test.ts</w:t>
+              <w:t xml:space="preserve">quizService.test.ts</w:t>
             </w:r>
           </w:p>
         </w:tc>
@@ -42496,7 +42496,7 @@
                 <w:sz w:val="24"/>
                 <w:szCs w:val="24"/>
               </w:rPr>
-              <w:t xml:space="preserve">Duyệt khóa học, quản lý người dùng, toàn bộ số liệu thống kê</w:t>
+              <w:t xml:space="preserve">Nghiệp vụ quiz đầu–cuối: phân quyền, chấm điểm, giới hạn lượt, khóa sửa đề, chặn làm lại sau khi đã đạt</w:t>
             </w:r>
           </w:p>
         </w:tc>
@@ -42522,7 +42522,7 @@
                 <w:sz w:val="24"/>
                 <w:szCs w:val="24"/>
               </w:rPr>
-              <w:t xml:space="preserve">75</w:t>
+              <w:t xml:space="preserve">49</w:t>
             </w:r>
           </w:p>
         </w:tc>
@@ -42579,7 +42579,7 @@
                 <w:sz w:val="22"/>
                 <w:szCs w:val="22"/>
               </w:rPr>
-              <w:t xml:space="preserve">aiService.test.ts</w:t>
+              <w:t xml:space="preserve">adminService.test.ts</w:t>
             </w:r>
           </w:p>
         </w:tc>
@@ -42605,7 +42605,7 @@
                 <w:sz w:val="24"/>
                 <w:szCs w:val="24"/>
               </w:rPr>
-              <w:t xml:space="preserve">Ba tính năng AI: phân quyền, kiểm duyệt đầu ra, bộ nhớ đệm</w:t>
+              <w:t xml:space="preserve">Duyệt khóa học, quản lý người dùng, toàn bộ số liệu thống kê</w:t>
             </w:r>
           </w:p>
         </w:tc>
@@ -42631,7 +42631,7 @@
                 <w:sz w:val="24"/>
                 <w:szCs w:val="24"/>
               </w:rPr>
-              <w:t xml:space="preserve">36</w:t>
+              <w:t xml:space="preserve">75</w:t>
             </w:r>
           </w:p>
         </w:tc>
@@ -42688,7 +42688,7 @@
                 <w:sz w:val="22"/>
                 <w:szCs w:val="22"/>
               </w:rPr>
-              <w:t xml:space="preserve">api.test.ts</w:t>
+              <w:t xml:space="preserve">aiService.test.ts</w:t>
             </w:r>
           </w:p>
         </w:tc>
@@ -42714,7 +42714,7 @@
                 <w:sz w:val="24"/>
                 <w:szCs w:val="24"/>
               </w:rPr>
-              <w:t xml:space="preserve">Bảng định tuyến thật và gọi HTTP qua toàn bộ chuỗi middleware</w:t>
+              <w:t xml:space="preserve">Ba tính năng AI: phân quyền, kiểm duyệt đầu ra, bộ nhớ đệm</w:t>
             </w:r>
           </w:p>
         </w:tc>
@@ -42740,7 +42740,7 @@
                 <w:sz w:val="24"/>
                 <w:szCs w:val="24"/>
               </w:rPr>
-              <w:t xml:space="preserve">57</w:t>
+              <w:t xml:space="preserve">36</w:t>
             </w:r>
           </w:p>
         </w:tc>
@@ -42793,6 +42793,333 @@
             </w:pPr>
             <w:r>
               <w:rPr>
+                <w:rFonts w:ascii="Courier New" w:cs="Courier New" w:eastAsia="Courier New" w:hAnsi="Courier New"/>
+                <w:sz w:val="22"/>
+                <w:szCs w:val="22"/>
+              </w:rPr>
+              <w:t xml:space="preserve">enrollmentService.test.ts</w:t>
+            </w:r>
+          </w:p>
+        </w:tc>
+        <w:tc>
+          <w:tcPr>
+            <w:tcW w:type="dxa" w:w="3992"/>
+            <w:tcMar>
+              <w:top w:type="dxa" w:w="60"/>
+              <w:left w:type="dxa" w:w="90"/>
+              <w:bottom w:type="dxa" w:w="60"/>
+              <w:right w:type="dxa" w:w="90"/>
+            </w:tcMar>
+            <w:vAlign w:val="center"/>
+          </w:tcPr>
+          <w:p>
+            <w:pPr>
+              <w:spacing w:after="0" w:line="240" w:lineRule="auto"/>
+              <w:jc w:val="left"/>
+            </w:pPr>
+            <w:r>
+              <w:rPr>
+                <w:rFonts w:ascii="Times New Roman" w:cs="Times New Roman" w:eastAsia="Times New Roman" w:hAnsi="Times New Roman"/>
+                <w:sz w:val="24"/>
+                <w:szCs w:val="24"/>
+              </w:rPr>
+              <w:t xml:space="preserve">Điểm quiz trung bình theo khóa học, lấy lượt có điểm cao nhất</w:t>
+            </w:r>
+          </w:p>
+        </w:tc>
+        <w:tc>
+          <w:tcPr>
+            <w:tcW w:type="dxa" w:w="1179"/>
+            <w:tcMar>
+              <w:top w:type="dxa" w:w="60"/>
+              <w:left w:type="dxa" w:w="90"/>
+              <w:bottom w:type="dxa" w:w="60"/>
+              <w:right w:type="dxa" w:w="90"/>
+            </w:tcMar>
+            <w:vAlign w:val="center"/>
+          </w:tcPr>
+          <w:p>
+            <w:pPr>
+              <w:spacing w:after="0" w:line="240" w:lineRule="auto"/>
+              <w:jc w:val="center"/>
+            </w:pPr>
+            <w:r>
+              <w:rPr>
+                <w:rFonts w:ascii="Times New Roman" w:cs="Times New Roman" w:eastAsia="Times New Roman" w:hAnsi="Times New Roman"/>
+                <w:sz w:val="24"/>
+                <w:szCs w:val="24"/>
+              </w:rPr>
+              <w:t xml:space="preserve">4</w:t>
+            </w:r>
+          </w:p>
+        </w:tc>
+        <w:tc>
+          <w:tcPr>
+            <w:tcW w:type="dxa" w:w="1179"/>
+            <w:tcMar>
+              <w:top w:type="dxa" w:w="60"/>
+              <w:left w:type="dxa" w:w="90"/>
+              <w:bottom w:type="dxa" w:w="60"/>
+              <w:right w:type="dxa" w:w="90"/>
+            </w:tcMar>
+            <w:vAlign w:val="center"/>
+          </w:tcPr>
+          <w:p>
+            <w:pPr>
+              <w:spacing w:after="0" w:line="240" w:lineRule="auto"/>
+              <w:jc w:val="center"/>
+            </w:pPr>
+            <w:r>
+              <w:rPr>
+                <w:rFonts w:ascii="Times New Roman" w:cs="Times New Roman" w:eastAsia="Times New Roman" w:hAnsi="Times New Roman"/>
+                <w:sz w:val="24"/>
+                <w:szCs w:val="24"/>
+              </w:rPr>
+              <w:t xml:space="preserve">Đạt</w:t>
+            </w:r>
+          </w:p>
+        </w:tc>
+      </w:tr>
+      <w:tr>
+        <w:trPr>
+          <w:cantSplit/>
+        </w:trPr>
+        <w:tc>
+          <w:tcPr>
+            <w:tcW w:type="dxa" w:w="2722"/>
+            <w:tcMar>
+              <w:top w:type="dxa" w:w="60"/>
+              <w:left w:type="dxa" w:w="90"/>
+              <w:bottom w:type="dxa" w:w="60"/>
+              <w:right w:type="dxa" w:w="90"/>
+            </w:tcMar>
+            <w:vAlign w:val="center"/>
+          </w:tcPr>
+          <w:p>
+            <w:pPr>
+              <w:spacing w:after="0" w:line="240" w:lineRule="auto"/>
+              <w:jc w:val="left"/>
+            </w:pPr>
+            <w:r>
+              <w:rPr>
+                <w:rFonts w:ascii="Courier New" w:cs="Courier New" w:eastAsia="Courier New" w:hAnsi="Courier New"/>
+                <w:sz w:val="22"/>
+                <w:szCs w:val="22"/>
+              </w:rPr>
+              <w:t xml:space="preserve">graduationRegression.test.ts</w:t>
+            </w:r>
+          </w:p>
+        </w:tc>
+        <w:tc>
+          <w:tcPr>
+            <w:tcW w:type="dxa" w:w="3992"/>
+            <w:tcMar>
+              <w:top w:type="dxa" w:w="60"/>
+              <w:left w:type="dxa" w:w="90"/>
+              <w:bottom w:type="dxa" w:w="60"/>
+              <w:right w:type="dxa" w:w="90"/>
+            </w:tcMar>
+            <w:vAlign w:val="center"/>
+          </w:tcPr>
+          <w:p>
+            <w:pPr>
+              <w:spacing w:after="0" w:line="240" w:lineRule="auto"/>
+              <w:jc w:val="left"/>
+            </w:pPr>
+            <w:r>
+              <w:rPr>
+                <w:rFonts w:ascii="Times New Roman" w:cs="Times New Roman" w:eastAsia="Times New Roman" w:hAnsi="Times New Roman"/>
+                <w:sz w:val="24"/>
+                <w:szCs w:val="24"/>
+              </w:rPr>
+              <w:t xml:space="preserve">Hồi quy theo review tốt nghiệp: khóa lộ trình, đóng vòng duyệt nội dung, chặn hard-delete có dữ liệu học tập, bất biến còn ít nhất 1 admin, snapshot điểm đạt</w:t>
+            </w:r>
+          </w:p>
+        </w:tc>
+        <w:tc>
+          <w:tcPr>
+            <w:tcW w:type="dxa" w:w="1179"/>
+            <w:tcMar>
+              <w:top w:type="dxa" w:w="60"/>
+              <w:left w:type="dxa" w:w="90"/>
+              <w:bottom w:type="dxa" w:w="60"/>
+              <w:right w:type="dxa" w:w="90"/>
+            </w:tcMar>
+            <w:vAlign w:val="center"/>
+          </w:tcPr>
+          <w:p>
+            <w:pPr>
+              <w:spacing w:after="0" w:line="240" w:lineRule="auto"/>
+              <w:jc w:val="center"/>
+            </w:pPr>
+            <w:r>
+              <w:rPr>
+                <w:rFonts w:ascii="Times New Roman" w:cs="Times New Roman" w:eastAsia="Times New Roman" w:hAnsi="Times New Roman"/>
+                <w:sz w:val="24"/>
+                <w:szCs w:val="24"/>
+              </w:rPr>
+              <w:t xml:space="preserve">16</w:t>
+            </w:r>
+          </w:p>
+        </w:tc>
+        <w:tc>
+          <w:tcPr>
+            <w:tcW w:type="dxa" w:w="1179"/>
+            <w:tcMar>
+              <w:top w:type="dxa" w:w="60"/>
+              <w:left w:type="dxa" w:w="90"/>
+              <w:bottom w:type="dxa" w:w="60"/>
+              <w:right w:type="dxa" w:w="90"/>
+            </w:tcMar>
+            <w:vAlign w:val="center"/>
+          </w:tcPr>
+          <w:p>
+            <w:pPr>
+              <w:spacing w:after="0" w:line="240" w:lineRule="auto"/>
+              <w:jc w:val="center"/>
+            </w:pPr>
+            <w:r>
+              <w:rPr>
+                <w:rFonts w:ascii="Times New Roman" w:cs="Times New Roman" w:eastAsia="Times New Roman" w:hAnsi="Times New Roman"/>
+                <w:sz w:val="24"/>
+                <w:szCs w:val="24"/>
+              </w:rPr>
+              <w:t xml:space="preserve">Đạt</w:t>
+            </w:r>
+          </w:p>
+        </w:tc>
+      </w:tr>
+      <w:tr>
+        <w:trPr>
+          <w:cantSplit/>
+        </w:trPr>
+        <w:tc>
+          <w:tcPr>
+            <w:tcW w:type="dxa" w:w="2722"/>
+            <w:tcMar>
+              <w:top w:type="dxa" w:w="60"/>
+              <w:left w:type="dxa" w:w="90"/>
+              <w:bottom w:type="dxa" w:w="60"/>
+              <w:right w:type="dxa" w:w="90"/>
+            </w:tcMar>
+            <w:vAlign w:val="center"/>
+          </w:tcPr>
+          <w:p>
+            <w:pPr>
+              <w:spacing w:after="0" w:line="240" w:lineRule="auto"/>
+              <w:jc w:val="left"/>
+            </w:pPr>
+            <w:r>
+              <w:rPr>
+                <w:rFonts w:ascii="Courier New" w:cs="Courier New" w:eastAsia="Courier New" w:hAnsi="Courier New"/>
+                <w:sz w:val="22"/>
+                <w:szCs w:val="22"/>
+              </w:rPr>
+              <w:t xml:space="preserve">api.test.ts</w:t>
+            </w:r>
+          </w:p>
+        </w:tc>
+        <w:tc>
+          <w:tcPr>
+            <w:tcW w:type="dxa" w:w="3992"/>
+            <w:tcMar>
+              <w:top w:type="dxa" w:w="60"/>
+              <w:left w:type="dxa" w:w="90"/>
+              <w:bottom w:type="dxa" w:w="60"/>
+              <w:right w:type="dxa" w:w="90"/>
+            </w:tcMar>
+            <w:vAlign w:val="center"/>
+          </w:tcPr>
+          <w:p>
+            <w:pPr>
+              <w:spacing w:after="0" w:line="240" w:lineRule="auto"/>
+              <w:jc w:val="left"/>
+            </w:pPr>
+            <w:r>
+              <w:rPr>
+                <w:rFonts w:ascii="Times New Roman" w:cs="Times New Roman" w:eastAsia="Times New Roman" w:hAnsi="Times New Roman"/>
+                <w:sz w:val="24"/>
+                <w:szCs w:val="24"/>
+              </w:rPr>
+              <w:t xml:space="preserve">Bảng định tuyến thật và gọi HTTP qua toàn bộ chuỗi middleware</w:t>
+            </w:r>
+          </w:p>
+        </w:tc>
+        <w:tc>
+          <w:tcPr>
+            <w:tcW w:type="dxa" w:w="1179"/>
+            <w:tcMar>
+              <w:top w:type="dxa" w:w="60"/>
+              <w:left w:type="dxa" w:w="90"/>
+              <w:bottom w:type="dxa" w:w="60"/>
+              <w:right w:type="dxa" w:w="90"/>
+            </w:tcMar>
+            <w:vAlign w:val="center"/>
+          </w:tcPr>
+          <w:p>
+            <w:pPr>
+              <w:spacing w:after="0" w:line="240" w:lineRule="auto"/>
+              <w:jc w:val="center"/>
+            </w:pPr>
+            <w:r>
+              <w:rPr>
+                <w:rFonts w:ascii="Times New Roman" w:cs="Times New Roman" w:eastAsia="Times New Roman" w:hAnsi="Times New Roman"/>
+                <w:sz w:val="24"/>
+                <w:szCs w:val="24"/>
+              </w:rPr>
+              <w:t xml:space="preserve">60</w:t>
+            </w:r>
+          </w:p>
+        </w:tc>
+        <w:tc>
+          <w:tcPr>
+            <w:tcW w:type="dxa" w:w="1179"/>
+            <w:tcMar>
+              <w:top w:type="dxa" w:w="60"/>
+              <w:left w:type="dxa" w:w="90"/>
+              <w:bottom w:type="dxa" w:w="60"/>
+              <w:right w:type="dxa" w:w="90"/>
+            </w:tcMar>
+            <w:vAlign w:val="center"/>
+          </w:tcPr>
+          <w:p>
+            <w:pPr>
+              <w:spacing w:after="0" w:line="240" w:lineRule="auto"/>
+              <w:jc w:val="center"/>
+            </w:pPr>
+            <w:r>
+              <w:rPr>
+                <w:rFonts w:ascii="Times New Roman" w:cs="Times New Roman" w:eastAsia="Times New Roman" w:hAnsi="Times New Roman"/>
+                <w:sz w:val="24"/>
+                <w:szCs w:val="24"/>
+              </w:rPr>
+              <w:t xml:space="preserve">Đạt</w:t>
+            </w:r>
+          </w:p>
+        </w:tc>
+      </w:tr>
+      <w:tr>
+        <w:trPr>
+          <w:cantSplit/>
+        </w:trPr>
+        <w:tc>
+          <w:tcPr>
+            <w:tcW w:type="dxa" w:w="2722"/>
+            <w:tcMar>
+              <w:top w:type="dxa" w:w="60"/>
+              <w:left w:type="dxa" w:w="90"/>
+              <w:bottom w:type="dxa" w:w="60"/>
+              <w:right w:type="dxa" w:w="90"/>
+            </w:tcMar>
+            <w:vAlign w:val="center"/>
+          </w:tcPr>
+          <w:p>
+            <w:pPr>
+              <w:spacing w:after="0" w:line="240" w:lineRule="auto"/>
+              <w:jc w:val="left"/>
+            </w:pPr>
+            <w:r>
+              <w:rPr>
                 <w:rFonts w:ascii="Times New Roman" w:cs="Times New Roman" w:eastAsia="Times New Roman" w:hAnsi="Times New Roman"/>
                 <w:b/>
                 <w:bCs/>
@@ -42845,7 +43172,7 @@
                 <w:sz w:val="24"/>
                 <w:szCs w:val="24"/>
               </w:rPr>
-              <w:t xml:space="preserve">318</w:t>
+              <w:t xml:space="preserve">344</w:t>
             </w:r>
           </w:p>
         </w:tc>
@@ -42873,7 +43200,7 @@
                 <w:sz w:val="24"/>
                 <w:szCs w:val="24"/>
               </w:rPr>
-              <w:t xml:space="preserve">318/318</w:t>
+              <w:t xml:space="preserve">344/344</w:t>
             </w:r>
           </w:p>
         </w:tc>
@@ -44963,7 +45290,7 @@
                 <w:sz w:val="24"/>
                 <w:szCs w:val="24"/>
               </w:rPr>
-              <w:t xml:space="preserve">Kiểm tra lược đồ Prisma → kiểm tra kiểu → chạy 318 phép kiểm → biên dịch</w:t>
+              <w:t xml:space="preserve">Kiểm tra lược đồ Prisma → kiểm tra kiểu → rà quy chuẩn mã (lint) → chạy 344 phép kiểm → biên dịch</w:t>
             </w:r>
           </w:p>
         </w:tc>
@@ -45046,7 +45373,7 @@
                 <w:sz w:val="24"/>
                 <w:szCs w:val="24"/>
               </w:rPr>
-              <w:t xml:space="preserve">Kiểm tra kiểu → dựng bản phát hành</w:t>
+              <w:t xml:space="preserve">Kiểm tra kiểu → rà quy chuẩn mã (lint) → 10 unit test → dựng bản phát hành</w:t>
             </w:r>
           </w:p>
         </w:tc>
@@ -46826,7 +47153,7 @@
                 <w:sz w:val="24"/>
                 <w:szCs w:val="24"/>
               </w:rPr>
-              <w:t xml:space="preserve">Biên dịch sạch lỗi ở cả hai dự án · 318/318 phép kiểm đạt · không còn lệnh in ra màn hình sót lại · mọi tuyến bất đồng bộ đều bắt lỗi và chuyển về bộ xử lý lỗi</w:t>
+              <w:t xml:space="preserve">Biên dịch sạch lỗi ở cả hai dự án · 344/344 phép kiểm đạt · ESLint không còn cảnh báo · không còn lệnh in ra màn hình sót lại · mọi tuyến bất đồng bộ đều bắt lỗi và chuyển về bộ xử lý lỗi</w:t>
             </w:r>
           </w:p>
         </w:tc>
@@ -46939,7 +47266,7 @@
           <w:sz w:val="26"/>
           <w:szCs w:val="26"/>
         </w:rPr>
-        <w:t xml:space="preserve">Đối chiếu với mục tiêu đặt ra ở mục 1.2, toàn bộ hạng mục bắt buộc của đề tài đã hoàn thành: đủ chức năng của ba vai trò, ba tính năng AI, đóng gói bằng Docker, tích hợp liên tục và cấu hình triển khai lên môi trường thật. Bộ kiểm thử tự động đạt 318/318 và bao phủ toàn bộ các quy tắc nghiệp vụ then chốt.</w:t>
+        <w:t xml:space="preserve">Đối chiếu với mục tiêu đặt ra ở mục 1.2, toàn bộ hạng mục bắt buộc của đề tài đã hoàn thành: đủ chức năng của ba vai trò, ba tính năng AI, đóng gói bằng Docker, tích hợp liên tục và cấu hình triển khai lên môi trường thật. Bộ kiểm thử tự động đạt 344/344 và bao phủ toàn bộ các quy tắc nghiệp vụ then chốt, gồm cả bộ hồi quy bổ sung sau đợt review tiền bảo vệ (khóa lộ trình học, vòng đời duyệt nội dung, toàn vẹn dữ liệu khi xóa/sửa đồng thời).</w:t>
       </w:r>
     </w:p>
     <w:p>
@@ -53083,7 +53410,7 @@
                 <w:sz w:val="24"/>
                 <w:szCs w:val="24"/>
               </w:rPr>
-              <w:t xml:space="preserve">Chạy 318 phép kiểm thử — </w:t>
+              <w:t xml:space="preserve">Chạy 344 phép kiểm thử — </w:t>
             </w:r>
             <w:r>
               <w:rPr>

--- a/docs/BAO-CAO-DO-AN-LearnQuiz.docx
+++ b/docs/BAO-CAO-DO-AN-LearnQuiz.docx
@@ -7131,7 +7131,7 @@
                 <w:sz w:val="24"/>
                 <w:szCs w:val="24"/>
               </w:rPr>
-              <w:t xml:space="preserve">Ba tính năng Gemini; Docker hai giai đoạn; GitHub Actions; cấu hình Render và Vercel; 344 phép kiểm thử</w:t>
+              <w:t xml:space="preserve">Ba tính năng Gemini; Docker hai giai đoạn; GitHub Actions; cấu hình Render và Vercel; 345 phép kiểm thử</w:t>
             </w:r>
           </w:p>
         </w:tc>
@@ -7357,7 +7357,7 @@
                 <w:sz w:val="24"/>
                 <w:szCs w:val="24"/>
               </w:rPr>
-              <w:t xml:space="preserve">143 tệp</w:t>
+              <w:t xml:space="preserve">161 tệp</w:t>
             </w:r>
           </w:p>
         </w:tc>
@@ -7414,7 +7414,7 @@
                 <w:sz w:val="24"/>
                 <w:szCs w:val="24"/>
               </w:rPr>
-              <w:t xml:space="preserve">4.017 dòng / 60 tệp</w:t>
+              <w:t xml:space="preserve">4.295 dòng / 58 tệp</w:t>
             </w:r>
           </w:p>
         </w:tc>
@@ -7471,7 +7471,7 @@
                 <w:sz w:val="24"/>
                 <w:szCs w:val="24"/>
               </w:rPr>
-              <w:t xml:space="preserve">6.067 dòng / 56 tệp</w:t>
+              <w:t xml:space="preserve">6.174 dòng / 52 tệp</w:t>
             </w:r>
           </w:p>
         </w:tc>
@@ -7528,7 +7528,7 @@
                 <w:sz w:val="24"/>
                 <w:szCs w:val="24"/>
               </w:rPr>
-              <w:t xml:space="preserve">1.609 dòng / 10 tệp</w:t>
+              <w:t xml:space="preserve">1.993 dòng / 18 tệp</w:t>
             </w:r>
           </w:p>
         </w:tc>
@@ -7723,7 +7723,7 @@
                 <w:sz w:val="24"/>
                 <w:szCs w:val="24"/>
               </w:rPr>
-              <w:t xml:space="preserve">344 phép — đạt 344/344</w:t>
+              <w:t xml:space="preserve">345 phép — đạt 345/345</w:t>
             </w:r>
           </w:p>
         </w:tc>
@@ -35893,7 +35893,7 @@
           <w:sz w:val="18"/>
           <w:szCs w:val="18"/>
         </w:rPr>
-        <w:t xml:space="preserve">│  ├─ tests/                   # 344 phép kiểm, chạy không cần cơ sở dữ liệu</w:t>
+        <w:t xml:space="preserve">│  ├─ tests/                   # 345 phép kiểm, chạy không cần cơ sở dữ liệu</w:t>
       </w:r>
     </w:p>
     <w:p>
@@ -41728,7 +41728,7 @@
           <w:sz w:val="26"/>
           <w:szCs w:val="26"/>
         </w:rPr>
-        <w:t xml:space="preserve">344/344 phép khẳng định đạt</w:t>
+        <w:t xml:space="preserve">345/345 phép khẳng định đạt</w:t>
       </w:r>
       <w:r>
         <w:rPr>
@@ -42631,7 +42631,7 @@
                 <w:sz w:val="24"/>
                 <w:szCs w:val="24"/>
               </w:rPr>
-              <w:t xml:space="preserve">75</w:t>
+              <w:t xml:space="preserve">76</w:t>
             </w:r>
           </w:p>
         </w:tc>
@@ -43172,7 +43172,7 @@
                 <w:sz w:val="24"/>
                 <w:szCs w:val="24"/>
               </w:rPr>
-              <w:t xml:space="preserve">344</w:t>
+              <w:t xml:space="preserve">345</w:t>
             </w:r>
           </w:p>
         </w:tc>
@@ -43200,7 +43200,7 @@
                 <w:sz w:val="24"/>
                 <w:szCs w:val="24"/>
               </w:rPr>
-              <w:t xml:space="preserve">344/344</w:t>
+              <w:t xml:space="preserve">345/345</w:t>
             </w:r>
           </w:p>
         </w:tc>
@@ -45290,7 +45290,7 @@
                 <w:sz w:val="24"/>
                 <w:szCs w:val="24"/>
               </w:rPr>
-              <w:t xml:space="preserve">Kiểm tra lược đồ Prisma → kiểm tra kiểu → rà quy chuẩn mã (lint) → chạy 344 phép kiểm → biên dịch</w:t>
+              <w:t xml:space="preserve">Kiểm tra lược đồ Prisma → kiểm tra kiểu → rà quy chuẩn mã (lint) → chạy 345 phép kiểm → biên dịch</w:t>
             </w:r>
           </w:p>
         </w:tc>
@@ -47153,7 +47153,7 @@
                 <w:sz w:val="24"/>
                 <w:szCs w:val="24"/>
               </w:rPr>
-              <w:t xml:space="preserve">Biên dịch sạch lỗi ở cả hai dự án · 344/344 phép kiểm đạt · ESLint không còn cảnh báo · không còn lệnh in ra màn hình sót lại · mọi tuyến bất đồng bộ đều bắt lỗi và chuyển về bộ xử lý lỗi</w:t>
+              <w:t xml:space="preserve">Biên dịch sạch lỗi ở cả hai dự án · 345/345 phép kiểm đạt · ESLint không còn cảnh báo · không còn lệnh in ra màn hình sót lại · mọi tuyến bất đồng bộ đều bắt lỗi và chuyển về bộ xử lý lỗi</w:t>
             </w:r>
           </w:p>
         </w:tc>
@@ -47266,7 +47266,7 @@
           <w:sz w:val="26"/>
           <w:szCs w:val="26"/>
         </w:rPr>
-        <w:t xml:space="preserve">Đối chiếu với mục tiêu đặt ra ở mục 1.2, toàn bộ hạng mục bắt buộc của đề tài đã hoàn thành: đủ chức năng của ba vai trò, ba tính năng AI, đóng gói bằng Docker, tích hợp liên tục và cấu hình triển khai lên môi trường thật. Bộ kiểm thử tự động đạt 344/344 và bao phủ toàn bộ các quy tắc nghiệp vụ then chốt, gồm cả bộ hồi quy bổ sung sau đợt review tiền bảo vệ (khóa lộ trình học, vòng đời duyệt nội dung, toàn vẹn dữ liệu khi xóa/sửa đồng thời).</w:t>
+        <w:t xml:space="preserve">Đối chiếu với mục tiêu đặt ra ở mục 1.2, toàn bộ hạng mục bắt buộc của đề tài đã hoàn thành: đủ chức năng của ba vai trò, ba tính năng AI, đóng gói bằng Docker, tích hợp liên tục và cấu hình triển khai lên môi trường thật. Bộ kiểm thử tự động đạt 345/345 và bao phủ toàn bộ các quy tắc nghiệp vụ then chốt, gồm cả bộ hồi quy bổ sung sau đợt review tiền bảo vệ (khóa lộ trình học, vòng đời duyệt nội dung, toàn vẹn dữ liệu khi xóa/sửa đồng thời).</w:t>
       </w:r>
     </w:p>
     <w:p>
@@ -53410,7 +53410,7 @@
                 <w:sz w:val="24"/>
                 <w:szCs w:val="24"/>
               </w:rPr>
-              <w:t xml:space="preserve">Chạy 344 phép kiểm thử — </w:t>
+              <w:t xml:space="preserve">Chạy 345 phép kiểm thử — </w:t>
             </w:r>
             <w:r>
               <w:rPr>

--- a/docs/BAO-CAO-DO-AN-LearnQuiz.docx
+++ b/docs/BAO-CAO-DO-AN-LearnQuiz.docx
@@ -47281,7 +47281,7 @@
           <w:sz w:val="26"/>
           <w:szCs w:val="26"/>
         </w:rPr>
-        <w:t xml:space="preserve">Ba hạn chế cần nêu trung thực:</w:t>
+        <w:t xml:space="preserve">Bốn hạn chế cần nêu trung thực:</w:t>
       </w:r>
     </w:p>
     <w:p>
@@ -47387,6 +47387,67 @@
           <w:szCs w:val="26"/>
         </w:rPr>
         <w:t xml:space="preserve"> của câu hỏi là hợp lệ, nhưng việc câu hỏi có hay và đúng trọng tâm bài học hay không vẫn phụ thuộc vào đánh giá của giảng viên.</w:t>
+      </w:r>
+    </w:p>
+    <w:p>
+      <w:pPr>
+        <w:pStyle w:val="ListParagraph"/>
+        <w:numPr>
+          <w:ilvl w:val="0"/>
+          <w:numId w:val="1"/>
+        </w:numPr>
+        <w:spacing w:after="80" w:line="360" w:lineRule="auto"/>
+        <w:jc w:val="both"/>
+      </w:pPr>
+      <w:r>
+        <w:rPr>
+          <w:rFonts w:ascii="Times New Roman" w:hAnsi="Times New Roman" w:eastAsia="Times New Roman" w:cs="Times New Roman"/>
+          <w:b/>
+          <w:bCs/>
+          <w:sz w:val="26"/>
+          <w:szCs w:val="26"/>
+        </w:rPr>
+        <w:t xml:space="preserve">Bốn cột khóa ngoại chưa được đánh chỉ mục.</w:t>
+      </w:r>
+      <w:r>
+        <w:rPr>
+          <w:rFonts w:ascii="Times New Roman" w:hAnsi="Times New Roman" w:eastAsia="Times New Roman" w:cs="Times New Roman"/>
+          <w:sz w:val="26"/>
+          <w:szCs w:val="26"/>
+        </w:rPr>
+        <w:t xml:space="preserve"> PostgreSQL không tự tạo chỉ mục cho cột khóa ngoại phía con — khác với MySQL — và Prisma cũng không sinh thêm khi lược đồ nhắm PostgreSQL. Rà soát cả mười lăm cột khóa ngoại cho thấy tám cột đã được phủ nhờ khóa chính hoặc cột dẫn đầu của một ràng buộc duy nhất, bảy cột còn lại thì chưa; trong đó bốn cột nằm trên đường truy vấn thật: </w:t>
+      </w:r>
+      <w:r>
+        <w:rPr>
+          <w:rFonts w:ascii="Courier New" w:hAnsi="Courier New" w:eastAsia="Courier New" w:cs="Courier New"/>
+          <w:sz w:val="24"/>
+          <w:szCs w:val="24"/>
+        </w:rPr>
+        <w:t xml:space="preserve">enrollments.course_id, quiz_submissions.quiz_id, choices.question_id</w:t>
+      </w:r>
+      <w:r>
+        <w:rPr>
+          <w:rFonts w:ascii="Times New Roman" w:hAnsi="Times New Roman" w:eastAsia="Times New Roman" w:cs="Times New Roman"/>
+          <w:sz w:val="26"/>
+          <w:szCs w:val="26"/>
+        </w:rPr>
+        <w:t xml:space="preserve"> và </w:t>
+      </w:r>
+      <w:r>
+        <w:rPr>
+          <w:rFonts w:ascii="Courier New" w:hAnsi="Courier New" w:eastAsia="Courier New" w:cs="Courier New"/>
+          <w:sz w:val="24"/>
+          <w:szCs w:val="24"/>
+        </w:rPr>
+        <w:t xml:space="preserve">courses.instructor_id</w:t>
+      </w:r>
+      <w:r>
+        <w:rPr>
+          <w:rFonts w:ascii="Times New Roman" w:hAnsi="Times New Roman" w:eastAsia="Times New Roman" w:cs="Times New Roman"/>
+          <w:sz w:val="26"/>
+          <w:szCs w:val="26"/>
+        </w:rPr>
+        <w:t xml:space="preserve">. Với lượng dữ liệu ở quy mô trình diễn, các bảng này chưa vượt một trang dữ liệu nên PostgreSQL vẫn chọn quét tuần tự — bổ sung chỉ mục lúc này không mang lại lợi ích đo được. Đây là quyết định có cân nhắc, đã ghi lại kèm bằng chứng, chứ không phải thiếu sót bị bỏ quên; hướng xử lý nằm ở Bảng 6.1.</w:t>
       </w:r>
     </w:p>
     <w:p>
@@ -48381,6 +48442,89 @@
                 <w:szCs w:val="24"/>
               </w:rPr>
               <w:t xml:space="preserve">Trung bình</w:t>
+            </w:r>
+          </w:p>
+        </w:tc>
+      </w:tr>
+      <w:tr>
+        <w:trPr>
+          <w:cantSplit/>
+        </w:trPr>
+        <w:tc>
+          <w:tcPr>
+            <w:tcW w:w="2359" w:type="dxa"/>
+            <w:tcMar>
+              <w:top w:w="60" w:type="dxa"/>
+              <w:left w:w="90" w:type="dxa"/>
+              <w:bottom w:w="60" w:type="dxa"/>
+              <w:right w:w="90" w:type="dxa"/>
+            </w:tcMar>
+            <w:vAlign w:val="center"/>
+          </w:tcPr>
+          <w:p>
+            <w:pPr>
+              <w:spacing w:after="0" w:line="240" w:lineRule="auto"/>
+              <w:jc w:val="left"/>
+            </w:pPr>
+            <w:r>
+              <w:rPr>
+                <w:rFonts w:ascii="Times New Roman" w:hAnsi="Times New Roman" w:eastAsia="Times New Roman" w:cs="Times New Roman"/>
+                <w:sz w:val="24"/>
+                <w:szCs w:val="24"/>
+              </w:rPr>
+              <w:t xml:space="preserve">Đánh chỉ mục khóa ngoại</w:t>
+            </w:r>
+          </w:p>
+        </w:tc>
+        <w:tc>
+          <w:tcPr>
+            <w:tcW w:w="5262" w:type="dxa"/>
+            <w:tcMar>
+              <w:top w:w="60" w:type="dxa"/>
+              <w:left w:w="90" w:type="dxa"/>
+              <w:bottom w:w="60" w:type="dxa"/>
+              <w:right w:w="90" w:type="dxa"/>
+            </w:tcMar>
+            <w:vAlign w:val="center"/>
+          </w:tcPr>
+          <w:p>
+            <w:pPr>
+              <w:spacing w:after="0" w:line="240" w:lineRule="auto"/>
+              <w:jc w:val="left"/>
+            </w:pPr>
+            <w:r>
+              <w:rPr>
+                <w:rFonts w:ascii="Times New Roman" w:hAnsi="Times New Roman" w:eastAsia="Times New Roman" w:cs="Times New Roman"/>
+                <w:sz w:val="24"/>
+                <w:szCs w:val="24"/>
+              </w:rPr>
+              <w:t xml:space="preserve">Bổ sung chỉ mục cho bốn cột khóa ngoại nằm trên đường truy vấn thật, kèm số đo bằng EXPLAIN ANALYZE trước và sau khi thêm</w:t>
+            </w:r>
+          </w:p>
+        </w:tc>
+        <w:tc>
+          <w:tcPr>
+            <w:tcW w:w="1451" w:type="dxa"/>
+            <w:tcMar>
+              <w:top w:w="60" w:type="dxa"/>
+              <w:left w:w="90" w:type="dxa"/>
+              <w:bottom w:w="60" w:type="dxa"/>
+              <w:right w:w="90" w:type="dxa"/>
+            </w:tcMar>
+            <w:vAlign w:val="center"/>
+          </w:tcPr>
+          <w:p>
+            <w:pPr>
+              <w:spacing w:after="0" w:line="240" w:lineRule="auto"/>
+              <w:jc w:val="left"/>
+            </w:pPr>
+            <w:r>
+              <w:rPr>
+                <w:rFonts w:ascii="Times New Roman" w:hAnsi="Times New Roman" w:eastAsia="Times New Roman" w:cs="Times New Roman"/>
+                <w:sz w:val="24"/>
+                <w:szCs w:val="24"/>
+              </w:rPr>
+              <w:t xml:space="preserve">Cao</w:t>
             </w:r>
           </w:p>
         </w:tc>

--- a/docs/BAO-CAO-DO-AN-LearnQuiz.docx
+++ b/docs/BAO-CAO-DO-AN-LearnQuiz.docx
@@ -125,7 +125,6 @@
     <w:p/>
     <w:p/>
     <w:p/>
-    <w:p/>
     <w:p>
       <w:pPr>
         <w:spacing w:after="140"/>
@@ -187,9 +186,6 @@
     <w:p/>
     <w:p/>
     <w:p/>
-    <w:p/>
-    <w:p/>
-    <w:p/>
     <w:p>
       <w:pPr>
         <w:spacing w:after="0"/>
@@ -204,15 +200,12 @@
       </w:r>
     </w:p>
     <w:p>
+      <w:pPr>
+        <w:jc w:val="center"/>
+      </w:pPr>
       <w:r>
         <w:br w:type="page"/>
       </w:r>
-    </w:p>
-    <w:p>
-      <w:pPr>
-        <w:spacing w:after="0"/>
-        <w:jc w:val="center"/>
-      </w:pPr>
       <w:r>
         <w:lastRenderedPageBreak/>
         <w:t>ĐẠI HỌC QUỐC GIA THÀNH PHỐ HỒ CHÍ MINH</w:t>
@@ -411,8 +404,6 @@
     <w:p/>
     <w:p/>
     <w:p/>
-    <w:p/>
-    <w:p/>
     <w:p>
       <w:pPr>
         <w:spacing w:after="0"/>
@@ -423,7 +414,6 @@
           <w:b/>
           <w:bCs/>
         </w:rPr>
-        <w:lastRenderedPageBreak/>
         <w:t>THÀNH PHỐ HỒ CHÍ MINH — THÁNG 8 NĂM 2026</w:t>
       </w:r>
     </w:p>
@@ -742,7 +732,6 @@
         <w:alias w:val="Mục lục"/>
         <w:id w:val="-1011298258"/>
       </w:sdtPr>
-      <w:sdtEndPr/>
       <w:sdtContent>
         <w:p>
           <w:pPr>
@@ -6611,7 +6600,6 @@
         <w:alias w:val="Danh mục hình vẽ"/>
         <w:id w:val="-290283773"/>
       </w:sdtPr>
-      <w:sdtEndPr/>
       <w:sdtContent>
         <w:p>
           <w:pPr>
@@ -7321,7 +7309,6 @@
         <w:alias w:val="Danh mục bảng biểu"/>
         <w:id w:val="-1695601984"/>
       </w:sdtPr>
-      <w:sdtEndPr/>
       <w:sdtContent>
         <w:p>
           <w:pPr>
@@ -10388,12 +10375,6 @@
         <w:gridCol w:w="4898"/>
       </w:tblGrid>
       <w:tr>
-        <w:tblPrEx>
-          <w:tblCellMar>
-            <w:top w:w="0" w:type="dxa"/>
-            <w:bottom w:w="0" w:type="dxa"/>
-          </w:tblCellMar>
-        </w:tblPrEx>
         <w:trPr>
           <w:cantSplit/>
           <w:tblHeader/>
@@ -10487,12 +10468,6 @@
         </w:tc>
       </w:tr>
       <w:tr>
-        <w:tblPrEx>
-          <w:tblCellMar>
-            <w:top w:w="0" w:type="dxa"/>
-            <w:bottom w:w="0" w:type="dxa"/>
-          </w:tblCellMar>
-        </w:tblPrEx>
         <w:trPr>
           <w:cantSplit/>
         </w:trPr>
@@ -10573,12 +10548,6 @@
         </w:tc>
       </w:tr>
       <w:tr>
-        <w:tblPrEx>
-          <w:tblCellMar>
-            <w:top w:w="0" w:type="dxa"/>
-            <w:bottom w:w="0" w:type="dxa"/>
-          </w:tblCellMar>
-        </w:tblPrEx>
         <w:trPr>
           <w:cantSplit/>
         </w:trPr>
@@ -10659,12 +10628,6 @@
         </w:tc>
       </w:tr>
       <w:tr>
-        <w:tblPrEx>
-          <w:tblCellMar>
-            <w:top w:w="0" w:type="dxa"/>
-            <w:bottom w:w="0" w:type="dxa"/>
-          </w:tblCellMar>
-        </w:tblPrEx>
         <w:trPr>
           <w:cantSplit/>
         </w:trPr>
@@ -10745,12 +10708,6 @@
         </w:tc>
       </w:tr>
       <w:tr>
-        <w:tblPrEx>
-          <w:tblCellMar>
-            <w:top w:w="0" w:type="dxa"/>
-            <w:bottom w:w="0" w:type="dxa"/>
-          </w:tblCellMar>
-        </w:tblPrEx>
         <w:trPr>
           <w:cantSplit/>
         </w:trPr>
@@ -10831,12 +10788,6 @@
         </w:tc>
       </w:tr>
       <w:tr>
-        <w:tblPrEx>
-          <w:tblCellMar>
-            <w:top w:w="0" w:type="dxa"/>
-            <w:bottom w:w="0" w:type="dxa"/>
-          </w:tblCellMar>
-        </w:tblPrEx>
         <w:trPr>
           <w:cantSplit/>
         </w:trPr>
@@ -10917,12 +10868,6 @@
         </w:tc>
       </w:tr>
       <w:tr>
-        <w:tblPrEx>
-          <w:tblCellMar>
-            <w:top w:w="0" w:type="dxa"/>
-            <w:bottom w:w="0" w:type="dxa"/>
-          </w:tblCellMar>
-        </w:tblPrEx>
         <w:trPr>
           <w:cantSplit/>
         </w:trPr>
@@ -11003,12 +10948,6 @@
         </w:tc>
       </w:tr>
       <w:tr>
-        <w:tblPrEx>
-          <w:tblCellMar>
-            <w:top w:w="0" w:type="dxa"/>
-            <w:bottom w:w="0" w:type="dxa"/>
-          </w:tblCellMar>
-        </w:tblPrEx>
         <w:trPr>
           <w:cantSplit/>
         </w:trPr>
@@ -11089,12 +11028,6 @@
         </w:tc>
       </w:tr>
       <w:tr>
-        <w:tblPrEx>
-          <w:tblCellMar>
-            <w:top w:w="0" w:type="dxa"/>
-            <w:bottom w:w="0" w:type="dxa"/>
-          </w:tblCellMar>
-        </w:tblPrEx>
         <w:trPr>
           <w:cantSplit/>
         </w:trPr>
@@ -11175,12 +11108,6 @@
         </w:tc>
       </w:tr>
       <w:tr>
-        <w:tblPrEx>
-          <w:tblCellMar>
-            <w:top w:w="0" w:type="dxa"/>
-            <w:bottom w:w="0" w:type="dxa"/>
-          </w:tblCellMar>
-        </w:tblPrEx>
         <w:trPr>
           <w:cantSplit/>
         </w:trPr>
@@ -11261,12 +11188,6 @@
         </w:tc>
       </w:tr>
       <w:tr>
-        <w:tblPrEx>
-          <w:tblCellMar>
-            <w:top w:w="0" w:type="dxa"/>
-            <w:bottom w:w="0" w:type="dxa"/>
-          </w:tblCellMar>
-        </w:tblPrEx>
         <w:trPr>
           <w:cantSplit/>
         </w:trPr>
@@ -11347,12 +11268,6 @@
         </w:tc>
       </w:tr>
       <w:tr>
-        <w:tblPrEx>
-          <w:tblCellMar>
-            <w:top w:w="0" w:type="dxa"/>
-            <w:bottom w:w="0" w:type="dxa"/>
-          </w:tblCellMar>
-        </w:tblPrEx>
         <w:trPr>
           <w:cantSplit/>
         </w:trPr>
@@ -11433,12 +11348,6 @@
         </w:tc>
       </w:tr>
       <w:tr>
-        <w:tblPrEx>
-          <w:tblCellMar>
-            <w:top w:w="0" w:type="dxa"/>
-            <w:bottom w:w="0" w:type="dxa"/>
-          </w:tblCellMar>
-        </w:tblPrEx>
         <w:trPr>
           <w:cantSplit/>
         </w:trPr>
@@ -11519,12 +11428,6 @@
         </w:tc>
       </w:tr>
       <w:tr>
-        <w:tblPrEx>
-          <w:tblCellMar>
-            <w:top w:w="0" w:type="dxa"/>
-            <w:bottom w:w="0" w:type="dxa"/>
-          </w:tblCellMar>
-        </w:tblPrEx>
         <w:trPr>
           <w:cantSplit/>
         </w:trPr>
@@ -11605,12 +11508,6 @@
         </w:tc>
       </w:tr>
       <w:tr>
-        <w:tblPrEx>
-          <w:tblCellMar>
-            <w:top w:w="0" w:type="dxa"/>
-            <w:bottom w:w="0" w:type="dxa"/>
-          </w:tblCellMar>
-        </w:tblPrEx>
         <w:trPr>
           <w:cantSplit/>
         </w:trPr>
@@ -11691,12 +11588,6 @@
         </w:tc>
       </w:tr>
       <w:tr>
-        <w:tblPrEx>
-          <w:tblCellMar>
-            <w:top w:w="0" w:type="dxa"/>
-            <w:bottom w:w="0" w:type="dxa"/>
-          </w:tblCellMar>
-        </w:tblPrEx>
         <w:trPr>
           <w:cantSplit/>
         </w:trPr>
@@ -11777,12 +11668,6 @@
         </w:tc>
       </w:tr>
       <w:tr>
-        <w:tblPrEx>
-          <w:tblCellMar>
-            <w:top w:w="0" w:type="dxa"/>
-            <w:bottom w:w="0" w:type="dxa"/>
-          </w:tblCellMar>
-        </w:tblPrEx>
         <w:trPr>
           <w:cantSplit/>
         </w:trPr>
@@ -11863,12 +11748,6 @@
         </w:tc>
       </w:tr>
       <w:tr>
-        <w:tblPrEx>
-          <w:tblCellMar>
-            <w:top w:w="0" w:type="dxa"/>
-            <w:bottom w:w="0" w:type="dxa"/>
-          </w:tblCellMar>
-        </w:tblPrEx>
         <w:trPr>
           <w:cantSplit/>
         </w:trPr>
@@ -11949,12 +11828,6 @@
         </w:tc>
       </w:tr>
       <w:tr>
-        <w:tblPrEx>
-          <w:tblCellMar>
-            <w:top w:w="0" w:type="dxa"/>
-            <w:bottom w:w="0" w:type="dxa"/>
-          </w:tblCellMar>
-        </w:tblPrEx>
         <w:trPr>
           <w:cantSplit/>
         </w:trPr>
@@ -12035,12 +11908,6 @@
         </w:tc>
       </w:tr>
       <w:tr>
-        <w:tblPrEx>
-          <w:tblCellMar>
-            <w:top w:w="0" w:type="dxa"/>
-            <w:bottom w:w="0" w:type="dxa"/>
-          </w:tblCellMar>
-        </w:tblPrEx>
         <w:trPr>
           <w:cantSplit/>
         </w:trPr>
@@ -12483,12 +12350,6 @@
         <w:gridCol w:w="1815"/>
       </w:tblGrid>
       <w:tr>
-        <w:tblPrEx>
-          <w:tblCellMar>
-            <w:top w:w="0" w:type="dxa"/>
-            <w:bottom w:w="0" w:type="dxa"/>
-          </w:tblCellMar>
-        </w:tblPrEx>
         <w:trPr>
           <w:cantSplit/>
           <w:tblHeader/>
@@ -12582,12 +12443,6 @@
         </w:tc>
       </w:tr>
       <w:tr>
-        <w:tblPrEx>
-          <w:tblCellMar>
-            <w:top w:w="0" w:type="dxa"/>
-            <w:bottom w:w="0" w:type="dxa"/>
-          </w:tblCellMar>
-        </w:tblPrEx>
         <w:trPr>
           <w:cantSplit/>
         </w:trPr>
@@ -12668,12 +12523,6 @@
         </w:tc>
       </w:tr>
       <w:tr>
-        <w:tblPrEx>
-          <w:tblCellMar>
-            <w:top w:w="0" w:type="dxa"/>
-            <w:bottom w:w="0" w:type="dxa"/>
-          </w:tblCellMar>
-        </w:tblPrEx>
         <w:trPr>
           <w:cantSplit/>
         </w:trPr>
@@ -12754,12 +12603,6 @@
         </w:tc>
       </w:tr>
       <w:tr>
-        <w:tblPrEx>
-          <w:tblCellMar>
-            <w:top w:w="0" w:type="dxa"/>
-            <w:bottom w:w="0" w:type="dxa"/>
-          </w:tblCellMar>
-        </w:tblPrEx>
         <w:trPr>
           <w:cantSplit/>
         </w:trPr>
@@ -12898,12 +12741,6 @@
         <w:gridCol w:w="4899"/>
       </w:tblGrid>
       <w:tr>
-        <w:tblPrEx>
-          <w:tblCellMar>
-            <w:top w:w="0" w:type="dxa"/>
-            <w:bottom w:w="0" w:type="dxa"/>
-          </w:tblCellMar>
-        </w:tblPrEx>
         <w:trPr>
           <w:cantSplit/>
           <w:tblHeader/>
@@ -12997,12 +12834,6 @@
         </w:tc>
       </w:tr>
       <w:tr>
-        <w:tblPrEx>
-          <w:tblCellMar>
-            <w:top w:w="0" w:type="dxa"/>
-            <w:bottom w:w="0" w:type="dxa"/>
-          </w:tblCellMar>
-        </w:tblPrEx>
         <w:trPr>
           <w:cantSplit/>
         </w:trPr>
@@ -13151,12 +12982,6 @@
         </w:tc>
       </w:tr>
       <w:tr>
-        <w:tblPrEx>
-          <w:tblCellMar>
-            <w:top w:w="0" w:type="dxa"/>
-            <w:bottom w:w="0" w:type="dxa"/>
-          </w:tblCellMar>
-        </w:tblPrEx>
         <w:trPr>
           <w:cantSplit/>
         </w:trPr>
@@ -13253,12 +13078,6 @@
         </w:tc>
       </w:tr>
       <w:tr>
-        <w:tblPrEx>
-          <w:tblCellMar>
-            <w:top w:w="0" w:type="dxa"/>
-            <w:bottom w:w="0" w:type="dxa"/>
-          </w:tblCellMar>
-        </w:tblPrEx>
         <w:trPr>
           <w:cantSplit/>
         </w:trPr>
@@ -13369,12 +13188,6 @@
         </w:tc>
       </w:tr>
       <w:tr>
-        <w:tblPrEx>
-          <w:tblCellMar>
-            <w:top w:w="0" w:type="dxa"/>
-            <w:bottom w:w="0" w:type="dxa"/>
-          </w:tblCellMar>
-        </w:tblPrEx>
         <w:trPr>
           <w:cantSplit/>
         </w:trPr>
@@ -13471,12 +13284,6 @@
         </w:tc>
       </w:tr>
       <w:tr>
-        <w:tblPrEx>
-          <w:tblCellMar>
-            <w:top w:w="0" w:type="dxa"/>
-            <w:bottom w:w="0" w:type="dxa"/>
-          </w:tblCellMar>
-        </w:tblPrEx>
         <w:trPr>
           <w:cantSplit/>
         </w:trPr>
@@ -13565,12 +13372,6 @@
         </w:tc>
       </w:tr>
       <w:tr>
-        <w:tblPrEx>
-          <w:tblCellMar>
-            <w:top w:w="0" w:type="dxa"/>
-            <w:bottom w:w="0" w:type="dxa"/>
-          </w:tblCellMar>
-        </w:tblPrEx>
         <w:trPr>
           <w:cantSplit/>
         </w:trPr>
@@ -13674,12 +13475,6 @@
         </w:tc>
       </w:tr>
       <w:tr>
-        <w:tblPrEx>
-          <w:tblCellMar>
-            <w:top w:w="0" w:type="dxa"/>
-            <w:bottom w:w="0" w:type="dxa"/>
-          </w:tblCellMar>
-        </w:tblPrEx>
         <w:trPr>
           <w:cantSplit/>
         </w:trPr>
@@ -13783,12 +13578,6 @@
         </w:tc>
       </w:tr>
       <w:tr>
-        <w:tblPrEx>
-          <w:tblCellMar>
-            <w:top w:w="0" w:type="dxa"/>
-            <w:bottom w:w="0" w:type="dxa"/>
-          </w:tblCellMar>
-        </w:tblPrEx>
         <w:trPr>
           <w:cantSplit/>
         </w:trPr>
@@ -13907,12 +13696,6 @@
         </w:tc>
       </w:tr>
       <w:tr>
-        <w:tblPrEx>
-          <w:tblCellMar>
-            <w:top w:w="0" w:type="dxa"/>
-            <w:bottom w:w="0" w:type="dxa"/>
-          </w:tblCellMar>
-        </w:tblPrEx>
         <w:trPr>
           <w:cantSplit/>
         </w:trPr>
@@ -14048,12 +13831,6 @@
         <w:gridCol w:w="4899"/>
       </w:tblGrid>
       <w:tr>
-        <w:tblPrEx>
-          <w:tblCellMar>
-            <w:top w:w="0" w:type="dxa"/>
-            <w:bottom w:w="0" w:type="dxa"/>
-          </w:tblCellMar>
-        </w:tblPrEx>
         <w:trPr>
           <w:cantSplit/>
           <w:tblHeader/>
@@ -14147,12 +13924,6 @@
         </w:tc>
       </w:tr>
       <w:tr>
-        <w:tblPrEx>
-          <w:tblCellMar>
-            <w:top w:w="0" w:type="dxa"/>
-            <w:bottom w:w="0" w:type="dxa"/>
-          </w:tblCellMar>
-        </w:tblPrEx>
         <w:trPr>
           <w:cantSplit/>
         </w:trPr>
@@ -14249,12 +14020,6 @@
         </w:tc>
       </w:tr>
       <w:tr>
-        <w:tblPrEx>
-          <w:tblCellMar>
-            <w:top w:w="0" w:type="dxa"/>
-            <w:bottom w:w="0" w:type="dxa"/>
-          </w:tblCellMar>
-        </w:tblPrEx>
         <w:trPr>
           <w:cantSplit/>
         </w:trPr>
@@ -14351,12 +14116,6 @@
         </w:tc>
       </w:tr>
       <w:tr>
-        <w:tblPrEx>
-          <w:tblCellMar>
-            <w:top w:w="0" w:type="dxa"/>
-            <w:bottom w:w="0" w:type="dxa"/>
-          </w:tblCellMar>
-        </w:tblPrEx>
         <w:trPr>
           <w:cantSplit/>
         </w:trPr>
@@ -14475,12 +14234,6 @@
         </w:tc>
       </w:tr>
       <w:tr>
-        <w:tblPrEx>
-          <w:tblCellMar>
-            <w:top w:w="0" w:type="dxa"/>
-            <w:bottom w:w="0" w:type="dxa"/>
-          </w:tblCellMar>
-        </w:tblPrEx>
         <w:trPr>
           <w:cantSplit/>
         </w:trPr>
@@ -14592,12 +14345,6 @@
         </w:tc>
       </w:tr>
       <w:tr>
-        <w:tblPrEx>
-          <w:tblCellMar>
-            <w:top w:w="0" w:type="dxa"/>
-            <w:bottom w:w="0" w:type="dxa"/>
-          </w:tblCellMar>
-        </w:tblPrEx>
         <w:trPr>
           <w:cantSplit/>
         </w:trPr>
@@ -14701,12 +14448,6 @@
         </w:tc>
       </w:tr>
       <w:tr>
-        <w:tblPrEx>
-          <w:tblCellMar>
-            <w:top w:w="0" w:type="dxa"/>
-            <w:bottom w:w="0" w:type="dxa"/>
-          </w:tblCellMar>
-        </w:tblPrEx>
         <w:trPr>
           <w:cantSplit/>
         </w:trPr>
@@ -14835,12 +14576,6 @@
         <w:gridCol w:w="4899"/>
       </w:tblGrid>
       <w:tr>
-        <w:tblPrEx>
-          <w:tblCellMar>
-            <w:top w:w="0" w:type="dxa"/>
-            <w:bottom w:w="0" w:type="dxa"/>
-          </w:tblCellMar>
-        </w:tblPrEx>
         <w:trPr>
           <w:cantSplit/>
           <w:tblHeader/>
@@ -14934,12 +14669,6 @@
         </w:tc>
       </w:tr>
       <w:tr>
-        <w:tblPrEx>
-          <w:tblCellMar>
-            <w:top w:w="0" w:type="dxa"/>
-            <w:bottom w:w="0" w:type="dxa"/>
-          </w:tblCellMar>
-        </w:tblPrEx>
         <w:trPr>
           <w:cantSplit/>
         </w:trPr>
@@ -15043,12 +14772,6 @@
         </w:tc>
       </w:tr>
       <w:tr>
-        <w:tblPrEx>
-          <w:tblCellMar>
-            <w:top w:w="0" w:type="dxa"/>
-            <w:bottom w:w="0" w:type="dxa"/>
-          </w:tblCellMar>
-        </w:tblPrEx>
         <w:trPr>
           <w:cantSplit/>
         </w:trPr>
@@ -15144,12 +14867,6 @@
         </w:tc>
       </w:tr>
       <w:tr>
-        <w:tblPrEx>
-          <w:tblCellMar>
-            <w:top w:w="0" w:type="dxa"/>
-            <w:bottom w:w="0" w:type="dxa"/>
-          </w:tblCellMar>
-        </w:tblPrEx>
         <w:trPr>
           <w:cantSplit/>
         </w:trPr>
@@ -15253,12 +14970,6 @@
         </w:tc>
       </w:tr>
       <w:tr>
-        <w:tblPrEx>
-          <w:tblCellMar>
-            <w:top w:w="0" w:type="dxa"/>
-            <w:bottom w:w="0" w:type="dxa"/>
-          </w:tblCellMar>
-        </w:tblPrEx>
         <w:trPr>
           <w:cantSplit/>
         </w:trPr>
@@ -15545,12 +15256,6 @@
         <w:gridCol w:w="5443"/>
       </w:tblGrid>
       <w:tr>
-        <w:tblPrEx>
-          <w:tblCellMar>
-            <w:top w:w="0" w:type="dxa"/>
-            <w:bottom w:w="0" w:type="dxa"/>
-          </w:tblCellMar>
-        </w:tblPrEx>
         <w:trPr>
           <w:cantSplit/>
           <w:tblHeader/>
@@ -15644,12 +15349,6 @@
         </w:tc>
       </w:tr>
       <w:tr>
-        <w:tblPrEx>
-          <w:tblCellMar>
-            <w:top w:w="0" w:type="dxa"/>
-            <w:bottom w:w="0" w:type="dxa"/>
-          </w:tblCellMar>
-        </w:tblPrEx>
         <w:trPr>
           <w:cantSplit/>
         </w:trPr>
@@ -15730,12 +15429,6 @@
         </w:tc>
       </w:tr>
       <w:tr>
-        <w:tblPrEx>
-          <w:tblCellMar>
-            <w:top w:w="0" w:type="dxa"/>
-            <w:bottom w:w="0" w:type="dxa"/>
-          </w:tblCellMar>
-        </w:tblPrEx>
         <w:trPr>
           <w:cantSplit/>
         </w:trPr>
@@ -15816,12 +15509,6 @@
         </w:tc>
       </w:tr>
       <w:tr>
-        <w:tblPrEx>
-          <w:tblCellMar>
-            <w:top w:w="0" w:type="dxa"/>
-            <w:bottom w:w="0" w:type="dxa"/>
-          </w:tblCellMar>
-        </w:tblPrEx>
         <w:trPr>
           <w:cantSplit/>
         </w:trPr>
@@ -15902,12 +15589,6 @@
         </w:tc>
       </w:tr>
       <w:tr>
-        <w:tblPrEx>
-          <w:tblCellMar>
-            <w:top w:w="0" w:type="dxa"/>
-            <w:bottom w:w="0" w:type="dxa"/>
-          </w:tblCellMar>
-        </w:tblPrEx>
         <w:trPr>
           <w:cantSplit/>
         </w:trPr>
@@ -15988,12 +15669,6 @@
         </w:tc>
       </w:tr>
       <w:tr>
-        <w:tblPrEx>
-          <w:tblCellMar>
-            <w:top w:w="0" w:type="dxa"/>
-            <w:bottom w:w="0" w:type="dxa"/>
-          </w:tblCellMar>
-        </w:tblPrEx>
         <w:trPr>
           <w:cantSplit/>
         </w:trPr>
@@ -16074,12 +15749,6 @@
         </w:tc>
       </w:tr>
       <w:tr>
-        <w:tblPrEx>
-          <w:tblCellMar>
-            <w:top w:w="0" w:type="dxa"/>
-            <w:bottom w:w="0" w:type="dxa"/>
-          </w:tblCellMar>
-        </w:tblPrEx>
         <w:trPr>
           <w:cantSplit/>
         </w:trPr>
@@ -16235,12 +15904,6 @@
         <w:gridCol w:w="4082"/>
       </w:tblGrid>
       <w:tr>
-        <w:tblPrEx>
-          <w:tblCellMar>
-            <w:top w:w="0" w:type="dxa"/>
-            <w:bottom w:w="0" w:type="dxa"/>
-          </w:tblCellMar>
-        </w:tblPrEx>
         <w:trPr>
           <w:cantSplit/>
           <w:tblHeader/>
@@ -16305,12 +15968,6 @@
         </w:tc>
       </w:tr>
       <w:tr>
-        <w:tblPrEx>
-          <w:tblCellMar>
-            <w:top w:w="0" w:type="dxa"/>
-            <w:bottom w:w="0" w:type="dxa"/>
-          </w:tblCellMar>
-        </w:tblPrEx>
         <w:trPr>
           <w:cantSplit/>
         </w:trPr>
@@ -16366,12 +16023,6 @@
         </w:tc>
       </w:tr>
       <w:tr>
-        <w:tblPrEx>
-          <w:tblCellMar>
-            <w:top w:w="0" w:type="dxa"/>
-            <w:bottom w:w="0" w:type="dxa"/>
-          </w:tblCellMar>
-        </w:tblPrEx>
         <w:trPr>
           <w:cantSplit/>
         </w:trPr>
@@ -16427,12 +16078,6 @@
         </w:tc>
       </w:tr>
       <w:tr>
-        <w:tblPrEx>
-          <w:tblCellMar>
-            <w:top w:w="0" w:type="dxa"/>
-            <w:bottom w:w="0" w:type="dxa"/>
-          </w:tblCellMar>
-        </w:tblPrEx>
         <w:trPr>
           <w:cantSplit/>
         </w:trPr>
@@ -16488,12 +16133,6 @@
         </w:tc>
       </w:tr>
       <w:tr>
-        <w:tblPrEx>
-          <w:tblCellMar>
-            <w:top w:w="0" w:type="dxa"/>
-            <w:bottom w:w="0" w:type="dxa"/>
-          </w:tblCellMar>
-        </w:tblPrEx>
         <w:trPr>
           <w:cantSplit/>
         </w:trPr>
@@ -16549,12 +16188,6 @@
         </w:tc>
       </w:tr>
       <w:tr>
-        <w:tblPrEx>
-          <w:tblCellMar>
-            <w:top w:w="0" w:type="dxa"/>
-            <w:bottom w:w="0" w:type="dxa"/>
-          </w:tblCellMar>
-        </w:tblPrEx>
         <w:trPr>
           <w:cantSplit/>
         </w:trPr>
@@ -16610,12 +16243,6 @@
         </w:tc>
       </w:tr>
       <w:tr>
-        <w:tblPrEx>
-          <w:tblCellMar>
-            <w:top w:w="0" w:type="dxa"/>
-            <w:bottom w:w="0" w:type="dxa"/>
-          </w:tblCellMar>
-        </w:tblPrEx>
         <w:trPr>
           <w:cantSplit/>
         </w:trPr>
@@ -16694,12 +16321,6 @@
         </w:tc>
       </w:tr>
       <w:tr>
-        <w:tblPrEx>
-          <w:tblCellMar>
-            <w:top w:w="0" w:type="dxa"/>
-            <w:bottom w:w="0" w:type="dxa"/>
-          </w:tblCellMar>
-        </w:tblPrEx>
         <w:trPr>
           <w:cantSplit/>
         </w:trPr>
@@ -16755,12 +16376,6 @@
         </w:tc>
       </w:tr>
       <w:tr>
-        <w:tblPrEx>
-          <w:tblCellMar>
-            <w:top w:w="0" w:type="dxa"/>
-            <w:bottom w:w="0" w:type="dxa"/>
-          </w:tblCellMar>
-        </w:tblPrEx>
         <w:trPr>
           <w:cantSplit/>
         </w:trPr>
@@ -17228,12 +16843,6 @@
         <w:gridCol w:w="5806"/>
       </w:tblGrid>
       <w:tr>
-        <w:tblPrEx>
-          <w:tblCellMar>
-            <w:top w:w="0" w:type="dxa"/>
-            <w:bottom w:w="0" w:type="dxa"/>
-          </w:tblCellMar>
-        </w:tblPrEx>
         <w:trPr>
           <w:cantSplit/>
           <w:tblHeader/>
@@ -17327,12 +16936,6 @@
         </w:tc>
       </w:tr>
       <w:tr>
-        <w:tblPrEx>
-          <w:tblCellMar>
-            <w:top w:w="0" w:type="dxa"/>
-            <w:bottom w:w="0" w:type="dxa"/>
-          </w:tblCellMar>
-        </w:tblPrEx>
         <w:trPr>
           <w:cantSplit/>
         </w:trPr>
@@ -17413,12 +17016,6 @@
         </w:tc>
       </w:tr>
       <w:tr>
-        <w:tblPrEx>
-          <w:tblCellMar>
-            <w:top w:w="0" w:type="dxa"/>
-            <w:bottom w:w="0" w:type="dxa"/>
-          </w:tblCellMar>
-        </w:tblPrEx>
         <w:trPr>
           <w:cantSplit/>
         </w:trPr>
@@ -17499,12 +17096,6 @@
         </w:tc>
       </w:tr>
       <w:tr>
-        <w:tblPrEx>
-          <w:tblCellMar>
-            <w:top w:w="0" w:type="dxa"/>
-            <w:bottom w:w="0" w:type="dxa"/>
-          </w:tblCellMar>
-        </w:tblPrEx>
         <w:trPr>
           <w:cantSplit/>
         </w:trPr>
@@ -17585,12 +17176,6 @@
         </w:tc>
       </w:tr>
       <w:tr>
-        <w:tblPrEx>
-          <w:tblCellMar>
-            <w:top w:w="0" w:type="dxa"/>
-            <w:bottom w:w="0" w:type="dxa"/>
-          </w:tblCellMar>
-        </w:tblPrEx>
         <w:trPr>
           <w:cantSplit/>
         </w:trPr>
@@ -17671,12 +17256,6 @@
         </w:tc>
       </w:tr>
       <w:tr>
-        <w:tblPrEx>
-          <w:tblCellMar>
-            <w:top w:w="0" w:type="dxa"/>
-            <w:bottom w:w="0" w:type="dxa"/>
-          </w:tblCellMar>
-        </w:tblPrEx>
         <w:trPr>
           <w:cantSplit/>
         </w:trPr>
@@ -17757,12 +17336,6 @@
         </w:tc>
       </w:tr>
       <w:tr>
-        <w:tblPrEx>
-          <w:tblCellMar>
-            <w:top w:w="0" w:type="dxa"/>
-            <w:bottom w:w="0" w:type="dxa"/>
-          </w:tblCellMar>
-        </w:tblPrEx>
         <w:trPr>
           <w:cantSplit/>
         </w:trPr>
@@ -17851,12 +17424,6 @@
         </w:tc>
       </w:tr>
       <w:tr>
-        <w:tblPrEx>
-          <w:tblCellMar>
-            <w:top w:w="0" w:type="dxa"/>
-            <w:bottom w:w="0" w:type="dxa"/>
-          </w:tblCellMar>
-        </w:tblPrEx>
         <w:trPr>
           <w:cantSplit/>
         </w:trPr>
@@ -17945,12 +17512,6 @@
         </w:tc>
       </w:tr>
       <w:tr>
-        <w:tblPrEx>
-          <w:tblCellMar>
-            <w:top w:w="0" w:type="dxa"/>
-            <w:bottom w:w="0" w:type="dxa"/>
-          </w:tblCellMar>
-        </w:tblPrEx>
         <w:trPr>
           <w:cantSplit/>
         </w:trPr>
@@ -18031,12 +17592,6 @@
         </w:tc>
       </w:tr>
       <w:tr>
-        <w:tblPrEx>
-          <w:tblCellMar>
-            <w:top w:w="0" w:type="dxa"/>
-            <w:bottom w:w="0" w:type="dxa"/>
-          </w:tblCellMar>
-        </w:tblPrEx>
         <w:trPr>
           <w:cantSplit/>
         </w:trPr>
@@ -18117,12 +17672,6 @@
         </w:tc>
       </w:tr>
       <w:tr>
-        <w:tblPrEx>
-          <w:tblCellMar>
-            <w:top w:w="0" w:type="dxa"/>
-            <w:bottom w:w="0" w:type="dxa"/>
-          </w:tblCellMar>
-        </w:tblPrEx>
         <w:trPr>
           <w:cantSplit/>
         </w:trPr>
@@ -18687,12 +18236,6 @@
         <w:gridCol w:w="6713"/>
       </w:tblGrid>
       <w:tr>
-        <w:tblPrEx>
-          <w:tblCellMar>
-            <w:top w:w="0" w:type="dxa"/>
-            <w:bottom w:w="0" w:type="dxa"/>
-          </w:tblCellMar>
-        </w:tblPrEx>
         <w:trPr>
           <w:cantSplit/>
           <w:tblHeader/>
@@ -18757,12 +18300,6 @@
         </w:tc>
       </w:tr>
       <w:tr>
-        <w:tblPrEx>
-          <w:tblCellMar>
-            <w:top w:w="0" w:type="dxa"/>
-            <w:bottom w:w="0" w:type="dxa"/>
-          </w:tblCellMar>
-        </w:tblPrEx>
         <w:trPr>
           <w:cantSplit/>
         </w:trPr>
@@ -18818,12 +18355,6 @@
         </w:tc>
       </w:tr>
       <w:tr>
-        <w:tblPrEx>
-          <w:tblCellMar>
-            <w:top w:w="0" w:type="dxa"/>
-            <w:bottom w:w="0" w:type="dxa"/>
-          </w:tblCellMar>
-        </w:tblPrEx>
         <w:trPr>
           <w:cantSplit/>
         </w:trPr>
@@ -18879,12 +18410,6 @@
         </w:tc>
       </w:tr>
       <w:tr>
-        <w:tblPrEx>
-          <w:tblCellMar>
-            <w:top w:w="0" w:type="dxa"/>
-            <w:bottom w:w="0" w:type="dxa"/>
-          </w:tblCellMar>
-        </w:tblPrEx>
         <w:trPr>
           <w:cantSplit/>
         </w:trPr>
@@ -18956,12 +18481,6 @@
         </w:tc>
       </w:tr>
       <w:tr>
-        <w:tblPrEx>
-          <w:tblCellMar>
-            <w:top w:w="0" w:type="dxa"/>
-            <w:bottom w:w="0" w:type="dxa"/>
-          </w:tblCellMar>
-        </w:tblPrEx>
         <w:trPr>
           <w:cantSplit/>
         </w:trPr>
@@ -19017,12 +18536,6 @@
         </w:tc>
       </w:tr>
       <w:tr>
-        <w:tblPrEx>
-          <w:tblCellMar>
-            <w:top w:w="0" w:type="dxa"/>
-            <w:bottom w:w="0" w:type="dxa"/>
-          </w:tblCellMar>
-        </w:tblPrEx>
         <w:trPr>
           <w:cantSplit/>
         </w:trPr>
@@ -19412,12 +18925,6 @@
         <w:gridCol w:w="5261"/>
       </w:tblGrid>
       <w:tr>
-        <w:tblPrEx>
-          <w:tblCellMar>
-            <w:top w:w="0" w:type="dxa"/>
-            <w:bottom w:w="0" w:type="dxa"/>
-          </w:tblCellMar>
-        </w:tblPrEx>
         <w:trPr>
           <w:cantSplit/>
           <w:tblHeader/>
@@ -19511,12 +19018,6 @@
         </w:tc>
       </w:tr>
       <w:tr>
-        <w:tblPrEx>
-          <w:tblCellMar>
-            <w:top w:w="0" w:type="dxa"/>
-            <w:bottom w:w="0" w:type="dxa"/>
-          </w:tblCellMar>
-        </w:tblPrEx>
         <w:trPr>
           <w:cantSplit/>
         </w:trPr>
@@ -19597,12 +19098,6 @@
         </w:tc>
       </w:tr>
       <w:tr>
-        <w:tblPrEx>
-          <w:tblCellMar>
-            <w:top w:w="0" w:type="dxa"/>
-            <w:bottom w:w="0" w:type="dxa"/>
-          </w:tblCellMar>
-        </w:tblPrEx>
         <w:trPr>
           <w:cantSplit/>
         </w:trPr>
@@ -19683,12 +19178,6 @@
         </w:tc>
       </w:tr>
       <w:tr>
-        <w:tblPrEx>
-          <w:tblCellMar>
-            <w:top w:w="0" w:type="dxa"/>
-            <w:bottom w:w="0" w:type="dxa"/>
-          </w:tblCellMar>
-        </w:tblPrEx>
         <w:trPr>
           <w:cantSplit/>
         </w:trPr>
@@ -19784,12 +19273,6 @@
         </w:tc>
       </w:tr>
       <w:tr>
-        <w:tblPrEx>
-          <w:tblCellMar>
-            <w:top w:w="0" w:type="dxa"/>
-            <w:bottom w:w="0" w:type="dxa"/>
-          </w:tblCellMar>
-        </w:tblPrEx>
         <w:trPr>
           <w:cantSplit/>
         </w:trPr>
@@ -19870,12 +19353,6 @@
         </w:tc>
       </w:tr>
       <w:tr>
-        <w:tblPrEx>
-          <w:tblCellMar>
-            <w:top w:w="0" w:type="dxa"/>
-            <w:bottom w:w="0" w:type="dxa"/>
-          </w:tblCellMar>
-        </w:tblPrEx>
         <w:trPr>
           <w:cantSplit/>
         </w:trPr>
@@ -19972,12 +19449,6 @@
         </w:tc>
       </w:tr>
       <w:tr>
-        <w:tblPrEx>
-          <w:tblCellMar>
-            <w:top w:w="0" w:type="dxa"/>
-            <w:bottom w:w="0" w:type="dxa"/>
-          </w:tblCellMar>
-        </w:tblPrEx>
         <w:trPr>
           <w:cantSplit/>
         </w:trPr>
@@ -20058,12 +19529,6 @@
         </w:tc>
       </w:tr>
       <w:tr>
-        <w:tblPrEx>
-          <w:tblCellMar>
-            <w:top w:w="0" w:type="dxa"/>
-            <w:bottom w:w="0" w:type="dxa"/>
-          </w:tblCellMar>
-        </w:tblPrEx>
         <w:trPr>
           <w:cantSplit/>
         </w:trPr>
@@ -20144,12 +19609,6 @@
         </w:tc>
       </w:tr>
       <w:tr>
-        <w:tblPrEx>
-          <w:tblCellMar>
-            <w:top w:w="0" w:type="dxa"/>
-            <w:bottom w:w="0" w:type="dxa"/>
-          </w:tblCellMar>
-        </w:tblPrEx>
         <w:trPr>
           <w:cantSplit/>
         </w:trPr>
@@ -20230,12 +19689,6 @@
         </w:tc>
       </w:tr>
       <w:tr>
-        <w:tblPrEx>
-          <w:tblCellMar>
-            <w:top w:w="0" w:type="dxa"/>
-            <w:bottom w:w="0" w:type="dxa"/>
-          </w:tblCellMar>
-        </w:tblPrEx>
         <w:trPr>
           <w:cantSplit/>
         </w:trPr>
@@ -20316,12 +19769,6 @@
         </w:tc>
       </w:tr>
       <w:tr>
-        <w:tblPrEx>
-          <w:tblCellMar>
-            <w:top w:w="0" w:type="dxa"/>
-            <w:bottom w:w="0" w:type="dxa"/>
-          </w:tblCellMar>
-        </w:tblPrEx>
         <w:trPr>
           <w:cantSplit/>
         </w:trPr>
@@ -20402,12 +19849,6 @@
         </w:tc>
       </w:tr>
       <w:tr>
-        <w:tblPrEx>
-          <w:tblCellMar>
-            <w:top w:w="0" w:type="dxa"/>
-            <w:bottom w:w="0" w:type="dxa"/>
-          </w:tblCellMar>
-        </w:tblPrEx>
         <w:trPr>
           <w:cantSplit/>
         </w:trPr>
@@ -20488,12 +19929,6 @@
         </w:tc>
       </w:tr>
       <w:tr>
-        <w:tblPrEx>
-          <w:tblCellMar>
-            <w:top w:w="0" w:type="dxa"/>
-            <w:bottom w:w="0" w:type="dxa"/>
-          </w:tblCellMar>
-        </w:tblPrEx>
         <w:trPr>
           <w:cantSplit/>
         </w:trPr>
@@ -20582,12 +20017,6 @@
         </w:tc>
       </w:tr>
       <w:tr>
-        <w:tblPrEx>
-          <w:tblCellMar>
-            <w:top w:w="0" w:type="dxa"/>
-            <w:bottom w:w="0" w:type="dxa"/>
-          </w:tblCellMar>
-        </w:tblPrEx>
         <w:trPr>
           <w:cantSplit/>
         </w:trPr>
@@ -20668,12 +20097,6 @@
         </w:tc>
       </w:tr>
       <w:tr>
-        <w:tblPrEx>
-          <w:tblCellMar>
-            <w:top w:w="0" w:type="dxa"/>
-            <w:bottom w:w="0" w:type="dxa"/>
-          </w:tblCellMar>
-        </w:tblPrEx>
         <w:trPr>
           <w:cantSplit/>
         </w:trPr>
@@ -20836,12 +20259,6 @@
         <w:gridCol w:w="1089"/>
       </w:tblGrid>
       <w:tr>
-        <w:tblPrEx>
-          <w:tblCellMar>
-            <w:top w:w="0" w:type="dxa"/>
-            <w:bottom w:w="0" w:type="dxa"/>
-          </w:tblCellMar>
-        </w:tblPrEx>
         <w:trPr>
           <w:cantSplit/>
           <w:tblHeader/>
@@ -20964,12 +20381,6 @@
         </w:tc>
       </w:tr>
       <w:tr>
-        <w:tblPrEx>
-          <w:tblCellMar>
-            <w:top w:w="0" w:type="dxa"/>
-            <w:bottom w:w="0" w:type="dxa"/>
-          </w:tblCellMar>
-        </w:tblPrEx>
         <w:trPr>
           <w:cantSplit/>
         </w:trPr>
@@ -21075,12 +20486,6 @@
         </w:tc>
       </w:tr>
       <w:tr>
-        <w:tblPrEx>
-          <w:tblCellMar>
-            <w:top w:w="0" w:type="dxa"/>
-            <w:bottom w:w="0" w:type="dxa"/>
-          </w:tblCellMar>
-        </w:tblPrEx>
         <w:trPr>
           <w:cantSplit/>
         </w:trPr>
@@ -21186,12 +20591,6 @@
         </w:tc>
       </w:tr>
       <w:tr>
-        <w:tblPrEx>
-          <w:tblCellMar>
-            <w:top w:w="0" w:type="dxa"/>
-            <w:bottom w:w="0" w:type="dxa"/>
-          </w:tblCellMar>
-        </w:tblPrEx>
         <w:trPr>
           <w:cantSplit/>
         </w:trPr>
@@ -21297,12 +20696,6 @@
         </w:tc>
       </w:tr>
       <w:tr>
-        <w:tblPrEx>
-          <w:tblCellMar>
-            <w:top w:w="0" w:type="dxa"/>
-            <w:bottom w:w="0" w:type="dxa"/>
-          </w:tblCellMar>
-        </w:tblPrEx>
         <w:trPr>
           <w:cantSplit/>
         </w:trPr>
@@ -21408,12 +20801,6 @@
         </w:tc>
       </w:tr>
       <w:tr>
-        <w:tblPrEx>
-          <w:tblCellMar>
-            <w:top w:w="0" w:type="dxa"/>
-            <w:bottom w:w="0" w:type="dxa"/>
-          </w:tblCellMar>
-        </w:tblPrEx>
         <w:trPr>
           <w:cantSplit/>
         </w:trPr>
@@ -21519,12 +20906,6 @@
         </w:tc>
       </w:tr>
       <w:tr>
-        <w:tblPrEx>
-          <w:tblCellMar>
-            <w:top w:w="0" w:type="dxa"/>
-            <w:bottom w:w="0" w:type="dxa"/>
-          </w:tblCellMar>
-        </w:tblPrEx>
         <w:trPr>
           <w:cantSplit/>
         </w:trPr>
@@ -21630,12 +21011,6 @@
         </w:tc>
       </w:tr>
       <w:tr>
-        <w:tblPrEx>
-          <w:tblCellMar>
-            <w:top w:w="0" w:type="dxa"/>
-            <w:bottom w:w="0" w:type="dxa"/>
-          </w:tblCellMar>
-        </w:tblPrEx>
         <w:trPr>
           <w:cantSplit/>
         </w:trPr>
@@ -21741,12 +21116,6 @@
         </w:tc>
       </w:tr>
       <w:tr>
-        <w:tblPrEx>
-          <w:tblCellMar>
-            <w:top w:w="0" w:type="dxa"/>
-            <w:bottom w:w="0" w:type="dxa"/>
-          </w:tblCellMar>
-        </w:tblPrEx>
         <w:trPr>
           <w:cantSplit/>
         </w:trPr>
@@ -21852,12 +21221,6 @@
         </w:tc>
       </w:tr>
       <w:tr>
-        <w:tblPrEx>
-          <w:tblCellMar>
-            <w:top w:w="0" w:type="dxa"/>
-            <w:bottom w:w="0" w:type="dxa"/>
-          </w:tblCellMar>
-        </w:tblPrEx>
         <w:trPr>
           <w:cantSplit/>
         </w:trPr>
@@ -21963,12 +21326,6 @@
         </w:tc>
       </w:tr>
       <w:tr>
-        <w:tblPrEx>
-          <w:tblCellMar>
-            <w:top w:w="0" w:type="dxa"/>
-            <w:bottom w:w="0" w:type="dxa"/>
-          </w:tblCellMar>
-        </w:tblPrEx>
         <w:trPr>
           <w:cantSplit/>
         </w:trPr>
@@ -22074,12 +21431,6 @@
         </w:tc>
       </w:tr>
       <w:tr>
-        <w:tblPrEx>
-          <w:tblCellMar>
-            <w:top w:w="0" w:type="dxa"/>
-            <w:bottom w:w="0" w:type="dxa"/>
-          </w:tblCellMar>
-        </w:tblPrEx>
         <w:trPr>
           <w:cantSplit/>
         </w:trPr>
@@ -22185,12 +21536,6 @@
         </w:tc>
       </w:tr>
       <w:tr>
-        <w:tblPrEx>
-          <w:tblCellMar>
-            <w:top w:w="0" w:type="dxa"/>
-            <w:bottom w:w="0" w:type="dxa"/>
-          </w:tblCellMar>
-        </w:tblPrEx>
         <w:trPr>
           <w:cantSplit/>
         </w:trPr>
@@ -22296,12 +21641,6 @@
         </w:tc>
       </w:tr>
       <w:tr>
-        <w:tblPrEx>
-          <w:tblCellMar>
-            <w:top w:w="0" w:type="dxa"/>
-            <w:bottom w:w="0" w:type="dxa"/>
-          </w:tblCellMar>
-        </w:tblPrEx>
         <w:trPr>
           <w:cantSplit/>
         </w:trPr>
@@ -22407,12 +21746,6 @@
         </w:tc>
       </w:tr>
       <w:tr>
-        <w:tblPrEx>
-          <w:tblCellMar>
-            <w:top w:w="0" w:type="dxa"/>
-            <w:bottom w:w="0" w:type="dxa"/>
-          </w:tblCellMar>
-        </w:tblPrEx>
         <w:trPr>
           <w:cantSplit/>
         </w:trPr>
@@ -22518,12 +21851,6 @@
         </w:tc>
       </w:tr>
       <w:tr>
-        <w:tblPrEx>
-          <w:tblCellMar>
-            <w:top w:w="0" w:type="dxa"/>
-            <w:bottom w:w="0" w:type="dxa"/>
-          </w:tblCellMar>
-        </w:tblPrEx>
         <w:trPr>
           <w:cantSplit/>
         </w:trPr>
@@ -22629,12 +21956,6 @@
         </w:tc>
       </w:tr>
       <w:tr>
-        <w:tblPrEx>
-          <w:tblCellMar>
-            <w:top w:w="0" w:type="dxa"/>
-            <w:bottom w:w="0" w:type="dxa"/>
-          </w:tblCellMar>
-        </w:tblPrEx>
         <w:trPr>
           <w:cantSplit/>
         </w:trPr>
@@ -22740,12 +22061,6 @@
         </w:tc>
       </w:tr>
       <w:tr>
-        <w:tblPrEx>
-          <w:tblCellMar>
-            <w:top w:w="0" w:type="dxa"/>
-            <w:bottom w:w="0" w:type="dxa"/>
-          </w:tblCellMar>
-        </w:tblPrEx>
         <w:trPr>
           <w:cantSplit/>
         </w:trPr>
@@ -22851,12 +22166,6 @@
         </w:tc>
       </w:tr>
       <w:tr>
-        <w:tblPrEx>
-          <w:tblCellMar>
-            <w:top w:w="0" w:type="dxa"/>
-            <w:bottom w:w="0" w:type="dxa"/>
-          </w:tblCellMar>
-        </w:tblPrEx>
         <w:trPr>
           <w:cantSplit/>
         </w:trPr>
@@ -22962,12 +22271,6 @@
         </w:tc>
       </w:tr>
       <w:tr>
-        <w:tblPrEx>
-          <w:tblCellMar>
-            <w:top w:w="0" w:type="dxa"/>
-            <w:bottom w:w="0" w:type="dxa"/>
-          </w:tblCellMar>
-        </w:tblPrEx>
         <w:trPr>
           <w:cantSplit/>
         </w:trPr>
@@ -23073,12 +22376,6 @@
         </w:tc>
       </w:tr>
       <w:tr>
-        <w:tblPrEx>
-          <w:tblCellMar>
-            <w:top w:w="0" w:type="dxa"/>
-            <w:bottom w:w="0" w:type="dxa"/>
-          </w:tblCellMar>
-        </w:tblPrEx>
         <w:trPr>
           <w:cantSplit/>
         </w:trPr>
@@ -23184,12 +22481,6 @@
         </w:tc>
       </w:tr>
       <w:tr>
-        <w:tblPrEx>
-          <w:tblCellMar>
-            <w:top w:w="0" w:type="dxa"/>
-            <w:bottom w:w="0" w:type="dxa"/>
-          </w:tblCellMar>
-        </w:tblPrEx>
         <w:trPr>
           <w:cantSplit/>
         </w:trPr>
@@ -23295,12 +22586,6 @@
         </w:tc>
       </w:tr>
       <w:tr>
-        <w:tblPrEx>
-          <w:tblCellMar>
-            <w:top w:w="0" w:type="dxa"/>
-            <w:bottom w:w="0" w:type="dxa"/>
-          </w:tblCellMar>
-        </w:tblPrEx>
         <w:trPr>
           <w:cantSplit/>
         </w:trPr>
@@ -23407,12 +22692,6 @@
         </w:tc>
       </w:tr>
       <w:tr>
-        <w:tblPrEx>
-          <w:tblCellMar>
-            <w:top w:w="0" w:type="dxa"/>
-            <w:bottom w:w="0" w:type="dxa"/>
-          </w:tblCellMar>
-        </w:tblPrEx>
         <w:trPr>
           <w:cantSplit/>
         </w:trPr>
@@ -23518,12 +22797,6 @@
         </w:tc>
       </w:tr>
       <w:tr>
-        <w:tblPrEx>
-          <w:tblCellMar>
-            <w:top w:w="0" w:type="dxa"/>
-            <w:bottom w:w="0" w:type="dxa"/>
-          </w:tblCellMar>
-        </w:tblPrEx>
         <w:trPr>
           <w:cantSplit/>
         </w:trPr>
@@ -23629,12 +22902,6 @@
         </w:tc>
       </w:tr>
       <w:tr>
-        <w:tblPrEx>
-          <w:tblCellMar>
-            <w:top w:w="0" w:type="dxa"/>
-            <w:bottom w:w="0" w:type="dxa"/>
-          </w:tblCellMar>
-        </w:tblPrEx>
         <w:trPr>
           <w:cantSplit/>
         </w:trPr>
@@ -23740,12 +23007,6 @@
         </w:tc>
       </w:tr>
       <w:tr>
-        <w:tblPrEx>
-          <w:tblCellMar>
-            <w:top w:w="0" w:type="dxa"/>
-            <w:bottom w:w="0" w:type="dxa"/>
-          </w:tblCellMar>
-        </w:tblPrEx>
         <w:trPr>
           <w:cantSplit/>
         </w:trPr>
@@ -23851,12 +23112,6 @@
         </w:tc>
       </w:tr>
       <w:tr>
-        <w:tblPrEx>
-          <w:tblCellMar>
-            <w:top w:w="0" w:type="dxa"/>
-            <w:bottom w:w="0" w:type="dxa"/>
-          </w:tblCellMar>
-        </w:tblPrEx>
         <w:trPr>
           <w:cantSplit/>
         </w:trPr>
@@ -23962,12 +23217,6 @@
         </w:tc>
       </w:tr>
       <w:tr>
-        <w:tblPrEx>
-          <w:tblCellMar>
-            <w:top w:w="0" w:type="dxa"/>
-            <w:bottom w:w="0" w:type="dxa"/>
-          </w:tblCellMar>
-        </w:tblPrEx>
         <w:trPr>
           <w:cantSplit/>
         </w:trPr>
@@ -24123,12 +23372,6 @@
         <w:gridCol w:w="3629"/>
       </w:tblGrid>
       <w:tr>
-        <w:tblPrEx>
-          <w:tblCellMar>
-            <w:top w:w="0" w:type="dxa"/>
-            <w:bottom w:w="0" w:type="dxa"/>
-          </w:tblCellMar>
-        </w:tblPrEx>
         <w:trPr>
           <w:cantSplit/>
           <w:tblHeader/>
@@ -24222,12 +23465,6 @@
         </w:tc>
       </w:tr>
       <w:tr>
-        <w:tblPrEx>
-          <w:tblCellMar>
-            <w:top w:w="0" w:type="dxa"/>
-            <w:bottom w:w="0" w:type="dxa"/>
-          </w:tblCellMar>
-        </w:tblPrEx>
         <w:trPr>
           <w:cantSplit/>
         </w:trPr>
@@ -24331,12 +23568,6 @@
         </w:tc>
       </w:tr>
       <w:tr>
-        <w:tblPrEx>
-          <w:tblCellMar>
-            <w:top w:w="0" w:type="dxa"/>
-            <w:bottom w:w="0" w:type="dxa"/>
-          </w:tblCellMar>
-        </w:tblPrEx>
         <w:trPr>
           <w:cantSplit/>
         </w:trPr>
@@ -24425,12 +23656,6 @@
         </w:tc>
       </w:tr>
       <w:tr>
-        <w:tblPrEx>
-          <w:tblCellMar>
-            <w:top w:w="0" w:type="dxa"/>
-            <w:bottom w:w="0" w:type="dxa"/>
-          </w:tblCellMar>
-        </w:tblPrEx>
         <w:trPr>
           <w:cantSplit/>
         </w:trPr>
@@ -24519,12 +23744,6 @@
         </w:tc>
       </w:tr>
       <w:tr>
-        <w:tblPrEx>
-          <w:tblCellMar>
-            <w:top w:w="0" w:type="dxa"/>
-            <w:bottom w:w="0" w:type="dxa"/>
-          </w:tblCellMar>
-        </w:tblPrEx>
         <w:trPr>
           <w:cantSplit/>
         </w:trPr>
@@ -24605,12 +23824,6 @@
         </w:tc>
       </w:tr>
       <w:tr>
-        <w:tblPrEx>
-          <w:tblCellMar>
-            <w:top w:w="0" w:type="dxa"/>
-            <w:bottom w:w="0" w:type="dxa"/>
-          </w:tblCellMar>
-        </w:tblPrEx>
         <w:trPr>
           <w:cantSplit/>
         </w:trPr>
@@ -24706,12 +23919,6 @@
         </w:tc>
       </w:tr>
       <w:tr>
-        <w:tblPrEx>
-          <w:tblCellMar>
-            <w:top w:w="0" w:type="dxa"/>
-            <w:bottom w:w="0" w:type="dxa"/>
-          </w:tblCellMar>
-        </w:tblPrEx>
         <w:trPr>
           <w:cantSplit/>
         </w:trPr>
@@ -24792,12 +23999,6 @@
         </w:tc>
       </w:tr>
       <w:tr>
-        <w:tblPrEx>
-          <w:tblCellMar>
-            <w:top w:w="0" w:type="dxa"/>
-            <w:bottom w:w="0" w:type="dxa"/>
-          </w:tblCellMar>
-        </w:tblPrEx>
         <w:trPr>
           <w:cantSplit/>
         </w:trPr>
@@ -24878,12 +24079,6 @@
         </w:tc>
       </w:tr>
       <w:tr>
-        <w:tblPrEx>
-          <w:tblCellMar>
-            <w:top w:w="0" w:type="dxa"/>
-            <w:bottom w:w="0" w:type="dxa"/>
-          </w:tblCellMar>
-        </w:tblPrEx>
         <w:trPr>
           <w:cantSplit/>
         </w:trPr>
@@ -25009,12 +24204,6 @@
         </w:tc>
       </w:tr>
       <w:tr>
-        <w:tblPrEx>
-          <w:tblCellMar>
-            <w:top w:w="0" w:type="dxa"/>
-            <w:bottom w:w="0" w:type="dxa"/>
-          </w:tblCellMar>
-        </w:tblPrEx>
         <w:trPr>
           <w:cantSplit/>
         </w:trPr>
@@ -25095,12 +24284,6 @@
         </w:tc>
       </w:tr>
       <w:tr>
-        <w:tblPrEx>
-          <w:tblCellMar>
-            <w:top w:w="0" w:type="dxa"/>
-            <w:bottom w:w="0" w:type="dxa"/>
-          </w:tblCellMar>
-        </w:tblPrEx>
         <w:trPr>
           <w:cantSplit/>
         </w:trPr>
@@ -25368,12 +24551,6 @@
         <w:gridCol w:w="7076"/>
       </w:tblGrid>
       <w:tr>
-        <w:tblPrEx>
-          <w:tblCellMar>
-            <w:top w:w="0" w:type="dxa"/>
-            <w:bottom w:w="0" w:type="dxa"/>
-          </w:tblCellMar>
-        </w:tblPrEx>
         <w:trPr>
           <w:cantSplit/>
           <w:tblHeader/>
@@ -25438,12 +24615,6 @@
         </w:tc>
       </w:tr>
       <w:tr>
-        <w:tblPrEx>
-          <w:tblCellMar>
-            <w:top w:w="0" w:type="dxa"/>
-            <w:bottom w:w="0" w:type="dxa"/>
-          </w:tblCellMar>
-        </w:tblPrEx>
         <w:trPr>
           <w:cantSplit/>
         </w:trPr>
@@ -25499,12 +24670,6 @@
         </w:tc>
       </w:tr>
       <w:tr>
-        <w:tblPrEx>
-          <w:tblCellMar>
-            <w:top w:w="0" w:type="dxa"/>
-            <w:bottom w:w="0" w:type="dxa"/>
-          </w:tblCellMar>
-        </w:tblPrEx>
         <w:trPr>
           <w:cantSplit/>
         </w:trPr>
@@ -25560,12 +24725,6 @@
         </w:tc>
       </w:tr>
       <w:tr>
-        <w:tblPrEx>
-          <w:tblCellMar>
-            <w:top w:w="0" w:type="dxa"/>
-            <w:bottom w:w="0" w:type="dxa"/>
-          </w:tblCellMar>
-        </w:tblPrEx>
         <w:trPr>
           <w:cantSplit/>
         </w:trPr>
@@ -25621,12 +24780,6 @@
         </w:tc>
       </w:tr>
       <w:tr>
-        <w:tblPrEx>
-          <w:tblCellMar>
-            <w:top w:w="0" w:type="dxa"/>
-            <w:bottom w:w="0" w:type="dxa"/>
-          </w:tblCellMar>
-        </w:tblPrEx>
         <w:trPr>
           <w:cantSplit/>
         </w:trPr>
@@ -25712,12 +24865,6 @@
         </w:tc>
       </w:tr>
       <w:tr>
-        <w:tblPrEx>
-          <w:tblCellMar>
-            <w:top w:w="0" w:type="dxa"/>
-            <w:bottom w:w="0" w:type="dxa"/>
-          </w:tblCellMar>
-        </w:tblPrEx>
         <w:trPr>
           <w:cantSplit/>
         </w:trPr>
@@ -25864,12 +25011,6 @@
         </w:tc>
       </w:tr>
       <w:tr>
-        <w:tblPrEx>
-          <w:tblCellMar>
-            <w:top w:w="0" w:type="dxa"/>
-            <w:bottom w:w="0" w:type="dxa"/>
-          </w:tblCellMar>
-        </w:tblPrEx>
         <w:trPr>
           <w:cantSplit/>
         </w:trPr>
@@ -25951,12 +25092,6 @@
         </w:tc>
       </w:tr>
       <w:tr>
-        <w:tblPrEx>
-          <w:tblCellMar>
-            <w:top w:w="0" w:type="dxa"/>
-            <w:bottom w:w="0" w:type="dxa"/>
-          </w:tblCellMar>
-        </w:tblPrEx>
         <w:trPr>
           <w:cantSplit/>
         </w:trPr>
@@ -26065,12 +25200,6 @@
         <w:gridCol w:w="7076"/>
       </w:tblGrid>
       <w:tr>
-        <w:tblPrEx>
-          <w:tblCellMar>
-            <w:top w:w="0" w:type="dxa"/>
-            <w:bottom w:w="0" w:type="dxa"/>
-          </w:tblCellMar>
-        </w:tblPrEx>
         <w:trPr>
           <w:cantSplit/>
           <w:tblHeader/>
@@ -26135,12 +25264,6 @@
         </w:tc>
       </w:tr>
       <w:tr>
-        <w:tblPrEx>
-          <w:tblCellMar>
-            <w:top w:w="0" w:type="dxa"/>
-            <w:bottom w:w="0" w:type="dxa"/>
-          </w:tblCellMar>
-        </w:tblPrEx>
         <w:trPr>
           <w:cantSplit/>
         </w:trPr>
@@ -26196,12 +25319,6 @@
         </w:tc>
       </w:tr>
       <w:tr>
-        <w:tblPrEx>
-          <w:tblCellMar>
-            <w:top w:w="0" w:type="dxa"/>
-            <w:bottom w:w="0" w:type="dxa"/>
-          </w:tblCellMar>
-        </w:tblPrEx>
         <w:trPr>
           <w:cantSplit/>
         </w:trPr>
@@ -26257,12 +25374,6 @@
         </w:tc>
       </w:tr>
       <w:tr>
-        <w:tblPrEx>
-          <w:tblCellMar>
-            <w:top w:w="0" w:type="dxa"/>
-            <w:bottom w:w="0" w:type="dxa"/>
-          </w:tblCellMar>
-        </w:tblPrEx>
         <w:trPr>
           <w:cantSplit/>
         </w:trPr>
@@ -26327,12 +25438,6 @@
         </w:tc>
       </w:tr>
       <w:tr>
-        <w:tblPrEx>
-          <w:tblCellMar>
-            <w:top w:w="0" w:type="dxa"/>
-            <w:bottom w:w="0" w:type="dxa"/>
-          </w:tblCellMar>
-        </w:tblPrEx>
         <w:trPr>
           <w:cantSplit/>
         </w:trPr>
@@ -26420,12 +25525,6 @@
         </w:tc>
       </w:tr>
       <w:tr>
-        <w:tblPrEx>
-          <w:tblCellMar>
-            <w:top w:w="0" w:type="dxa"/>
-            <w:bottom w:w="0" w:type="dxa"/>
-          </w:tblCellMar>
-        </w:tblPrEx>
         <w:trPr>
           <w:cantSplit/>
         </w:trPr>
@@ -26520,12 +25619,6 @@
         </w:tc>
       </w:tr>
       <w:tr>
-        <w:tblPrEx>
-          <w:tblCellMar>
-            <w:top w:w="0" w:type="dxa"/>
-            <w:bottom w:w="0" w:type="dxa"/>
-          </w:tblCellMar>
-        </w:tblPrEx>
         <w:trPr>
           <w:cantSplit/>
         </w:trPr>
@@ -26625,12 +25718,6 @@
         </w:tc>
       </w:tr>
       <w:tr>
-        <w:tblPrEx>
-          <w:tblCellMar>
-            <w:top w:w="0" w:type="dxa"/>
-            <w:bottom w:w="0" w:type="dxa"/>
-          </w:tblCellMar>
-        </w:tblPrEx>
         <w:trPr>
           <w:cantSplit/>
         </w:trPr>
@@ -26725,12 +25812,6 @@
         <w:gridCol w:w="7076"/>
       </w:tblGrid>
       <w:tr>
-        <w:tblPrEx>
-          <w:tblCellMar>
-            <w:top w:w="0" w:type="dxa"/>
-            <w:bottom w:w="0" w:type="dxa"/>
-          </w:tblCellMar>
-        </w:tblPrEx>
         <w:trPr>
           <w:cantSplit/>
           <w:tblHeader/>
@@ -26795,12 +25876,6 @@
         </w:tc>
       </w:tr>
       <w:tr>
-        <w:tblPrEx>
-          <w:tblCellMar>
-            <w:top w:w="0" w:type="dxa"/>
-            <w:bottom w:w="0" w:type="dxa"/>
-          </w:tblCellMar>
-        </w:tblPrEx>
         <w:trPr>
           <w:cantSplit/>
         </w:trPr>
@@ -26856,12 +25931,6 @@
         </w:tc>
       </w:tr>
       <w:tr>
-        <w:tblPrEx>
-          <w:tblCellMar>
-            <w:top w:w="0" w:type="dxa"/>
-            <w:bottom w:w="0" w:type="dxa"/>
-          </w:tblCellMar>
-        </w:tblPrEx>
         <w:trPr>
           <w:cantSplit/>
         </w:trPr>
@@ -26917,12 +25986,6 @@
         </w:tc>
       </w:tr>
       <w:tr>
-        <w:tblPrEx>
-          <w:tblCellMar>
-            <w:top w:w="0" w:type="dxa"/>
-            <w:bottom w:w="0" w:type="dxa"/>
-          </w:tblCellMar>
-        </w:tblPrEx>
         <w:trPr>
           <w:cantSplit/>
         </w:trPr>
@@ -26978,12 +26041,6 @@
         </w:tc>
       </w:tr>
       <w:tr>
-        <w:tblPrEx>
-          <w:tblCellMar>
-            <w:top w:w="0" w:type="dxa"/>
-            <w:bottom w:w="0" w:type="dxa"/>
-          </w:tblCellMar>
-        </w:tblPrEx>
         <w:trPr>
           <w:cantSplit/>
         </w:trPr>
@@ -27048,12 +26105,6 @@
         </w:tc>
       </w:tr>
       <w:tr>
-        <w:tblPrEx>
-          <w:tblCellMar>
-            <w:top w:w="0" w:type="dxa"/>
-            <w:bottom w:w="0" w:type="dxa"/>
-          </w:tblCellMar>
-        </w:tblPrEx>
         <w:trPr>
           <w:cantSplit/>
         </w:trPr>
@@ -27161,12 +26212,6 @@
         </w:tc>
       </w:tr>
       <w:tr>
-        <w:tblPrEx>
-          <w:tblCellMar>
-            <w:top w:w="0" w:type="dxa"/>
-            <w:bottom w:w="0" w:type="dxa"/>
-          </w:tblCellMar>
-        </w:tblPrEx>
         <w:trPr>
           <w:cantSplit/>
         </w:trPr>
@@ -27430,12 +26475,6 @@
         <w:gridCol w:w="1932"/>
       </w:tblGrid>
       <w:tr>
-        <w:tblPrEx>
-          <w:tblCellMar>
-            <w:top w:w="0" w:type="dxa"/>
-            <w:bottom w:w="0" w:type="dxa"/>
-          </w:tblCellMar>
-        </w:tblPrEx>
         <w:trPr>
           <w:cantSplit/>
           <w:tblHeader/>
@@ -27558,12 +26597,6 @@
         </w:tc>
       </w:tr>
       <w:tr>
-        <w:tblPrEx>
-          <w:tblCellMar>
-            <w:top w:w="0" w:type="dxa"/>
-            <w:bottom w:w="0" w:type="dxa"/>
-          </w:tblCellMar>
-        </w:tblPrEx>
         <w:trPr>
           <w:cantSplit/>
         </w:trPr>
@@ -27670,12 +26703,6 @@
         </w:tc>
       </w:tr>
       <w:tr>
-        <w:tblPrEx>
-          <w:tblCellMar>
-            <w:top w:w="0" w:type="dxa"/>
-            <w:bottom w:w="0" w:type="dxa"/>
-          </w:tblCellMar>
-        </w:tblPrEx>
         <w:trPr>
           <w:cantSplit/>
         </w:trPr>
@@ -27782,12 +26809,6 @@
         </w:tc>
       </w:tr>
       <w:tr>
-        <w:tblPrEx>
-          <w:tblCellMar>
-            <w:top w:w="0" w:type="dxa"/>
-            <w:bottom w:w="0" w:type="dxa"/>
-          </w:tblCellMar>
-        </w:tblPrEx>
         <w:trPr>
           <w:cantSplit/>
         </w:trPr>
@@ -27894,12 +26915,6 @@
         </w:tc>
       </w:tr>
       <w:tr>
-        <w:tblPrEx>
-          <w:tblCellMar>
-            <w:top w:w="0" w:type="dxa"/>
-            <w:bottom w:w="0" w:type="dxa"/>
-          </w:tblCellMar>
-        </w:tblPrEx>
         <w:trPr>
           <w:cantSplit/>
         </w:trPr>
@@ -28006,12 +27021,6 @@
         </w:tc>
       </w:tr>
       <w:tr>
-        <w:tblPrEx>
-          <w:tblCellMar>
-            <w:top w:w="0" w:type="dxa"/>
-            <w:bottom w:w="0" w:type="dxa"/>
-          </w:tblCellMar>
-        </w:tblPrEx>
         <w:trPr>
           <w:cantSplit/>
         </w:trPr>
@@ -28118,12 +27127,6 @@
         </w:tc>
       </w:tr>
       <w:tr>
-        <w:tblPrEx>
-          <w:tblCellMar>
-            <w:top w:w="0" w:type="dxa"/>
-            <w:bottom w:w="0" w:type="dxa"/>
-          </w:tblCellMar>
-        </w:tblPrEx>
         <w:trPr>
           <w:cantSplit/>
         </w:trPr>
@@ -28398,39 +27401,7 @@
           <w:sz w:val="18"/>
           <w:szCs w:val="18"/>
         </w:rPr>
-        <w:t>// Th</w:t>
-      </w:r>
-      <w:r>
-        <w:rPr>
-          <w:rFonts w:ascii="Courier New" w:eastAsia="Courier New" w:hAnsi="Courier New" w:cs="Courier New"/>
-          <w:sz w:val="18"/>
-          <w:szCs w:val="18"/>
-        </w:rPr>
-        <w:t>ấ</w:t>
-      </w:r>
-      <w:r>
-        <w:rPr>
-          <w:rFonts w:ascii="Courier New" w:eastAsia="Courier New" w:hAnsi="Courier New" w:cs="Courier New"/>
-          <w:sz w:val="18"/>
-          <w:szCs w:val="18"/>
-        </w:rPr>
-        <w:t>t b</w:t>
-      </w:r>
-      <w:r>
-        <w:rPr>
-          <w:rFonts w:ascii="Courier New" w:eastAsia="Courier New" w:hAnsi="Courier New" w:cs="Courier New"/>
-          <w:sz w:val="18"/>
-          <w:szCs w:val="18"/>
-        </w:rPr>
-        <w:t>ạ</w:t>
-      </w:r>
-      <w:r>
-        <w:rPr>
-          <w:rFonts w:ascii="Courier New" w:eastAsia="Courier New" w:hAnsi="Courier New" w:cs="Courier New"/>
-          <w:sz w:val="18"/>
-          <w:szCs w:val="18"/>
-        </w:rPr>
-        <w:t>i</w:t>
+        <w:t>// Thất bại</w:t>
       </w:r>
     </w:p>
     <w:p>
@@ -28449,87 +27420,7 @@
           <w:sz w:val="18"/>
           <w:szCs w:val="18"/>
         </w:rPr>
-        <w:t>{ "success": false, "message": "Mô t</w:t>
-      </w:r>
-      <w:r>
-        <w:rPr>
-          <w:rFonts w:ascii="Courier New" w:eastAsia="Courier New" w:hAnsi="Courier New" w:cs="Courier New"/>
-          <w:sz w:val="18"/>
-          <w:szCs w:val="18"/>
-        </w:rPr>
-        <w:t>ả</w:t>
-      </w:r>
-      <w:r>
-        <w:rPr>
-          <w:rFonts w:ascii="Courier New" w:eastAsia="Courier New" w:hAnsi="Courier New" w:cs="Courier New"/>
-          <w:sz w:val="18"/>
-          <w:szCs w:val="18"/>
-        </w:rPr>
-        <w:t xml:space="preserve"> l</w:t>
-      </w:r>
-      <w:r>
-        <w:rPr>
-          <w:rFonts w:ascii="Courier New" w:eastAsia="Courier New" w:hAnsi="Courier New" w:cs="Courier New"/>
-          <w:sz w:val="18"/>
-          <w:szCs w:val="18"/>
-        </w:rPr>
-        <w:t>ỗ</w:t>
-      </w:r>
-      <w:r>
-        <w:rPr>
-          <w:rFonts w:ascii="Courier New" w:eastAsia="Courier New" w:hAnsi="Courier New" w:cs="Courier New"/>
-          <w:sz w:val="18"/>
-          <w:szCs w:val="18"/>
-        </w:rPr>
-        <w:t>i b</w:t>
-      </w:r>
-      <w:r>
-        <w:rPr>
-          <w:rFonts w:ascii="Courier New" w:eastAsia="Courier New" w:hAnsi="Courier New" w:cs="Courier New"/>
-          <w:sz w:val="18"/>
-          <w:szCs w:val="18"/>
-        </w:rPr>
-        <w:t>ằ</w:t>
-      </w:r>
-      <w:r>
-        <w:rPr>
-          <w:rFonts w:ascii="Courier New" w:eastAsia="Courier New" w:hAnsi="Courier New" w:cs="Courier New"/>
-          <w:sz w:val="18"/>
-          <w:szCs w:val="18"/>
-        </w:rPr>
-        <w:t>ng ti</w:t>
-      </w:r>
-      <w:r>
-        <w:rPr>
-          <w:rFonts w:ascii="Courier New" w:eastAsia="Courier New" w:hAnsi="Courier New" w:cs="Courier New"/>
-          <w:sz w:val="18"/>
-          <w:szCs w:val="18"/>
-        </w:rPr>
-        <w:t>ế</w:t>
-      </w:r>
-      <w:r>
-        <w:rPr>
-          <w:rFonts w:ascii="Courier New" w:eastAsia="Courier New" w:hAnsi="Courier New" w:cs="Courier New"/>
-          <w:sz w:val="18"/>
-          <w:szCs w:val="18"/>
-        </w:rPr>
-        <w:t>ng Vi</w:t>
-      </w:r>
-      <w:r>
-        <w:rPr>
-          <w:rFonts w:ascii="Courier New" w:eastAsia="Courier New" w:hAnsi="Courier New" w:cs="Courier New"/>
-          <w:sz w:val="18"/>
-          <w:szCs w:val="18"/>
-        </w:rPr>
-        <w:t>ệ</w:t>
-      </w:r>
-      <w:r>
-        <w:rPr>
-          <w:rFonts w:ascii="Courier New" w:eastAsia="Courier New" w:hAnsi="Courier New" w:cs="Courier New"/>
-          <w:sz w:val="18"/>
-          <w:szCs w:val="18"/>
-        </w:rPr>
-        <w:t>t",</w:t>
+        <w:t>{ "success": false, "message": "Mô tả lỗi bằng tiếng Việt",</w:t>
       </w:r>
     </w:p>
     <w:p>
@@ -28549,39 +27440,7 @@
           <w:sz w:val="18"/>
           <w:szCs w:val="18"/>
         </w:rPr>
-        <w:t xml:space="preserve">  "errors": { "email": "Email không đúng đ</w:t>
-      </w:r>
-      <w:r>
-        <w:rPr>
-          <w:rFonts w:ascii="Courier New" w:eastAsia="Courier New" w:hAnsi="Courier New" w:cs="Courier New"/>
-          <w:sz w:val="18"/>
-          <w:szCs w:val="18"/>
-        </w:rPr>
-        <w:t>ị</w:t>
-      </w:r>
-      <w:r>
-        <w:rPr>
-          <w:rFonts w:ascii="Courier New" w:eastAsia="Courier New" w:hAnsi="Courier New" w:cs="Courier New"/>
-          <w:sz w:val="18"/>
-          <w:szCs w:val="18"/>
-        </w:rPr>
-        <w:t>nh d</w:t>
-      </w:r>
-      <w:r>
-        <w:rPr>
-          <w:rFonts w:ascii="Courier New" w:eastAsia="Courier New" w:hAnsi="Courier New" w:cs="Courier New"/>
-          <w:sz w:val="18"/>
-          <w:szCs w:val="18"/>
-        </w:rPr>
-        <w:t>ạ</w:t>
-      </w:r>
-      <w:r>
-        <w:rPr>
-          <w:rFonts w:ascii="Courier New" w:eastAsia="Courier New" w:hAnsi="Courier New" w:cs="Courier New"/>
-          <w:sz w:val="18"/>
-          <w:szCs w:val="18"/>
-        </w:rPr>
-        <w:t>ng" } }</w:t>
+        <w:t xml:space="preserve">  "errors": { "email": "Email không đúng định dạng" } }</w:t>
       </w:r>
     </w:p>
     <w:p>
@@ -28804,12 +27663,6 @@
         <w:gridCol w:w="3767"/>
       </w:tblGrid>
       <w:tr>
-        <w:tblPrEx>
-          <w:tblCellMar>
-            <w:top w:w="0" w:type="dxa"/>
-            <w:bottom w:w="0" w:type="dxa"/>
-          </w:tblCellMar>
-        </w:tblPrEx>
         <w:trPr>
           <w:cantSplit/>
           <w:tblHeader/>
@@ -28932,12 +27785,6 @@
         </w:tc>
       </w:tr>
       <w:tr>
-        <w:tblPrEx>
-          <w:tblCellMar>
-            <w:top w:w="0" w:type="dxa"/>
-            <w:bottom w:w="0" w:type="dxa"/>
-          </w:tblCellMar>
-        </w:tblPrEx>
         <w:trPr>
           <w:cantSplit/>
         </w:trPr>
@@ -29043,12 +27890,6 @@
         </w:tc>
       </w:tr>
       <w:tr>
-        <w:tblPrEx>
-          <w:tblCellMar>
-            <w:top w:w="0" w:type="dxa"/>
-            <w:bottom w:w="0" w:type="dxa"/>
-          </w:tblCellMar>
-        </w:tblPrEx>
         <w:trPr>
           <w:cantSplit/>
         </w:trPr>
@@ -29154,12 +27995,6 @@
         </w:tc>
       </w:tr>
       <w:tr>
-        <w:tblPrEx>
-          <w:tblCellMar>
-            <w:top w:w="0" w:type="dxa"/>
-            <w:bottom w:w="0" w:type="dxa"/>
-          </w:tblCellMar>
-        </w:tblPrEx>
         <w:trPr>
           <w:cantSplit/>
         </w:trPr>
@@ -29265,12 +28100,6 @@
         </w:tc>
       </w:tr>
       <w:tr>
-        <w:tblPrEx>
-          <w:tblCellMar>
-            <w:top w:w="0" w:type="dxa"/>
-            <w:bottom w:w="0" w:type="dxa"/>
-          </w:tblCellMar>
-        </w:tblPrEx>
         <w:trPr>
           <w:cantSplit/>
         </w:trPr>
@@ -29376,12 +28205,6 @@
         </w:tc>
       </w:tr>
       <w:tr>
-        <w:tblPrEx>
-          <w:tblCellMar>
-            <w:top w:w="0" w:type="dxa"/>
-            <w:bottom w:w="0" w:type="dxa"/>
-          </w:tblCellMar>
-        </w:tblPrEx>
         <w:trPr>
           <w:cantSplit/>
         </w:trPr>
@@ -29487,12 +28310,6 @@
         </w:tc>
       </w:tr>
       <w:tr>
-        <w:tblPrEx>
-          <w:tblCellMar>
-            <w:top w:w="0" w:type="dxa"/>
-            <w:bottom w:w="0" w:type="dxa"/>
-          </w:tblCellMar>
-        </w:tblPrEx>
         <w:trPr>
           <w:cantSplit/>
         </w:trPr>
@@ -29644,12 +28461,6 @@
         </w:tc>
       </w:tr>
       <w:tr>
-        <w:tblPrEx>
-          <w:tblCellMar>
-            <w:top w:w="0" w:type="dxa"/>
-            <w:bottom w:w="0" w:type="dxa"/>
-          </w:tblCellMar>
-        </w:tblPrEx>
         <w:trPr>
           <w:cantSplit/>
         </w:trPr>
@@ -29755,12 +28566,6 @@
         </w:tc>
       </w:tr>
       <w:tr>
-        <w:tblPrEx>
-          <w:tblCellMar>
-            <w:top w:w="0" w:type="dxa"/>
-            <w:bottom w:w="0" w:type="dxa"/>
-          </w:tblCellMar>
-        </w:tblPrEx>
         <w:trPr>
           <w:cantSplit/>
         </w:trPr>
@@ -29866,12 +28671,6 @@
         </w:tc>
       </w:tr>
       <w:tr>
-        <w:tblPrEx>
-          <w:tblCellMar>
-            <w:top w:w="0" w:type="dxa"/>
-            <w:bottom w:w="0" w:type="dxa"/>
-          </w:tblCellMar>
-        </w:tblPrEx>
         <w:trPr>
           <w:cantSplit/>
         </w:trPr>
@@ -29977,12 +28776,6 @@
         </w:tc>
       </w:tr>
       <w:tr>
-        <w:tblPrEx>
-          <w:tblCellMar>
-            <w:top w:w="0" w:type="dxa"/>
-            <w:bottom w:w="0" w:type="dxa"/>
-          </w:tblCellMar>
-        </w:tblPrEx>
         <w:trPr>
           <w:cantSplit/>
         </w:trPr>
@@ -30139,12 +28932,6 @@
         <w:gridCol w:w="3767"/>
       </w:tblGrid>
       <w:tr>
-        <w:tblPrEx>
-          <w:tblCellMar>
-            <w:top w:w="0" w:type="dxa"/>
-            <w:bottom w:w="0" w:type="dxa"/>
-          </w:tblCellMar>
-        </w:tblPrEx>
         <w:trPr>
           <w:cantSplit/>
           <w:tblHeader/>
@@ -30267,12 +29054,6 @@
         </w:tc>
       </w:tr>
       <w:tr>
-        <w:tblPrEx>
-          <w:tblCellMar>
-            <w:top w:w="0" w:type="dxa"/>
-            <w:bottom w:w="0" w:type="dxa"/>
-          </w:tblCellMar>
-        </w:tblPrEx>
         <w:trPr>
           <w:cantSplit/>
         </w:trPr>
@@ -30378,12 +29159,6 @@
         </w:tc>
       </w:tr>
       <w:tr>
-        <w:tblPrEx>
-          <w:tblCellMar>
-            <w:top w:w="0" w:type="dxa"/>
-            <w:bottom w:w="0" w:type="dxa"/>
-          </w:tblCellMar>
-        </w:tblPrEx>
         <w:trPr>
           <w:cantSplit/>
         </w:trPr>
@@ -30489,12 +29264,6 @@
         </w:tc>
       </w:tr>
       <w:tr>
-        <w:tblPrEx>
-          <w:tblCellMar>
-            <w:top w:w="0" w:type="dxa"/>
-            <w:bottom w:w="0" w:type="dxa"/>
-          </w:tblCellMar>
-        </w:tblPrEx>
         <w:trPr>
           <w:cantSplit/>
         </w:trPr>
@@ -30600,12 +29369,6 @@
         </w:tc>
       </w:tr>
       <w:tr>
-        <w:tblPrEx>
-          <w:tblCellMar>
-            <w:top w:w="0" w:type="dxa"/>
-            <w:bottom w:w="0" w:type="dxa"/>
-          </w:tblCellMar>
-        </w:tblPrEx>
         <w:trPr>
           <w:cantSplit/>
         </w:trPr>
@@ -30711,12 +29474,6 @@
         </w:tc>
       </w:tr>
       <w:tr>
-        <w:tblPrEx>
-          <w:tblCellMar>
-            <w:top w:w="0" w:type="dxa"/>
-            <w:bottom w:w="0" w:type="dxa"/>
-          </w:tblCellMar>
-        </w:tblPrEx>
         <w:trPr>
           <w:cantSplit/>
         </w:trPr>
@@ -30822,12 +29579,6 @@
         </w:tc>
       </w:tr>
       <w:tr>
-        <w:tblPrEx>
-          <w:tblCellMar>
-            <w:top w:w="0" w:type="dxa"/>
-            <w:bottom w:w="0" w:type="dxa"/>
-          </w:tblCellMar>
-        </w:tblPrEx>
         <w:trPr>
           <w:cantSplit/>
         </w:trPr>
@@ -30933,12 +29684,6 @@
         </w:tc>
       </w:tr>
       <w:tr>
-        <w:tblPrEx>
-          <w:tblCellMar>
-            <w:top w:w="0" w:type="dxa"/>
-            <w:bottom w:w="0" w:type="dxa"/>
-          </w:tblCellMar>
-        </w:tblPrEx>
         <w:trPr>
           <w:cantSplit/>
         </w:trPr>
@@ -31075,12 +29820,6 @@
         </w:tc>
       </w:tr>
       <w:tr>
-        <w:tblPrEx>
-          <w:tblCellMar>
-            <w:top w:w="0" w:type="dxa"/>
-            <w:bottom w:w="0" w:type="dxa"/>
-          </w:tblCellMar>
-        </w:tblPrEx>
         <w:trPr>
           <w:cantSplit/>
         </w:trPr>
@@ -31232,12 +29971,6 @@
         </w:tc>
       </w:tr>
       <w:tr>
-        <w:tblPrEx>
-          <w:tblCellMar>
-            <w:top w:w="0" w:type="dxa"/>
-            <w:bottom w:w="0" w:type="dxa"/>
-          </w:tblCellMar>
-        </w:tblPrEx>
         <w:trPr>
           <w:cantSplit/>
         </w:trPr>
@@ -31343,12 +30076,6 @@
         </w:tc>
       </w:tr>
       <w:tr>
-        <w:tblPrEx>
-          <w:tblCellMar>
-            <w:top w:w="0" w:type="dxa"/>
-            <w:bottom w:w="0" w:type="dxa"/>
-          </w:tblCellMar>
-        </w:tblPrEx>
         <w:trPr>
           <w:cantSplit/>
         </w:trPr>
@@ -31535,12 +30262,6 @@
         <w:gridCol w:w="3324"/>
       </w:tblGrid>
       <w:tr>
-        <w:tblPrEx>
-          <w:tblCellMar>
-            <w:top w:w="0" w:type="dxa"/>
-            <w:bottom w:w="0" w:type="dxa"/>
-          </w:tblCellMar>
-        </w:tblPrEx>
         <w:trPr>
           <w:cantSplit/>
           <w:tblHeader/>
@@ -31663,12 +30384,6 @@
         </w:tc>
       </w:tr>
       <w:tr>
-        <w:tblPrEx>
-          <w:tblCellMar>
-            <w:top w:w="0" w:type="dxa"/>
-            <w:bottom w:w="0" w:type="dxa"/>
-          </w:tblCellMar>
-        </w:tblPrEx>
         <w:trPr>
           <w:cantSplit/>
         </w:trPr>
@@ -31774,12 +30489,6 @@
         </w:tc>
       </w:tr>
       <w:tr>
-        <w:tblPrEx>
-          <w:tblCellMar>
-            <w:top w:w="0" w:type="dxa"/>
-            <w:bottom w:w="0" w:type="dxa"/>
-          </w:tblCellMar>
-        </w:tblPrEx>
         <w:trPr>
           <w:cantSplit/>
         </w:trPr>
@@ -31885,12 +30594,6 @@
         </w:tc>
       </w:tr>
       <w:tr>
-        <w:tblPrEx>
-          <w:tblCellMar>
-            <w:top w:w="0" w:type="dxa"/>
-            <w:bottom w:w="0" w:type="dxa"/>
-          </w:tblCellMar>
-        </w:tblPrEx>
         <w:trPr>
           <w:cantSplit/>
         </w:trPr>
@@ -31996,12 +30699,6 @@
         </w:tc>
       </w:tr>
       <w:tr>
-        <w:tblPrEx>
-          <w:tblCellMar>
-            <w:top w:w="0" w:type="dxa"/>
-            <w:bottom w:w="0" w:type="dxa"/>
-          </w:tblCellMar>
-        </w:tblPrEx>
         <w:trPr>
           <w:cantSplit/>
         </w:trPr>
@@ -32107,12 +30804,6 @@
         </w:tc>
       </w:tr>
       <w:tr>
-        <w:tblPrEx>
-          <w:tblCellMar>
-            <w:top w:w="0" w:type="dxa"/>
-            <w:bottom w:w="0" w:type="dxa"/>
-          </w:tblCellMar>
-        </w:tblPrEx>
         <w:trPr>
           <w:cantSplit/>
         </w:trPr>
@@ -32218,12 +30909,6 @@
         </w:tc>
       </w:tr>
       <w:tr>
-        <w:tblPrEx>
-          <w:tblCellMar>
-            <w:top w:w="0" w:type="dxa"/>
-            <w:bottom w:w="0" w:type="dxa"/>
-          </w:tblCellMar>
-        </w:tblPrEx>
         <w:trPr>
           <w:cantSplit/>
         </w:trPr>
@@ -32380,12 +31065,6 @@
         <w:gridCol w:w="3764"/>
       </w:tblGrid>
       <w:tr>
-        <w:tblPrEx>
-          <w:tblCellMar>
-            <w:top w:w="0" w:type="dxa"/>
-            <w:bottom w:w="0" w:type="dxa"/>
-          </w:tblCellMar>
-        </w:tblPrEx>
         <w:trPr>
           <w:cantSplit/>
           <w:tblHeader/>
@@ -32508,12 +31187,6 @@
         </w:tc>
       </w:tr>
       <w:tr>
-        <w:tblPrEx>
-          <w:tblCellMar>
-            <w:top w:w="0" w:type="dxa"/>
-            <w:bottom w:w="0" w:type="dxa"/>
-          </w:tblCellMar>
-        </w:tblPrEx>
         <w:trPr>
           <w:cantSplit/>
         </w:trPr>
@@ -32619,12 +31292,6 @@
         </w:tc>
       </w:tr>
       <w:tr>
-        <w:tblPrEx>
-          <w:tblCellMar>
-            <w:top w:w="0" w:type="dxa"/>
-            <w:bottom w:w="0" w:type="dxa"/>
-          </w:tblCellMar>
-        </w:tblPrEx>
         <w:trPr>
           <w:cantSplit/>
         </w:trPr>
@@ -32730,12 +31397,6 @@
         </w:tc>
       </w:tr>
       <w:tr>
-        <w:tblPrEx>
-          <w:tblCellMar>
-            <w:top w:w="0" w:type="dxa"/>
-            <w:bottom w:w="0" w:type="dxa"/>
-          </w:tblCellMar>
-        </w:tblPrEx>
         <w:trPr>
           <w:cantSplit/>
         </w:trPr>
@@ -32841,12 +31502,6 @@
         </w:tc>
       </w:tr>
       <w:tr>
-        <w:tblPrEx>
-          <w:tblCellMar>
-            <w:top w:w="0" w:type="dxa"/>
-            <w:bottom w:w="0" w:type="dxa"/>
-          </w:tblCellMar>
-        </w:tblPrEx>
         <w:trPr>
           <w:cantSplit/>
         </w:trPr>
@@ -32952,12 +31607,6 @@
         </w:tc>
       </w:tr>
       <w:tr>
-        <w:tblPrEx>
-          <w:tblCellMar>
-            <w:top w:w="0" w:type="dxa"/>
-            <w:bottom w:w="0" w:type="dxa"/>
-          </w:tblCellMar>
-        </w:tblPrEx>
         <w:trPr>
           <w:cantSplit/>
         </w:trPr>
@@ -33114,12 +31763,6 @@
         <w:gridCol w:w="3811"/>
       </w:tblGrid>
       <w:tr>
-        <w:tblPrEx>
-          <w:tblCellMar>
-            <w:top w:w="0" w:type="dxa"/>
-            <w:bottom w:w="0" w:type="dxa"/>
-          </w:tblCellMar>
-        </w:tblPrEx>
         <w:trPr>
           <w:cantSplit/>
           <w:tblHeader/>
@@ -33242,12 +31885,6 @@
         </w:tc>
       </w:tr>
       <w:tr>
-        <w:tblPrEx>
-          <w:tblCellMar>
-            <w:top w:w="0" w:type="dxa"/>
-            <w:bottom w:w="0" w:type="dxa"/>
-          </w:tblCellMar>
-        </w:tblPrEx>
         <w:trPr>
           <w:cantSplit/>
         </w:trPr>
@@ -33353,12 +31990,6 @@
         </w:tc>
       </w:tr>
       <w:tr>
-        <w:tblPrEx>
-          <w:tblCellMar>
-            <w:top w:w="0" w:type="dxa"/>
-            <w:bottom w:w="0" w:type="dxa"/>
-          </w:tblCellMar>
-        </w:tblPrEx>
         <w:trPr>
           <w:cantSplit/>
         </w:trPr>
@@ -33464,12 +32095,6 @@
         </w:tc>
       </w:tr>
       <w:tr>
-        <w:tblPrEx>
-          <w:tblCellMar>
-            <w:top w:w="0" w:type="dxa"/>
-            <w:bottom w:w="0" w:type="dxa"/>
-          </w:tblCellMar>
-        </w:tblPrEx>
         <w:trPr>
           <w:cantSplit/>
         </w:trPr>
@@ -33575,12 +32200,6 @@
         </w:tc>
       </w:tr>
       <w:tr>
-        <w:tblPrEx>
-          <w:tblCellMar>
-            <w:top w:w="0" w:type="dxa"/>
-            <w:bottom w:w="0" w:type="dxa"/>
-          </w:tblCellMar>
-        </w:tblPrEx>
         <w:trPr>
           <w:cantSplit/>
         </w:trPr>
@@ -33747,12 +32366,6 @@
         <w:gridCol w:w="3237"/>
       </w:tblGrid>
       <w:tr>
-        <w:tblPrEx>
-          <w:tblCellMar>
-            <w:top w:w="0" w:type="dxa"/>
-            <w:bottom w:w="0" w:type="dxa"/>
-          </w:tblCellMar>
-        </w:tblPrEx>
         <w:trPr>
           <w:cantSplit/>
           <w:tblHeader/>
@@ -33875,12 +32488,6 @@
         </w:tc>
       </w:tr>
       <w:tr>
-        <w:tblPrEx>
-          <w:tblCellMar>
-            <w:top w:w="0" w:type="dxa"/>
-            <w:bottom w:w="0" w:type="dxa"/>
-          </w:tblCellMar>
-        </w:tblPrEx>
         <w:trPr>
           <w:cantSplit/>
         </w:trPr>
@@ -33986,12 +32593,6 @@
         </w:tc>
       </w:tr>
       <w:tr>
-        <w:tblPrEx>
-          <w:tblCellMar>
-            <w:top w:w="0" w:type="dxa"/>
-            <w:bottom w:w="0" w:type="dxa"/>
-          </w:tblCellMar>
-        </w:tblPrEx>
         <w:trPr>
           <w:cantSplit/>
         </w:trPr>
@@ -34097,12 +32698,6 @@
         </w:tc>
       </w:tr>
       <w:tr>
-        <w:tblPrEx>
-          <w:tblCellMar>
-            <w:top w:w="0" w:type="dxa"/>
-            <w:bottom w:w="0" w:type="dxa"/>
-          </w:tblCellMar>
-        </w:tblPrEx>
         <w:trPr>
           <w:cantSplit/>
         </w:trPr>
@@ -34208,12 +32803,6 @@
         </w:tc>
       </w:tr>
       <w:tr>
-        <w:tblPrEx>
-          <w:tblCellMar>
-            <w:top w:w="0" w:type="dxa"/>
-            <w:bottom w:w="0" w:type="dxa"/>
-          </w:tblCellMar>
-        </w:tblPrEx>
         <w:trPr>
           <w:cantSplit/>
         </w:trPr>
@@ -34328,12 +32917,6 @@
         </w:tc>
       </w:tr>
       <w:tr>
-        <w:tblPrEx>
-          <w:tblCellMar>
-            <w:top w:w="0" w:type="dxa"/>
-            <w:bottom w:w="0" w:type="dxa"/>
-          </w:tblCellMar>
-        </w:tblPrEx>
         <w:trPr>
           <w:cantSplit/>
         </w:trPr>
@@ -34439,12 +33022,6 @@
         </w:tc>
       </w:tr>
       <w:tr>
-        <w:tblPrEx>
-          <w:tblCellMar>
-            <w:top w:w="0" w:type="dxa"/>
-            <w:bottom w:w="0" w:type="dxa"/>
-          </w:tblCellMar>
-        </w:tblPrEx>
         <w:trPr>
           <w:cantSplit/>
         </w:trPr>
@@ -34550,12 +33127,6 @@
         </w:tc>
       </w:tr>
       <w:tr>
-        <w:tblPrEx>
-          <w:tblCellMar>
-            <w:top w:w="0" w:type="dxa"/>
-            <w:bottom w:w="0" w:type="dxa"/>
-          </w:tblCellMar>
-        </w:tblPrEx>
         <w:trPr>
           <w:cantSplit/>
         </w:trPr>
@@ -34661,12 +33232,6 @@
         </w:tc>
       </w:tr>
       <w:tr>
-        <w:tblPrEx>
-          <w:tblCellMar>
-            <w:top w:w="0" w:type="dxa"/>
-            <w:bottom w:w="0" w:type="dxa"/>
-          </w:tblCellMar>
-        </w:tblPrEx>
         <w:trPr>
           <w:cantSplit/>
         </w:trPr>
@@ -34823,12 +33388,6 @@
         <w:gridCol w:w="2954"/>
       </w:tblGrid>
       <w:tr>
-        <w:tblPrEx>
-          <w:tblCellMar>
-            <w:top w:w="0" w:type="dxa"/>
-            <w:bottom w:w="0" w:type="dxa"/>
-          </w:tblCellMar>
-        </w:tblPrEx>
         <w:trPr>
           <w:cantSplit/>
           <w:tblHeader/>
@@ -34951,12 +33510,6 @@
         </w:tc>
       </w:tr>
       <w:tr>
-        <w:tblPrEx>
-          <w:tblCellMar>
-            <w:top w:w="0" w:type="dxa"/>
-            <w:bottom w:w="0" w:type="dxa"/>
-          </w:tblCellMar>
-        </w:tblPrEx>
         <w:trPr>
           <w:cantSplit/>
         </w:trPr>
@@ -35062,12 +33615,6 @@
         </w:tc>
       </w:tr>
       <w:tr>
-        <w:tblPrEx>
-          <w:tblCellMar>
-            <w:top w:w="0" w:type="dxa"/>
-            <w:bottom w:w="0" w:type="dxa"/>
-          </w:tblCellMar>
-        </w:tblPrEx>
         <w:trPr>
           <w:cantSplit/>
         </w:trPr>
@@ -35173,12 +33720,6 @@
         </w:tc>
       </w:tr>
       <w:tr>
-        <w:tblPrEx>
-          <w:tblCellMar>
-            <w:top w:w="0" w:type="dxa"/>
-            <w:bottom w:w="0" w:type="dxa"/>
-          </w:tblCellMar>
-        </w:tblPrEx>
         <w:trPr>
           <w:cantSplit/>
         </w:trPr>
@@ -35284,12 +33825,6 @@
         </w:tc>
       </w:tr>
       <w:tr>
-        <w:tblPrEx>
-          <w:tblCellMar>
-            <w:top w:w="0" w:type="dxa"/>
-            <w:bottom w:w="0" w:type="dxa"/>
-          </w:tblCellMar>
-        </w:tblPrEx>
         <w:trPr>
           <w:cantSplit/>
         </w:trPr>
@@ -35395,12 +33930,6 @@
         </w:tc>
       </w:tr>
       <w:tr>
-        <w:tblPrEx>
-          <w:tblCellMar>
-            <w:top w:w="0" w:type="dxa"/>
-            <w:bottom w:w="0" w:type="dxa"/>
-          </w:tblCellMar>
-        </w:tblPrEx>
         <w:trPr>
           <w:cantSplit/>
         </w:trPr>
@@ -35506,12 +34035,6 @@
         </w:tc>
       </w:tr>
       <w:tr>
-        <w:tblPrEx>
-          <w:tblCellMar>
-            <w:top w:w="0" w:type="dxa"/>
-            <w:bottom w:w="0" w:type="dxa"/>
-          </w:tblCellMar>
-        </w:tblPrEx>
         <w:trPr>
           <w:cantSplit/>
         </w:trPr>
@@ -35856,12 +34379,6 @@
         <w:gridCol w:w="3732"/>
       </w:tblGrid>
       <w:tr>
-        <w:tblPrEx>
-          <w:tblCellMar>
-            <w:top w:w="0" w:type="dxa"/>
-            <w:bottom w:w="0" w:type="dxa"/>
-          </w:tblCellMar>
-        </w:tblPrEx>
         <w:trPr>
           <w:cantSplit/>
           <w:tblHeader/>
@@ -35955,12 +34472,6 @@
         </w:tc>
       </w:tr>
       <w:tr>
-        <w:tblPrEx>
-          <w:tblCellMar>
-            <w:top w:w="0" w:type="dxa"/>
-            <w:bottom w:w="0" w:type="dxa"/>
-          </w:tblCellMar>
-        </w:tblPrEx>
         <w:trPr>
           <w:cantSplit/>
         </w:trPr>
@@ -36042,12 +34553,6 @@
         </w:tc>
       </w:tr>
       <w:tr>
-        <w:tblPrEx>
-          <w:tblCellMar>
-            <w:top w:w="0" w:type="dxa"/>
-            <w:bottom w:w="0" w:type="dxa"/>
-          </w:tblCellMar>
-        </w:tblPrEx>
         <w:trPr>
           <w:cantSplit/>
         </w:trPr>
@@ -36129,12 +34634,6 @@
         </w:tc>
       </w:tr>
       <w:tr>
-        <w:tblPrEx>
-          <w:tblCellMar>
-            <w:top w:w="0" w:type="dxa"/>
-            <w:bottom w:w="0" w:type="dxa"/>
-          </w:tblCellMar>
-        </w:tblPrEx>
         <w:trPr>
           <w:cantSplit/>
         </w:trPr>
@@ -36216,12 +34715,6 @@
         </w:tc>
       </w:tr>
       <w:tr>
-        <w:tblPrEx>
-          <w:tblCellMar>
-            <w:top w:w="0" w:type="dxa"/>
-            <w:bottom w:w="0" w:type="dxa"/>
-          </w:tblCellMar>
-        </w:tblPrEx>
         <w:trPr>
           <w:cantSplit/>
         </w:trPr>
@@ -36303,12 +34796,6 @@
         </w:tc>
       </w:tr>
       <w:tr>
-        <w:tblPrEx>
-          <w:tblCellMar>
-            <w:top w:w="0" w:type="dxa"/>
-            <w:bottom w:w="0" w:type="dxa"/>
-          </w:tblCellMar>
-        </w:tblPrEx>
         <w:trPr>
           <w:cantSplit/>
         </w:trPr>
@@ -36390,12 +34877,6 @@
         </w:tc>
       </w:tr>
       <w:tr>
-        <w:tblPrEx>
-          <w:tblCellMar>
-            <w:top w:w="0" w:type="dxa"/>
-            <w:bottom w:w="0" w:type="dxa"/>
-          </w:tblCellMar>
-        </w:tblPrEx>
         <w:trPr>
           <w:cantSplit/>
         </w:trPr>
@@ -36478,12 +34959,6 @@
         </w:tc>
       </w:tr>
       <w:tr>
-        <w:tblPrEx>
-          <w:tblCellMar>
-            <w:top w:w="0" w:type="dxa"/>
-            <w:bottom w:w="0" w:type="dxa"/>
-          </w:tblCellMar>
-        </w:tblPrEx>
         <w:trPr>
           <w:cantSplit/>
         </w:trPr>
@@ -36565,12 +35040,6 @@
         </w:tc>
       </w:tr>
       <w:tr>
-        <w:tblPrEx>
-          <w:tblCellMar>
-            <w:top w:w="0" w:type="dxa"/>
-            <w:bottom w:w="0" w:type="dxa"/>
-          </w:tblCellMar>
-        </w:tblPrEx>
         <w:trPr>
           <w:cantSplit/>
         </w:trPr>
@@ -36652,12 +35121,6 @@
         </w:tc>
       </w:tr>
       <w:tr>
-        <w:tblPrEx>
-          <w:tblCellMar>
-            <w:top w:w="0" w:type="dxa"/>
-            <w:bottom w:w="0" w:type="dxa"/>
-          </w:tblCellMar>
-        </w:tblPrEx>
         <w:trPr>
           <w:cantSplit/>
         </w:trPr>
@@ -36909,12 +35372,6 @@
         <w:gridCol w:w="4355"/>
       </w:tblGrid>
       <w:tr>
-        <w:tblPrEx>
-          <w:tblCellMar>
-            <w:top w:w="0" w:type="dxa"/>
-            <w:bottom w:w="0" w:type="dxa"/>
-          </w:tblCellMar>
-        </w:tblPrEx>
         <w:trPr>
           <w:cantSplit/>
           <w:tblHeader/>
@@ -37037,12 +35494,6 @@
         </w:tc>
       </w:tr>
       <w:tr>
-        <w:tblPrEx>
-          <w:tblCellMar>
-            <w:top w:w="0" w:type="dxa"/>
-            <w:bottom w:w="0" w:type="dxa"/>
-          </w:tblCellMar>
-        </w:tblPrEx>
         <w:trPr>
           <w:cantSplit/>
         </w:trPr>
@@ -37172,12 +35623,6 @@
         </w:tc>
       </w:tr>
       <w:tr>
-        <w:tblPrEx>
-          <w:tblCellMar>
-            <w:top w:w="0" w:type="dxa"/>
-            <w:bottom w:w="0" w:type="dxa"/>
-          </w:tblCellMar>
-        </w:tblPrEx>
         <w:trPr>
           <w:cantSplit/>
         </w:trPr>
@@ -37284,12 +35729,6 @@
         </w:tc>
       </w:tr>
       <w:tr>
-        <w:tblPrEx>
-          <w:tblCellMar>
-            <w:top w:w="0" w:type="dxa"/>
-            <w:bottom w:w="0" w:type="dxa"/>
-          </w:tblCellMar>
-        </w:tblPrEx>
         <w:trPr>
           <w:cantSplit/>
         </w:trPr>
@@ -37396,12 +35835,6 @@
         </w:tc>
       </w:tr>
       <w:tr>
-        <w:tblPrEx>
-          <w:tblCellMar>
-            <w:top w:w="0" w:type="dxa"/>
-            <w:bottom w:w="0" w:type="dxa"/>
-          </w:tblCellMar>
-        </w:tblPrEx>
         <w:trPr>
           <w:cantSplit/>
         </w:trPr>
@@ -37508,12 +35941,6 @@
         </w:tc>
       </w:tr>
       <w:tr>
-        <w:tblPrEx>
-          <w:tblCellMar>
-            <w:top w:w="0" w:type="dxa"/>
-            <w:bottom w:w="0" w:type="dxa"/>
-          </w:tblCellMar>
-        </w:tblPrEx>
         <w:trPr>
           <w:cantSplit/>
         </w:trPr>
@@ -37661,12 +36088,6 @@
         <w:gridCol w:w="4215"/>
       </w:tblGrid>
       <w:tr>
-        <w:tblPrEx>
-          <w:tblCellMar>
-            <w:top w:w="0" w:type="dxa"/>
-            <w:bottom w:w="0" w:type="dxa"/>
-          </w:tblCellMar>
-        </w:tblPrEx>
         <w:trPr>
           <w:cantSplit/>
           <w:tblHeader/>
@@ -37789,12 +36210,6 @@
         </w:tc>
       </w:tr>
       <w:tr>
-        <w:tblPrEx>
-          <w:tblCellMar>
-            <w:top w:w="0" w:type="dxa"/>
-            <w:bottom w:w="0" w:type="dxa"/>
-          </w:tblCellMar>
-        </w:tblPrEx>
         <w:trPr>
           <w:cantSplit/>
         </w:trPr>
@@ -37901,12 +36316,6 @@
         </w:tc>
       </w:tr>
       <w:tr>
-        <w:tblPrEx>
-          <w:tblCellMar>
-            <w:top w:w="0" w:type="dxa"/>
-            <w:bottom w:w="0" w:type="dxa"/>
-          </w:tblCellMar>
-        </w:tblPrEx>
         <w:trPr>
           <w:cantSplit/>
         </w:trPr>
@@ -38013,12 +36422,6 @@
         </w:tc>
       </w:tr>
       <w:tr>
-        <w:tblPrEx>
-          <w:tblCellMar>
-            <w:top w:w="0" w:type="dxa"/>
-            <w:bottom w:w="0" w:type="dxa"/>
-          </w:tblCellMar>
-        </w:tblPrEx>
         <w:trPr>
           <w:cantSplit/>
         </w:trPr>
@@ -38134,12 +36537,6 @@
         </w:tc>
       </w:tr>
       <w:tr>
-        <w:tblPrEx>
-          <w:tblCellMar>
-            <w:top w:w="0" w:type="dxa"/>
-            <w:bottom w:w="0" w:type="dxa"/>
-          </w:tblCellMar>
-        </w:tblPrEx>
         <w:trPr>
           <w:cantSplit/>
         </w:trPr>
@@ -38246,12 +36643,6 @@
         </w:tc>
       </w:tr>
       <w:tr>
-        <w:tblPrEx>
-          <w:tblCellMar>
-            <w:top w:w="0" w:type="dxa"/>
-            <w:bottom w:w="0" w:type="dxa"/>
-          </w:tblCellMar>
-        </w:tblPrEx>
         <w:trPr>
           <w:cantSplit/>
         </w:trPr>
@@ -38358,12 +36749,6 @@
         </w:tc>
       </w:tr>
       <w:tr>
-        <w:tblPrEx>
-          <w:tblCellMar>
-            <w:top w:w="0" w:type="dxa"/>
-            <w:bottom w:w="0" w:type="dxa"/>
-          </w:tblCellMar>
-        </w:tblPrEx>
         <w:trPr>
           <w:cantSplit/>
         </w:trPr>
@@ -38478,12 +36863,6 @@
         </w:tc>
       </w:tr>
       <w:tr>
-        <w:tblPrEx>
-          <w:tblCellMar>
-            <w:top w:w="0" w:type="dxa"/>
-            <w:bottom w:w="0" w:type="dxa"/>
-          </w:tblCellMar>
-        </w:tblPrEx>
         <w:trPr>
           <w:cantSplit/>
         </w:trPr>
@@ -38599,12 +36978,6 @@
         </w:tc>
       </w:tr>
       <w:tr>
-        <w:tblPrEx>
-          <w:tblCellMar>
-            <w:top w:w="0" w:type="dxa"/>
-            <w:bottom w:w="0" w:type="dxa"/>
-          </w:tblCellMar>
-        </w:tblPrEx>
         <w:trPr>
           <w:cantSplit/>
         </w:trPr>
@@ -38711,12 +37084,6 @@
         </w:tc>
       </w:tr>
       <w:tr>
-        <w:tblPrEx>
-          <w:tblCellMar>
-            <w:top w:w="0" w:type="dxa"/>
-            <w:bottom w:w="0" w:type="dxa"/>
-          </w:tblCellMar>
-        </w:tblPrEx>
         <w:trPr>
           <w:cantSplit/>
         </w:trPr>
@@ -38863,12 +37230,6 @@
         <w:gridCol w:w="2967"/>
       </w:tblGrid>
       <w:tr>
-        <w:tblPrEx>
-          <w:tblCellMar>
-            <w:top w:w="0" w:type="dxa"/>
-            <w:bottom w:w="0" w:type="dxa"/>
-          </w:tblCellMar>
-        </w:tblPrEx>
         <w:trPr>
           <w:cantSplit/>
           <w:tblHeader/>
@@ -38991,12 +37352,6 @@
         </w:tc>
       </w:tr>
       <w:tr>
-        <w:tblPrEx>
-          <w:tblCellMar>
-            <w:top w:w="0" w:type="dxa"/>
-            <w:bottom w:w="0" w:type="dxa"/>
-          </w:tblCellMar>
-        </w:tblPrEx>
         <w:trPr>
           <w:cantSplit/>
         </w:trPr>
@@ -39103,12 +37458,6 @@
         </w:tc>
       </w:tr>
       <w:tr>
-        <w:tblPrEx>
-          <w:tblCellMar>
-            <w:top w:w="0" w:type="dxa"/>
-            <w:bottom w:w="0" w:type="dxa"/>
-          </w:tblCellMar>
-        </w:tblPrEx>
         <w:trPr>
           <w:cantSplit/>
         </w:trPr>
@@ -39215,12 +37564,6 @@
         </w:tc>
       </w:tr>
       <w:tr>
-        <w:tblPrEx>
-          <w:tblCellMar>
-            <w:top w:w="0" w:type="dxa"/>
-            <w:bottom w:w="0" w:type="dxa"/>
-          </w:tblCellMar>
-        </w:tblPrEx>
         <w:trPr>
           <w:cantSplit/>
         </w:trPr>
@@ -39327,12 +37670,6 @@
         </w:tc>
       </w:tr>
       <w:tr>
-        <w:tblPrEx>
-          <w:tblCellMar>
-            <w:top w:w="0" w:type="dxa"/>
-            <w:bottom w:w="0" w:type="dxa"/>
-          </w:tblCellMar>
-        </w:tblPrEx>
         <w:trPr>
           <w:cantSplit/>
         </w:trPr>
@@ -39439,12 +37776,6 @@
         </w:tc>
       </w:tr>
       <w:tr>
-        <w:tblPrEx>
-          <w:tblCellMar>
-            <w:top w:w="0" w:type="dxa"/>
-            <w:bottom w:w="0" w:type="dxa"/>
-          </w:tblCellMar>
-        </w:tblPrEx>
         <w:trPr>
           <w:cantSplit/>
         </w:trPr>
@@ -39552,12 +37883,6 @@
         </w:tc>
       </w:tr>
       <w:tr>
-        <w:tblPrEx>
-          <w:tblCellMar>
-            <w:top w:w="0" w:type="dxa"/>
-            <w:bottom w:w="0" w:type="dxa"/>
-          </w:tblCellMar>
-        </w:tblPrEx>
         <w:trPr>
           <w:cantSplit/>
         </w:trPr>
@@ -39664,12 +37989,6 @@
         </w:tc>
       </w:tr>
       <w:tr>
-        <w:tblPrEx>
-          <w:tblCellMar>
-            <w:top w:w="0" w:type="dxa"/>
-            <w:bottom w:w="0" w:type="dxa"/>
-          </w:tblCellMar>
-        </w:tblPrEx>
         <w:trPr>
           <w:cantSplit/>
         </w:trPr>
@@ -39745,14 +38064,7 @@
                 <w:sz w:val="24"/>
                 <w:szCs w:val="24"/>
               </w:rPr>
-              <w:t>🔒</w:t>
-            </w:r>
-            <w:r>
-              <w:rPr>
-                <w:sz w:val="24"/>
-                <w:szCs w:val="24"/>
-              </w:rPr>
-              <w:t xml:space="preserve"> đã ghi danh</w:t>
+              <w:t>🔒 đã ghi danh</w:t>
             </w:r>
           </w:p>
         </w:tc>
@@ -39792,12 +38104,6 @@
         </w:tc>
       </w:tr>
       <w:tr>
-        <w:tblPrEx>
-          <w:tblCellMar>
-            <w:top w:w="0" w:type="dxa"/>
-            <w:bottom w:w="0" w:type="dxa"/>
-          </w:tblCellMar>
-        </w:tblPrEx>
         <w:trPr>
           <w:cantSplit/>
         </w:trPr>
@@ -39873,14 +38179,7 @@
                 <w:sz w:val="24"/>
                 <w:szCs w:val="24"/>
               </w:rPr>
-              <w:t>🔒</w:t>
-            </w:r>
-            <w:r>
-              <w:rPr>
-                <w:sz w:val="24"/>
-                <w:szCs w:val="24"/>
-              </w:rPr>
-              <w:t xml:space="preserve"> đã ghi danh</w:t>
+              <w:t>🔒 đã ghi danh</w:t>
             </w:r>
           </w:p>
         </w:tc>
@@ -39911,12 +38210,6 @@
         </w:tc>
       </w:tr>
       <w:tr>
-        <w:tblPrEx>
-          <w:tblCellMar>
-            <w:top w:w="0" w:type="dxa"/>
-            <w:bottom w:w="0" w:type="dxa"/>
-          </w:tblCellMar>
-        </w:tblPrEx>
         <w:trPr>
           <w:cantSplit/>
         </w:trPr>
@@ -39992,14 +38285,7 @@
                 <w:sz w:val="24"/>
                 <w:szCs w:val="24"/>
               </w:rPr>
-              <w:t>🔒</w:t>
-            </w:r>
-            <w:r>
-              <w:rPr>
-                <w:sz w:val="24"/>
-                <w:szCs w:val="24"/>
-              </w:rPr>
-              <w:t xml:space="preserve"> đã ghi danh</w:t>
+              <w:t>🔒 đã ghi danh</w:t>
             </w:r>
           </w:p>
         </w:tc>
@@ -40070,12 +38356,6 @@
         <w:gridCol w:w="3438"/>
       </w:tblGrid>
       <w:tr>
-        <w:tblPrEx>
-          <w:tblCellMar>
-            <w:top w:w="0" w:type="dxa"/>
-            <w:bottom w:w="0" w:type="dxa"/>
-          </w:tblCellMar>
-        </w:tblPrEx>
         <w:trPr>
           <w:cantSplit/>
           <w:tblHeader/>
@@ -40198,12 +38478,6 @@
         </w:tc>
       </w:tr>
       <w:tr>
-        <w:tblPrEx>
-          <w:tblCellMar>
-            <w:top w:w="0" w:type="dxa"/>
-            <w:bottom w:w="0" w:type="dxa"/>
-          </w:tblCellMar>
-        </w:tblPrEx>
         <w:trPr>
           <w:cantSplit/>
         </w:trPr>
@@ -40279,14 +38553,7 @@
                 <w:sz w:val="24"/>
                 <w:szCs w:val="24"/>
               </w:rPr>
-              <w:t>🔒</w:t>
-            </w:r>
-            <w:r>
-              <w:rPr>
-                <w:sz w:val="24"/>
-                <w:szCs w:val="24"/>
-              </w:rPr>
-              <w:t xml:space="preserve"> đã ghi danh</w:t>
+              <w:t>🔒 đã ghi danh</w:t>
             </w:r>
           </w:p>
         </w:tc>
@@ -40333,12 +38600,6 @@
         </w:tc>
       </w:tr>
       <w:tr>
-        <w:tblPrEx>
-          <w:tblCellMar>
-            <w:top w:w="0" w:type="dxa"/>
-            <w:bottom w:w="0" w:type="dxa"/>
-          </w:tblCellMar>
-        </w:tblPrEx>
         <w:trPr>
           <w:cantSplit/>
         </w:trPr>
@@ -40445,12 +38706,6 @@
         </w:tc>
       </w:tr>
       <w:tr>
-        <w:tblPrEx>
-          <w:tblCellMar>
-            <w:top w:w="0" w:type="dxa"/>
-            <w:bottom w:w="0" w:type="dxa"/>
-          </w:tblCellMar>
-        </w:tblPrEx>
         <w:trPr>
           <w:cantSplit/>
         </w:trPr>
@@ -40566,12 +38821,6 @@
         </w:tc>
       </w:tr>
       <w:tr>
-        <w:tblPrEx>
-          <w:tblCellMar>
-            <w:top w:w="0" w:type="dxa"/>
-            <w:bottom w:w="0" w:type="dxa"/>
-          </w:tblCellMar>
-        </w:tblPrEx>
         <w:trPr>
           <w:cantSplit/>
         </w:trPr>
@@ -40678,12 +38927,6 @@
         </w:tc>
       </w:tr>
       <w:tr>
-        <w:tblPrEx>
-          <w:tblCellMar>
-            <w:top w:w="0" w:type="dxa"/>
-            <w:bottom w:w="0" w:type="dxa"/>
-          </w:tblCellMar>
-        </w:tblPrEx>
         <w:trPr>
           <w:cantSplit/>
         </w:trPr>
@@ -40790,12 +39033,6 @@
         </w:tc>
       </w:tr>
       <w:tr>
-        <w:tblPrEx>
-          <w:tblCellMar>
-            <w:top w:w="0" w:type="dxa"/>
-            <w:bottom w:w="0" w:type="dxa"/>
-          </w:tblCellMar>
-        </w:tblPrEx>
         <w:trPr>
           <w:cantSplit/>
         </w:trPr>
@@ -40871,14 +39108,7 @@
                 <w:sz w:val="24"/>
                 <w:szCs w:val="24"/>
               </w:rPr>
-              <w:t>🔒</w:t>
-            </w:r>
-            <w:r>
-              <w:rPr>
-                <w:sz w:val="24"/>
-                <w:szCs w:val="24"/>
-              </w:rPr>
-              <w:t xml:space="preserve"> đã ghi danh</w:t>
+              <w:t>🔒 đã ghi danh</w:t>
             </w:r>
           </w:p>
         </w:tc>
@@ -40925,12 +39155,6 @@
         </w:tc>
       </w:tr>
       <w:tr>
-        <w:tblPrEx>
-          <w:tblCellMar>
-            <w:top w:w="0" w:type="dxa"/>
-            <w:bottom w:w="0" w:type="dxa"/>
-          </w:tblCellMar>
-        </w:tblPrEx>
         <w:trPr>
           <w:cantSplit/>
         </w:trPr>
@@ -41037,12 +39261,6 @@
         </w:tc>
       </w:tr>
       <w:tr>
-        <w:tblPrEx>
-          <w:tblCellMar>
-            <w:top w:w="0" w:type="dxa"/>
-            <w:bottom w:w="0" w:type="dxa"/>
-          </w:tblCellMar>
-        </w:tblPrEx>
         <w:trPr>
           <w:cantSplit/>
         </w:trPr>
@@ -41118,14 +39336,7 @@
                 <w:sz w:val="24"/>
                 <w:szCs w:val="24"/>
               </w:rPr>
-              <w:t>🔒</w:t>
-            </w:r>
-            <w:r>
-              <w:rPr>
-                <w:sz w:val="24"/>
-                <w:szCs w:val="24"/>
-              </w:rPr>
-              <w:t xml:space="preserve"> chủ nhân · I · A</w:t>
+              <w:t>🔒 chủ nhân · I · A</w:t>
             </w:r>
           </w:p>
         </w:tc>
@@ -41197,12 +39408,6 @@
         <w:gridCol w:w="3626"/>
       </w:tblGrid>
       <w:tr>
-        <w:tblPrEx>
-          <w:tblCellMar>
-            <w:top w:w="0" w:type="dxa"/>
-            <w:bottom w:w="0" w:type="dxa"/>
-          </w:tblCellMar>
-        </w:tblPrEx>
         <w:trPr>
           <w:cantSplit/>
           <w:tblHeader/>
@@ -41325,12 +39530,6 @@
         </w:tc>
       </w:tr>
       <w:tr>
-        <w:tblPrEx>
-          <w:tblCellMar>
-            <w:top w:w="0" w:type="dxa"/>
-            <w:bottom w:w="0" w:type="dxa"/>
-          </w:tblCellMar>
-        </w:tblPrEx>
         <w:trPr>
           <w:cantSplit/>
         </w:trPr>
@@ -41437,12 +39636,6 @@
         </w:tc>
       </w:tr>
       <w:tr>
-        <w:tblPrEx>
-          <w:tblCellMar>
-            <w:top w:w="0" w:type="dxa"/>
-            <w:bottom w:w="0" w:type="dxa"/>
-          </w:tblCellMar>
-        </w:tblPrEx>
         <w:trPr>
           <w:cantSplit/>
         </w:trPr>
@@ -41581,12 +39774,6 @@
         </w:tc>
       </w:tr>
       <w:tr>
-        <w:tblPrEx>
-          <w:tblCellMar>
-            <w:top w:w="0" w:type="dxa"/>
-            <w:bottom w:w="0" w:type="dxa"/>
-          </w:tblCellMar>
-        </w:tblPrEx>
         <w:trPr>
           <w:cantSplit/>
         </w:trPr>
@@ -41702,12 +39889,6 @@
         </w:tc>
       </w:tr>
       <w:tr>
-        <w:tblPrEx>
-          <w:tblCellMar>
-            <w:top w:w="0" w:type="dxa"/>
-            <w:bottom w:w="0" w:type="dxa"/>
-          </w:tblCellMar>
-        </w:tblPrEx>
         <w:trPr>
           <w:cantSplit/>
         </w:trPr>
@@ -41814,12 +39995,6 @@
         </w:tc>
       </w:tr>
       <w:tr>
-        <w:tblPrEx>
-          <w:tblCellMar>
-            <w:top w:w="0" w:type="dxa"/>
-            <w:bottom w:w="0" w:type="dxa"/>
-          </w:tblCellMar>
-        </w:tblPrEx>
         <w:trPr>
           <w:cantSplit/>
         </w:trPr>
@@ -41935,12 +40110,6 @@
         </w:tc>
       </w:tr>
       <w:tr>
-        <w:tblPrEx>
-          <w:tblCellMar>
-            <w:top w:w="0" w:type="dxa"/>
-            <w:bottom w:w="0" w:type="dxa"/>
-          </w:tblCellMar>
-        </w:tblPrEx>
         <w:trPr>
           <w:cantSplit/>
         </w:trPr>
@@ -42047,12 +40216,6 @@
         </w:tc>
       </w:tr>
       <w:tr>
-        <w:tblPrEx>
-          <w:tblCellMar>
-            <w:top w:w="0" w:type="dxa"/>
-            <w:bottom w:w="0" w:type="dxa"/>
-          </w:tblCellMar>
-        </w:tblPrEx>
         <w:trPr>
           <w:cantSplit/>
         </w:trPr>
@@ -42159,12 +40322,6 @@
         </w:tc>
       </w:tr>
       <w:tr>
-        <w:tblPrEx>
-          <w:tblCellMar>
-            <w:top w:w="0" w:type="dxa"/>
-            <w:bottom w:w="0" w:type="dxa"/>
-          </w:tblCellMar>
-        </w:tblPrEx>
         <w:trPr>
           <w:cantSplit/>
         </w:trPr>
@@ -42271,12 +40428,6 @@
         </w:tc>
       </w:tr>
       <w:tr>
-        <w:tblPrEx>
-          <w:tblCellMar>
-            <w:top w:w="0" w:type="dxa"/>
-            <w:bottom w:w="0" w:type="dxa"/>
-          </w:tblCellMar>
-        </w:tblPrEx>
         <w:trPr>
           <w:cantSplit/>
         </w:trPr>
@@ -42383,12 +40534,6 @@
         </w:tc>
       </w:tr>
       <w:tr>
-        <w:tblPrEx>
-          <w:tblCellMar>
-            <w:top w:w="0" w:type="dxa"/>
-            <w:bottom w:w="0" w:type="dxa"/>
-          </w:tblCellMar>
-        </w:tblPrEx>
         <w:trPr>
           <w:cantSplit/>
         </w:trPr>
@@ -42504,12 +40649,6 @@
         </w:tc>
       </w:tr>
       <w:tr>
-        <w:tblPrEx>
-          <w:tblCellMar>
-            <w:top w:w="0" w:type="dxa"/>
-            <w:bottom w:w="0" w:type="dxa"/>
-          </w:tblCellMar>
-        </w:tblPrEx>
         <w:trPr>
           <w:cantSplit/>
         </w:trPr>
@@ -42585,14 +40724,7 @@
                 <w:sz w:val="24"/>
                 <w:szCs w:val="24"/>
               </w:rPr>
-              <w:t>🔒</w:t>
-            </w:r>
-            <w:r>
-              <w:rPr>
-                <w:sz w:val="24"/>
-                <w:szCs w:val="24"/>
-              </w:rPr>
-              <w:t xml:space="preserve"> chủ nhân</w:t>
+              <w:t>🔒 chủ nhân</w:t>
             </w:r>
           </w:p>
         </w:tc>
@@ -42623,12 +40755,6 @@
         </w:tc>
       </w:tr>
       <w:tr>
-        <w:tblPrEx>
-          <w:tblCellMar>
-            <w:top w:w="0" w:type="dxa"/>
-            <w:bottom w:w="0" w:type="dxa"/>
-          </w:tblCellMar>
-        </w:tblPrEx>
         <w:trPr>
           <w:cantSplit/>
         </w:trPr>
@@ -42704,14 +40830,7 @@
                 <w:sz w:val="24"/>
                 <w:szCs w:val="24"/>
               </w:rPr>
-              <w:t>🔒</w:t>
-            </w:r>
-            <w:r>
-              <w:rPr>
-                <w:sz w:val="24"/>
-                <w:szCs w:val="24"/>
-              </w:rPr>
-              <w:t xml:space="preserve"> đã ghi danh</w:t>
+              <w:t>🔒 đã ghi danh</w:t>
             </w:r>
           </w:p>
         </w:tc>
@@ -42863,12 +40982,6 @@
         <w:gridCol w:w="1543"/>
       </w:tblGrid>
       <w:tr>
-        <w:tblPrEx>
-          <w:tblCellMar>
-            <w:top w:w="0" w:type="dxa"/>
-            <w:bottom w:w="0" w:type="dxa"/>
-          </w:tblCellMar>
-        </w:tblPrEx>
         <w:trPr>
           <w:cantSplit/>
           <w:tblHeader/>
@@ -43020,12 +41133,6 @@
         </w:tc>
       </w:tr>
       <w:tr>
-        <w:tblPrEx>
-          <w:tblCellMar>
-            <w:top w:w="0" w:type="dxa"/>
-            <w:bottom w:w="0" w:type="dxa"/>
-          </w:tblCellMar>
-        </w:tblPrEx>
         <w:trPr>
           <w:cantSplit/>
         </w:trPr>
@@ -43164,12 +41271,6 @@
         </w:tc>
       </w:tr>
       <w:tr>
-        <w:tblPrEx>
-          <w:tblCellMar>
-            <w:top w:w="0" w:type="dxa"/>
-            <w:bottom w:w="0" w:type="dxa"/>
-          </w:tblCellMar>
-        </w:tblPrEx>
         <w:trPr>
           <w:cantSplit/>
         </w:trPr>
@@ -43308,12 +41409,6 @@
         </w:tc>
       </w:tr>
       <w:tr>
-        <w:tblPrEx>
-          <w:tblCellMar>
-            <w:top w:w="0" w:type="dxa"/>
-            <w:bottom w:w="0" w:type="dxa"/>
-          </w:tblCellMar>
-        </w:tblPrEx>
         <w:trPr>
           <w:cantSplit/>
         </w:trPr>
@@ -43452,12 +41547,6 @@
         </w:tc>
       </w:tr>
       <w:tr>
-        <w:tblPrEx>
-          <w:tblCellMar>
-            <w:top w:w="0" w:type="dxa"/>
-            <w:bottom w:w="0" w:type="dxa"/>
-          </w:tblCellMar>
-        </w:tblPrEx>
         <w:trPr>
           <w:cantSplit/>
         </w:trPr>
@@ -43671,12 +41760,6 @@
         <w:gridCol w:w="6895"/>
       </w:tblGrid>
       <w:tr>
-        <w:tblPrEx>
-          <w:tblCellMar>
-            <w:top w:w="0" w:type="dxa"/>
-            <w:bottom w:w="0" w:type="dxa"/>
-          </w:tblCellMar>
-        </w:tblPrEx>
         <w:trPr>
           <w:cantSplit/>
           <w:tblHeader/>
@@ -43741,12 +41824,6 @@
         </w:tc>
       </w:tr>
       <w:tr>
-        <w:tblPrEx>
-          <w:tblCellMar>
-            <w:top w:w="0" w:type="dxa"/>
-            <w:bottom w:w="0" w:type="dxa"/>
-          </w:tblCellMar>
-        </w:tblPrEx>
         <w:trPr>
           <w:cantSplit/>
         </w:trPr>
@@ -43802,12 +41879,6 @@
         </w:tc>
       </w:tr>
       <w:tr>
-        <w:tblPrEx>
-          <w:tblCellMar>
-            <w:top w:w="0" w:type="dxa"/>
-            <w:bottom w:w="0" w:type="dxa"/>
-          </w:tblCellMar>
-        </w:tblPrEx>
         <w:trPr>
           <w:cantSplit/>
         </w:trPr>
@@ -43863,12 +41934,6 @@
         </w:tc>
       </w:tr>
       <w:tr>
-        <w:tblPrEx>
-          <w:tblCellMar>
-            <w:top w:w="0" w:type="dxa"/>
-            <w:bottom w:w="0" w:type="dxa"/>
-          </w:tblCellMar>
-        </w:tblPrEx>
         <w:trPr>
           <w:cantSplit/>
         </w:trPr>
@@ -43925,12 +41990,6 @@
         </w:tc>
       </w:tr>
       <w:tr>
-        <w:tblPrEx>
-          <w:tblCellMar>
-            <w:top w:w="0" w:type="dxa"/>
-            <w:bottom w:w="0" w:type="dxa"/>
-          </w:tblCellMar>
-        </w:tblPrEx>
         <w:trPr>
           <w:cantSplit/>
         </w:trPr>
@@ -44124,23 +42183,7 @@
           <w:sz w:val="18"/>
           <w:szCs w:val="18"/>
         </w:rPr>
-        <w:t>├─ docker-compose.yml          # PostgreSQL 16 + Adminer khi phát tri</w:t>
-      </w:r>
-      <w:r>
-        <w:rPr>
-          <w:rFonts w:ascii="Courier New" w:eastAsia="Courier New" w:hAnsi="Courier New" w:cs="Courier New"/>
-          <w:sz w:val="18"/>
-          <w:szCs w:val="18"/>
-        </w:rPr>
-        <w:t>ể</w:t>
-      </w:r>
-      <w:r>
-        <w:rPr>
-          <w:rFonts w:ascii="Courier New" w:eastAsia="Courier New" w:hAnsi="Courier New" w:cs="Courier New"/>
-          <w:sz w:val="18"/>
-          <w:szCs w:val="18"/>
-        </w:rPr>
-        <w:t>n</w:t>
+        <w:t>├─ docker-compose.yml          # PostgreSQL 16 + Adminer khi phát triển</w:t>
       </w:r>
     </w:p>
     <w:p>
@@ -44159,87 +42202,7 @@
           <w:sz w:val="18"/>
           <w:szCs w:val="18"/>
         </w:rPr>
-        <w:t>├─ docker-compose.full.yml     # ch</w:t>
-      </w:r>
-      <w:r>
-        <w:rPr>
-          <w:rFonts w:ascii="Courier New" w:eastAsia="Courier New" w:hAnsi="Courier New" w:cs="Courier New"/>
-          <w:sz w:val="18"/>
-          <w:szCs w:val="18"/>
-        </w:rPr>
-        <w:t>ạ</w:t>
-      </w:r>
-      <w:r>
-        <w:rPr>
-          <w:rFonts w:ascii="Courier New" w:eastAsia="Courier New" w:hAnsi="Courier New" w:cs="Courier New"/>
-          <w:sz w:val="18"/>
-          <w:szCs w:val="18"/>
-        </w:rPr>
-        <w:t>y tr</w:t>
-      </w:r>
-      <w:r>
-        <w:rPr>
-          <w:rFonts w:ascii="Courier New" w:eastAsia="Courier New" w:hAnsi="Courier New" w:cs="Courier New"/>
-          <w:sz w:val="18"/>
-          <w:szCs w:val="18"/>
-        </w:rPr>
-        <w:t>ọ</w:t>
-      </w:r>
-      <w:r>
-        <w:rPr>
-          <w:rFonts w:ascii="Courier New" w:eastAsia="Courier New" w:hAnsi="Courier New" w:cs="Courier New"/>
-          <w:sz w:val="18"/>
-          <w:szCs w:val="18"/>
-        </w:rPr>
-        <w:t>n b</w:t>
-      </w:r>
-      <w:r>
-        <w:rPr>
-          <w:rFonts w:ascii="Courier New" w:eastAsia="Courier New" w:hAnsi="Courier New" w:cs="Courier New"/>
-          <w:sz w:val="18"/>
-          <w:szCs w:val="18"/>
-        </w:rPr>
-        <w:t>ộ</w:t>
-      </w:r>
-      <w:r>
-        <w:rPr>
-          <w:rFonts w:ascii="Courier New" w:eastAsia="Courier New" w:hAnsi="Courier New" w:cs="Courier New"/>
-          <w:sz w:val="18"/>
-          <w:szCs w:val="18"/>
-        </w:rPr>
-        <w:t xml:space="preserve"> ba thành ph</w:t>
-      </w:r>
-      <w:r>
-        <w:rPr>
-          <w:rFonts w:ascii="Courier New" w:eastAsia="Courier New" w:hAnsi="Courier New" w:cs="Courier New"/>
-          <w:sz w:val="18"/>
-          <w:szCs w:val="18"/>
-        </w:rPr>
-        <w:t>ầ</w:t>
-      </w:r>
-      <w:r>
-        <w:rPr>
-          <w:rFonts w:ascii="Courier New" w:eastAsia="Courier New" w:hAnsi="Courier New" w:cs="Courier New"/>
-          <w:sz w:val="18"/>
-          <w:szCs w:val="18"/>
-        </w:rPr>
-        <w:t>n b</w:t>
-      </w:r>
-      <w:r>
-        <w:rPr>
-          <w:rFonts w:ascii="Courier New" w:eastAsia="Courier New" w:hAnsi="Courier New" w:cs="Courier New"/>
-          <w:sz w:val="18"/>
-          <w:szCs w:val="18"/>
-        </w:rPr>
-        <w:t>ằ</w:t>
-      </w:r>
-      <w:r>
-        <w:rPr>
-          <w:rFonts w:ascii="Courier New" w:eastAsia="Courier New" w:hAnsi="Courier New" w:cs="Courier New"/>
-          <w:sz w:val="18"/>
-          <w:szCs w:val="18"/>
-        </w:rPr>
-        <w:t>ng Docker</w:t>
+        <w:t>├─ docker-compose.full.yml     # chạy trọn bộ ba thành phần bằng Docker</w:t>
       </w:r>
     </w:p>
     <w:p>
@@ -44258,87 +42221,7 @@
           <w:sz w:val="18"/>
           <w:szCs w:val="18"/>
         </w:rPr>
-        <w:t>├─ render.yaml                 # b</w:t>
-      </w:r>
-      <w:r>
-        <w:rPr>
-          <w:rFonts w:ascii="Courier New" w:eastAsia="Courier New" w:hAnsi="Courier New" w:cs="Courier New"/>
-          <w:sz w:val="18"/>
-          <w:szCs w:val="18"/>
-        </w:rPr>
-        <w:t>ả</w:t>
-      </w:r>
-      <w:r>
-        <w:rPr>
-          <w:rFonts w:ascii="Courier New" w:eastAsia="Courier New" w:hAnsi="Courier New" w:cs="Courier New"/>
-          <w:sz w:val="18"/>
-          <w:szCs w:val="18"/>
-        </w:rPr>
-        <w:t>n thi</w:t>
-      </w:r>
-      <w:r>
-        <w:rPr>
-          <w:rFonts w:ascii="Courier New" w:eastAsia="Courier New" w:hAnsi="Courier New" w:cs="Courier New"/>
-          <w:sz w:val="18"/>
-          <w:szCs w:val="18"/>
-        </w:rPr>
-        <w:t>ế</w:t>
-      </w:r>
-      <w:r>
-        <w:rPr>
-          <w:rFonts w:ascii="Courier New" w:eastAsia="Courier New" w:hAnsi="Courier New" w:cs="Courier New"/>
-          <w:sz w:val="18"/>
-          <w:szCs w:val="18"/>
-        </w:rPr>
-        <w:t>t k</w:t>
-      </w:r>
-      <w:r>
-        <w:rPr>
-          <w:rFonts w:ascii="Courier New" w:eastAsia="Courier New" w:hAnsi="Courier New" w:cs="Courier New"/>
-          <w:sz w:val="18"/>
-          <w:szCs w:val="18"/>
-        </w:rPr>
-        <w:t>ế</w:t>
-      </w:r>
-      <w:r>
-        <w:rPr>
-          <w:rFonts w:ascii="Courier New" w:eastAsia="Courier New" w:hAnsi="Courier New" w:cs="Courier New"/>
-          <w:sz w:val="18"/>
-          <w:szCs w:val="18"/>
-        </w:rPr>
-        <w:t xml:space="preserve"> h</w:t>
-      </w:r>
-      <w:r>
-        <w:rPr>
-          <w:rFonts w:ascii="Courier New" w:eastAsia="Courier New" w:hAnsi="Courier New" w:cs="Courier New"/>
-          <w:sz w:val="18"/>
-          <w:szCs w:val="18"/>
-        </w:rPr>
-        <w:t>ạ</w:t>
-      </w:r>
-      <w:r>
-        <w:rPr>
-          <w:rFonts w:ascii="Courier New" w:eastAsia="Courier New" w:hAnsi="Courier New" w:cs="Courier New"/>
-          <w:sz w:val="18"/>
-          <w:szCs w:val="18"/>
-        </w:rPr>
-        <w:t xml:space="preserve"> t</w:t>
-      </w:r>
-      <w:r>
-        <w:rPr>
-          <w:rFonts w:ascii="Courier New" w:eastAsia="Courier New" w:hAnsi="Courier New" w:cs="Courier New"/>
-          <w:sz w:val="18"/>
-          <w:szCs w:val="18"/>
-        </w:rPr>
-        <w:t>ầ</w:t>
-      </w:r>
-      <w:r>
-        <w:rPr>
-          <w:rFonts w:ascii="Courier New" w:eastAsia="Courier New" w:hAnsi="Courier New" w:cs="Courier New"/>
-          <w:sz w:val="18"/>
-          <w:szCs w:val="18"/>
-        </w:rPr>
-        <w:t>ng cho Render</w:t>
+        <w:t>├─ render.yaml                 # bản thiết kế hạ tầng cho Render</w:t>
       </w:r>
     </w:p>
     <w:p>
@@ -44357,39 +42240,7 @@
           <w:sz w:val="18"/>
           <w:szCs w:val="18"/>
         </w:rPr>
-        <w:t>├─ .github/workflows/ci.yml    # tích h</w:t>
-      </w:r>
-      <w:r>
-        <w:rPr>
-          <w:rFonts w:ascii="Courier New" w:eastAsia="Courier New" w:hAnsi="Courier New" w:cs="Courier New"/>
-          <w:sz w:val="18"/>
-          <w:szCs w:val="18"/>
-        </w:rPr>
-        <w:t>ợ</w:t>
-      </w:r>
-      <w:r>
-        <w:rPr>
-          <w:rFonts w:ascii="Courier New" w:eastAsia="Courier New" w:hAnsi="Courier New" w:cs="Courier New"/>
-          <w:sz w:val="18"/>
-          <w:szCs w:val="18"/>
-        </w:rPr>
-        <w:t>p liên t</w:t>
-      </w:r>
-      <w:r>
-        <w:rPr>
-          <w:rFonts w:ascii="Courier New" w:eastAsia="Courier New" w:hAnsi="Courier New" w:cs="Courier New"/>
-          <w:sz w:val="18"/>
-          <w:szCs w:val="18"/>
-        </w:rPr>
-        <w:t>ụ</w:t>
-      </w:r>
-      <w:r>
-        <w:rPr>
-          <w:rFonts w:ascii="Courier New" w:eastAsia="Courier New" w:hAnsi="Courier New" w:cs="Courier New"/>
-          <w:sz w:val="18"/>
-          <w:szCs w:val="18"/>
-        </w:rPr>
-        <w:t>c</w:t>
+        <w:t>├─ .github/workflows/ci.yml    # tích hợp liên tục</w:t>
       </w:r>
     </w:p>
     <w:p>
@@ -44427,103 +42278,7 @@
           <w:sz w:val="18"/>
           <w:szCs w:val="18"/>
         </w:rPr>
-        <w:t>│  ├─ prisma/schema.prisma     # 11 b</w:t>
-      </w:r>
-      <w:r>
-        <w:rPr>
-          <w:rFonts w:ascii="Courier New" w:eastAsia="Courier New" w:hAnsi="Courier New" w:cs="Courier New"/>
-          <w:sz w:val="18"/>
-          <w:szCs w:val="18"/>
-        </w:rPr>
-        <w:t>ả</w:t>
-      </w:r>
-      <w:r>
-        <w:rPr>
-          <w:rFonts w:ascii="Courier New" w:eastAsia="Courier New" w:hAnsi="Courier New" w:cs="Courier New"/>
-          <w:sz w:val="18"/>
-          <w:szCs w:val="18"/>
-        </w:rPr>
-        <w:t>ng, 3 ki</w:t>
-      </w:r>
-      <w:r>
-        <w:rPr>
-          <w:rFonts w:ascii="Courier New" w:eastAsia="Courier New" w:hAnsi="Courier New" w:cs="Courier New"/>
-          <w:sz w:val="18"/>
-          <w:szCs w:val="18"/>
-        </w:rPr>
-        <w:t>ể</w:t>
-      </w:r>
-      <w:r>
-        <w:rPr>
-          <w:rFonts w:ascii="Courier New" w:eastAsia="Courier New" w:hAnsi="Courier New" w:cs="Courier New"/>
-          <w:sz w:val="18"/>
-          <w:szCs w:val="18"/>
-        </w:rPr>
-        <w:t>u li</w:t>
-      </w:r>
-      <w:r>
-        <w:rPr>
-          <w:rFonts w:ascii="Courier New" w:eastAsia="Courier New" w:hAnsi="Courier New" w:cs="Courier New"/>
-          <w:sz w:val="18"/>
-          <w:szCs w:val="18"/>
-        </w:rPr>
-        <w:t>ệ</w:t>
-      </w:r>
-      <w:r>
-        <w:rPr>
-          <w:rFonts w:ascii="Courier New" w:eastAsia="Courier New" w:hAnsi="Courier New" w:cs="Courier New"/>
-          <w:sz w:val="18"/>
-          <w:szCs w:val="18"/>
-        </w:rPr>
-        <w:t>t kê — ngu</w:t>
-      </w:r>
-      <w:r>
-        <w:rPr>
-          <w:rFonts w:ascii="Courier New" w:eastAsia="Courier New" w:hAnsi="Courier New" w:cs="Courier New"/>
-          <w:sz w:val="18"/>
-          <w:szCs w:val="18"/>
-        </w:rPr>
-        <w:t>ồ</w:t>
-      </w:r>
-      <w:r>
-        <w:rPr>
-          <w:rFonts w:ascii="Courier New" w:eastAsia="Courier New" w:hAnsi="Courier New" w:cs="Courier New"/>
-          <w:sz w:val="18"/>
-          <w:szCs w:val="18"/>
-        </w:rPr>
-        <w:t>n s</w:t>
-      </w:r>
-      <w:r>
-        <w:rPr>
-          <w:rFonts w:ascii="Courier New" w:eastAsia="Courier New" w:hAnsi="Courier New" w:cs="Courier New"/>
-          <w:sz w:val="18"/>
-          <w:szCs w:val="18"/>
-        </w:rPr>
-        <w:t>ự</w:t>
-      </w:r>
-      <w:r>
-        <w:rPr>
-          <w:rFonts w:ascii="Courier New" w:eastAsia="Courier New" w:hAnsi="Courier New" w:cs="Courier New"/>
-          <w:sz w:val="18"/>
-          <w:szCs w:val="18"/>
-        </w:rPr>
-        <w:t xml:space="preserve"> th</w:t>
-      </w:r>
-      <w:r>
-        <w:rPr>
-          <w:rFonts w:ascii="Courier New" w:eastAsia="Courier New" w:hAnsi="Courier New" w:cs="Courier New"/>
-          <w:sz w:val="18"/>
-          <w:szCs w:val="18"/>
-        </w:rPr>
-        <w:t>ậ</w:t>
-      </w:r>
-      <w:r>
-        <w:rPr>
-          <w:rFonts w:ascii="Courier New" w:eastAsia="Courier New" w:hAnsi="Courier New" w:cs="Courier New"/>
-          <w:sz w:val="18"/>
-          <w:szCs w:val="18"/>
-        </w:rPr>
-        <w:t>t</w:t>
+        <w:t>│  ├─ prisma/schema.prisma     # 11 bảng, 3 kiểu liệt kê — nguồn sự thật</w:t>
       </w:r>
     </w:p>
     <w:p>
@@ -44542,55 +42297,7 @@
           <w:sz w:val="18"/>
           <w:szCs w:val="18"/>
         </w:rPr>
-        <w:t>│  ├─ prisma/seed.ts           # 5 tài kho</w:t>
-      </w:r>
-      <w:r>
-        <w:rPr>
-          <w:rFonts w:ascii="Courier New" w:eastAsia="Courier New" w:hAnsi="Courier New" w:cs="Courier New"/>
-          <w:sz w:val="18"/>
-          <w:szCs w:val="18"/>
-        </w:rPr>
-        <w:t>ả</w:t>
-      </w:r>
-      <w:r>
-        <w:rPr>
-          <w:rFonts w:ascii="Courier New" w:eastAsia="Courier New" w:hAnsi="Courier New" w:cs="Courier New"/>
-          <w:sz w:val="18"/>
-          <w:szCs w:val="18"/>
-        </w:rPr>
-        <w:t>n, 4 danh m</w:t>
-      </w:r>
-      <w:r>
-        <w:rPr>
-          <w:rFonts w:ascii="Courier New" w:eastAsia="Courier New" w:hAnsi="Courier New" w:cs="Courier New"/>
-          <w:sz w:val="18"/>
-          <w:szCs w:val="18"/>
-        </w:rPr>
-        <w:t>ụ</w:t>
-      </w:r>
-      <w:r>
-        <w:rPr>
-          <w:rFonts w:ascii="Courier New" w:eastAsia="Courier New" w:hAnsi="Courier New" w:cs="Courier New"/>
-          <w:sz w:val="18"/>
-          <w:szCs w:val="18"/>
-        </w:rPr>
-        <w:t>c, 3 khóa h</w:t>
-      </w:r>
-      <w:r>
-        <w:rPr>
-          <w:rFonts w:ascii="Courier New" w:eastAsia="Courier New" w:hAnsi="Courier New" w:cs="Courier New"/>
-          <w:sz w:val="18"/>
-          <w:szCs w:val="18"/>
-        </w:rPr>
-        <w:t>ọ</w:t>
-      </w:r>
-      <w:r>
-        <w:rPr>
-          <w:rFonts w:ascii="Courier New" w:eastAsia="Courier New" w:hAnsi="Courier New" w:cs="Courier New"/>
-          <w:sz w:val="18"/>
-          <w:szCs w:val="18"/>
-        </w:rPr>
-        <w:t>c, 5 quiz</w:t>
+        <w:t>│  ├─ prisma/seed.ts           # 5 tài khoản, 4 danh mục, 3 khóa học, 5 quiz</w:t>
       </w:r>
     </w:p>
     <w:p>
@@ -44609,103 +42316,7 @@
           <w:sz w:val="18"/>
           <w:szCs w:val="18"/>
         </w:rPr>
-        <w:t>│  ├─ src/config/env.ts        # đ</w:t>
-      </w:r>
-      <w:r>
-        <w:rPr>
-          <w:rFonts w:ascii="Courier New" w:eastAsia="Courier New" w:hAnsi="Courier New" w:cs="Courier New"/>
-          <w:sz w:val="18"/>
-          <w:szCs w:val="18"/>
-        </w:rPr>
-        <w:t>ọ</w:t>
-      </w:r>
-      <w:r>
-        <w:rPr>
-          <w:rFonts w:ascii="Courier New" w:eastAsia="Courier New" w:hAnsi="Courier New" w:cs="Courier New"/>
-          <w:sz w:val="18"/>
-          <w:szCs w:val="18"/>
-        </w:rPr>
-        <w:t>c, ki</w:t>
-      </w:r>
-      <w:r>
-        <w:rPr>
-          <w:rFonts w:ascii="Courier New" w:eastAsia="Courier New" w:hAnsi="Courier New" w:cs="Courier New"/>
-          <w:sz w:val="18"/>
-          <w:szCs w:val="18"/>
-        </w:rPr>
-        <w:t>ể</w:t>
-      </w:r>
-      <w:r>
-        <w:rPr>
-          <w:rFonts w:ascii="Courier New" w:eastAsia="Courier New" w:hAnsi="Courier New" w:cs="Courier New"/>
-          <w:sz w:val="18"/>
-          <w:szCs w:val="18"/>
-        </w:rPr>
-        <w:t>m tra bi</w:t>
-      </w:r>
-      <w:r>
-        <w:rPr>
-          <w:rFonts w:ascii="Courier New" w:eastAsia="Courier New" w:hAnsi="Courier New" w:cs="Courier New"/>
-          <w:sz w:val="18"/>
-          <w:szCs w:val="18"/>
-        </w:rPr>
-        <w:t>ế</w:t>
-      </w:r>
-      <w:r>
-        <w:rPr>
-          <w:rFonts w:ascii="Courier New" w:eastAsia="Courier New" w:hAnsi="Courier New" w:cs="Courier New"/>
-          <w:sz w:val="18"/>
-          <w:szCs w:val="18"/>
-        </w:rPr>
-        <w:t>n môi trư</w:t>
-      </w:r>
-      <w:r>
-        <w:rPr>
-          <w:rFonts w:ascii="Courier New" w:eastAsia="Courier New" w:hAnsi="Courier New" w:cs="Courier New"/>
-          <w:sz w:val="18"/>
-          <w:szCs w:val="18"/>
-        </w:rPr>
-        <w:t>ờ</w:t>
-      </w:r>
-      <w:r>
-        <w:rPr>
-          <w:rFonts w:ascii="Courier New" w:eastAsia="Courier New" w:hAnsi="Courier New" w:cs="Courier New"/>
-          <w:sz w:val="18"/>
-          <w:szCs w:val="18"/>
-        </w:rPr>
-        <w:t>ng khi kh</w:t>
-      </w:r>
-      <w:r>
-        <w:rPr>
-          <w:rFonts w:ascii="Courier New" w:eastAsia="Courier New" w:hAnsi="Courier New" w:cs="Courier New"/>
-          <w:sz w:val="18"/>
-          <w:szCs w:val="18"/>
-        </w:rPr>
-        <w:t>ở</w:t>
-      </w:r>
-      <w:r>
-        <w:rPr>
-          <w:rFonts w:ascii="Courier New" w:eastAsia="Courier New" w:hAnsi="Courier New" w:cs="Courier New"/>
-          <w:sz w:val="18"/>
-          <w:szCs w:val="18"/>
-        </w:rPr>
-        <w:t>i đ</w:t>
-      </w:r>
-      <w:r>
-        <w:rPr>
-          <w:rFonts w:ascii="Courier New" w:eastAsia="Courier New" w:hAnsi="Courier New" w:cs="Courier New"/>
-          <w:sz w:val="18"/>
-          <w:szCs w:val="18"/>
-        </w:rPr>
-        <w:t>ộ</w:t>
-      </w:r>
-      <w:r>
-        <w:rPr>
-          <w:rFonts w:ascii="Courier New" w:eastAsia="Courier New" w:hAnsi="Courier New" w:cs="Courier New"/>
-          <w:sz w:val="18"/>
-          <w:szCs w:val="18"/>
-        </w:rPr>
-        <w:t>ng</w:t>
+        <w:t>│  ├─ src/config/env.ts        # đọc, kiểm tra biến môi trường khi khởi động</w:t>
       </w:r>
     </w:p>
     <w:p>
@@ -44724,87 +42335,7 @@
           <w:sz w:val="18"/>
           <w:szCs w:val="18"/>
         </w:rPr>
-        <w:t>│  ├─ src/middleware/          # xác th</w:t>
-      </w:r>
-      <w:r>
-        <w:rPr>
-          <w:rFonts w:ascii="Courier New" w:eastAsia="Courier New" w:hAnsi="Courier New" w:cs="Courier New"/>
-          <w:sz w:val="18"/>
-          <w:szCs w:val="18"/>
-        </w:rPr>
-        <w:t>ự</w:t>
-      </w:r>
-      <w:r>
-        <w:rPr>
-          <w:rFonts w:ascii="Courier New" w:eastAsia="Courier New" w:hAnsi="Courier New" w:cs="Courier New"/>
-          <w:sz w:val="18"/>
-          <w:szCs w:val="18"/>
-        </w:rPr>
-        <w:t>c · phân quy</w:t>
-      </w:r>
-      <w:r>
-        <w:rPr>
-          <w:rFonts w:ascii="Courier New" w:eastAsia="Courier New" w:hAnsi="Courier New" w:cs="Courier New"/>
-          <w:sz w:val="18"/>
-          <w:szCs w:val="18"/>
-        </w:rPr>
-        <w:t>ề</w:t>
-      </w:r>
-      <w:r>
-        <w:rPr>
-          <w:rFonts w:ascii="Courier New" w:eastAsia="Courier New" w:hAnsi="Courier New" w:cs="Courier New"/>
-          <w:sz w:val="18"/>
-          <w:szCs w:val="18"/>
-        </w:rPr>
-        <w:t>n · ki</w:t>
-      </w:r>
-      <w:r>
-        <w:rPr>
-          <w:rFonts w:ascii="Courier New" w:eastAsia="Courier New" w:hAnsi="Courier New" w:cs="Courier New"/>
-          <w:sz w:val="18"/>
-          <w:szCs w:val="18"/>
-        </w:rPr>
-        <w:t>ể</w:t>
-      </w:r>
-      <w:r>
-        <w:rPr>
-          <w:rFonts w:ascii="Courier New" w:eastAsia="Courier New" w:hAnsi="Courier New" w:cs="Courier New"/>
-          <w:sz w:val="18"/>
-          <w:szCs w:val="18"/>
-        </w:rPr>
-        <w:t>m ch</w:t>
-      </w:r>
-      <w:r>
-        <w:rPr>
-          <w:rFonts w:ascii="Courier New" w:eastAsia="Courier New" w:hAnsi="Courier New" w:cs="Courier New"/>
-          <w:sz w:val="18"/>
-          <w:szCs w:val="18"/>
-        </w:rPr>
-        <w:t>ứ</w:t>
-      </w:r>
-      <w:r>
-        <w:rPr>
-          <w:rFonts w:ascii="Courier New" w:eastAsia="Courier New" w:hAnsi="Courier New" w:cs="Courier New"/>
-          <w:sz w:val="18"/>
-          <w:szCs w:val="18"/>
-        </w:rPr>
-        <w:t>ng · l</w:t>
-      </w:r>
-      <w:r>
-        <w:rPr>
-          <w:rFonts w:ascii="Courier New" w:eastAsia="Courier New" w:hAnsi="Courier New" w:cs="Courier New"/>
-          <w:sz w:val="18"/>
-          <w:szCs w:val="18"/>
-        </w:rPr>
-        <w:t>ỗ</w:t>
-      </w:r>
-      <w:r>
-        <w:rPr>
-          <w:rFonts w:ascii="Courier New" w:eastAsia="Courier New" w:hAnsi="Courier New" w:cs="Courier New"/>
-          <w:sz w:val="18"/>
-          <w:szCs w:val="18"/>
-        </w:rPr>
-        <w:t>i</w:t>
+        <w:t>│  ├─ src/middleware/          # xác thực · phân quyền · kiểm chứng · lỗi</w:t>
       </w:r>
     </w:p>
     <w:p>
@@ -44823,71 +42354,7 @@
           <w:sz w:val="18"/>
           <w:szCs w:val="18"/>
         </w:rPr>
-        <w:t>│  ├─ src/schemas/             # quy t</w:t>
-      </w:r>
-      <w:r>
-        <w:rPr>
-          <w:rFonts w:ascii="Courier New" w:eastAsia="Courier New" w:hAnsi="Courier New" w:cs="Courier New"/>
-          <w:sz w:val="18"/>
-          <w:szCs w:val="18"/>
-        </w:rPr>
-        <w:t>ắ</w:t>
-      </w:r>
-      <w:r>
-        <w:rPr>
-          <w:rFonts w:ascii="Courier New" w:eastAsia="Courier New" w:hAnsi="Courier New" w:cs="Courier New"/>
-          <w:sz w:val="18"/>
-          <w:szCs w:val="18"/>
-        </w:rPr>
-        <w:t>c d</w:t>
-      </w:r>
-      <w:r>
-        <w:rPr>
-          <w:rFonts w:ascii="Courier New" w:eastAsia="Courier New" w:hAnsi="Courier New" w:cs="Courier New"/>
-          <w:sz w:val="18"/>
-          <w:szCs w:val="18"/>
-        </w:rPr>
-        <w:t>ữ</w:t>
-      </w:r>
-      <w:r>
-        <w:rPr>
-          <w:rFonts w:ascii="Courier New" w:eastAsia="Courier New" w:hAnsi="Courier New" w:cs="Courier New"/>
-          <w:sz w:val="18"/>
-          <w:szCs w:val="18"/>
-        </w:rPr>
-        <w:t xml:space="preserve"> li</w:t>
-      </w:r>
-      <w:r>
-        <w:rPr>
-          <w:rFonts w:ascii="Courier New" w:eastAsia="Courier New" w:hAnsi="Courier New" w:cs="Courier New"/>
-          <w:sz w:val="18"/>
-          <w:szCs w:val="18"/>
-        </w:rPr>
-        <w:t>ệ</w:t>
-      </w:r>
-      <w:r>
-        <w:rPr>
-          <w:rFonts w:ascii="Courier New" w:eastAsia="Courier New" w:hAnsi="Courier New" w:cs="Courier New"/>
-          <w:sz w:val="18"/>
-          <w:szCs w:val="18"/>
-        </w:rPr>
-        <w:t>u b</w:t>
-      </w:r>
-      <w:r>
-        <w:rPr>
-          <w:rFonts w:ascii="Courier New" w:eastAsia="Courier New" w:hAnsi="Courier New" w:cs="Courier New"/>
-          <w:sz w:val="18"/>
-          <w:szCs w:val="18"/>
-        </w:rPr>
-        <w:t>ằ</w:t>
-      </w:r>
-      <w:r>
-        <w:rPr>
-          <w:rFonts w:ascii="Courier New" w:eastAsia="Courier New" w:hAnsi="Courier New" w:cs="Courier New"/>
-          <w:sz w:val="18"/>
-          <w:szCs w:val="18"/>
-        </w:rPr>
-        <w:t>ng Yup</w:t>
+        <w:t>│  ├─ src/schemas/             # quy tắc dữ liệu bằng Yup</w:t>
       </w:r>
     </w:p>
     <w:p>
@@ -44906,55 +42373,7 @@
           <w:sz w:val="18"/>
           <w:szCs w:val="18"/>
         </w:rPr>
-        <w:t>│  ├─ src/services/            # nghi</w:t>
-      </w:r>
-      <w:r>
-        <w:rPr>
-          <w:rFonts w:ascii="Courier New" w:eastAsia="Courier New" w:hAnsi="Courier New" w:cs="Courier New"/>
-          <w:sz w:val="18"/>
-          <w:szCs w:val="18"/>
-        </w:rPr>
-        <w:t>ệ</w:t>
-      </w:r>
-      <w:r>
-        <w:rPr>
-          <w:rFonts w:ascii="Courier New" w:eastAsia="Courier New" w:hAnsi="Courier New" w:cs="Courier New"/>
-          <w:sz w:val="18"/>
-          <w:szCs w:val="18"/>
-        </w:rPr>
-        <w:t>p v</w:t>
-      </w:r>
-      <w:r>
-        <w:rPr>
-          <w:rFonts w:ascii="Courier New" w:eastAsia="Courier New" w:hAnsi="Courier New" w:cs="Courier New"/>
-          <w:sz w:val="18"/>
-          <w:szCs w:val="18"/>
-        </w:rPr>
-        <w:t>ụ</w:t>
-      </w:r>
-      <w:r>
-        <w:rPr>
-          <w:rFonts w:ascii="Courier New" w:eastAsia="Courier New" w:hAnsi="Courier New" w:cs="Courier New"/>
-          <w:sz w:val="18"/>
-          <w:szCs w:val="18"/>
-        </w:rPr>
-        <w:t>; 3 mô-đun hàm thu</w:t>
-      </w:r>
-      <w:r>
-        <w:rPr>
-          <w:rFonts w:ascii="Courier New" w:eastAsia="Courier New" w:hAnsi="Courier New" w:cs="Courier New"/>
-          <w:sz w:val="18"/>
-          <w:szCs w:val="18"/>
-        </w:rPr>
-        <w:t>ầ</w:t>
-      </w:r>
-      <w:r>
-        <w:rPr>
-          <w:rFonts w:ascii="Courier New" w:eastAsia="Courier New" w:hAnsi="Courier New" w:cs="Courier New"/>
-          <w:sz w:val="18"/>
-          <w:szCs w:val="18"/>
-        </w:rPr>
-        <w:t>n tách riêng</w:t>
+        <w:t>│  ├─ src/services/            # nghiệp vụ; 3 mô-đun hàm thuần tách riêng</w:t>
       </w:r>
     </w:p>
     <w:p>
@@ -44973,55 +42392,7 @@
           <w:sz w:val="18"/>
           <w:szCs w:val="18"/>
         </w:rPr>
-        <w:t>│  ├─ src/controllers/         # nh</w:t>
-      </w:r>
-      <w:r>
-        <w:rPr>
-          <w:rFonts w:ascii="Courier New" w:eastAsia="Courier New" w:hAnsi="Courier New" w:cs="Courier New"/>
-          <w:sz w:val="18"/>
-          <w:szCs w:val="18"/>
-        </w:rPr>
-        <w:t>ậ</w:t>
-      </w:r>
-      <w:r>
-        <w:rPr>
-          <w:rFonts w:ascii="Courier New" w:eastAsia="Courier New" w:hAnsi="Courier New" w:cs="Courier New"/>
-          <w:sz w:val="18"/>
-          <w:szCs w:val="18"/>
-        </w:rPr>
-        <w:t>n request, g</w:t>
-      </w:r>
-      <w:r>
-        <w:rPr>
-          <w:rFonts w:ascii="Courier New" w:eastAsia="Courier New" w:hAnsi="Courier New" w:cs="Courier New"/>
-          <w:sz w:val="18"/>
-          <w:szCs w:val="18"/>
-        </w:rPr>
-        <w:t>ọ</w:t>
-      </w:r>
-      <w:r>
-        <w:rPr>
-          <w:rFonts w:ascii="Courier New" w:eastAsia="Courier New" w:hAnsi="Courier New" w:cs="Courier New"/>
-          <w:sz w:val="18"/>
-          <w:szCs w:val="18"/>
-        </w:rPr>
-        <w:t>i service, tr</w:t>
-      </w:r>
-      <w:r>
-        <w:rPr>
-          <w:rFonts w:ascii="Courier New" w:eastAsia="Courier New" w:hAnsi="Courier New" w:cs="Courier New"/>
-          <w:sz w:val="18"/>
-          <w:szCs w:val="18"/>
-        </w:rPr>
-        <w:t>ả</w:t>
-      </w:r>
-      <w:r>
-        <w:rPr>
-          <w:rFonts w:ascii="Courier New" w:eastAsia="Courier New" w:hAnsi="Courier New" w:cs="Courier New"/>
-          <w:sz w:val="18"/>
-          <w:szCs w:val="18"/>
-        </w:rPr>
-        <w:t xml:space="preserve"> response</w:t>
+        <w:t>│  ├─ src/controllers/         # nhận request, gọi service, trả response</w:t>
       </w:r>
     </w:p>
     <w:p>
@@ -45040,55 +42411,7 @@
           <w:sz w:val="18"/>
           <w:szCs w:val="18"/>
         </w:rPr>
-        <w:t>│  ├─ src/routes/              # khai báo đi</w:t>
-      </w:r>
-      <w:r>
-        <w:rPr>
-          <w:rFonts w:ascii="Courier New" w:eastAsia="Courier New" w:hAnsi="Courier New" w:cs="Courier New"/>
-          <w:sz w:val="18"/>
-          <w:szCs w:val="18"/>
-        </w:rPr>
-        <w:t>ể</w:t>
-      </w:r>
-      <w:r>
-        <w:rPr>
-          <w:rFonts w:ascii="Courier New" w:eastAsia="Courier New" w:hAnsi="Courier New" w:cs="Courier New"/>
-          <w:sz w:val="18"/>
-          <w:szCs w:val="18"/>
-        </w:rPr>
-        <w:t>m cu</w:t>
-      </w:r>
-      <w:r>
-        <w:rPr>
-          <w:rFonts w:ascii="Courier New" w:eastAsia="Courier New" w:hAnsi="Courier New" w:cs="Courier New"/>
-          <w:sz w:val="18"/>
-          <w:szCs w:val="18"/>
-        </w:rPr>
-        <w:t>ố</w:t>
-      </w:r>
-      <w:r>
-        <w:rPr>
-          <w:rFonts w:ascii="Courier New" w:eastAsia="Courier New" w:hAnsi="Courier New" w:cs="Courier New"/>
-          <w:sz w:val="18"/>
-          <w:szCs w:val="18"/>
-        </w:rPr>
-        <w:t>i và chu</w:t>
-      </w:r>
-      <w:r>
-        <w:rPr>
-          <w:rFonts w:ascii="Courier New" w:eastAsia="Courier New" w:hAnsi="Courier New" w:cs="Courier New"/>
-          <w:sz w:val="18"/>
-          <w:szCs w:val="18"/>
-        </w:rPr>
-        <w:t>ỗ</w:t>
-      </w:r>
-      <w:r>
-        <w:rPr>
-          <w:rFonts w:ascii="Courier New" w:eastAsia="Courier New" w:hAnsi="Courier New" w:cs="Courier New"/>
-          <w:sz w:val="18"/>
-          <w:szCs w:val="18"/>
-        </w:rPr>
-        <w:t>i middleware</w:t>
+        <w:t>│  ├─ src/routes/              # khai báo điểm cuối và chuỗi middleware</w:t>
       </w:r>
     </w:p>
     <w:p>
@@ -45107,71 +42430,7 @@
           <w:sz w:val="18"/>
           <w:szCs w:val="18"/>
         </w:rPr>
-        <w:t>│  ├─ src/app.ts · index.ts    # l</w:t>
-      </w:r>
-      <w:r>
-        <w:rPr>
-          <w:rFonts w:ascii="Courier New" w:eastAsia="Courier New" w:hAnsi="Courier New" w:cs="Courier New"/>
-          <w:sz w:val="18"/>
-          <w:szCs w:val="18"/>
-        </w:rPr>
-        <w:t>ắ</w:t>
-      </w:r>
-      <w:r>
-        <w:rPr>
-          <w:rFonts w:ascii="Courier New" w:eastAsia="Courier New" w:hAnsi="Courier New" w:cs="Courier New"/>
-          <w:sz w:val="18"/>
-          <w:szCs w:val="18"/>
-        </w:rPr>
-        <w:t>p ráp Express · kh</w:t>
-      </w:r>
-      <w:r>
-        <w:rPr>
-          <w:rFonts w:ascii="Courier New" w:eastAsia="Courier New" w:hAnsi="Courier New" w:cs="Courier New"/>
-          <w:sz w:val="18"/>
-          <w:szCs w:val="18"/>
-        </w:rPr>
-        <w:t>ở</w:t>
-      </w:r>
-      <w:r>
-        <w:rPr>
-          <w:rFonts w:ascii="Courier New" w:eastAsia="Courier New" w:hAnsi="Courier New" w:cs="Courier New"/>
-          <w:sz w:val="18"/>
-          <w:szCs w:val="18"/>
-        </w:rPr>
-        <w:t>i đ</w:t>
-      </w:r>
-      <w:r>
-        <w:rPr>
-          <w:rFonts w:ascii="Courier New" w:eastAsia="Courier New" w:hAnsi="Courier New" w:cs="Courier New"/>
-          <w:sz w:val="18"/>
-          <w:szCs w:val="18"/>
-        </w:rPr>
-        <w:t>ộ</w:t>
-      </w:r>
-      <w:r>
-        <w:rPr>
-          <w:rFonts w:ascii="Courier New" w:eastAsia="Courier New" w:hAnsi="Courier New" w:cs="Courier New"/>
-          <w:sz w:val="18"/>
-          <w:szCs w:val="18"/>
-        </w:rPr>
-        <w:t>ng và t</w:t>
-      </w:r>
-      <w:r>
-        <w:rPr>
-          <w:rFonts w:ascii="Courier New" w:eastAsia="Courier New" w:hAnsi="Courier New" w:cs="Courier New"/>
-          <w:sz w:val="18"/>
-          <w:szCs w:val="18"/>
-        </w:rPr>
-        <w:t>ắ</w:t>
-      </w:r>
-      <w:r>
-        <w:rPr>
-          <w:rFonts w:ascii="Courier New" w:eastAsia="Courier New" w:hAnsi="Courier New" w:cs="Courier New"/>
-          <w:sz w:val="18"/>
-          <w:szCs w:val="18"/>
-        </w:rPr>
-        <w:t>t an toàn</w:t>
+        <w:t>│  ├─ src/app.ts · index.ts    # lắp ráp Express · khởi động và tắt an toàn</w:t>
       </w:r>
     </w:p>
     <w:p>
@@ -45190,103 +42449,7 @@
           <w:sz w:val="18"/>
           <w:szCs w:val="18"/>
         </w:rPr>
-        <w:t>│  ├─ tests/                   # 345 phép ki</w:t>
-      </w:r>
-      <w:r>
-        <w:rPr>
-          <w:rFonts w:ascii="Courier New" w:eastAsia="Courier New" w:hAnsi="Courier New" w:cs="Courier New"/>
-          <w:sz w:val="18"/>
-          <w:szCs w:val="18"/>
-        </w:rPr>
-        <w:t>ể</w:t>
-      </w:r>
-      <w:r>
-        <w:rPr>
-          <w:rFonts w:ascii="Courier New" w:eastAsia="Courier New" w:hAnsi="Courier New" w:cs="Courier New"/>
-          <w:sz w:val="18"/>
-          <w:szCs w:val="18"/>
-        </w:rPr>
-        <w:t>m, ch</w:t>
-      </w:r>
-      <w:r>
-        <w:rPr>
-          <w:rFonts w:ascii="Courier New" w:eastAsia="Courier New" w:hAnsi="Courier New" w:cs="Courier New"/>
-          <w:sz w:val="18"/>
-          <w:szCs w:val="18"/>
-        </w:rPr>
-        <w:t>ạ</w:t>
-      </w:r>
-      <w:r>
-        <w:rPr>
-          <w:rFonts w:ascii="Courier New" w:eastAsia="Courier New" w:hAnsi="Courier New" w:cs="Courier New"/>
-          <w:sz w:val="18"/>
-          <w:szCs w:val="18"/>
-        </w:rPr>
-        <w:t>y không c</w:t>
-      </w:r>
-      <w:r>
-        <w:rPr>
-          <w:rFonts w:ascii="Courier New" w:eastAsia="Courier New" w:hAnsi="Courier New" w:cs="Courier New"/>
-          <w:sz w:val="18"/>
-          <w:szCs w:val="18"/>
-        </w:rPr>
-        <w:t>ầ</w:t>
-      </w:r>
-      <w:r>
-        <w:rPr>
-          <w:rFonts w:ascii="Courier New" w:eastAsia="Courier New" w:hAnsi="Courier New" w:cs="Courier New"/>
-          <w:sz w:val="18"/>
-          <w:szCs w:val="18"/>
-        </w:rPr>
-        <w:t>n cơ s</w:t>
-      </w:r>
-      <w:r>
-        <w:rPr>
-          <w:rFonts w:ascii="Courier New" w:eastAsia="Courier New" w:hAnsi="Courier New" w:cs="Courier New"/>
-          <w:sz w:val="18"/>
-          <w:szCs w:val="18"/>
-        </w:rPr>
-        <w:t>ở</w:t>
-      </w:r>
-      <w:r>
-        <w:rPr>
-          <w:rFonts w:ascii="Courier New" w:eastAsia="Courier New" w:hAnsi="Courier New" w:cs="Courier New"/>
-          <w:sz w:val="18"/>
-          <w:szCs w:val="18"/>
-        </w:rPr>
-        <w:t xml:space="preserve"> d</w:t>
-      </w:r>
-      <w:r>
-        <w:rPr>
-          <w:rFonts w:ascii="Courier New" w:eastAsia="Courier New" w:hAnsi="Courier New" w:cs="Courier New"/>
-          <w:sz w:val="18"/>
-          <w:szCs w:val="18"/>
-        </w:rPr>
-        <w:t>ữ</w:t>
-      </w:r>
-      <w:r>
-        <w:rPr>
-          <w:rFonts w:ascii="Courier New" w:eastAsia="Courier New" w:hAnsi="Courier New" w:cs="Courier New"/>
-          <w:sz w:val="18"/>
-          <w:szCs w:val="18"/>
-        </w:rPr>
-        <w:t xml:space="preserve"> li</w:t>
-      </w:r>
-      <w:r>
-        <w:rPr>
-          <w:rFonts w:ascii="Courier New" w:eastAsia="Courier New" w:hAnsi="Courier New" w:cs="Courier New"/>
-          <w:sz w:val="18"/>
-          <w:szCs w:val="18"/>
-        </w:rPr>
-        <w:t>ệ</w:t>
-      </w:r>
-      <w:r>
-        <w:rPr>
-          <w:rFonts w:ascii="Courier New" w:eastAsia="Courier New" w:hAnsi="Courier New" w:cs="Courier New"/>
-          <w:sz w:val="18"/>
-          <w:szCs w:val="18"/>
-        </w:rPr>
-        <w:t>u</w:t>
+        <w:t>│  ├─ tests/                   # 345 phép kiểm, chạy không cần cơ sở dữ liệu</w:t>
       </w:r>
     </w:p>
     <w:p>
@@ -45305,39 +42468,7 @@
           <w:sz w:val="18"/>
           <w:szCs w:val="18"/>
         </w:rPr>
-        <w:t>│  └─ Dockerfile               # d</w:t>
-      </w:r>
-      <w:r>
-        <w:rPr>
-          <w:rFonts w:ascii="Courier New" w:eastAsia="Courier New" w:hAnsi="Courier New" w:cs="Courier New"/>
-          <w:sz w:val="18"/>
-          <w:szCs w:val="18"/>
-        </w:rPr>
-        <w:t>ự</w:t>
-      </w:r>
-      <w:r>
-        <w:rPr>
-          <w:rFonts w:ascii="Courier New" w:eastAsia="Courier New" w:hAnsi="Courier New" w:cs="Courier New"/>
-          <w:sz w:val="18"/>
-          <w:szCs w:val="18"/>
-        </w:rPr>
-        <w:t>ng hai giai đo</w:t>
-      </w:r>
-      <w:r>
-        <w:rPr>
-          <w:rFonts w:ascii="Courier New" w:eastAsia="Courier New" w:hAnsi="Courier New" w:cs="Courier New"/>
-          <w:sz w:val="18"/>
-          <w:szCs w:val="18"/>
-        </w:rPr>
-        <w:t>ạ</w:t>
-      </w:r>
-      <w:r>
-        <w:rPr>
-          <w:rFonts w:ascii="Courier New" w:eastAsia="Courier New" w:hAnsi="Courier New" w:cs="Courier New"/>
-          <w:sz w:val="18"/>
-          <w:szCs w:val="18"/>
-        </w:rPr>
-        <w:t>n</w:t>
+        <w:t>│  └─ Dockerfile               # dựng hai giai đoạn</w:t>
       </w:r>
     </w:p>
     <w:p>
@@ -45375,103 +42506,7 @@
           <w:sz w:val="18"/>
           <w:szCs w:val="18"/>
         </w:rPr>
-        <w:t xml:space="preserve">   ├─ vercel.json · nginx.conf # c</w:t>
-      </w:r>
-      <w:r>
-        <w:rPr>
-          <w:rFonts w:ascii="Courier New" w:eastAsia="Courier New" w:hAnsi="Courier New" w:cs="Courier New"/>
-          <w:sz w:val="18"/>
-          <w:szCs w:val="18"/>
-        </w:rPr>
-        <w:t>ấ</w:t>
-      </w:r>
-      <w:r>
-        <w:rPr>
-          <w:rFonts w:ascii="Courier New" w:eastAsia="Courier New" w:hAnsi="Courier New" w:cs="Courier New"/>
-          <w:sz w:val="18"/>
-          <w:szCs w:val="18"/>
-        </w:rPr>
-        <w:t>u hình ph</w:t>
-      </w:r>
-      <w:r>
-        <w:rPr>
-          <w:rFonts w:ascii="Courier New" w:eastAsia="Courier New" w:hAnsi="Courier New" w:cs="Courier New"/>
-          <w:sz w:val="18"/>
-          <w:szCs w:val="18"/>
-        </w:rPr>
-        <w:t>ụ</w:t>
-      </w:r>
-      <w:r>
-        <w:rPr>
-          <w:rFonts w:ascii="Courier New" w:eastAsia="Courier New" w:hAnsi="Courier New" w:cs="Courier New"/>
-          <w:sz w:val="18"/>
-          <w:szCs w:val="18"/>
-        </w:rPr>
-        <w:t>c v</w:t>
-      </w:r>
-      <w:r>
-        <w:rPr>
-          <w:rFonts w:ascii="Courier New" w:eastAsia="Courier New" w:hAnsi="Courier New" w:cs="Courier New"/>
-          <w:sz w:val="18"/>
-          <w:szCs w:val="18"/>
-        </w:rPr>
-        <w:t>ụ</w:t>
-      </w:r>
-      <w:r>
-        <w:rPr>
-          <w:rFonts w:ascii="Courier New" w:eastAsia="Courier New" w:hAnsi="Courier New" w:cs="Courier New"/>
-          <w:sz w:val="18"/>
-          <w:szCs w:val="18"/>
-        </w:rPr>
-        <w:t xml:space="preserve"> </w:t>
-      </w:r>
-      <w:r>
-        <w:rPr>
-          <w:rFonts w:ascii="Courier New" w:eastAsia="Courier New" w:hAnsi="Courier New" w:cs="Courier New"/>
-          <w:sz w:val="18"/>
-          <w:szCs w:val="18"/>
-        </w:rPr>
-        <w:t>ứ</w:t>
-      </w:r>
-      <w:r>
-        <w:rPr>
-          <w:rFonts w:ascii="Courier New" w:eastAsia="Courier New" w:hAnsi="Courier New" w:cs="Courier New"/>
-          <w:sz w:val="18"/>
-          <w:szCs w:val="18"/>
-        </w:rPr>
-        <w:t>ng d</w:t>
-      </w:r>
-      <w:r>
-        <w:rPr>
-          <w:rFonts w:ascii="Courier New" w:eastAsia="Courier New" w:hAnsi="Courier New" w:cs="Courier New"/>
-          <w:sz w:val="18"/>
-          <w:szCs w:val="18"/>
-        </w:rPr>
-        <w:t>ụ</w:t>
-      </w:r>
-      <w:r>
-        <w:rPr>
-          <w:rFonts w:ascii="Courier New" w:eastAsia="Courier New" w:hAnsi="Courier New" w:cs="Courier New"/>
-          <w:sz w:val="18"/>
-          <w:szCs w:val="18"/>
-        </w:rPr>
-        <w:t>ng m</w:t>
-      </w:r>
-      <w:r>
-        <w:rPr>
-          <w:rFonts w:ascii="Courier New" w:eastAsia="Courier New" w:hAnsi="Courier New" w:cs="Courier New"/>
-          <w:sz w:val="18"/>
-          <w:szCs w:val="18"/>
-        </w:rPr>
-        <w:t>ộ</w:t>
-      </w:r>
-      <w:r>
-        <w:rPr>
-          <w:rFonts w:ascii="Courier New" w:eastAsia="Courier New" w:hAnsi="Courier New" w:cs="Courier New"/>
-          <w:sz w:val="18"/>
-          <w:szCs w:val="18"/>
-        </w:rPr>
-        <w:t>t trang</w:t>
+        <w:t xml:space="preserve">   ├─ vercel.json · nginx.conf # cấu hình phục vụ ứng dụng một trang</w:t>
       </w:r>
     </w:p>
     <w:p>
@@ -45509,55 +42544,7 @@
           <w:sz w:val="18"/>
           <w:szCs w:val="18"/>
         </w:rPr>
-        <w:t xml:space="preserve">      ├─ api/                  # axiosClient t</w:t>
-      </w:r>
-      <w:r>
-        <w:rPr>
-          <w:rFonts w:ascii="Courier New" w:eastAsia="Courier New" w:hAnsi="Courier New" w:cs="Courier New"/>
-          <w:sz w:val="18"/>
-          <w:szCs w:val="18"/>
-        </w:rPr>
-        <w:t>ự</w:t>
-      </w:r>
-      <w:r>
-        <w:rPr>
-          <w:rFonts w:ascii="Courier New" w:eastAsia="Courier New" w:hAnsi="Courier New" w:cs="Courier New"/>
-          <w:sz w:val="18"/>
-          <w:szCs w:val="18"/>
-        </w:rPr>
-        <w:t xml:space="preserve"> làm m</w:t>
-      </w:r>
-      <w:r>
-        <w:rPr>
-          <w:rFonts w:ascii="Courier New" w:eastAsia="Courier New" w:hAnsi="Courier New" w:cs="Courier New"/>
-          <w:sz w:val="18"/>
-          <w:szCs w:val="18"/>
-        </w:rPr>
-        <w:t>ớ</w:t>
-      </w:r>
-      <w:r>
-        <w:rPr>
-          <w:rFonts w:ascii="Courier New" w:eastAsia="Courier New" w:hAnsi="Courier New" w:cs="Courier New"/>
-          <w:sz w:val="18"/>
-          <w:szCs w:val="18"/>
-        </w:rPr>
-        <w:t>i token · g</w:t>
-      </w:r>
-      <w:r>
-        <w:rPr>
-          <w:rFonts w:ascii="Courier New" w:eastAsia="Courier New" w:hAnsi="Courier New" w:cs="Courier New"/>
-          <w:sz w:val="18"/>
-          <w:szCs w:val="18"/>
-        </w:rPr>
-        <w:t>ọ</w:t>
-      </w:r>
-      <w:r>
-        <w:rPr>
-          <w:rFonts w:ascii="Courier New" w:eastAsia="Courier New" w:hAnsi="Courier New" w:cs="Courier New"/>
-          <w:sz w:val="18"/>
-          <w:szCs w:val="18"/>
-        </w:rPr>
-        <w:t>i API</w:t>
+        <w:t xml:space="preserve">      ├─ api/                  # axiosClient tự làm mới token · gọi API</w:t>
       </w:r>
     </w:p>
     <w:p>
@@ -45576,55 +42563,7 @@
           <w:sz w:val="18"/>
           <w:szCs w:val="18"/>
         </w:rPr>
-        <w:t xml:space="preserve">      ├─ context/ · hooks/     # tr</w:t>
-      </w:r>
-      <w:r>
-        <w:rPr>
-          <w:rFonts w:ascii="Courier New" w:eastAsia="Courier New" w:hAnsi="Courier New" w:cs="Courier New"/>
-          <w:sz w:val="18"/>
-          <w:szCs w:val="18"/>
-        </w:rPr>
-        <w:t>ạ</w:t>
-      </w:r>
-      <w:r>
-        <w:rPr>
-          <w:rFonts w:ascii="Courier New" w:eastAsia="Courier New" w:hAnsi="Courier New" w:cs="Courier New"/>
-          <w:sz w:val="18"/>
-          <w:szCs w:val="18"/>
-        </w:rPr>
-        <w:t>ng thái đăng nh</w:t>
-      </w:r>
-      <w:r>
-        <w:rPr>
-          <w:rFonts w:ascii="Courier New" w:eastAsia="Courier New" w:hAnsi="Courier New" w:cs="Courier New"/>
-          <w:sz w:val="18"/>
-          <w:szCs w:val="18"/>
-        </w:rPr>
-        <w:t>ậ</w:t>
-      </w:r>
-      <w:r>
-        <w:rPr>
-          <w:rFonts w:ascii="Courier New" w:eastAsia="Courier New" w:hAnsi="Courier New" w:cs="Courier New"/>
-          <w:sz w:val="18"/>
-          <w:szCs w:val="18"/>
-        </w:rPr>
-        <w:t>p · tr</w:t>
-      </w:r>
-      <w:r>
-        <w:rPr>
-          <w:rFonts w:ascii="Courier New" w:eastAsia="Courier New" w:hAnsi="Courier New" w:cs="Courier New"/>
-          <w:sz w:val="18"/>
-          <w:szCs w:val="18"/>
-        </w:rPr>
-        <w:t>ạ</w:t>
-      </w:r>
-      <w:r>
-        <w:rPr>
-          <w:rFonts w:ascii="Courier New" w:eastAsia="Courier New" w:hAnsi="Courier New" w:cs="Courier New"/>
-          <w:sz w:val="18"/>
-          <w:szCs w:val="18"/>
-        </w:rPr>
-        <w:t>ng thái AI</w:t>
+        <w:t xml:space="preserve">      ├─ context/ · hooks/     # trạng thái đăng nhập · trạng thái AI</w:t>
       </w:r>
     </w:p>
     <w:p>
@@ -45643,23 +42582,7 @@
           <w:sz w:val="18"/>
           <w:szCs w:val="18"/>
         </w:rPr>
-        <w:t xml:space="preserve">      ├─ router/               # khai báo tuy</w:t>
-      </w:r>
-      <w:r>
-        <w:rPr>
-          <w:rFonts w:ascii="Courier New" w:eastAsia="Courier New" w:hAnsi="Courier New" w:cs="Courier New"/>
-          <w:sz w:val="18"/>
-          <w:szCs w:val="18"/>
-        </w:rPr>
-        <w:t>ế</w:t>
-      </w:r>
-      <w:r>
-        <w:rPr>
-          <w:rFonts w:ascii="Courier New" w:eastAsia="Courier New" w:hAnsi="Courier New" w:cs="Courier New"/>
-          <w:sz w:val="18"/>
-          <w:szCs w:val="18"/>
-        </w:rPr>
-        <w:t>n và ProtectedRoute theo vai trò</w:t>
+        <w:t xml:space="preserve">      ├─ router/               # khai báo tuyến và ProtectedRoute theo vai trò</w:t>
       </w:r>
     </w:p>
     <w:p>
@@ -45678,39 +42601,7 @@
           <w:sz w:val="18"/>
           <w:szCs w:val="18"/>
         </w:rPr>
-        <w:t xml:space="preserve">      ├─ components/ · pages/  # thành ph</w:t>
-      </w:r>
-      <w:r>
-        <w:rPr>
-          <w:rFonts w:ascii="Courier New" w:eastAsia="Courier New" w:hAnsi="Courier New" w:cs="Courier New"/>
-          <w:sz w:val="18"/>
-          <w:szCs w:val="18"/>
-        </w:rPr>
-        <w:t>ầ</w:t>
-      </w:r>
-      <w:r>
-        <w:rPr>
-          <w:rFonts w:ascii="Courier New" w:eastAsia="Courier New" w:hAnsi="Courier New" w:cs="Courier New"/>
-          <w:sz w:val="18"/>
-          <w:szCs w:val="18"/>
-        </w:rPr>
-        <w:t>n dùng l</w:t>
-      </w:r>
-      <w:r>
-        <w:rPr>
-          <w:rFonts w:ascii="Courier New" w:eastAsia="Courier New" w:hAnsi="Courier New" w:cs="Courier New"/>
-          <w:sz w:val="18"/>
-          <w:szCs w:val="18"/>
-        </w:rPr>
-        <w:t>ạ</w:t>
-      </w:r>
-      <w:r>
-        <w:rPr>
-          <w:rFonts w:ascii="Courier New" w:eastAsia="Courier New" w:hAnsi="Courier New" w:cs="Courier New"/>
-          <w:sz w:val="18"/>
-          <w:szCs w:val="18"/>
-        </w:rPr>
-        <w:t>i · 21 màn hình</w:t>
+        <w:t xml:space="preserve">      ├─ components/ · pages/  # thành phần dùng lại · 21 màn hình</w:t>
       </w:r>
     </w:p>
     <w:p>
@@ -45730,87 +42621,7 @@
           <w:sz w:val="18"/>
           <w:szCs w:val="18"/>
         </w:rPr>
-        <w:t xml:space="preserve">      └─ types/ · utils/       # ki</w:t>
-      </w:r>
-      <w:r>
-        <w:rPr>
-          <w:rFonts w:ascii="Courier New" w:eastAsia="Courier New" w:hAnsi="Courier New" w:cs="Courier New"/>
-          <w:sz w:val="18"/>
-          <w:szCs w:val="18"/>
-        </w:rPr>
-        <w:t>ể</w:t>
-      </w:r>
-      <w:r>
-        <w:rPr>
-          <w:rFonts w:ascii="Courier New" w:eastAsia="Courier New" w:hAnsi="Courier New" w:cs="Courier New"/>
-          <w:sz w:val="18"/>
-          <w:szCs w:val="18"/>
-        </w:rPr>
-        <w:t>u d</w:t>
-      </w:r>
-      <w:r>
-        <w:rPr>
-          <w:rFonts w:ascii="Courier New" w:eastAsia="Courier New" w:hAnsi="Courier New" w:cs="Courier New"/>
-          <w:sz w:val="18"/>
-          <w:szCs w:val="18"/>
-        </w:rPr>
-        <w:t>ữ</w:t>
-      </w:r>
-      <w:r>
-        <w:rPr>
-          <w:rFonts w:ascii="Courier New" w:eastAsia="Courier New" w:hAnsi="Courier New" w:cs="Courier New"/>
-          <w:sz w:val="18"/>
-          <w:szCs w:val="18"/>
-        </w:rPr>
-        <w:t xml:space="preserve"> li</w:t>
-      </w:r>
-      <w:r>
-        <w:rPr>
-          <w:rFonts w:ascii="Courier New" w:eastAsia="Courier New" w:hAnsi="Courier New" w:cs="Courier New"/>
-          <w:sz w:val="18"/>
-          <w:szCs w:val="18"/>
-        </w:rPr>
-        <w:t>ệ</w:t>
-      </w:r>
-      <w:r>
-        <w:rPr>
-          <w:rFonts w:ascii="Courier New" w:eastAsia="Courier New" w:hAnsi="Courier New" w:cs="Courier New"/>
-          <w:sz w:val="18"/>
-          <w:szCs w:val="18"/>
-        </w:rPr>
-        <w:t>u API · x</w:t>
-      </w:r>
-      <w:r>
-        <w:rPr>
-          <w:rFonts w:ascii="Courier New" w:eastAsia="Courier New" w:hAnsi="Courier New" w:cs="Courier New"/>
-          <w:sz w:val="18"/>
-          <w:szCs w:val="18"/>
-        </w:rPr>
-        <w:t>ử</w:t>
-      </w:r>
-      <w:r>
-        <w:rPr>
-          <w:rFonts w:ascii="Courier New" w:eastAsia="Courier New" w:hAnsi="Courier New" w:cs="Courier New"/>
-          <w:sz w:val="18"/>
-          <w:szCs w:val="18"/>
-        </w:rPr>
-        <w:t xml:space="preserve"> lý l</w:t>
-      </w:r>
-      <w:r>
-        <w:rPr>
-          <w:rFonts w:ascii="Courier New" w:eastAsia="Courier New" w:hAnsi="Courier New" w:cs="Courier New"/>
-          <w:sz w:val="18"/>
-          <w:szCs w:val="18"/>
-        </w:rPr>
-        <w:t>ỗ</w:t>
-      </w:r>
-      <w:r>
-        <w:rPr>
-          <w:rFonts w:ascii="Courier New" w:eastAsia="Courier New" w:hAnsi="Courier New" w:cs="Courier New"/>
-          <w:sz w:val="18"/>
-          <w:szCs w:val="18"/>
-        </w:rPr>
-        <w:t>i</w:t>
+        <w:t xml:space="preserve">      └─ types/ · utils/       # kiểu dữ liệu API · xử lý lỗi</w:t>
       </w:r>
     </w:p>
     <w:p>
@@ -46310,39 +43121,7 @@
           <w:sz w:val="18"/>
           <w:szCs w:val="18"/>
         </w:rPr>
-        <w:t xml:space="preserve">      return Promise.reject(error);      // không ph</w:t>
-      </w:r>
-      <w:r>
-        <w:rPr>
-          <w:rFonts w:ascii="Courier New" w:eastAsia="Courier New" w:hAnsi="Courier New" w:cs="Courier New"/>
-          <w:sz w:val="18"/>
-          <w:szCs w:val="18"/>
-        </w:rPr>
-        <w:t>ả</w:t>
-      </w:r>
-      <w:r>
-        <w:rPr>
-          <w:rFonts w:ascii="Courier New" w:eastAsia="Courier New" w:hAnsi="Courier New" w:cs="Courier New"/>
-          <w:sz w:val="18"/>
-          <w:szCs w:val="18"/>
-        </w:rPr>
-        <w:t>i l</w:t>
-      </w:r>
-      <w:r>
-        <w:rPr>
-          <w:rFonts w:ascii="Courier New" w:eastAsia="Courier New" w:hAnsi="Courier New" w:cs="Courier New"/>
-          <w:sz w:val="18"/>
-          <w:szCs w:val="18"/>
-        </w:rPr>
-        <w:t>ỗ</w:t>
-      </w:r>
-      <w:r>
-        <w:rPr>
-          <w:rFonts w:ascii="Courier New" w:eastAsia="Courier New" w:hAnsi="Courier New" w:cs="Courier New"/>
-          <w:sz w:val="18"/>
-          <w:szCs w:val="18"/>
-        </w:rPr>
-        <w:t>i phiên</w:t>
+        <w:t xml:space="preserve">      return Promise.reject(error);      // không phải lỗi phiên</w:t>
       </w:r>
     </w:p>
     <w:p>
@@ -46380,87 +43159,7 @@
           <w:sz w:val="18"/>
           <w:szCs w:val="18"/>
         </w:rPr>
-        <w:t xml:space="preserve">    original._retry = true;                   // ch</w:t>
-      </w:r>
-      <w:r>
-        <w:rPr>
-          <w:rFonts w:ascii="Courier New" w:eastAsia="Courier New" w:hAnsi="Courier New" w:cs="Courier New"/>
-          <w:sz w:val="18"/>
-          <w:szCs w:val="18"/>
-        </w:rPr>
-        <w:t>ỉ</w:t>
-      </w:r>
-      <w:r>
-        <w:rPr>
-          <w:rFonts w:ascii="Courier New" w:eastAsia="Courier New" w:hAnsi="Courier New" w:cs="Courier New"/>
-          <w:sz w:val="18"/>
-          <w:szCs w:val="18"/>
-        </w:rPr>
-        <w:t xml:space="preserve"> th</w:t>
-      </w:r>
-      <w:r>
-        <w:rPr>
-          <w:rFonts w:ascii="Courier New" w:eastAsia="Courier New" w:hAnsi="Courier New" w:cs="Courier New"/>
-          <w:sz w:val="18"/>
-          <w:szCs w:val="18"/>
-        </w:rPr>
-        <w:t>ử</w:t>
-      </w:r>
-      <w:r>
-        <w:rPr>
-          <w:rFonts w:ascii="Courier New" w:eastAsia="Courier New" w:hAnsi="Courier New" w:cs="Courier New"/>
-          <w:sz w:val="18"/>
-          <w:szCs w:val="18"/>
-        </w:rPr>
-        <w:t xml:space="preserve"> l</w:t>
-      </w:r>
-      <w:r>
-        <w:rPr>
-          <w:rFonts w:ascii="Courier New" w:eastAsia="Courier New" w:hAnsi="Courier New" w:cs="Courier New"/>
-          <w:sz w:val="18"/>
-          <w:szCs w:val="18"/>
-        </w:rPr>
-        <w:t>ạ</w:t>
-      </w:r>
-      <w:r>
-        <w:rPr>
-          <w:rFonts w:ascii="Courier New" w:eastAsia="Courier New" w:hAnsi="Courier New" w:cs="Courier New"/>
-          <w:sz w:val="18"/>
-          <w:szCs w:val="18"/>
-        </w:rPr>
-        <w:t>i đúng M</w:t>
-      </w:r>
-      <w:r>
-        <w:rPr>
-          <w:rFonts w:ascii="Courier New" w:eastAsia="Courier New" w:hAnsi="Courier New" w:cs="Courier New"/>
-          <w:sz w:val="18"/>
-          <w:szCs w:val="18"/>
-        </w:rPr>
-        <w:t>Ộ</w:t>
-      </w:r>
-      <w:r>
-        <w:rPr>
-          <w:rFonts w:ascii="Courier New" w:eastAsia="Courier New" w:hAnsi="Courier New" w:cs="Courier New"/>
-          <w:sz w:val="18"/>
-          <w:szCs w:val="18"/>
-        </w:rPr>
-        <w:t>T l</w:t>
-      </w:r>
-      <w:r>
-        <w:rPr>
-          <w:rFonts w:ascii="Courier New" w:eastAsia="Courier New" w:hAnsi="Courier New" w:cs="Courier New"/>
-          <w:sz w:val="18"/>
-          <w:szCs w:val="18"/>
-        </w:rPr>
-        <w:t>ầ</w:t>
-      </w:r>
-      <w:r>
-        <w:rPr>
-          <w:rFonts w:ascii="Courier New" w:eastAsia="Courier New" w:hAnsi="Courier New" w:cs="Courier New"/>
-          <w:sz w:val="18"/>
-          <w:szCs w:val="18"/>
-        </w:rPr>
-        <w:t>n</w:t>
+        <w:t xml:space="preserve">    original._retry = true;                   // chỉ thử lại đúng MỘT lần</w:t>
       </w:r>
     </w:p>
     <w:p>
@@ -46498,55 +43197,7 @@
           <w:sz w:val="18"/>
           <w:szCs w:val="18"/>
         </w:rPr>
-        <w:t xml:space="preserve">    if (isRefreshing) {            // đã có l</w:t>
-      </w:r>
-      <w:r>
-        <w:rPr>
-          <w:rFonts w:ascii="Courier New" w:eastAsia="Courier New" w:hAnsi="Courier New" w:cs="Courier New"/>
-          <w:sz w:val="18"/>
-          <w:szCs w:val="18"/>
-        </w:rPr>
-        <w:t>ờ</w:t>
-      </w:r>
-      <w:r>
-        <w:rPr>
-          <w:rFonts w:ascii="Courier New" w:eastAsia="Courier New" w:hAnsi="Courier New" w:cs="Courier New"/>
-          <w:sz w:val="18"/>
-          <w:szCs w:val="18"/>
-        </w:rPr>
-        <w:t>i g</w:t>
-      </w:r>
-      <w:r>
-        <w:rPr>
-          <w:rFonts w:ascii="Courier New" w:eastAsia="Courier New" w:hAnsi="Courier New" w:cs="Courier New"/>
-          <w:sz w:val="18"/>
-          <w:szCs w:val="18"/>
-        </w:rPr>
-        <w:t>ọ</w:t>
-      </w:r>
-      <w:r>
-        <w:rPr>
-          <w:rFonts w:ascii="Courier New" w:eastAsia="Courier New" w:hAnsi="Courier New" w:cs="Courier New"/>
-          <w:sz w:val="18"/>
-          <w:szCs w:val="18"/>
-        </w:rPr>
-        <w:t>i khác đang làm m</w:t>
-      </w:r>
-      <w:r>
-        <w:rPr>
-          <w:rFonts w:ascii="Courier New" w:eastAsia="Courier New" w:hAnsi="Courier New" w:cs="Courier New"/>
-          <w:sz w:val="18"/>
-          <w:szCs w:val="18"/>
-        </w:rPr>
-        <w:t>ớ</w:t>
-      </w:r>
-      <w:r>
-        <w:rPr>
-          <w:rFonts w:ascii="Courier New" w:eastAsia="Courier New" w:hAnsi="Courier New" w:cs="Courier New"/>
-          <w:sz w:val="18"/>
-          <w:szCs w:val="18"/>
-        </w:rPr>
-        <w:t>i</w:t>
+        <w:t xml:space="preserve">    if (isRefreshing) {            // đã có lời gọi khác đang làm mới</w:t>
       </w:r>
     </w:p>
     <w:p>
@@ -46565,55 +43216,7 @@
           <w:sz w:val="18"/>
           <w:szCs w:val="18"/>
         </w:rPr>
-        <w:t xml:space="preserve">      return new Promise((resolve) =&gt; {   // x</w:t>
-      </w:r>
-      <w:r>
-        <w:rPr>
-          <w:rFonts w:ascii="Courier New" w:eastAsia="Courier New" w:hAnsi="Courier New" w:cs="Courier New"/>
-          <w:sz w:val="18"/>
-          <w:szCs w:val="18"/>
-        </w:rPr>
-        <w:t>ế</w:t>
-      </w:r>
-      <w:r>
-        <w:rPr>
-          <w:rFonts w:ascii="Courier New" w:eastAsia="Courier New" w:hAnsi="Courier New" w:cs="Courier New"/>
-          <w:sz w:val="18"/>
-          <w:szCs w:val="18"/>
-        </w:rPr>
-        <w:t>p hàng, không g</w:t>
-      </w:r>
-      <w:r>
-        <w:rPr>
-          <w:rFonts w:ascii="Courier New" w:eastAsia="Courier New" w:hAnsi="Courier New" w:cs="Courier New"/>
-          <w:sz w:val="18"/>
-          <w:szCs w:val="18"/>
-        </w:rPr>
-        <w:t>ọ</w:t>
-      </w:r>
-      <w:r>
-        <w:rPr>
-          <w:rFonts w:ascii="Courier New" w:eastAsia="Courier New" w:hAnsi="Courier New" w:cs="Courier New"/>
-          <w:sz w:val="18"/>
-          <w:szCs w:val="18"/>
-        </w:rPr>
-        <w:t>i l</w:t>
-      </w:r>
-      <w:r>
-        <w:rPr>
-          <w:rFonts w:ascii="Courier New" w:eastAsia="Courier New" w:hAnsi="Courier New" w:cs="Courier New"/>
-          <w:sz w:val="18"/>
-          <w:szCs w:val="18"/>
-        </w:rPr>
-        <w:t>ạ</w:t>
-      </w:r>
-      <w:r>
-        <w:rPr>
-          <w:rFonts w:ascii="Courier New" w:eastAsia="Courier New" w:hAnsi="Courier New" w:cs="Courier New"/>
-          <w:sz w:val="18"/>
-          <w:szCs w:val="18"/>
-        </w:rPr>
-        <w:t>i</w:t>
+        <w:t xml:space="preserve">      return new Promise((resolve) =&gt; {   // xếp hàng, không gọi lại</w:t>
       </w:r>
     </w:p>
     <w:p>
@@ -46746,119 +43349,7 @@
           <w:sz w:val="18"/>
           <w:szCs w:val="18"/>
         </w:rPr>
-        <w:t xml:space="preserve">    // … g</w:t>
-      </w:r>
-      <w:r>
-        <w:rPr>
-          <w:rFonts w:ascii="Courier New" w:eastAsia="Courier New" w:hAnsi="Courier New" w:cs="Courier New"/>
-          <w:sz w:val="18"/>
-          <w:szCs w:val="18"/>
-        </w:rPr>
-        <w:t>ọ</w:t>
-      </w:r>
-      <w:r>
-        <w:rPr>
-          <w:rFonts w:ascii="Courier New" w:eastAsia="Courier New" w:hAnsi="Courier New" w:cs="Courier New"/>
-          <w:sz w:val="18"/>
-          <w:szCs w:val="18"/>
-        </w:rPr>
-        <w:t>i /auth/refresh b</w:t>
-      </w:r>
-      <w:r>
-        <w:rPr>
-          <w:rFonts w:ascii="Courier New" w:eastAsia="Courier New" w:hAnsi="Courier New" w:cs="Courier New"/>
-          <w:sz w:val="18"/>
-          <w:szCs w:val="18"/>
-        </w:rPr>
-        <w:t>ằ</w:t>
-      </w:r>
-      <w:r>
-        <w:rPr>
-          <w:rFonts w:ascii="Courier New" w:eastAsia="Courier New" w:hAnsi="Courier New" w:cs="Courier New"/>
-          <w:sz w:val="18"/>
-          <w:szCs w:val="18"/>
-        </w:rPr>
-        <w:t>ng axios G</w:t>
-      </w:r>
-      <w:r>
-        <w:rPr>
-          <w:rFonts w:ascii="Courier New" w:eastAsia="Courier New" w:hAnsi="Courier New" w:cs="Courier New"/>
-          <w:sz w:val="18"/>
-          <w:szCs w:val="18"/>
-        </w:rPr>
-        <w:t>Ố</w:t>
-      </w:r>
-      <w:r>
-        <w:rPr>
-          <w:rFonts w:ascii="Courier New" w:eastAsia="Courier New" w:hAnsi="Courier New" w:cs="Courier New"/>
-          <w:sz w:val="18"/>
-          <w:szCs w:val="18"/>
-        </w:rPr>
-        <w:t>C đ</w:t>
-      </w:r>
-      <w:r>
-        <w:rPr>
-          <w:rFonts w:ascii="Courier New" w:eastAsia="Courier New" w:hAnsi="Courier New" w:cs="Courier New"/>
-          <w:sz w:val="18"/>
-          <w:szCs w:val="18"/>
-        </w:rPr>
-        <w:t>ể</w:t>
-      </w:r>
-      <w:r>
-        <w:rPr>
-          <w:rFonts w:ascii="Courier New" w:eastAsia="Courier New" w:hAnsi="Courier New" w:cs="Courier New"/>
-          <w:sz w:val="18"/>
-          <w:szCs w:val="18"/>
-        </w:rPr>
-        <w:t xml:space="preserve"> không l</w:t>
-      </w:r>
-      <w:r>
-        <w:rPr>
-          <w:rFonts w:ascii="Courier New" w:eastAsia="Courier New" w:hAnsi="Courier New" w:cs="Courier New"/>
-          <w:sz w:val="18"/>
-          <w:szCs w:val="18"/>
-        </w:rPr>
-        <w:t>ặ</w:t>
-      </w:r>
-      <w:r>
-        <w:rPr>
-          <w:rFonts w:ascii="Courier New" w:eastAsia="Courier New" w:hAnsi="Courier New" w:cs="Courier New"/>
-          <w:sz w:val="18"/>
-          <w:szCs w:val="18"/>
-        </w:rPr>
-        <w:t>p qua b</w:t>
-      </w:r>
-      <w:r>
-        <w:rPr>
-          <w:rFonts w:ascii="Courier New" w:eastAsia="Courier New" w:hAnsi="Courier New" w:cs="Courier New"/>
-          <w:sz w:val="18"/>
-          <w:szCs w:val="18"/>
-        </w:rPr>
-        <w:t>ộ</w:t>
-      </w:r>
-      <w:r>
-        <w:rPr>
-          <w:rFonts w:ascii="Courier New" w:eastAsia="Courier New" w:hAnsi="Courier New" w:cs="Courier New"/>
-          <w:sz w:val="18"/>
-          <w:szCs w:val="18"/>
-        </w:rPr>
-        <w:t xml:space="preserve"> ch</w:t>
-      </w:r>
-      <w:r>
-        <w:rPr>
-          <w:rFonts w:ascii="Courier New" w:eastAsia="Courier New" w:hAnsi="Courier New" w:cs="Courier New"/>
-          <w:sz w:val="18"/>
-          <w:szCs w:val="18"/>
-        </w:rPr>
-        <w:t>ặ</w:t>
-      </w:r>
-      <w:r>
-        <w:rPr>
-          <w:rFonts w:ascii="Courier New" w:eastAsia="Courier New" w:hAnsi="Courier New" w:cs="Courier New"/>
-          <w:sz w:val="18"/>
-          <w:szCs w:val="18"/>
-        </w:rPr>
-        <w:t>n này</w:t>
+        <w:t xml:space="preserve">    // … gọi /auth/refresh bằng axios GỐC để không lặp qua bộ chặn này</w:t>
       </w:r>
     </w:p>
     <w:p>
@@ -47109,39 +43600,7 @@
           <w:sz w:val="18"/>
           <w:szCs w:val="18"/>
         </w:rPr>
-        <w:t xml:space="preserve">        // KHÔNG có isCorrect </w:t>
-      </w:r>
-      <w:r>
-        <w:rPr>
-          <w:rFonts w:ascii="Courier New" w:eastAsia="Courier New" w:hAnsi="Courier New" w:cs="Courier New"/>
-          <w:sz w:val="18"/>
-          <w:szCs w:val="18"/>
-        </w:rPr>
-        <w:t>ở</w:t>
-      </w:r>
-      <w:r>
-        <w:rPr>
-          <w:rFonts w:ascii="Courier New" w:eastAsia="Courier New" w:hAnsi="Courier New" w:cs="Courier New"/>
-          <w:sz w:val="18"/>
-          <w:szCs w:val="18"/>
-        </w:rPr>
-        <w:t xml:space="preserve"> đây — c</w:t>
-      </w:r>
-      <w:r>
-        <w:rPr>
-          <w:rFonts w:ascii="Courier New" w:eastAsia="Courier New" w:hAnsi="Courier New" w:cs="Courier New"/>
-          <w:sz w:val="18"/>
-          <w:szCs w:val="18"/>
-        </w:rPr>
-        <w:t>ố</w:t>
-      </w:r>
-      <w:r>
-        <w:rPr>
-          <w:rFonts w:ascii="Courier New" w:eastAsia="Courier New" w:hAnsi="Courier New" w:cs="Courier New"/>
-          <w:sz w:val="18"/>
-          <w:szCs w:val="18"/>
-        </w:rPr>
-        <w:t xml:space="preserve"> ý</w:t>
+        <w:t xml:space="preserve">        // KHÔNG có isCorrect ở đây — cố ý</w:t>
       </w:r>
     </w:p>
     <w:p>
@@ -47450,87 +43909,7 @@
           <w:sz w:val="18"/>
           <w:szCs w:val="18"/>
         </w:rPr>
-        <w:t xml:space="preserve">  // Duy</w:t>
-      </w:r>
-      <w:r>
-        <w:rPr>
-          <w:rFonts w:ascii="Courier New" w:eastAsia="Courier New" w:hAnsi="Courier New" w:cs="Courier New"/>
-          <w:sz w:val="18"/>
-          <w:szCs w:val="18"/>
-        </w:rPr>
-        <w:t>ệ</w:t>
-      </w:r>
-      <w:r>
-        <w:rPr>
-          <w:rFonts w:ascii="Courier New" w:eastAsia="Courier New" w:hAnsi="Courier New" w:cs="Courier New"/>
-          <w:sz w:val="18"/>
-          <w:szCs w:val="18"/>
-        </w:rPr>
-        <w:t>t theo DANH SÁCH CÂU H</w:t>
-      </w:r>
-      <w:r>
-        <w:rPr>
-          <w:rFonts w:ascii="Courier New" w:eastAsia="Courier New" w:hAnsi="Courier New" w:cs="Courier New"/>
-          <w:sz w:val="18"/>
-          <w:szCs w:val="18"/>
-        </w:rPr>
-        <w:t>Ỏ</w:t>
-      </w:r>
-      <w:r>
-        <w:rPr>
-          <w:rFonts w:ascii="Courier New" w:eastAsia="Courier New" w:hAnsi="Courier New" w:cs="Courier New"/>
-          <w:sz w:val="18"/>
-          <w:szCs w:val="18"/>
-        </w:rPr>
-        <w:t>I TH</w:t>
-      </w:r>
-      <w:r>
-        <w:rPr>
-          <w:rFonts w:ascii="Courier New" w:eastAsia="Courier New" w:hAnsi="Courier New" w:cs="Courier New"/>
-          <w:sz w:val="18"/>
-          <w:szCs w:val="18"/>
-        </w:rPr>
-        <w:t>Ậ</w:t>
-      </w:r>
-      <w:r>
-        <w:rPr>
-          <w:rFonts w:ascii="Courier New" w:eastAsia="Courier New" w:hAnsi="Courier New" w:cs="Courier New"/>
-          <w:sz w:val="18"/>
-          <w:szCs w:val="18"/>
-        </w:rPr>
-        <w:t>T trong đ</w:t>
-      </w:r>
-      <w:r>
-        <w:rPr>
-          <w:rFonts w:ascii="Courier New" w:eastAsia="Courier New" w:hAnsi="Courier New" w:cs="Courier New"/>
-          <w:sz w:val="18"/>
-          <w:szCs w:val="18"/>
-        </w:rPr>
-        <w:t>ề</w:t>
-      </w:r>
-      <w:r>
-        <w:rPr>
-          <w:rFonts w:ascii="Courier New" w:eastAsia="Courier New" w:hAnsi="Courier New" w:cs="Courier New"/>
-          <w:sz w:val="18"/>
-          <w:szCs w:val="18"/>
-        </w:rPr>
-        <w:t>, không duy</w:t>
-      </w:r>
-      <w:r>
-        <w:rPr>
-          <w:rFonts w:ascii="Courier New" w:eastAsia="Courier New" w:hAnsi="Courier New" w:cs="Courier New"/>
-          <w:sz w:val="18"/>
-          <w:szCs w:val="18"/>
-        </w:rPr>
-        <w:t>ệ</w:t>
-      </w:r>
-      <w:r>
-        <w:rPr>
-          <w:rFonts w:ascii="Courier New" w:eastAsia="Courier New" w:hAnsi="Courier New" w:cs="Courier New"/>
-          <w:sz w:val="18"/>
-          <w:szCs w:val="18"/>
-        </w:rPr>
-        <w:t>t theo bài làm</w:t>
+        <w:t xml:space="preserve">  // Duyệt theo DANH SÁCH CÂU HỎI THẬT trong đề, không duyệt theo bài làm</w:t>
       </w:r>
     </w:p>
     <w:p>
@@ -47587,71 +43966,7 @@
           <w:sz w:val="18"/>
           <w:szCs w:val="18"/>
         </w:rPr>
-        <w:t xml:space="preserve">    // Đáp án đã ch</w:t>
-      </w:r>
-      <w:r>
-        <w:rPr>
-          <w:rFonts w:ascii="Courier New" w:eastAsia="Courier New" w:hAnsi="Courier New" w:cs="Courier New"/>
-          <w:sz w:val="18"/>
-          <w:szCs w:val="18"/>
-        </w:rPr>
-        <w:t>ọ</w:t>
-      </w:r>
-      <w:r>
-        <w:rPr>
-          <w:rFonts w:ascii="Courier New" w:eastAsia="Courier New" w:hAnsi="Courier New" w:cs="Courier New"/>
-          <w:sz w:val="18"/>
-          <w:szCs w:val="18"/>
-        </w:rPr>
-        <w:t>n ph</w:t>
-      </w:r>
-      <w:r>
-        <w:rPr>
-          <w:rFonts w:ascii="Courier New" w:eastAsia="Courier New" w:hAnsi="Courier New" w:cs="Courier New"/>
-          <w:sz w:val="18"/>
-          <w:szCs w:val="18"/>
-        </w:rPr>
-        <w:t>ả</w:t>
-      </w:r>
-      <w:r>
-        <w:rPr>
-          <w:rFonts w:ascii="Courier New" w:eastAsia="Courier New" w:hAnsi="Courier New" w:cs="Courier New"/>
-          <w:sz w:val="18"/>
-          <w:szCs w:val="18"/>
-        </w:rPr>
-        <w:t>i thu</w:t>
-      </w:r>
-      <w:r>
-        <w:rPr>
-          <w:rFonts w:ascii="Courier New" w:eastAsia="Courier New" w:hAnsi="Courier New" w:cs="Courier New"/>
-          <w:sz w:val="18"/>
-          <w:szCs w:val="18"/>
-        </w:rPr>
-        <w:t>ộ</w:t>
-      </w:r>
-      <w:r>
-        <w:rPr>
-          <w:rFonts w:ascii="Courier New" w:eastAsia="Courier New" w:hAnsi="Courier New" w:cs="Courier New"/>
-          <w:sz w:val="18"/>
-          <w:szCs w:val="18"/>
-        </w:rPr>
-        <w:t>c đúng câu h</w:t>
-      </w:r>
-      <w:r>
-        <w:rPr>
-          <w:rFonts w:ascii="Courier New" w:eastAsia="Courier New" w:hAnsi="Courier New" w:cs="Courier New"/>
-          <w:sz w:val="18"/>
-          <w:szCs w:val="18"/>
-        </w:rPr>
-        <w:t>ỏ</w:t>
-      </w:r>
-      <w:r>
-        <w:rPr>
-          <w:rFonts w:ascii="Courier New" w:eastAsia="Courier New" w:hAnsi="Courier New" w:cs="Courier New"/>
-          <w:sz w:val="18"/>
-          <w:szCs w:val="18"/>
-        </w:rPr>
-        <w:t>i này</w:t>
+        <w:t xml:space="preserve">    // Đáp án đã chọn phải thuộc đúng câu hỏi này</w:t>
       </w:r>
     </w:p>
     <w:p>
@@ -49102,12 +45417,6 @@
         <w:gridCol w:w="5262"/>
       </w:tblGrid>
       <w:tr>
-        <w:tblPrEx>
-          <w:tblCellMar>
-            <w:top w:w="0" w:type="dxa"/>
-            <w:bottom w:w="0" w:type="dxa"/>
-          </w:tblCellMar>
-        </w:tblPrEx>
         <w:trPr>
           <w:cantSplit/>
           <w:tblHeader/>
@@ -49201,12 +45510,6 @@
         </w:tc>
       </w:tr>
       <w:tr>
-        <w:tblPrEx>
-          <w:tblCellMar>
-            <w:top w:w="0" w:type="dxa"/>
-            <w:bottom w:w="0" w:type="dxa"/>
-          </w:tblCellMar>
-        </w:tblPrEx>
         <w:trPr>
           <w:cantSplit/>
         </w:trPr>
@@ -49303,12 +45606,6 @@
         </w:tc>
       </w:tr>
       <w:tr>
-        <w:tblPrEx>
-          <w:tblCellMar>
-            <w:top w:w="0" w:type="dxa"/>
-            <w:bottom w:w="0" w:type="dxa"/>
-          </w:tblCellMar>
-        </w:tblPrEx>
         <w:trPr>
           <w:cantSplit/>
         </w:trPr>
@@ -49404,12 +45701,6 @@
         </w:tc>
       </w:tr>
       <w:tr>
-        <w:tblPrEx>
-          <w:tblCellMar>
-            <w:top w:w="0" w:type="dxa"/>
-            <w:bottom w:w="0" w:type="dxa"/>
-          </w:tblCellMar>
-        </w:tblPrEx>
         <w:trPr>
           <w:cantSplit/>
         </w:trPr>
@@ -49791,12 +46082,6 @@
         <w:gridCol w:w="5625"/>
       </w:tblGrid>
       <w:tr>
-        <w:tblPrEx>
-          <w:tblCellMar>
-            <w:top w:w="0" w:type="dxa"/>
-            <w:bottom w:w="0" w:type="dxa"/>
-          </w:tblCellMar>
-        </w:tblPrEx>
         <w:trPr>
           <w:cantSplit/>
           <w:tblHeader/>
@@ -49861,12 +46146,6 @@
         </w:tc>
       </w:tr>
       <w:tr>
-        <w:tblPrEx>
-          <w:tblCellMar>
-            <w:top w:w="0" w:type="dxa"/>
-            <w:bottom w:w="0" w:type="dxa"/>
-          </w:tblCellMar>
-        </w:tblPrEx>
         <w:trPr>
           <w:cantSplit/>
         </w:trPr>
@@ -49922,12 +46201,6 @@
         </w:tc>
       </w:tr>
       <w:tr>
-        <w:tblPrEx>
-          <w:tblCellMar>
-            <w:top w:w="0" w:type="dxa"/>
-            <w:bottom w:w="0" w:type="dxa"/>
-          </w:tblCellMar>
-        </w:tblPrEx>
         <w:trPr>
           <w:cantSplit/>
         </w:trPr>
@@ -49991,12 +46264,6 @@
         </w:tc>
       </w:tr>
       <w:tr>
-        <w:tblPrEx>
-          <w:tblCellMar>
-            <w:top w:w="0" w:type="dxa"/>
-            <w:bottom w:w="0" w:type="dxa"/>
-          </w:tblCellMar>
-        </w:tblPrEx>
         <w:trPr>
           <w:cantSplit/>
         </w:trPr>
@@ -50052,12 +46319,6 @@
         </w:tc>
       </w:tr>
       <w:tr>
-        <w:tblPrEx>
-          <w:tblCellMar>
-            <w:top w:w="0" w:type="dxa"/>
-            <w:bottom w:w="0" w:type="dxa"/>
-          </w:tblCellMar>
-        </w:tblPrEx>
         <w:trPr>
           <w:cantSplit/>
         </w:trPr>
@@ -50129,12 +46390,6 @@
         </w:tc>
       </w:tr>
       <w:tr>
-        <w:tblPrEx>
-          <w:tblCellMar>
-            <w:top w:w="0" w:type="dxa"/>
-            <w:bottom w:w="0" w:type="dxa"/>
-          </w:tblCellMar>
-        </w:tblPrEx>
         <w:trPr>
           <w:cantSplit/>
         </w:trPr>
@@ -50244,12 +46499,6 @@
         </w:tc>
       </w:tr>
       <w:tr>
-        <w:tblPrEx>
-          <w:tblCellMar>
-            <w:top w:w="0" w:type="dxa"/>
-            <w:bottom w:w="0" w:type="dxa"/>
-          </w:tblCellMar>
-        </w:tblPrEx>
         <w:trPr>
           <w:cantSplit/>
         </w:trPr>
@@ -50305,12 +46554,6 @@
         </w:tc>
       </w:tr>
       <w:tr>
-        <w:tblPrEx>
-          <w:tblCellMar>
-            <w:top w:w="0" w:type="dxa"/>
-            <w:bottom w:w="0" w:type="dxa"/>
-          </w:tblCellMar>
-        </w:tblPrEx>
         <w:trPr>
           <w:cantSplit/>
         </w:trPr>
@@ -50397,12 +46640,6 @@
         </w:tc>
       </w:tr>
       <w:tr>
-        <w:tblPrEx>
-          <w:tblCellMar>
-            <w:top w:w="0" w:type="dxa"/>
-            <w:bottom w:w="0" w:type="dxa"/>
-          </w:tblCellMar>
-        </w:tblPrEx>
         <w:trPr>
           <w:cantSplit/>
         </w:trPr>
@@ -50458,12 +46695,6 @@
         </w:tc>
       </w:tr>
       <w:tr>
-        <w:tblPrEx>
-          <w:tblCellMar>
-            <w:top w:w="0" w:type="dxa"/>
-            <w:bottom w:w="0" w:type="dxa"/>
-          </w:tblCellMar>
-        </w:tblPrEx>
         <w:trPr>
           <w:cantSplit/>
         </w:trPr>
@@ -50534,12 +46765,6 @@
         </w:tc>
       </w:tr>
       <w:tr>
-        <w:tblPrEx>
-          <w:tblCellMar>
-            <w:top w:w="0" w:type="dxa"/>
-            <w:bottom w:w="0" w:type="dxa"/>
-          </w:tblCellMar>
-        </w:tblPrEx>
         <w:trPr>
           <w:cantSplit/>
         </w:trPr>
@@ -50633,12 +46858,6 @@
         </w:tc>
       </w:tr>
       <w:tr>
-        <w:tblPrEx>
-          <w:tblCellMar>
-            <w:top w:w="0" w:type="dxa"/>
-            <w:bottom w:w="0" w:type="dxa"/>
-          </w:tblCellMar>
-        </w:tblPrEx>
         <w:trPr>
           <w:cantSplit/>
         </w:trPr>
@@ -50709,12 +46928,6 @@
         </w:tc>
       </w:tr>
       <w:tr>
-        <w:tblPrEx>
-          <w:tblCellMar>
-            <w:top w:w="0" w:type="dxa"/>
-            <w:bottom w:w="0" w:type="dxa"/>
-          </w:tblCellMar>
-        </w:tblPrEx>
         <w:trPr>
           <w:cantSplit/>
         </w:trPr>
@@ -50770,12 +46983,6 @@
         </w:tc>
       </w:tr>
       <w:tr>
-        <w:tblPrEx>
-          <w:tblCellMar>
-            <w:top w:w="0" w:type="dxa"/>
-            <w:bottom w:w="0" w:type="dxa"/>
-          </w:tblCellMar>
-        </w:tblPrEx>
         <w:trPr>
           <w:cantSplit/>
         </w:trPr>
@@ -51248,12 +47455,6 @@
         <w:gridCol w:w="1107"/>
       </w:tblGrid>
       <w:tr>
-        <w:tblPrEx>
-          <w:tblCellMar>
-            <w:top w:w="0" w:type="dxa"/>
-            <w:bottom w:w="0" w:type="dxa"/>
-          </w:tblCellMar>
-        </w:tblPrEx>
         <w:trPr>
           <w:cantSplit/>
           <w:tblHeader/>
@@ -51376,12 +47577,6 @@
         </w:tc>
       </w:tr>
       <w:tr>
-        <w:tblPrEx>
-          <w:tblCellMar>
-            <w:top w:w="0" w:type="dxa"/>
-            <w:bottom w:w="0" w:type="dxa"/>
-          </w:tblCellMar>
-        </w:tblPrEx>
         <w:trPr>
           <w:cantSplit/>
         </w:trPr>
@@ -51488,12 +47683,6 @@
         </w:tc>
       </w:tr>
       <w:tr>
-        <w:tblPrEx>
-          <w:tblCellMar>
-            <w:top w:w="0" w:type="dxa"/>
-            <w:bottom w:w="0" w:type="dxa"/>
-          </w:tblCellMar>
-        </w:tblPrEx>
         <w:trPr>
           <w:cantSplit/>
         </w:trPr>
@@ -51600,12 +47789,6 @@
         </w:tc>
       </w:tr>
       <w:tr>
-        <w:tblPrEx>
-          <w:tblCellMar>
-            <w:top w:w="0" w:type="dxa"/>
-            <w:bottom w:w="0" w:type="dxa"/>
-          </w:tblCellMar>
-        </w:tblPrEx>
         <w:trPr>
           <w:cantSplit/>
         </w:trPr>
@@ -51712,12 +47895,6 @@
         </w:tc>
       </w:tr>
       <w:tr>
-        <w:tblPrEx>
-          <w:tblCellMar>
-            <w:top w:w="0" w:type="dxa"/>
-            <w:bottom w:w="0" w:type="dxa"/>
-          </w:tblCellMar>
-        </w:tblPrEx>
         <w:trPr>
           <w:cantSplit/>
         </w:trPr>
@@ -51824,12 +48001,6 @@
         </w:tc>
       </w:tr>
       <w:tr>
-        <w:tblPrEx>
-          <w:tblCellMar>
-            <w:top w:w="0" w:type="dxa"/>
-            <w:bottom w:w="0" w:type="dxa"/>
-          </w:tblCellMar>
-        </w:tblPrEx>
         <w:trPr>
           <w:cantSplit/>
         </w:trPr>
@@ -51937,12 +48108,6 @@
         </w:tc>
       </w:tr>
       <w:tr>
-        <w:tblPrEx>
-          <w:tblCellMar>
-            <w:top w:w="0" w:type="dxa"/>
-            <w:bottom w:w="0" w:type="dxa"/>
-          </w:tblCellMar>
-        </w:tblPrEx>
         <w:trPr>
           <w:cantSplit/>
         </w:trPr>
@@ -52049,12 +48214,6 @@
         </w:tc>
       </w:tr>
       <w:tr>
-        <w:tblPrEx>
-          <w:tblCellMar>
-            <w:top w:w="0" w:type="dxa"/>
-            <w:bottom w:w="0" w:type="dxa"/>
-          </w:tblCellMar>
-        </w:tblPrEx>
         <w:trPr>
           <w:cantSplit/>
         </w:trPr>
@@ -52161,12 +48320,6 @@
         </w:tc>
       </w:tr>
       <w:tr>
-        <w:tblPrEx>
-          <w:tblCellMar>
-            <w:top w:w="0" w:type="dxa"/>
-            <w:bottom w:w="0" w:type="dxa"/>
-          </w:tblCellMar>
-        </w:tblPrEx>
         <w:trPr>
           <w:cantSplit/>
         </w:trPr>
@@ -52273,12 +48426,6 @@
         </w:tc>
       </w:tr>
       <w:tr>
-        <w:tblPrEx>
-          <w:tblCellMar>
-            <w:top w:w="0" w:type="dxa"/>
-            <w:bottom w:w="0" w:type="dxa"/>
-          </w:tblCellMar>
-        </w:tblPrEx>
         <w:trPr>
           <w:cantSplit/>
         </w:trPr>
@@ -52385,12 +48532,6 @@
         </w:tc>
       </w:tr>
       <w:tr>
-        <w:tblPrEx>
-          <w:tblCellMar>
-            <w:top w:w="0" w:type="dxa"/>
-            <w:bottom w:w="0" w:type="dxa"/>
-          </w:tblCellMar>
-        </w:tblPrEx>
         <w:trPr>
           <w:cantSplit/>
         </w:trPr>
@@ -52497,12 +48638,6 @@
         </w:tc>
       </w:tr>
       <w:tr>
-        <w:tblPrEx>
-          <w:tblCellMar>
-            <w:top w:w="0" w:type="dxa"/>
-            <w:bottom w:w="0" w:type="dxa"/>
-          </w:tblCellMar>
-        </w:tblPrEx>
         <w:trPr>
           <w:cantSplit/>
         </w:trPr>
@@ -52609,12 +48744,6 @@
         </w:tc>
       </w:tr>
       <w:tr>
-        <w:tblPrEx>
-          <w:tblCellMar>
-            <w:top w:w="0" w:type="dxa"/>
-            <w:bottom w:w="0" w:type="dxa"/>
-          </w:tblCellMar>
-        </w:tblPrEx>
         <w:trPr>
           <w:cantSplit/>
         </w:trPr>
@@ -52765,12 +48894,6 @@
         <w:gridCol w:w="8437"/>
       </w:tblGrid>
       <w:tr>
-        <w:tblPrEx>
-          <w:tblCellMar>
-            <w:top w:w="0" w:type="dxa"/>
-            <w:bottom w:w="0" w:type="dxa"/>
-          </w:tblCellMar>
-        </w:tblPrEx>
         <w:trPr>
           <w:cantSplit/>
           <w:tblHeader/>
@@ -52835,12 +48958,6 @@
         </w:tc>
       </w:tr>
       <w:tr>
-        <w:tblPrEx>
-          <w:tblCellMar>
-            <w:top w:w="0" w:type="dxa"/>
-            <w:bottom w:w="0" w:type="dxa"/>
-          </w:tblCellMar>
-        </w:tblPrEx>
         <w:trPr>
           <w:cantSplit/>
         </w:trPr>
@@ -52920,12 +49037,6 @@
         </w:tc>
       </w:tr>
       <w:tr>
-        <w:tblPrEx>
-          <w:tblCellMar>
-            <w:top w:w="0" w:type="dxa"/>
-            <w:bottom w:w="0" w:type="dxa"/>
-          </w:tblCellMar>
-        </w:tblPrEx>
         <w:trPr>
           <w:cantSplit/>
         </w:trPr>
@@ -53012,12 +49123,6 @@
         </w:tc>
       </w:tr>
       <w:tr>
-        <w:tblPrEx>
-          <w:tblCellMar>
-            <w:top w:w="0" w:type="dxa"/>
-            <w:bottom w:w="0" w:type="dxa"/>
-          </w:tblCellMar>
-        </w:tblPrEx>
         <w:trPr>
           <w:cantSplit/>
         </w:trPr>
@@ -53089,12 +49194,6 @@
         </w:tc>
       </w:tr>
       <w:tr>
-        <w:tblPrEx>
-          <w:tblCellMar>
-            <w:top w:w="0" w:type="dxa"/>
-            <w:bottom w:w="0" w:type="dxa"/>
-          </w:tblCellMar>
-        </w:tblPrEx>
         <w:trPr>
           <w:cantSplit/>
         </w:trPr>
@@ -53174,12 +49273,6 @@
         </w:tc>
       </w:tr>
       <w:tr>
-        <w:tblPrEx>
-          <w:tblCellMar>
-            <w:top w:w="0" w:type="dxa"/>
-            <w:bottom w:w="0" w:type="dxa"/>
-          </w:tblCellMar>
-        </w:tblPrEx>
         <w:trPr>
           <w:cantSplit/>
         </w:trPr>
@@ -53251,12 +49344,6 @@
         </w:tc>
       </w:tr>
       <w:tr>
-        <w:tblPrEx>
-          <w:tblCellMar>
-            <w:top w:w="0" w:type="dxa"/>
-            <w:bottom w:w="0" w:type="dxa"/>
-          </w:tblCellMar>
-        </w:tblPrEx>
         <w:trPr>
           <w:cantSplit/>
         </w:trPr>
@@ -53321,12 +49408,6 @@
         </w:tc>
       </w:tr>
       <w:tr>
-        <w:tblPrEx>
-          <w:tblCellMar>
-            <w:top w:w="0" w:type="dxa"/>
-            <w:bottom w:w="0" w:type="dxa"/>
-          </w:tblCellMar>
-        </w:tblPrEx>
         <w:trPr>
           <w:cantSplit/>
         </w:trPr>
@@ -53457,12 +49538,6 @@
         <w:gridCol w:w="4083"/>
       </w:tblGrid>
       <w:tr>
-        <w:tblPrEx>
-          <w:tblCellMar>
-            <w:top w:w="0" w:type="dxa"/>
-            <w:bottom w:w="0" w:type="dxa"/>
-          </w:tblCellMar>
-        </w:tblPrEx>
         <w:trPr>
           <w:cantSplit/>
           <w:tblHeader/>
@@ -53556,12 +49631,6 @@
         </w:tc>
       </w:tr>
       <w:tr>
-        <w:tblPrEx>
-          <w:tblCellMar>
-            <w:top w:w="0" w:type="dxa"/>
-            <w:bottom w:w="0" w:type="dxa"/>
-          </w:tblCellMar>
-        </w:tblPrEx>
         <w:trPr>
           <w:cantSplit/>
         </w:trPr>
@@ -53642,12 +49711,6 @@
         </w:tc>
       </w:tr>
       <w:tr>
-        <w:tblPrEx>
-          <w:tblCellMar>
-            <w:top w:w="0" w:type="dxa"/>
-            <w:bottom w:w="0" w:type="dxa"/>
-          </w:tblCellMar>
-        </w:tblPrEx>
         <w:trPr>
           <w:cantSplit/>
         </w:trPr>
@@ -53728,12 +49791,6 @@
         </w:tc>
       </w:tr>
       <w:tr>
-        <w:tblPrEx>
-          <w:tblCellMar>
-            <w:top w:w="0" w:type="dxa"/>
-            <w:bottom w:w="0" w:type="dxa"/>
-          </w:tblCellMar>
-        </w:tblPrEx>
         <w:trPr>
           <w:cantSplit/>
         </w:trPr>
@@ -53822,12 +49879,6 @@
         </w:tc>
       </w:tr>
       <w:tr>
-        <w:tblPrEx>
-          <w:tblCellMar>
-            <w:top w:w="0" w:type="dxa"/>
-            <w:bottom w:w="0" w:type="dxa"/>
-          </w:tblCellMar>
-        </w:tblPrEx>
         <w:trPr>
           <w:cantSplit/>
         </w:trPr>
@@ -53908,12 +49959,6 @@
         </w:tc>
       </w:tr>
       <w:tr>
-        <w:tblPrEx>
-          <w:tblCellMar>
-            <w:top w:w="0" w:type="dxa"/>
-            <w:bottom w:w="0" w:type="dxa"/>
-          </w:tblCellMar>
-        </w:tblPrEx>
         <w:trPr>
           <w:cantSplit/>
         </w:trPr>
@@ -53994,12 +50039,6 @@
         </w:tc>
       </w:tr>
       <w:tr>
-        <w:tblPrEx>
-          <w:tblCellMar>
-            <w:top w:w="0" w:type="dxa"/>
-            <w:bottom w:w="0" w:type="dxa"/>
-          </w:tblCellMar>
-        </w:tblPrEx>
         <w:trPr>
           <w:cantSplit/>
         </w:trPr>
@@ -54080,12 +50119,6 @@
         </w:tc>
       </w:tr>
       <w:tr>
-        <w:tblPrEx>
-          <w:tblCellMar>
-            <w:top w:w="0" w:type="dxa"/>
-            <w:bottom w:w="0" w:type="dxa"/>
-          </w:tblCellMar>
-        </w:tblPrEx>
         <w:trPr>
           <w:cantSplit/>
         </w:trPr>
@@ -54166,12 +50199,6 @@
         </w:tc>
       </w:tr>
       <w:tr>
-        <w:tblPrEx>
-          <w:tblCellMar>
-            <w:top w:w="0" w:type="dxa"/>
-            <w:bottom w:w="0" w:type="dxa"/>
-          </w:tblCellMar>
-        </w:tblPrEx>
         <w:trPr>
           <w:cantSplit/>
         </w:trPr>
@@ -54252,12 +50279,6 @@
         </w:tc>
       </w:tr>
       <w:tr>
-        <w:tblPrEx>
-          <w:tblCellMar>
-            <w:top w:w="0" w:type="dxa"/>
-            <w:bottom w:w="0" w:type="dxa"/>
-          </w:tblCellMar>
-        </w:tblPrEx>
         <w:trPr>
           <w:cantSplit/>
         </w:trPr>
@@ -54338,12 +50359,6 @@
         </w:tc>
       </w:tr>
       <w:tr>
-        <w:tblPrEx>
-          <w:tblCellMar>
-            <w:top w:w="0" w:type="dxa"/>
-            <w:bottom w:w="0" w:type="dxa"/>
-          </w:tblCellMar>
-        </w:tblPrEx>
         <w:trPr>
           <w:cantSplit/>
         </w:trPr>
@@ -54623,12 +50638,6 @@
         <w:gridCol w:w="3084"/>
       </w:tblGrid>
       <w:tr>
-        <w:tblPrEx>
-          <w:tblCellMar>
-            <w:top w:w="0" w:type="dxa"/>
-            <w:bottom w:w="0" w:type="dxa"/>
-          </w:tblCellMar>
-        </w:tblPrEx>
         <w:trPr>
           <w:cantSplit/>
           <w:tblHeader/>
@@ -54722,12 +50731,6 @@
         </w:tc>
       </w:tr>
       <w:tr>
-        <w:tblPrEx>
-          <w:tblCellMar>
-            <w:top w:w="0" w:type="dxa"/>
-            <w:bottom w:w="0" w:type="dxa"/>
-          </w:tblCellMar>
-        </w:tblPrEx>
         <w:trPr>
           <w:cantSplit/>
         </w:trPr>
@@ -54808,12 +50811,6 @@
         </w:tc>
       </w:tr>
       <w:tr>
-        <w:tblPrEx>
-          <w:tblCellMar>
-            <w:top w:w="0" w:type="dxa"/>
-            <w:bottom w:w="0" w:type="dxa"/>
-          </w:tblCellMar>
-        </w:tblPrEx>
         <w:trPr>
           <w:cantSplit/>
         </w:trPr>
@@ -54894,12 +50891,6 @@
         </w:tc>
       </w:tr>
       <w:tr>
-        <w:tblPrEx>
-          <w:tblCellMar>
-            <w:top w:w="0" w:type="dxa"/>
-            <w:bottom w:w="0" w:type="dxa"/>
-          </w:tblCellMar>
-        </w:tblPrEx>
         <w:trPr>
           <w:cantSplit/>
         </w:trPr>
@@ -55142,12 +51133,6 @@
         <w:gridCol w:w="3538"/>
       </w:tblGrid>
       <w:tr>
-        <w:tblPrEx>
-          <w:tblCellMar>
-            <w:top w:w="0" w:type="dxa"/>
-            <w:bottom w:w="0" w:type="dxa"/>
-          </w:tblCellMar>
-        </w:tblPrEx>
         <w:trPr>
           <w:cantSplit/>
           <w:tblHeader/>
@@ -55241,12 +51226,6 @@
         </w:tc>
       </w:tr>
       <w:tr>
-        <w:tblPrEx>
-          <w:tblCellMar>
-            <w:top w:w="0" w:type="dxa"/>
-            <w:bottom w:w="0" w:type="dxa"/>
-          </w:tblCellMar>
-        </w:tblPrEx>
         <w:trPr>
           <w:cantSplit/>
         </w:trPr>
@@ -55343,12 +51322,6 @@
         </w:tc>
       </w:tr>
       <w:tr>
-        <w:tblPrEx>
-          <w:tblCellMar>
-            <w:top w:w="0" w:type="dxa"/>
-            <w:bottom w:w="0" w:type="dxa"/>
-          </w:tblCellMar>
-        </w:tblPrEx>
         <w:trPr>
           <w:cantSplit/>
         </w:trPr>
@@ -55429,12 +51402,6 @@
         </w:tc>
       </w:tr>
       <w:tr>
-        <w:tblPrEx>
-          <w:tblCellMar>
-            <w:top w:w="0" w:type="dxa"/>
-            <w:bottom w:w="0" w:type="dxa"/>
-          </w:tblCellMar>
-        </w:tblPrEx>
         <w:trPr>
           <w:cantSplit/>
         </w:trPr>
@@ -55515,12 +51482,6 @@
         </w:tc>
       </w:tr>
       <w:tr>
-        <w:tblPrEx>
-          <w:tblCellMar>
-            <w:top w:w="0" w:type="dxa"/>
-            <w:bottom w:w="0" w:type="dxa"/>
-          </w:tblCellMar>
-        </w:tblPrEx>
         <w:trPr>
           <w:cantSplit/>
         </w:trPr>
@@ -55619,12 +51580,6 @@
         </w:tc>
       </w:tr>
       <w:tr>
-        <w:tblPrEx>
-          <w:tblCellMar>
-            <w:top w:w="0" w:type="dxa"/>
-            <w:bottom w:w="0" w:type="dxa"/>
-          </w:tblCellMar>
-        </w:tblPrEx>
         <w:trPr>
           <w:cantSplit/>
         </w:trPr>
@@ -55705,12 +51660,6 @@
         </w:tc>
       </w:tr>
       <w:tr>
-        <w:tblPrEx>
-          <w:tblCellMar>
-            <w:top w:w="0" w:type="dxa"/>
-            <w:bottom w:w="0" w:type="dxa"/>
-          </w:tblCellMar>
-        </w:tblPrEx>
         <w:trPr>
           <w:cantSplit/>
         </w:trPr>
@@ -55814,12 +51763,6 @@
         </w:tc>
       </w:tr>
       <w:tr>
-        <w:tblPrEx>
-          <w:tblCellMar>
-            <w:top w:w="0" w:type="dxa"/>
-            <w:bottom w:w="0" w:type="dxa"/>
-          </w:tblCellMar>
-        </w:tblPrEx>
         <w:trPr>
           <w:cantSplit/>
         </w:trPr>
@@ -56166,12 +52109,6 @@
         <w:gridCol w:w="7076"/>
       </w:tblGrid>
       <w:tr>
-        <w:tblPrEx>
-          <w:tblCellMar>
-            <w:top w:w="0" w:type="dxa"/>
-            <w:bottom w:w="0" w:type="dxa"/>
-          </w:tblCellMar>
-        </w:tblPrEx>
         <w:trPr>
           <w:cantSplit/>
           <w:tblHeader/>
@@ -56236,12 +52173,6 @@
         </w:tc>
       </w:tr>
       <w:tr>
-        <w:tblPrEx>
-          <w:tblCellMar>
-            <w:top w:w="0" w:type="dxa"/>
-            <w:bottom w:w="0" w:type="dxa"/>
-          </w:tblCellMar>
-        </w:tblPrEx>
         <w:trPr>
           <w:cantSplit/>
         </w:trPr>
@@ -56314,12 +52245,6 @@
         </w:tc>
       </w:tr>
       <w:tr>
-        <w:tblPrEx>
-          <w:tblCellMar>
-            <w:top w:w="0" w:type="dxa"/>
-            <w:bottom w:w="0" w:type="dxa"/>
-          </w:tblCellMar>
-        </w:tblPrEx>
         <w:trPr>
           <w:cantSplit/>
         </w:trPr>
@@ -56420,12 +52345,6 @@
         </w:tc>
       </w:tr>
       <w:tr>
-        <w:tblPrEx>
-          <w:tblCellMar>
-            <w:top w:w="0" w:type="dxa"/>
-            <w:bottom w:w="0" w:type="dxa"/>
-          </w:tblCellMar>
-        </w:tblPrEx>
         <w:trPr>
           <w:cantSplit/>
         </w:trPr>
@@ -56481,12 +52400,6 @@
         </w:tc>
       </w:tr>
       <w:tr>
-        <w:tblPrEx>
-          <w:tblCellMar>
-            <w:top w:w="0" w:type="dxa"/>
-            <w:bottom w:w="0" w:type="dxa"/>
-          </w:tblCellMar>
-        </w:tblPrEx>
         <w:trPr>
           <w:cantSplit/>
         </w:trPr>
@@ -56918,12 +52831,6 @@
         <w:gridCol w:w="1451"/>
       </w:tblGrid>
       <w:tr>
-        <w:tblPrEx>
-          <w:tblCellMar>
-            <w:top w:w="0" w:type="dxa"/>
-            <w:bottom w:w="0" w:type="dxa"/>
-          </w:tblCellMar>
-        </w:tblPrEx>
         <w:trPr>
           <w:cantSplit/>
           <w:tblHeader/>
@@ -57017,12 +52924,6 @@
         </w:tc>
       </w:tr>
       <w:tr>
-        <w:tblPrEx>
-          <w:tblCellMar>
-            <w:top w:w="0" w:type="dxa"/>
-            <w:bottom w:w="0" w:type="dxa"/>
-          </w:tblCellMar>
-        </w:tblPrEx>
         <w:trPr>
           <w:cantSplit/>
         </w:trPr>
@@ -57103,12 +53004,6 @@
         </w:tc>
       </w:tr>
       <w:tr>
-        <w:tblPrEx>
-          <w:tblCellMar>
-            <w:top w:w="0" w:type="dxa"/>
-            <w:bottom w:w="0" w:type="dxa"/>
-          </w:tblCellMar>
-        </w:tblPrEx>
         <w:trPr>
           <w:cantSplit/>
         </w:trPr>
@@ -57189,12 +53084,6 @@
         </w:tc>
       </w:tr>
       <w:tr>
-        <w:tblPrEx>
-          <w:tblCellMar>
-            <w:top w:w="0" w:type="dxa"/>
-            <w:bottom w:w="0" w:type="dxa"/>
-          </w:tblCellMar>
-        </w:tblPrEx>
         <w:trPr>
           <w:cantSplit/>
         </w:trPr>
@@ -57275,12 +53164,6 @@
         </w:tc>
       </w:tr>
       <w:tr>
-        <w:tblPrEx>
-          <w:tblCellMar>
-            <w:top w:w="0" w:type="dxa"/>
-            <w:bottom w:w="0" w:type="dxa"/>
-          </w:tblCellMar>
-        </w:tblPrEx>
         <w:trPr>
           <w:cantSplit/>
         </w:trPr>
@@ -57361,12 +53244,6 @@
         </w:tc>
       </w:tr>
       <w:tr>
-        <w:tblPrEx>
-          <w:tblCellMar>
-            <w:top w:w="0" w:type="dxa"/>
-            <w:bottom w:w="0" w:type="dxa"/>
-          </w:tblCellMar>
-        </w:tblPrEx>
         <w:trPr>
           <w:cantSplit/>
         </w:trPr>
@@ -57447,12 +53324,6 @@
         </w:tc>
       </w:tr>
       <w:tr>
-        <w:tblPrEx>
-          <w:tblCellMar>
-            <w:top w:w="0" w:type="dxa"/>
-            <w:bottom w:w="0" w:type="dxa"/>
-          </w:tblCellMar>
-        </w:tblPrEx>
         <w:trPr>
           <w:cantSplit/>
         </w:trPr>
@@ -57533,12 +53404,6 @@
         </w:tc>
       </w:tr>
       <w:tr>
-        <w:tblPrEx>
-          <w:tblCellMar>
-            <w:top w:w="0" w:type="dxa"/>
-            <w:bottom w:w="0" w:type="dxa"/>
-          </w:tblCellMar>
-        </w:tblPrEx>
         <w:trPr>
           <w:cantSplit/>
         </w:trPr>
@@ -57619,12 +53484,6 @@
         </w:tc>
       </w:tr>
       <w:tr>
-        <w:tblPrEx>
-          <w:tblCellMar>
-            <w:top w:w="0" w:type="dxa"/>
-            <w:bottom w:w="0" w:type="dxa"/>
-          </w:tblCellMar>
-        </w:tblPrEx>
         <w:trPr>
           <w:cantSplit/>
         </w:trPr>
@@ -57705,12 +53564,6 @@
         </w:tc>
       </w:tr>
       <w:tr>
-        <w:tblPrEx>
-          <w:tblCellMar>
-            <w:top w:w="0" w:type="dxa"/>
-            <w:bottom w:w="0" w:type="dxa"/>
-          </w:tblCellMar>
-        </w:tblPrEx>
         <w:trPr>
           <w:cantSplit/>
         </w:trPr>
@@ -58169,12 +54022,6 @@
         <w:gridCol w:w="4173"/>
       </w:tblGrid>
       <w:tr>
-        <w:tblPrEx>
-          <w:tblCellMar>
-            <w:top w:w="0" w:type="dxa"/>
-            <w:bottom w:w="0" w:type="dxa"/>
-          </w:tblCellMar>
-        </w:tblPrEx>
         <w:trPr>
           <w:cantSplit/>
           <w:tblHeader/>
@@ -58268,12 +54115,6 @@
         </w:tc>
       </w:tr>
       <w:tr>
-        <w:tblPrEx>
-          <w:tblCellMar>
-            <w:top w:w="0" w:type="dxa"/>
-            <w:bottom w:w="0" w:type="dxa"/>
-          </w:tblCellMar>
-        </w:tblPrEx>
         <w:trPr>
           <w:cantSplit/>
         </w:trPr>
@@ -58354,12 +54195,6 @@
         </w:tc>
       </w:tr>
       <w:tr>
-        <w:tblPrEx>
-          <w:tblCellMar>
-            <w:top w:w="0" w:type="dxa"/>
-            <w:bottom w:w="0" w:type="dxa"/>
-          </w:tblCellMar>
-        </w:tblPrEx>
         <w:trPr>
           <w:cantSplit/>
         </w:trPr>
@@ -58440,12 +54275,6 @@
         </w:tc>
       </w:tr>
       <w:tr>
-        <w:tblPrEx>
-          <w:tblCellMar>
-            <w:top w:w="0" w:type="dxa"/>
-            <w:bottom w:w="0" w:type="dxa"/>
-          </w:tblCellMar>
-        </w:tblPrEx>
         <w:trPr>
           <w:cantSplit/>
         </w:trPr>
@@ -58526,12 +54355,6 @@
         </w:tc>
       </w:tr>
       <w:tr>
-        <w:tblPrEx>
-          <w:tblCellMar>
-            <w:top w:w="0" w:type="dxa"/>
-            <w:bottom w:w="0" w:type="dxa"/>
-          </w:tblCellMar>
-        </w:tblPrEx>
         <w:trPr>
           <w:cantSplit/>
         </w:trPr>
@@ -58612,12 +54435,6 @@
         </w:tc>
       </w:tr>
       <w:tr>
-        <w:tblPrEx>
-          <w:tblCellMar>
-            <w:top w:w="0" w:type="dxa"/>
-            <w:bottom w:w="0" w:type="dxa"/>
-          </w:tblCellMar>
-        </w:tblPrEx>
         <w:trPr>
           <w:cantSplit/>
         </w:trPr>
@@ -58698,12 +54515,6 @@
         </w:tc>
       </w:tr>
       <w:tr>
-        <w:tblPrEx>
-          <w:tblCellMar>
-            <w:top w:w="0" w:type="dxa"/>
-            <w:bottom w:w="0" w:type="dxa"/>
-          </w:tblCellMar>
-        </w:tblPrEx>
         <w:trPr>
           <w:cantSplit/>
         </w:trPr>
@@ -58784,12 +54595,6 @@
         </w:tc>
       </w:tr>
       <w:tr>
-        <w:tblPrEx>
-          <w:tblCellMar>
-            <w:top w:w="0" w:type="dxa"/>
-            <w:bottom w:w="0" w:type="dxa"/>
-          </w:tblCellMar>
-        </w:tblPrEx>
         <w:trPr>
           <w:cantSplit/>
         </w:trPr>
@@ -58870,12 +54675,6 @@
         </w:tc>
       </w:tr>
       <w:tr>
-        <w:tblPrEx>
-          <w:tblCellMar>
-            <w:top w:w="0" w:type="dxa"/>
-            <w:bottom w:w="0" w:type="dxa"/>
-          </w:tblCellMar>
-        </w:tblPrEx>
         <w:trPr>
           <w:cantSplit/>
         </w:trPr>
@@ -58956,12 +54755,6 @@
         </w:tc>
       </w:tr>
       <w:tr>
-        <w:tblPrEx>
-          <w:tblCellMar>
-            <w:top w:w="0" w:type="dxa"/>
-            <w:bottom w:w="0" w:type="dxa"/>
-          </w:tblCellMar>
-        </w:tblPrEx>
         <w:trPr>
           <w:cantSplit/>
         </w:trPr>
@@ -59042,12 +54835,6 @@
         </w:tc>
       </w:tr>
       <w:tr>
-        <w:tblPrEx>
-          <w:tblCellMar>
-            <w:top w:w="0" w:type="dxa"/>
-            <w:bottom w:w="0" w:type="dxa"/>
-          </w:tblCellMar>
-        </w:tblPrEx>
         <w:trPr>
           <w:cantSplit/>
         </w:trPr>
@@ -59128,12 +54915,6 @@
         </w:tc>
       </w:tr>
       <w:tr>
-        <w:tblPrEx>
-          <w:tblCellMar>
-            <w:top w:w="0" w:type="dxa"/>
-            <w:bottom w:w="0" w:type="dxa"/>
-          </w:tblCellMar>
-        </w:tblPrEx>
         <w:trPr>
           <w:cantSplit/>
         </w:trPr>
@@ -59214,12 +54995,6 @@
         </w:tc>
       </w:tr>
       <w:tr>
-        <w:tblPrEx>
-          <w:tblCellMar>
-            <w:top w:w="0" w:type="dxa"/>
-            <w:bottom w:w="0" w:type="dxa"/>
-          </w:tblCellMar>
-        </w:tblPrEx>
         <w:trPr>
           <w:cantSplit/>
         </w:trPr>
@@ -59300,12 +55075,6 @@
         </w:tc>
       </w:tr>
       <w:tr>
-        <w:tblPrEx>
-          <w:tblCellMar>
-            <w:top w:w="0" w:type="dxa"/>
-            <w:bottom w:w="0" w:type="dxa"/>
-          </w:tblCellMar>
-        </w:tblPrEx>
         <w:trPr>
           <w:cantSplit/>
         </w:trPr>
@@ -59386,12 +55155,6 @@
         </w:tc>
       </w:tr>
       <w:tr>
-        <w:tblPrEx>
-          <w:tblCellMar>
-            <w:top w:w="0" w:type="dxa"/>
-            <w:bottom w:w="0" w:type="dxa"/>
-          </w:tblCellMar>
-        </w:tblPrEx>
         <w:trPr>
           <w:cantSplit/>
         </w:trPr>
@@ -59472,12 +55235,6 @@
         </w:tc>
       </w:tr>
       <w:tr>
-        <w:tblPrEx>
-          <w:tblCellMar>
-            <w:top w:w="0" w:type="dxa"/>
-            <w:bottom w:w="0" w:type="dxa"/>
-          </w:tblCellMar>
-        </w:tblPrEx>
         <w:trPr>
           <w:cantSplit/>
         </w:trPr>
@@ -59558,12 +55315,6 @@
         </w:tc>
       </w:tr>
       <w:tr>
-        <w:tblPrEx>
-          <w:tblCellMar>
-            <w:top w:w="0" w:type="dxa"/>
-            <w:bottom w:w="0" w:type="dxa"/>
-          </w:tblCellMar>
-        </w:tblPrEx>
         <w:trPr>
           <w:cantSplit/>
         </w:trPr>
@@ -59644,12 +55395,6 @@
         </w:tc>
       </w:tr>
       <w:tr>
-        <w:tblPrEx>
-          <w:tblCellMar>
-            <w:top w:w="0" w:type="dxa"/>
-            <w:bottom w:w="0" w:type="dxa"/>
-          </w:tblCellMar>
-        </w:tblPrEx>
         <w:trPr>
           <w:cantSplit/>
         </w:trPr>
@@ -59730,12 +55475,6 @@
         </w:tc>
       </w:tr>
       <w:tr>
-        <w:tblPrEx>
-          <w:tblCellMar>
-            <w:top w:w="0" w:type="dxa"/>
-            <w:bottom w:w="0" w:type="dxa"/>
-          </w:tblCellMar>
-        </w:tblPrEx>
         <w:trPr>
           <w:cantSplit/>
         </w:trPr>
@@ -59816,12 +55555,6 @@
         </w:tc>
       </w:tr>
       <w:tr>
-        <w:tblPrEx>
-          <w:tblCellMar>
-            <w:top w:w="0" w:type="dxa"/>
-            <w:bottom w:w="0" w:type="dxa"/>
-          </w:tblCellMar>
-        </w:tblPrEx>
         <w:trPr>
           <w:cantSplit/>
         </w:trPr>
@@ -59902,12 +55635,6 @@
         </w:tc>
       </w:tr>
       <w:tr>
-        <w:tblPrEx>
-          <w:tblCellMar>
-            <w:top w:w="0" w:type="dxa"/>
-            <w:bottom w:w="0" w:type="dxa"/>
-          </w:tblCellMar>
-        </w:tblPrEx>
         <w:trPr>
           <w:cantSplit/>
         </w:trPr>
@@ -59988,12 +55715,6 @@
         </w:tc>
       </w:tr>
       <w:tr>
-        <w:tblPrEx>
-          <w:tblCellMar>
-            <w:top w:w="0" w:type="dxa"/>
-            <w:bottom w:w="0" w:type="dxa"/>
-          </w:tblCellMar>
-        </w:tblPrEx>
         <w:trPr>
           <w:cantSplit/>
         </w:trPr>
@@ -60074,12 +55795,6 @@
         </w:tc>
       </w:tr>
       <w:tr>
-        <w:tblPrEx>
-          <w:tblCellMar>
-            <w:top w:w="0" w:type="dxa"/>
-            <w:bottom w:w="0" w:type="dxa"/>
-          </w:tblCellMar>
-        </w:tblPrEx>
         <w:trPr>
           <w:cantSplit/>
         </w:trPr>
@@ -60160,12 +55875,6 @@
         </w:tc>
       </w:tr>
       <w:tr>
-        <w:tblPrEx>
-          <w:tblCellMar>
-            <w:top w:w="0" w:type="dxa"/>
-            <w:bottom w:w="0" w:type="dxa"/>
-          </w:tblCellMar>
-        </w:tblPrEx>
         <w:trPr>
           <w:cantSplit/>
         </w:trPr>
@@ -60623,87 +56332,7 @@
           <w:sz w:val="18"/>
           <w:szCs w:val="18"/>
         </w:rPr>
-        <w:t xml:space="preserve">  // Th</w:t>
-      </w:r>
-      <w:r>
-        <w:rPr>
-          <w:rFonts w:ascii="Courier New" w:eastAsia="Courier New" w:hAnsi="Courier New" w:cs="Courier New"/>
-          <w:sz w:val="18"/>
-          <w:szCs w:val="18"/>
-        </w:rPr>
-        <w:t>ứ</w:t>
-      </w:r>
-      <w:r>
-        <w:rPr>
-          <w:rFonts w:ascii="Courier New" w:eastAsia="Courier New" w:hAnsi="Courier New" w:cs="Courier New"/>
-          <w:sz w:val="18"/>
-          <w:szCs w:val="18"/>
-        </w:rPr>
-        <w:t xml:space="preserve"> t</w:t>
-      </w:r>
-      <w:r>
-        <w:rPr>
-          <w:rFonts w:ascii="Courier New" w:eastAsia="Courier New" w:hAnsi="Courier New" w:cs="Courier New"/>
-          <w:sz w:val="18"/>
-          <w:szCs w:val="18"/>
-        </w:rPr>
-        <w:t>ự</w:t>
-      </w:r>
-      <w:r>
-        <w:rPr>
-          <w:rFonts w:ascii="Courier New" w:eastAsia="Courier New" w:hAnsi="Courier New" w:cs="Courier New"/>
-          <w:sz w:val="18"/>
-          <w:szCs w:val="18"/>
-        </w:rPr>
-        <w:t xml:space="preserve"> bài h</w:t>
-      </w:r>
-      <w:r>
-        <w:rPr>
-          <w:rFonts w:ascii="Courier New" w:eastAsia="Courier New" w:hAnsi="Courier New" w:cs="Courier New"/>
-          <w:sz w:val="18"/>
-          <w:szCs w:val="18"/>
-        </w:rPr>
-        <w:t>ọ</w:t>
-      </w:r>
-      <w:r>
-        <w:rPr>
-          <w:rFonts w:ascii="Courier New" w:eastAsia="Courier New" w:hAnsi="Courier New" w:cs="Courier New"/>
-          <w:sz w:val="18"/>
-          <w:szCs w:val="18"/>
-        </w:rPr>
-        <w:t>c là duy nh</w:t>
-      </w:r>
-      <w:r>
-        <w:rPr>
-          <w:rFonts w:ascii="Courier New" w:eastAsia="Courier New" w:hAnsi="Courier New" w:cs="Courier New"/>
-          <w:sz w:val="18"/>
-          <w:szCs w:val="18"/>
-        </w:rPr>
-        <w:t>ấ</w:t>
-      </w:r>
-      <w:r>
-        <w:rPr>
-          <w:rFonts w:ascii="Courier New" w:eastAsia="Courier New" w:hAnsi="Courier New" w:cs="Courier New"/>
-          <w:sz w:val="18"/>
-          <w:szCs w:val="18"/>
-        </w:rPr>
-        <w:t>t trong 1 khóa -&gt; ch</w:t>
-      </w:r>
-      <w:r>
-        <w:rPr>
-          <w:rFonts w:ascii="Courier New" w:eastAsia="Courier New" w:hAnsi="Courier New" w:cs="Courier New"/>
-          <w:sz w:val="18"/>
-          <w:szCs w:val="18"/>
-        </w:rPr>
-        <w:t>ặ</w:t>
-      </w:r>
-      <w:r>
-        <w:rPr>
-          <w:rFonts w:ascii="Courier New" w:eastAsia="Courier New" w:hAnsi="Courier New" w:cs="Courier New"/>
-          <w:sz w:val="18"/>
-          <w:szCs w:val="18"/>
-        </w:rPr>
-        <w:t>n 2 bài cùng order</w:t>
+        <w:t xml:space="preserve">  // Thứ tự bài học là duy nhất trong 1 khóa -&gt; chặn 2 bài cùng order</w:t>
       </w:r>
     </w:p>
     <w:p>
@@ -60836,55 +56465,7 @@
           <w:sz w:val="18"/>
           <w:szCs w:val="18"/>
         </w:rPr>
-        <w:t xml:space="preserve">  lessonId    Int      @unique @map("lesson_id")  // 1-1: m</w:t>
-      </w:r>
-      <w:r>
-        <w:rPr>
-          <w:rFonts w:ascii="Courier New" w:eastAsia="Courier New" w:hAnsi="Courier New" w:cs="Courier New"/>
-          <w:sz w:val="18"/>
-          <w:szCs w:val="18"/>
-        </w:rPr>
-        <w:t>ỗ</w:t>
-      </w:r>
-      <w:r>
-        <w:rPr>
-          <w:rFonts w:ascii="Courier New" w:eastAsia="Courier New" w:hAnsi="Courier New" w:cs="Courier New"/>
-          <w:sz w:val="18"/>
-          <w:szCs w:val="18"/>
-        </w:rPr>
-        <w:t>i bài h</w:t>
-      </w:r>
-      <w:r>
-        <w:rPr>
-          <w:rFonts w:ascii="Courier New" w:eastAsia="Courier New" w:hAnsi="Courier New" w:cs="Courier New"/>
-          <w:sz w:val="18"/>
-          <w:szCs w:val="18"/>
-        </w:rPr>
-        <w:t>ọ</w:t>
-      </w:r>
-      <w:r>
-        <w:rPr>
-          <w:rFonts w:ascii="Courier New" w:eastAsia="Courier New" w:hAnsi="Courier New" w:cs="Courier New"/>
-          <w:sz w:val="18"/>
-          <w:szCs w:val="18"/>
-        </w:rPr>
-        <w:t>c t</w:t>
-      </w:r>
-      <w:r>
-        <w:rPr>
-          <w:rFonts w:ascii="Courier New" w:eastAsia="Courier New" w:hAnsi="Courier New" w:cs="Courier New"/>
-          <w:sz w:val="18"/>
-          <w:szCs w:val="18"/>
-        </w:rPr>
-        <w:t>ố</w:t>
-      </w:r>
-      <w:r>
-        <w:rPr>
-          <w:rFonts w:ascii="Courier New" w:eastAsia="Courier New" w:hAnsi="Courier New" w:cs="Courier New"/>
-          <w:sz w:val="18"/>
-          <w:szCs w:val="18"/>
-        </w:rPr>
-        <w:t>i đa 1 quiz</w:t>
+        <w:t xml:space="preserve">  lessonId    Int      @unique @map("lesson_id")  // 1-1: mỗi bài học tối đa 1 quiz</w:t>
       </w:r>
     </w:p>
     <w:p>
@@ -60941,39 +56522,7 @@
           <w:sz w:val="18"/>
           <w:szCs w:val="18"/>
         </w:rPr>
-        <w:t xml:space="preserve">  maxAttempts Int?     @map("max_attempts")        // null = không gi</w:t>
-      </w:r>
-      <w:r>
-        <w:rPr>
-          <w:rFonts w:ascii="Courier New" w:eastAsia="Courier New" w:hAnsi="Courier New" w:cs="Courier New"/>
-          <w:sz w:val="18"/>
-          <w:szCs w:val="18"/>
-        </w:rPr>
-        <w:t>ớ</w:t>
-      </w:r>
-      <w:r>
-        <w:rPr>
-          <w:rFonts w:ascii="Courier New" w:eastAsia="Courier New" w:hAnsi="Courier New" w:cs="Courier New"/>
-          <w:sz w:val="18"/>
-          <w:szCs w:val="18"/>
-        </w:rPr>
-        <w:t>i h</w:t>
-      </w:r>
-      <w:r>
-        <w:rPr>
-          <w:rFonts w:ascii="Courier New" w:eastAsia="Courier New" w:hAnsi="Courier New" w:cs="Courier New"/>
-          <w:sz w:val="18"/>
-          <w:szCs w:val="18"/>
-        </w:rPr>
-        <w:t>ạ</w:t>
-      </w:r>
-      <w:r>
-        <w:rPr>
-          <w:rFonts w:ascii="Courier New" w:eastAsia="Courier New" w:hAnsi="Courier New" w:cs="Courier New"/>
-          <w:sz w:val="18"/>
-          <w:szCs w:val="18"/>
-        </w:rPr>
-        <w:t>n</w:t>
+        <w:t xml:space="preserve">  maxAttempts Int?     @map("max_attempts")        // null = không giới hạn</w:t>
       </w:r>
     </w:p>
     <w:p>
@@ -61125,55 +56674,7 @@
           <w:sz w:val="18"/>
           <w:szCs w:val="18"/>
         </w:rPr>
-        <w:t xml:space="preserve">  score          Int                                  // thang 0-100, do máy ch</w:t>
-      </w:r>
-      <w:r>
-        <w:rPr>
-          <w:rFonts w:ascii="Courier New" w:eastAsia="Courier New" w:hAnsi="Courier New" w:cs="Courier New"/>
-          <w:sz w:val="18"/>
-          <w:szCs w:val="18"/>
-        </w:rPr>
-        <w:t>ủ</w:t>
-      </w:r>
-      <w:r>
-        <w:rPr>
-          <w:rFonts w:ascii="Courier New" w:eastAsia="Courier New" w:hAnsi="Courier New" w:cs="Courier New"/>
-          <w:sz w:val="18"/>
-          <w:szCs w:val="18"/>
-        </w:rPr>
-        <w:t xml:space="preserve"> t</w:t>
-      </w:r>
-      <w:r>
-        <w:rPr>
-          <w:rFonts w:ascii="Courier New" w:eastAsia="Courier New" w:hAnsi="Courier New" w:cs="Courier New"/>
-          <w:sz w:val="18"/>
-          <w:szCs w:val="18"/>
-        </w:rPr>
-        <w:t>ự</w:t>
-      </w:r>
-      <w:r>
-        <w:rPr>
-          <w:rFonts w:ascii="Courier New" w:eastAsia="Courier New" w:hAnsi="Courier New" w:cs="Courier New"/>
-          <w:sz w:val="18"/>
-          <w:szCs w:val="18"/>
-        </w:rPr>
-        <w:t xml:space="preserve"> ch</w:t>
-      </w:r>
-      <w:r>
-        <w:rPr>
-          <w:rFonts w:ascii="Courier New" w:eastAsia="Courier New" w:hAnsi="Courier New" w:cs="Courier New"/>
-          <w:sz w:val="18"/>
-          <w:szCs w:val="18"/>
-        </w:rPr>
-        <w:t>ấ</w:t>
-      </w:r>
-      <w:r>
-        <w:rPr>
-          <w:rFonts w:ascii="Courier New" w:eastAsia="Courier New" w:hAnsi="Courier New" w:cs="Courier New"/>
-          <w:sz w:val="18"/>
-          <w:szCs w:val="18"/>
-        </w:rPr>
-        <w:t>m</w:t>
+        <w:t xml:space="preserve">  score          Int                                  // thang 0-100, do máy chủ tự chấm</w:t>
       </w:r>
     </w:p>
     <w:p>
@@ -61268,55 +56769,7 @@
           <w:sz w:val="18"/>
           <w:szCs w:val="18"/>
         </w:rPr>
-        <w:t xml:space="preserve">  // Ch</w:t>
-      </w:r>
-      <w:r>
-        <w:rPr>
-          <w:rFonts w:ascii="Courier New" w:eastAsia="Courier New" w:hAnsi="Courier New" w:cs="Courier New"/>
-          <w:sz w:val="18"/>
-          <w:szCs w:val="18"/>
-        </w:rPr>
-        <w:t>ặ</w:t>
-      </w:r>
-      <w:r>
-        <w:rPr>
-          <w:rFonts w:ascii="Courier New" w:eastAsia="Courier New" w:hAnsi="Courier New" w:cs="Courier New"/>
-          <w:sz w:val="18"/>
-          <w:szCs w:val="18"/>
-        </w:rPr>
-        <w:t>n n</w:t>
-      </w:r>
-      <w:r>
-        <w:rPr>
-          <w:rFonts w:ascii="Courier New" w:eastAsia="Courier New" w:hAnsi="Courier New" w:cs="Courier New"/>
-          <w:sz w:val="18"/>
-          <w:szCs w:val="18"/>
-        </w:rPr>
-        <w:t>ộ</w:t>
-      </w:r>
-      <w:r>
-        <w:rPr>
-          <w:rFonts w:ascii="Courier New" w:eastAsia="Courier New" w:hAnsi="Courier New" w:cs="Courier New"/>
-          <w:sz w:val="18"/>
-          <w:szCs w:val="18"/>
-        </w:rPr>
-        <w:t>p trùng cùng 1 lư</w:t>
-      </w:r>
-      <w:r>
-        <w:rPr>
-          <w:rFonts w:ascii="Courier New" w:eastAsia="Courier New" w:hAnsi="Courier New" w:cs="Courier New"/>
-          <w:sz w:val="18"/>
-          <w:szCs w:val="18"/>
-        </w:rPr>
-        <w:t>ợ</w:t>
-      </w:r>
-      <w:r>
-        <w:rPr>
-          <w:rFonts w:ascii="Courier New" w:eastAsia="Courier New" w:hAnsi="Courier New" w:cs="Courier New"/>
-          <w:sz w:val="18"/>
-          <w:szCs w:val="18"/>
-        </w:rPr>
-        <w:t>t làm bài</w:t>
+        <w:t xml:space="preserve">  // Chặn nộp trùng cùng 1 lượt làm bài</w:t>
       </w:r>
     </w:p>
     <w:p>
@@ -61433,55 +56886,7 @@
           <w:sz w:val="18"/>
           <w:szCs w:val="18"/>
         </w:rPr>
-        <w:t># 1) Cơ s</w:t>
-      </w:r>
-      <w:r>
-        <w:rPr>
-          <w:rFonts w:ascii="Courier New" w:eastAsia="Courier New" w:hAnsi="Courier New" w:cs="Courier New"/>
-          <w:sz w:val="18"/>
-          <w:szCs w:val="18"/>
-        </w:rPr>
-        <w:t>ở</w:t>
-      </w:r>
-      <w:r>
-        <w:rPr>
-          <w:rFonts w:ascii="Courier New" w:eastAsia="Courier New" w:hAnsi="Courier New" w:cs="Courier New"/>
-          <w:sz w:val="18"/>
-          <w:szCs w:val="18"/>
-        </w:rPr>
-        <w:t xml:space="preserve"> d</w:t>
-      </w:r>
-      <w:r>
-        <w:rPr>
-          <w:rFonts w:ascii="Courier New" w:eastAsia="Courier New" w:hAnsi="Courier New" w:cs="Courier New"/>
-          <w:sz w:val="18"/>
-          <w:szCs w:val="18"/>
-        </w:rPr>
-        <w:t>ữ</w:t>
-      </w:r>
-      <w:r>
-        <w:rPr>
-          <w:rFonts w:ascii="Courier New" w:eastAsia="Courier New" w:hAnsi="Courier New" w:cs="Courier New"/>
-          <w:sz w:val="18"/>
-          <w:szCs w:val="18"/>
-        </w:rPr>
-        <w:t xml:space="preserve"> li</w:t>
-      </w:r>
-      <w:r>
-        <w:rPr>
-          <w:rFonts w:ascii="Courier New" w:eastAsia="Courier New" w:hAnsi="Courier New" w:cs="Courier New"/>
-          <w:sz w:val="18"/>
-          <w:szCs w:val="18"/>
-        </w:rPr>
-        <w:t>ệ</w:t>
-      </w:r>
-      <w:r>
-        <w:rPr>
-          <w:rFonts w:ascii="Courier New" w:eastAsia="Courier New" w:hAnsi="Courier New" w:cs="Courier New"/>
-          <w:sz w:val="18"/>
-          <w:szCs w:val="18"/>
-        </w:rPr>
-        <w:t>u</w:t>
+        <w:t># 1) Cơ sở dữ liệu</w:t>
       </w:r>
     </w:p>
     <w:p>
@@ -61500,23 +56905,7 @@
           <w:sz w:val="18"/>
           <w:szCs w:val="18"/>
         </w:rPr>
-        <w:t>docker compose up -d              # PostgreSQL c</w:t>
-      </w:r>
-      <w:r>
-        <w:rPr>
-          <w:rFonts w:ascii="Courier New" w:eastAsia="Courier New" w:hAnsi="Courier New" w:cs="Courier New"/>
-          <w:sz w:val="18"/>
-          <w:szCs w:val="18"/>
-        </w:rPr>
-        <w:t>ổ</w:t>
-      </w:r>
-      <w:r>
-        <w:rPr>
-          <w:rFonts w:ascii="Courier New" w:eastAsia="Courier New" w:hAnsi="Courier New" w:cs="Courier New"/>
-          <w:sz w:val="18"/>
-          <w:szCs w:val="18"/>
-        </w:rPr>
-        <w:t>ng 5433, Adminer 8080</w:t>
+        <w:t>docker compose up -d              # PostgreSQL cổng 5433, Adminer 8080</w:t>
       </w:r>
     </w:p>
     <w:p>
@@ -61554,15 +56943,7 @@
           <w:sz w:val="18"/>
           <w:szCs w:val="18"/>
         </w:rPr>
-        <w:t># 2) Máy ch</w:t>
-      </w:r>
-      <w:r>
-        <w:rPr>
-          <w:rFonts w:ascii="Courier New" w:eastAsia="Courier New" w:hAnsi="Courier New" w:cs="Courier New"/>
-          <w:sz w:val="18"/>
-          <w:szCs w:val="18"/>
-        </w:rPr>
-        <w:t>ủ</w:t>
+        <w:t># 2) Máy chủ</w:t>
       </w:r>
     </w:p>
     <w:p>
@@ -61714,23 +57095,7 @@
           <w:sz w:val="18"/>
           <w:szCs w:val="18"/>
         </w:rPr>
-        <w:t># 3) Giao di</w:t>
-      </w:r>
-      <w:r>
-        <w:rPr>
-          <w:rFonts w:ascii="Courier New" w:eastAsia="Courier New" w:hAnsi="Courier New" w:cs="Courier New"/>
-          <w:sz w:val="18"/>
-          <w:szCs w:val="18"/>
-        </w:rPr>
-        <w:t>ệ</w:t>
-      </w:r>
-      <w:r>
-        <w:rPr>
-          <w:rFonts w:ascii="Courier New" w:eastAsia="Courier New" w:hAnsi="Courier New" w:cs="Courier New"/>
-          <w:sz w:val="18"/>
-          <w:szCs w:val="18"/>
-        </w:rPr>
-        <w:t>n</w:t>
+        <w:t># 3) Giao diện</w:t>
       </w:r>
     </w:p>
     <w:p>
@@ -61896,12 +57261,6 @@
         <w:gridCol w:w="3085"/>
       </w:tblGrid>
       <w:tr>
-        <w:tblPrEx>
-          <w:tblCellMar>
-            <w:top w:w="0" w:type="dxa"/>
-            <w:bottom w:w="0" w:type="dxa"/>
-          </w:tblCellMar>
-        </w:tblPrEx>
         <w:trPr>
           <w:cantSplit/>
           <w:tblHeader/>
@@ -61995,12 +57354,6 @@
         </w:tc>
       </w:tr>
       <w:tr>
-        <w:tblPrEx>
-          <w:tblCellMar>
-            <w:top w:w="0" w:type="dxa"/>
-            <w:bottom w:w="0" w:type="dxa"/>
-          </w:tblCellMar>
-        </w:tblPrEx>
         <w:trPr>
           <w:cantSplit/>
         </w:trPr>
@@ -62082,12 +57435,6 @@
         </w:tc>
       </w:tr>
       <w:tr>
-        <w:tblPrEx>
-          <w:tblCellMar>
-            <w:top w:w="0" w:type="dxa"/>
-            <w:bottom w:w="0" w:type="dxa"/>
-          </w:tblCellMar>
-        </w:tblPrEx>
         <w:trPr>
           <w:cantSplit/>
         </w:trPr>
@@ -62169,12 +57516,6 @@
         </w:tc>
       </w:tr>
       <w:tr>
-        <w:tblPrEx>
-          <w:tblCellMar>
-            <w:top w:w="0" w:type="dxa"/>
-            <w:bottom w:w="0" w:type="dxa"/>
-          </w:tblCellMar>
-        </w:tblPrEx>
         <w:trPr>
           <w:cantSplit/>
         </w:trPr>
@@ -62256,12 +57597,6 @@
         </w:tc>
       </w:tr>
       <w:tr>
-        <w:tblPrEx>
-          <w:tblCellMar>
-            <w:top w:w="0" w:type="dxa"/>
-            <w:bottom w:w="0" w:type="dxa"/>
-          </w:tblCellMar>
-        </w:tblPrEx>
         <w:trPr>
           <w:cantSplit/>
         </w:trPr>
@@ -62343,12 +57678,6 @@
         </w:tc>
       </w:tr>
       <w:tr>
-        <w:tblPrEx>
-          <w:tblCellMar>
-            <w:top w:w="0" w:type="dxa"/>
-            <w:bottom w:w="0" w:type="dxa"/>
-          </w:tblCellMar>
-        </w:tblPrEx>
         <w:trPr>
           <w:cantSplit/>
         </w:trPr>
@@ -62518,12 +57847,6 @@
         <w:gridCol w:w="5262"/>
       </w:tblGrid>
       <w:tr>
-        <w:tblPrEx>
-          <w:tblCellMar>
-            <w:top w:w="0" w:type="dxa"/>
-            <w:bottom w:w="0" w:type="dxa"/>
-          </w:tblCellMar>
-        </w:tblPrEx>
         <w:trPr>
           <w:cantSplit/>
           <w:tblHeader/>
@@ -62588,12 +57911,6 @@
         </w:tc>
       </w:tr>
       <w:tr>
-        <w:tblPrEx>
-          <w:tblCellMar>
-            <w:top w:w="0" w:type="dxa"/>
-            <w:bottom w:w="0" w:type="dxa"/>
-          </w:tblCellMar>
-        </w:tblPrEx>
         <w:trPr>
           <w:cantSplit/>
         </w:trPr>
@@ -62650,12 +57967,6 @@
         </w:tc>
       </w:tr>
       <w:tr>
-        <w:tblPrEx>
-          <w:tblCellMar>
-            <w:top w:w="0" w:type="dxa"/>
-            <w:bottom w:w="0" w:type="dxa"/>
-          </w:tblCellMar>
-        </w:tblPrEx>
         <w:trPr>
           <w:cantSplit/>
         </w:trPr>
@@ -62712,12 +58023,6 @@
         </w:tc>
       </w:tr>
       <w:tr>
-        <w:tblPrEx>
-          <w:tblCellMar>
-            <w:top w:w="0" w:type="dxa"/>
-            <w:bottom w:w="0" w:type="dxa"/>
-          </w:tblCellMar>
-        </w:tblPrEx>
         <w:trPr>
           <w:cantSplit/>
         </w:trPr>
@@ -62774,12 +58079,6 @@
         </w:tc>
       </w:tr>
       <w:tr>
-        <w:tblPrEx>
-          <w:tblCellMar>
-            <w:top w:w="0" w:type="dxa"/>
-            <w:bottom w:w="0" w:type="dxa"/>
-          </w:tblCellMar>
-        </w:tblPrEx>
         <w:trPr>
           <w:cantSplit/>
         </w:trPr>
@@ -62845,12 +58144,6 @@
         </w:tc>
       </w:tr>
       <w:tr>
-        <w:tblPrEx>
-          <w:tblCellMar>
-            <w:top w:w="0" w:type="dxa"/>
-            <w:bottom w:w="0" w:type="dxa"/>
-          </w:tblCellMar>
-        </w:tblPrEx>
         <w:trPr>
           <w:cantSplit/>
         </w:trPr>
@@ -62907,12 +58200,6 @@
         </w:tc>
       </w:tr>
       <w:tr>
-        <w:tblPrEx>
-          <w:tblCellMar>
-            <w:top w:w="0" w:type="dxa"/>
-            <w:bottom w:w="0" w:type="dxa"/>
-          </w:tblCellMar>
-        </w:tblPrEx>
         <w:trPr>
           <w:cantSplit/>
         </w:trPr>
@@ -62969,12 +58256,6 @@
         </w:tc>
       </w:tr>
       <w:tr>
-        <w:tblPrEx>
-          <w:tblCellMar>
-            <w:top w:w="0" w:type="dxa"/>
-            <w:bottom w:w="0" w:type="dxa"/>
-          </w:tblCellMar>
-        </w:tblPrEx>
         <w:trPr>
           <w:cantSplit/>
         </w:trPr>
@@ -63091,12 +58372,6 @@
         <w:gridCol w:w="2721"/>
       </w:tblGrid>
       <w:tr>
-        <w:tblPrEx>
-          <w:tblCellMar>
-            <w:top w:w="0" w:type="dxa"/>
-            <w:bottom w:w="0" w:type="dxa"/>
-          </w:tblCellMar>
-        </w:tblPrEx>
         <w:trPr>
           <w:cantSplit/>
           <w:tblHeader/>
@@ -63219,12 +58494,6 @@
         </w:tc>
       </w:tr>
       <w:tr>
-        <w:tblPrEx>
-          <w:tblCellMar>
-            <w:top w:w="0" w:type="dxa"/>
-            <w:bottom w:w="0" w:type="dxa"/>
-          </w:tblCellMar>
-        </w:tblPrEx>
         <w:trPr>
           <w:cantSplit/>
         </w:trPr>
@@ -63330,12 +58599,6 @@
         </w:tc>
       </w:tr>
       <w:tr>
-        <w:tblPrEx>
-          <w:tblCellMar>
-            <w:top w:w="0" w:type="dxa"/>
-            <w:bottom w:w="0" w:type="dxa"/>
-          </w:tblCellMar>
-        </w:tblPrEx>
         <w:trPr>
           <w:cantSplit/>
         </w:trPr>
@@ -63457,12 +58720,6 @@
         </w:tc>
       </w:tr>
       <w:tr>
-        <w:tblPrEx>
-          <w:tblCellMar>
-            <w:top w:w="0" w:type="dxa"/>
-            <w:bottom w:w="0" w:type="dxa"/>
-          </w:tblCellMar>
-        </w:tblPrEx>
         <w:trPr>
           <w:cantSplit/>
         </w:trPr>
@@ -63568,12 +58825,6 @@
         </w:tc>
       </w:tr>
       <w:tr>
-        <w:tblPrEx>
-          <w:tblCellMar>
-            <w:top w:w="0" w:type="dxa"/>
-            <w:bottom w:w="0" w:type="dxa"/>
-          </w:tblCellMar>
-        </w:tblPrEx>
         <w:trPr>
           <w:cantSplit/>
         </w:trPr>
@@ -63695,12 +58946,6 @@
         </w:tc>
       </w:tr>
       <w:tr>
-        <w:tblPrEx>
-          <w:tblCellMar>
-            <w:top w:w="0" w:type="dxa"/>
-            <w:bottom w:w="0" w:type="dxa"/>
-          </w:tblCellMar>
-        </w:tblPrEx>
         <w:trPr>
           <w:cantSplit/>
         </w:trPr>
@@ -63806,12 +59051,6 @@
         </w:tc>
       </w:tr>
       <w:tr>
-        <w:tblPrEx>
-          <w:tblCellMar>
-            <w:top w:w="0" w:type="dxa"/>
-            <w:bottom w:w="0" w:type="dxa"/>
-          </w:tblCellMar>
-        </w:tblPrEx>
         <w:trPr>
           <w:cantSplit/>
         </w:trPr>
@@ -63933,12 +59172,6 @@
         </w:tc>
       </w:tr>
       <w:tr>
-        <w:tblPrEx>
-          <w:tblCellMar>
-            <w:top w:w="0" w:type="dxa"/>
-            <w:bottom w:w="0" w:type="dxa"/>
-          </w:tblCellMar>
-        </w:tblPrEx>
         <w:trPr>
           <w:cantSplit/>
         </w:trPr>

--- a/docs/BAO-CAO-DO-AN-LearnQuiz.docx
+++ b/docs/BAO-CAO-DO-AN-LearnQuiz.docx
@@ -16017,7 +16017,7 @@
                 <w:sz w:val="24"/>
                 <w:szCs w:val="24"/>
               </w:rPr>
-              <w:t>161 tệp</w:t>
+              <w:t>162 tệp</w:t>
             </w:r>
           </w:p>
         </w:tc>
@@ -16127,7 +16127,7 @@
                 <w:sz w:val="24"/>
                 <w:szCs w:val="24"/>
               </w:rPr>
-              <w:t>6.174 dòng / 52 tệp</w:t>
+              <w:t>6.215 dòng / 52 tệp</w:t>
             </w:r>
           </w:p>
         </w:tc>
@@ -16182,7 +16182,7 @@
                 <w:sz w:val="24"/>
                 <w:szCs w:val="24"/>
               </w:rPr>
-              <w:t>1.993 dòng / 18 tệp</w:t>
+              <w:t>2.078 dòng / 18 tệp</w:t>
             </w:r>
           </w:p>
         </w:tc>
